--- a/docs/课程设计报告书.docx
+++ b/docs/课程设计报告书.docx
@@ -148,7 +148,7 @@
         <w:ind w:firstLine="480"/>
       </w:pPr>
       <w:r>
-        <w:t>1. YOLO 目标检测技术成熟：YOLOv8 是当前业界广泛使用的实时目标检测框架，在 COCO 数据集上 person 类别的 mAP 超过 50%，推理速度在 CPU 上可达 30+ FPS，满足实时监控需求。基于 YOLOv8n 进行迁移学习训练火焰/烟雾检测模型，满足"训练算法"要求。</w:t>
+        <w:t>1. YOLO 目标检测技术成熟：YOLOv8 是当前业界广泛使用的实时目标检测框架，在 COCO 数据集上 person 类别的 mAP 超过 50%，YOLOv8n 单人模型在 CPU 上可达 30+ FPS；双模型（人员+火焰）+ 人脸识别综合帧率约 8-15 FPS，满足实时监控需求。</w:t>
       </w:r>
     </w:p>
     <w:p>
@@ -394,7 +394,7 @@
         <w:ind w:firstLine="480"/>
       </w:pPr>
       <w:r>
-        <w:t>3. 陌生人识别：人员检测不仅识别"有没有人"，还通过 OpenCV LBPH 人脸识别器区分家庭成员与陌生人，仅陌生人才触发报警。</w:t>
+        <w:t>3. 陌生人识别：人员检测不仅识别"有没有人"，还通过 DeepFace ArcFace 人脸识别（512 维特征 + 余弦距离）区分家庭成员与陌生人，仅陌生人才触发报警。</w:t>
       </w:r>
     </w:p>
     <w:p>
@@ -442,6 +442,45 @@
         <w:t>1.4 项目风险</w:t>
       </w:r>
     </w:p>
+    <w:p>
+      <w:pPr>
+        <w:jc w:val="center"/>
+      </w:pPr>
+      <w:r>
+        <w:drawing>
+          <wp:inline xmlns:a="http://schemas.openxmlformats.org/drawingml/2006/main" xmlns:pic="http://schemas.openxmlformats.org/drawingml/2006/picture">
+            <wp:extent cx="4572000" cy="3657600"/>
+            <wp:docPr id="1" name="Picture 1"/>
+            <wp:cNvGraphicFramePr>
+              <a:graphicFrameLocks noChangeAspect="1"/>
+            </wp:cNvGraphicFramePr>
+            <a:graphic>
+              <a:graphicData uri="http://schemas.openxmlformats.org/drawingml/2006/picture">
+                <pic:pic>
+                  <pic:nvPicPr>
+                    <pic:cNvPr id="0" name="risk_matrix.png"/>
+                    <pic:cNvPicPr/>
+                  </pic:nvPicPr>
+                  <pic:blipFill>
+                    <a:blip r:embed="rId9"/>
+                    <a:stretch>
+                      <a:fillRect/>
+                    </a:stretch>
+                  </pic:blipFill>
+                  <pic:spPr>
+                    <a:xfrm>
+                      <a:off x="0" y="0"/>
+                      <a:ext cx="4572000" cy="3657600"/>
+                    </a:xfrm>
+                    <a:prstGeom prst="rect"/>
+                  </pic:spPr>
+                </pic:pic>
+              </a:graphicData>
+            </a:graphic>
+          </wp:inline>
+        </w:drawing>
+      </w:r>
+    </w:p>
     <w:tbl>
       <w:tblPr>
         <w:tblStyle w:val="TableGrid"/>
@@ -592,7 +631,7 @@
                 <w:rFonts w:ascii="SimSun" w:hAnsi="SimSun" w:eastAsia="SimSun"/>
                 <w:sz w:val="21"/>
               </w:rPr>
-              <w:t>提高置信度阈值至 0.8；限制仅检测 fire 和 fire-smoke 类别；后续可替换更精准的模型</w:t>
+              <w:t>提高置信度阈值至 0.8；限制仅检测 fire 和 smoke 类别；后续可替换更精准的模型</w:t>
             </w:r>
           </w:p>
         </w:tc>
@@ -1432,7 +1471,7 @@
         <w:ind w:firstLine="480"/>
       </w:pPr>
       <w:r>
-        <w:t>4. 模型精度约束：火焰检测模型为自训练模型（mAP50=0.765），对极端场景（强反光、远距离小火焰）检测能力有限；陌生人识别依赖LBPH算法，对光照变化和大角度侧脸识别有限。</w:t>
+        <w:t>4. 模型精度约束：火焰检测模型为自训练模型（mAP50=0.930），对极端场景（强反光、远距离小火焰）检测能力有限；陌生人识别依赖 ArcFace 512维特征比对，对极端遮挡和大角度侧脸识别有限。</w:t>
       </w:r>
     </w:p>
     <w:p>
@@ -2466,7 +2505,7 @@
                 <w:rFonts w:ascii="SimSun" w:hAnsi="SimSun" w:eastAsia="SimSun"/>
                 <w:sz w:val="21"/>
               </w:rPr>
-              <w:t>≥ 15 FPS</w:t>
+              <w:t>≥ 8 FPS</w:t>
             </w:r>
           </w:p>
         </w:tc>
@@ -2481,7 +2520,7 @@
                 <w:rFonts w:ascii="SimSun" w:hAnsi="SimSun" w:eastAsia="SimSun"/>
                 <w:sz w:val="21"/>
               </w:rPr>
-              <w:t>15-30 FPS（取决于 CPU 性能）</w:t>
+              <w:t>8-15 FPS（取决于 CPU 性能，含双模型推理开销）</w:t>
             </w:r>
           </w:p>
         </w:tc>
@@ -2653,7 +2692,7 @@
         <w:ind w:firstLine="480"/>
       </w:pPr>
       <w:r>
-        <w:t>3. 所有第三方模型文件在本地加载运行，不向外部发送视频数据。</w:t>
+        <w:t>3. 所有模型文件在本地加载运行，不向外部发送视频数据。</w:t>
       </w:r>
     </w:p>
     <w:p>
@@ -2777,7 +2816,7 @@
                 <w:rFonts w:ascii="SimSun" w:hAnsi="SimSun" w:eastAsia="SimSun"/>
                 <w:sz w:val="21"/>
               </w:rPr>
-              <w:t>仅修改 `src/models/yolo_detector.py`</w:t>
+              <w:t>仅修改`src/models/yolo_detector.py`</w:t>
             </w:r>
           </w:p>
         </w:tc>
@@ -2905,7 +2944,7 @@
                 <w:rFonts w:ascii="SimSun" w:hAnsi="SimSun" w:eastAsia="SimSun"/>
                 <w:sz w:val="21"/>
               </w:rPr>
-              <w:t>新增 `config.yaml` 读取模块，替代硬编码常量</w:t>
+              <w:t>新增`config.yaml` 读取模块，替代硬编码常量</w:t>
             </w:r>
           </w:p>
         </w:tc>
@@ -2962,6 +3001,45 @@
         <w:t>5、项目进度安排</w:t>
       </w:r>
     </w:p>
+    <w:p>
+      <w:pPr>
+        <w:jc w:val="center"/>
+      </w:pPr>
+      <w:r>
+        <w:drawing>
+          <wp:inline xmlns:a="http://schemas.openxmlformats.org/drawingml/2006/main" xmlns:pic="http://schemas.openxmlformats.org/drawingml/2006/picture">
+            <wp:extent cx="5029200" cy="1873120"/>
+            <wp:docPr id="2" name="Picture 2"/>
+            <wp:cNvGraphicFramePr>
+              <a:graphicFrameLocks noChangeAspect="1"/>
+            </wp:cNvGraphicFramePr>
+            <a:graphic>
+              <a:graphicData uri="http://schemas.openxmlformats.org/drawingml/2006/picture">
+                <pic:pic>
+                  <pic:nvPicPr>
+                    <pic:cNvPr id="0" name="mermaid_109.png"/>
+                    <pic:cNvPicPr/>
+                  </pic:nvPicPr>
+                  <pic:blipFill>
+                    <a:blip r:embed="rId10"/>
+                    <a:stretch>
+                      <a:fillRect/>
+                    </a:stretch>
+                  </pic:blipFill>
+                  <pic:spPr>
+                    <a:xfrm>
+                      <a:off x="0" y="0"/>
+                      <a:ext cx="5029200" cy="1873120"/>
+                    </a:xfrm>
+                    <a:prstGeom prst="rect"/>
+                  </pic:spPr>
+                </pic:pic>
+              </a:graphicData>
+            </a:graphic>
+          </wp:inline>
+        </w:drawing>
+      </w:r>
+    </w:p>
     <w:tbl>
       <w:tblPr>
         <w:tblStyle w:val="TableGrid"/>
@@ -3176,7 +3254,7 @@
                 <w:rFonts w:ascii="SimSun" w:hAnsi="SimSun" w:eastAsia="SimSun"/>
                 <w:sz w:val="21"/>
               </w:rPr>
-              <w:t>核心开发</w:t>
+              <w:t>模型训练</w:t>
             </w:r>
           </w:p>
         </w:tc>
@@ -3191,7 +3269,7 @@
                 <w:rFonts w:ascii="SimSun" w:hAnsi="SimSun" w:eastAsia="SimSun"/>
                 <w:sz w:val="21"/>
               </w:rPr>
-              <w:t>第 3-4 周</w:t>
+              <w:t>第 3 周</w:t>
             </w:r>
           </w:p>
         </w:tc>
@@ -3206,7 +3284,7 @@
                 <w:rFonts w:ascii="SimSun" w:hAnsi="SimSun" w:eastAsia="SimSun"/>
                 <w:sz w:val="21"/>
               </w:rPr>
-              <w:t>实现 YOLO 检测模块、报警防抖、数据库管理</w:t>
+              <w:t>Home-fire 数据集准备、YOLOv8n 迁移学习训练</w:t>
             </w:r>
           </w:p>
         </w:tc>
@@ -3221,7 +3299,7 @@
                 <w:rFonts w:ascii="SimSun" w:hAnsi="SimSun" w:eastAsia="SimSun"/>
                 <w:sz w:val="21"/>
               </w:rPr>
-              <w:t>可运行的 CLI 版本</w:t>
+              <w:t>训练结果 + best.pt</w:t>
             </w:r>
           </w:p>
         </w:tc>
@@ -3238,7 +3316,7 @@
                 <w:rFonts w:ascii="SimSun" w:hAnsi="SimSun" w:eastAsia="SimSun"/>
                 <w:sz w:val="21"/>
               </w:rPr>
-              <w:t>GUI 开发</w:t>
+              <w:t>核心开发</w:t>
             </w:r>
           </w:p>
         </w:tc>
@@ -3253,7 +3331,7 @@
                 <w:rFonts w:ascii="SimSun" w:hAnsi="SimSun" w:eastAsia="SimSun"/>
                 <w:sz w:val="21"/>
               </w:rPr>
-              <w:t>第 5 周</w:t>
+              <w:t>第 4-5 周</w:t>
             </w:r>
           </w:p>
         </w:tc>
@@ -3268,7 +3346,7 @@
                 <w:rFonts w:ascii="SimSun" w:hAnsi="SimSun" w:eastAsia="SimSun"/>
                 <w:sz w:val="21"/>
               </w:rPr>
-              <w:t>实现 tkinter 图形界面，集成视频面板、状态栏、历史列表</w:t>
+              <w:t>实现 YOLO 检测模块、报警防抖、数据库管理</w:t>
             </w:r>
           </w:p>
         </w:tc>
@@ -3283,7 +3361,7 @@
                 <w:rFonts w:ascii="SimSun" w:hAnsi="SimSun" w:eastAsia="SimSun"/>
                 <w:sz w:val="21"/>
               </w:rPr>
-              <w:t>可运行的 GUI 版本</w:t>
+              <w:t>可运行的 CLI 版本</w:t>
             </w:r>
           </w:p>
         </w:tc>
@@ -3300,7 +3378,7 @@
                 <w:rFonts w:ascii="SimSun" w:hAnsi="SimSun" w:eastAsia="SimSun"/>
                 <w:sz w:val="21"/>
               </w:rPr>
-              <w:t>测试优化</w:t>
+              <w:t>GUI 开发</w:t>
             </w:r>
           </w:p>
         </w:tc>
@@ -3330,7 +3408,7 @@
                 <w:rFonts w:ascii="SimSun" w:hAnsi="SimSun" w:eastAsia="SimSun"/>
                 <w:sz w:val="21"/>
               </w:rPr>
-              <w:t>单元测试、集成测试、调节置信度/阈值参数</w:t>
+              <w:t>实现 tkinter 图形界面，集成视频面板、状态栏、历史列表</w:t>
             </w:r>
           </w:p>
         </w:tc>
@@ -3345,7 +3423,7 @@
                 <w:rFonts w:ascii="SimSun" w:hAnsi="SimSun" w:eastAsia="SimSun"/>
                 <w:sz w:val="21"/>
               </w:rPr>
-              <w:t>测试文档 + 稳定版本</w:t>
+              <w:t>可运行的 GUI 版本</w:t>
             </w:r>
           </w:p>
         </w:tc>
@@ -3362,7 +3440,7 @@
                 <w:rFonts w:ascii="SimSun" w:hAnsi="SimSun" w:eastAsia="SimSun"/>
                 <w:sz w:val="21"/>
               </w:rPr>
-              <w:t>文档撰写</w:t>
+              <w:t>测试优化</w:t>
             </w:r>
           </w:p>
         </w:tc>
@@ -3392,7 +3470,7 @@
                 <w:rFonts w:ascii="SimSun" w:hAnsi="SimSun" w:eastAsia="SimSun"/>
                 <w:sz w:val="21"/>
               </w:rPr>
-              <w:t>编写课程设计报告、测试文档、设计文档</w:t>
+              <w:t>单元测试、集成测试、调节置信度/阈值参数</w:t>
             </w:r>
           </w:p>
         </w:tc>
@@ -3407,7 +3485,7 @@
                 <w:rFonts w:ascii="SimSun" w:hAnsi="SimSun" w:eastAsia="SimSun"/>
                 <w:sz w:val="21"/>
               </w:rPr>
-              <w:t>全套文档</w:t>
+              <w:t>测试文档 + 稳定版本</w:t>
             </w:r>
           </w:p>
         </w:tc>
@@ -3424,7 +3502,7 @@
                 <w:rFonts w:ascii="SimSun" w:hAnsi="SimSun" w:eastAsia="SimSun"/>
                 <w:sz w:val="21"/>
               </w:rPr>
-              <w:t>答辩准备</w:t>
+              <w:t>文档撰写</w:t>
             </w:r>
           </w:p>
         </w:tc>
@@ -3439,7 +3517,7 @@
                 <w:rFonts w:ascii="SimSun" w:hAnsi="SimSun" w:eastAsia="SimSun"/>
                 <w:sz w:val="21"/>
               </w:rPr>
-              <w:t>第 8 周</w:t>
+              <w:t>第 8 周前</w:t>
             </w:r>
           </w:p>
         </w:tc>
@@ -3454,7 +3532,69 @@
                 <w:rFonts w:ascii="SimSun" w:hAnsi="SimSun" w:eastAsia="SimSun"/>
                 <w:sz w:val="21"/>
               </w:rPr>
-              <w:t>准备演示 PPT，模拟答辩</w:t>
+              <w:t>编写课程设计报告、测试文档、设计文档</w:t>
+            </w:r>
+          </w:p>
+        </w:tc>
+        <w:tc>
+          <w:tcPr>
+            <w:tcW w:type="dxa" w:w="2239"/>
+          </w:tcPr>
+          <w:p>
+            <w:r/>
+            <w:r>
+              <w:rPr>
+                <w:rFonts w:ascii="SimSun" w:hAnsi="SimSun" w:eastAsia="SimSun"/>
+                <w:sz w:val="21"/>
+              </w:rPr>
+              <w:t>全套文档</w:t>
+            </w:r>
+          </w:p>
+        </w:tc>
+      </w:tr>
+      <w:tr>
+        <w:tc>
+          <w:tcPr>
+            <w:tcW w:type="dxa" w:w="2239"/>
+          </w:tcPr>
+          <w:p>
+            <w:r/>
+            <w:r>
+              <w:rPr>
+                <w:rFonts w:ascii="SimSun" w:hAnsi="SimSun" w:eastAsia="SimSun"/>
+                <w:sz w:val="21"/>
+              </w:rPr>
+              <w:t>答辩准备</w:t>
+            </w:r>
+          </w:p>
+        </w:tc>
+        <w:tc>
+          <w:tcPr>
+            <w:tcW w:type="dxa" w:w="2239"/>
+          </w:tcPr>
+          <w:p>
+            <w:r/>
+            <w:r>
+              <w:rPr>
+                <w:rFonts w:ascii="SimSun" w:hAnsi="SimSun" w:eastAsia="SimSun"/>
+                <w:sz w:val="21"/>
+              </w:rPr>
+              <w:t>第 8 周后</w:t>
+            </w:r>
+          </w:p>
+        </w:tc>
+        <w:tc>
+          <w:tcPr>
+            <w:tcW w:type="dxa" w:w="2239"/>
+          </w:tcPr>
+          <w:p>
+            <w:r/>
+            <w:r>
+              <w:rPr>
+                <w:rFonts w:ascii="SimSun" w:hAnsi="SimSun" w:eastAsia="SimSun"/>
+                <w:sz w:val="21"/>
+              </w:rPr>
+              <w:t>汇报答辩</w:t>
             </w:r>
           </w:p>
         </w:tc>
@@ -3689,7 +3829,46 @@
         <w:ind w:firstLine="480"/>
       </w:pPr>
       <w:r>
-        <w:t>课程课题要求"结合AI分析，训练算法"，因此火焰/烟雾检测模型需通过自训练获得，而非仅使用第三方预训练模型做推理。本项目采用 YOLOv8n 作为基础模型，在火焰/烟雾数据集上进行迁移学习（Fine-tuning），训练出专用的 fire_model.pt。</w:t>
+        <w:t>课程课题要求"结合AI分析，训练算法"，因此火焰/烟雾检测模型需通过自训练获得，而非仅使用通用预训练模型做推理。本项目采用 YOLOv8n 作为基础模型，在 Home-fire 室内家庭火灾数据集上进行迁移学习（Fine-tuning），训练出专用的 fire_model.pt。</w:t>
+      </w:r>
+    </w:p>
+    <w:p>
+      <w:pPr>
+        <w:jc w:val="center"/>
+      </w:pPr>
+      <w:r>
+        <w:drawing>
+          <wp:inline xmlns:a="http://schemas.openxmlformats.org/drawingml/2006/main" xmlns:pic="http://schemas.openxmlformats.org/drawingml/2006/picture">
+            <wp:extent cx="5029200" cy="449036"/>
+            <wp:docPr id="3" name="Picture 3"/>
+            <wp:cNvGraphicFramePr>
+              <a:graphicFrameLocks noChangeAspect="1"/>
+            </wp:cNvGraphicFramePr>
+            <a:graphic>
+              <a:graphicData uri="http://schemas.openxmlformats.org/drawingml/2006/picture">
+                <pic:pic>
+                  <pic:nvPicPr>
+                    <pic:cNvPr id="0" name="mermaid_116.png"/>
+                    <pic:cNvPicPr/>
+                  </pic:nvPicPr>
+                  <pic:blipFill>
+                    <a:blip r:embed="rId11"/>
+                    <a:stretch>
+                      <a:fillRect/>
+                    </a:stretch>
+                  </pic:blipFill>
+                  <pic:spPr>
+                    <a:xfrm>
+                      <a:off x="0" y="0"/>
+                      <a:ext cx="5029200" cy="449036"/>
+                    </a:xfrm>
+                    <a:prstGeom prst="rect"/>
+                  </pic:spPr>
+                </pic:pic>
+              </a:graphicData>
+            </a:graphic>
+          </wp:inline>
+        </w:drawing>
       </w:r>
     </w:p>
     <w:p>
@@ -3710,7 +3889,7 @@
         <w:ind w:firstLine="480"/>
       </w:pPr>
       <w:r>
-        <w:t>采用 Kaggle 上的 DFire 公开火焰/烟雾数据集，包含约 21,000 张标注图像，2 个类别：</w:t>
+        <w:t>采用 Kaggle 上的 Home-fire 公开数据集（PengBo0/Home-fire-dataset），包含 6,500 张室内家庭火灾标注图像，2 个类别：</w:t>
       </w:r>
     </w:p>
     <w:tbl>
@@ -3875,7 +4054,101 @@
         <w:ind w:firstLine="480"/>
       </w:pPr>
       <w:r>
-        <w:t>数据集以 YOLOv8 格式组织，包含 train/、valid/、test/ 三个子集。</w:t>
+        <w:t>数据集图片来源于 Pexels、Pixabay、YouTube、BiliBili 等平台，覆盖室内家庭火灾的早期火焰和烟雾场景，与项目"家庭安防监控"定位完全匹配。数据集以 YOLOv8 格式组织，按 6:2:2 划分为 train/（3,900 张）、val/（1,300 张）、test/（1,300 张）三个子集。</w:t>
+      </w:r>
+    </w:p>
+    <w:p>
+      <w:pPr>
+        <w:jc w:val="center"/>
+      </w:pPr>
+      <w:r>
+        <w:drawing>
+          <wp:inline xmlns:a="http://schemas.openxmlformats.org/drawingml/2006/main" xmlns:pic="http://schemas.openxmlformats.org/drawingml/2006/picture">
+            <wp:extent cx="4572000" cy="4572000"/>
+            <wp:docPr id="4" name="Picture 4"/>
+            <wp:cNvGraphicFramePr>
+              <a:graphicFrameLocks noChangeAspect="1"/>
+            </wp:cNvGraphicFramePr>
+            <a:graphic>
+              <a:graphicData uri="http://schemas.openxmlformats.org/drawingml/2006/picture">
+                <pic:pic>
+                  <pic:nvPicPr>
+                    <pic:cNvPr id="0" name="labels_distribution.jpg"/>
+                    <pic:cNvPicPr/>
+                  </pic:nvPicPr>
+                  <pic:blipFill>
+                    <a:blip r:embed="rId12"/>
+                    <a:stretch>
+                      <a:fillRect/>
+                    </a:stretch>
+                  </pic:blipFill>
+                  <pic:spPr>
+                    <a:xfrm>
+                      <a:off x="0" y="0"/>
+                      <a:ext cx="4572000" cy="4572000"/>
+                    </a:xfrm>
+                    <a:prstGeom prst="rect"/>
+                  </pic:spPr>
+                </pic:pic>
+              </a:graphicData>
+            </a:graphic>
+          </wp:inline>
+        </w:drawing>
+      </w:r>
+    </w:p>
+    <w:p>
+      <w:pPr>
+        <w:ind w:firstLine="480"/>
+      </w:pPr>
+      <w:r>
+        <w:t>图 6-1: Home-fire 数据集标签分布 — 共计 6,500 张标注图像，2 类（fire/smoke），展示了 classes、instances 尺寸分布及 bbox 位置热力图</w:t>
+      </w:r>
+    </w:p>
+    <w:p>
+      <w:pPr>
+        <w:jc w:val="center"/>
+      </w:pPr>
+      <w:r>
+        <w:drawing>
+          <wp:inline xmlns:a="http://schemas.openxmlformats.org/drawingml/2006/main" xmlns:pic="http://schemas.openxmlformats.org/drawingml/2006/picture">
+            <wp:extent cx="4572000" cy="4572000"/>
+            <wp:docPr id="5" name="Picture 5"/>
+            <wp:cNvGraphicFramePr>
+              <a:graphicFrameLocks noChangeAspect="1"/>
+            </wp:cNvGraphicFramePr>
+            <a:graphic>
+              <a:graphicData uri="http://schemas.openxmlformats.org/drawingml/2006/picture">
+                <pic:pic>
+                  <pic:nvPicPr>
+                    <pic:cNvPr id="0" name="train_batch.jpg"/>
+                    <pic:cNvPicPr/>
+                  </pic:nvPicPr>
+                  <pic:blipFill>
+                    <a:blip r:embed="rId13"/>
+                    <a:stretch>
+                      <a:fillRect/>
+                    </a:stretch>
+                  </pic:blipFill>
+                  <pic:spPr>
+                    <a:xfrm>
+                      <a:off x="0" y="0"/>
+                      <a:ext cx="4572000" cy="4572000"/>
+                    </a:xfrm>
+                    <a:prstGeom prst="rect"/>
+                  </pic:spPr>
+                </pic:pic>
+              </a:graphicData>
+            </a:graphic>
+          </wp:inline>
+        </w:drawing>
+      </w:r>
+    </w:p>
+    <w:p>
+      <w:pPr>
+        <w:ind w:firstLine="480"/>
+      </w:pPr>
+      <w:r>
+        <w:t>图 6-2: 训练批次样本（Mosaic 增强后）— 带有 ground truth 标注框的输入图像，展示了 fire/smoke 双类标注</w:t>
       </w:r>
     </w:p>
     <w:p>
@@ -4042,7 +4315,7 @@
                 <w:rFonts w:ascii="SimSun" w:hAnsi="SimSun" w:eastAsia="SimSun"/>
                 <w:sz w:val="21"/>
               </w:rPr>
-              <w:t>50</w:t>
+              <w:t>100</w:t>
             </w:r>
           </w:p>
         </w:tc>
@@ -4215,7 +4488,7 @@
                 <w:rFonts w:ascii="SimSun" w:hAnsi="SimSun" w:eastAsia="SimSun"/>
                 <w:sz w:val="21"/>
               </w:rPr>
-              <w:t>patience</w:t>
+              <w:t>optimizer</w:t>
             </w:r>
           </w:p>
         </w:tc>
@@ -4230,7 +4503,148 @@
                 <w:rFonts w:ascii="SimSun" w:hAnsi="SimSun" w:eastAsia="SimSun"/>
                 <w:sz w:val="21"/>
               </w:rPr>
-              <w:t>20</w:t>
+              <w:t>AdamW</w:t>
+            </w:r>
+          </w:p>
+        </w:tc>
+        <w:tc>
+          <w:tcPr>
+            <w:tcW w:type="dxa" w:w="2986"/>
+          </w:tcPr>
+          <w:p>
+            <w:r/>
+            <w:r>
+              <w:rPr>
+                <w:rFonts w:ascii="SimSun" w:hAnsi="SimSun" w:eastAsia="SimSun"/>
+                <w:sz w:val="21"/>
+              </w:rPr>
+              <w:t>自适应矩估计 + 解耦权重衰减</w:t>
+            </w:r>
+          </w:p>
+        </w:tc>
+      </w:tr>
+      <w:tr>
+        <w:tc>
+          <w:tcPr>
+            <w:tcW w:type="dxa" w:w="2986"/>
+          </w:tcPr>
+          <w:p>
+            <w:r/>
+            <w:r>
+              <w:rPr>
+                <w:rFonts w:ascii="SimSun" w:hAnsi="SimSun" w:eastAsia="SimSun"/>
+                <w:sz w:val="21"/>
+              </w:rPr>
+              <w:t>cos_lr</w:t>
+            </w:r>
+          </w:p>
+        </w:tc>
+        <w:tc>
+          <w:tcPr>
+            <w:tcW w:type="dxa" w:w="2986"/>
+          </w:tcPr>
+          <w:p>
+            <w:r/>
+            <w:r>
+              <w:rPr>
+                <w:rFonts w:ascii="SimSun" w:hAnsi="SimSun" w:eastAsia="SimSun"/>
+                <w:sz w:val="21"/>
+              </w:rPr>
+              <w:t>true</w:t>
+            </w:r>
+          </w:p>
+        </w:tc>
+        <w:tc>
+          <w:tcPr>
+            <w:tcW w:type="dxa" w:w="2986"/>
+          </w:tcPr>
+          <w:p>
+            <w:r/>
+            <w:r>
+              <w:rPr>
+                <w:rFonts w:ascii="SimSun" w:hAnsi="SimSun" w:eastAsia="SimSun"/>
+                <w:sz w:val="21"/>
+              </w:rPr>
+              <w:t>余弦学习率衰减</w:t>
+            </w:r>
+          </w:p>
+        </w:tc>
+      </w:tr>
+      <w:tr>
+        <w:tc>
+          <w:tcPr>
+            <w:tcW w:type="dxa" w:w="2986"/>
+          </w:tcPr>
+          <w:p>
+            <w:r/>
+            <w:r>
+              <w:rPr>
+                <w:rFonts w:ascii="SimSun" w:hAnsi="SimSun" w:eastAsia="SimSun"/>
+                <w:sz w:val="21"/>
+              </w:rPr>
+              <w:t>close_mosaic</w:t>
+            </w:r>
+          </w:p>
+        </w:tc>
+        <w:tc>
+          <w:tcPr>
+            <w:tcW w:type="dxa" w:w="2986"/>
+          </w:tcPr>
+          <w:p>
+            <w:r/>
+            <w:r>
+              <w:rPr>
+                <w:rFonts w:ascii="SimSun" w:hAnsi="SimSun" w:eastAsia="SimSun"/>
+                <w:sz w:val="21"/>
+              </w:rPr>
+              <w:t>10</w:t>
+            </w:r>
+          </w:p>
+        </w:tc>
+        <w:tc>
+          <w:tcPr>
+            <w:tcW w:type="dxa" w:w="2986"/>
+          </w:tcPr>
+          <w:p>
+            <w:r/>
+            <w:r>
+              <w:rPr>
+                <w:rFonts w:ascii="SimSun" w:hAnsi="SimSun" w:eastAsia="SimSun"/>
+                <w:sz w:val="21"/>
+              </w:rPr>
+              <w:t>最后 10 epoch 关闭马赛克增强</w:t>
+            </w:r>
+          </w:p>
+        </w:tc>
+      </w:tr>
+      <w:tr>
+        <w:tc>
+          <w:tcPr>
+            <w:tcW w:type="dxa" w:w="2986"/>
+          </w:tcPr>
+          <w:p>
+            <w:r/>
+            <w:r>
+              <w:rPr>
+                <w:rFonts w:ascii="SimSun" w:hAnsi="SimSun" w:eastAsia="SimSun"/>
+                <w:sz w:val="21"/>
+              </w:rPr>
+              <w:t>patience</w:t>
+            </w:r>
+          </w:p>
+        </w:tc>
+        <w:tc>
+          <w:tcPr>
+            <w:tcW w:type="dxa" w:w="2986"/>
+          </w:tcPr>
+          <w:p>
+            <w:r/>
+            <w:r>
+              <w:rPr>
+                <w:rFonts w:ascii="SimSun" w:hAnsi="SimSun" w:eastAsia="SimSun"/>
+                <w:sz w:val="21"/>
+              </w:rPr>
+              <w:t>30</w:t>
             </w:r>
           </w:p>
         </w:tc>
@@ -4267,7 +4681,7 @@
           <w:rFonts w:ascii="Consolas" w:hAnsi="Consolas" w:eastAsia="Consolas"/>
           <w:sz w:val="20"/>
         </w:rPr>
-        <w:t>python training/train_fire.py --epochs 50 --batch 16 --device 0</w:t>
+        <w:t>python training/train_fire.py --epochs 100 --batch 16 --device 0</w:t>
       </w:r>
     </w:p>
     <w:p>
@@ -4306,7 +4720,2642 @@
         <w:ind w:firstLine="480"/>
       </w:pPr>
       <w:r>
-        <w:t>训练在 RTX 4060 Laptop GPU (8GB VRAM) 上完成，耗时约 20-40 分钟。训练产出 best.pt 权重文件，通过 export_model.py 部署为 src/models/fire_model.pt。</w:t>
+        <w:t>训练在 RTX 4060 Laptop GPU (8GB VRAM) 上完成，约 4.6 小时（100 epochs，约 166 秒/epoch）。训练产出 best.pt 权重文件，通过 export_model.py 部署为 src/models/fire_model.pt。最终选取验证集 mAP50 最高的 epoch 80 权重：</w:t>
+      </w:r>
+    </w:p>
+    <w:tbl>
+      <w:tblPr>
+        <w:tblStyle w:val="TableGrid"/>
+        <w:tblW w:type="auto" w:w="0"/>
+        <w:tblLook w:firstColumn="1" w:firstRow="1" w:lastColumn="0" w:lastRow="0" w:noHBand="0" w:noVBand="1" w:val="04A0"/>
+      </w:tblPr>
+      <w:tblGrid>
+        <w:gridCol w:w="1280"/>
+        <w:gridCol w:w="1280"/>
+        <w:gridCol w:w="1280"/>
+        <w:gridCol w:w="1280"/>
+        <w:gridCol w:w="1280"/>
+        <w:gridCol w:w="1280"/>
+        <w:gridCol w:w="1280"/>
+      </w:tblGrid>
+      <w:tr>
+        <w:tc>
+          <w:tcPr>
+            <w:tcW w:type="dxa" w:w="1280"/>
+          </w:tcPr>
+          <w:p>
+            <w:r/>
+            <w:r>
+              <w:rPr>
+                <w:rFonts w:ascii="SimSun" w:hAnsi="SimSun" w:eastAsia="SimSun"/>
+                <w:b/>
+                <w:sz w:val="24"/>
+              </w:rPr>
+              <w:t>Epoch</w:t>
+            </w:r>
+          </w:p>
+        </w:tc>
+        <w:tc>
+          <w:tcPr>
+            <w:tcW w:type="dxa" w:w="1280"/>
+          </w:tcPr>
+          <w:p>
+            <w:r/>
+            <w:r>
+              <w:rPr>
+                <w:rFonts w:ascii="SimSun" w:hAnsi="SimSun" w:eastAsia="SimSun"/>
+                <w:b/>
+                <w:sz w:val="24"/>
+              </w:rPr>
+              <w:t>cls_loss</w:t>
+            </w:r>
+          </w:p>
+        </w:tc>
+        <w:tc>
+          <w:tcPr>
+            <w:tcW w:type="dxa" w:w="1280"/>
+          </w:tcPr>
+          <w:p>
+            <w:r/>
+            <w:r>
+              <w:rPr>
+                <w:rFonts w:ascii="SimSun" w:hAnsi="SimSun" w:eastAsia="SimSun"/>
+                <w:b/>
+                <w:sz w:val="24"/>
+              </w:rPr>
+              <w:t>dfl_loss</w:t>
+            </w:r>
+          </w:p>
+        </w:tc>
+        <w:tc>
+          <w:tcPr>
+            <w:tcW w:type="dxa" w:w="1280"/>
+          </w:tcPr>
+          <w:p>
+            <w:r/>
+            <w:r>
+              <w:rPr>
+                <w:rFonts w:ascii="SimSun" w:hAnsi="SimSun" w:eastAsia="SimSun"/>
+                <w:b/>
+                <w:sz w:val="24"/>
+              </w:rPr>
+              <w:t>Precision</w:t>
+            </w:r>
+          </w:p>
+        </w:tc>
+        <w:tc>
+          <w:tcPr>
+            <w:tcW w:type="dxa" w:w="1280"/>
+          </w:tcPr>
+          <w:p>
+            <w:r/>
+            <w:r>
+              <w:rPr>
+                <w:rFonts w:ascii="SimSun" w:hAnsi="SimSun" w:eastAsia="SimSun"/>
+                <w:b/>
+                <w:sz w:val="24"/>
+              </w:rPr>
+              <w:t>Recall</w:t>
+            </w:r>
+          </w:p>
+        </w:tc>
+        <w:tc>
+          <w:tcPr>
+            <w:tcW w:type="dxa" w:w="1280"/>
+          </w:tcPr>
+          <w:p>
+            <w:r/>
+            <w:r>
+              <w:rPr>
+                <w:rFonts w:ascii="SimSun" w:hAnsi="SimSun" w:eastAsia="SimSun"/>
+                <w:b/>
+                <w:sz w:val="24"/>
+              </w:rPr>
+              <w:t>mAP50</w:t>
+            </w:r>
+          </w:p>
+        </w:tc>
+        <w:tc>
+          <w:tcPr>
+            <w:tcW w:type="dxa" w:w="1280"/>
+          </w:tcPr>
+          <w:p>
+            <w:r/>
+            <w:r>
+              <w:rPr>
+                <w:rFonts w:ascii="SimSun" w:hAnsi="SimSun" w:eastAsia="SimSun"/>
+                <w:b/>
+                <w:sz w:val="24"/>
+              </w:rPr>
+              <w:t>mAP50-95</w:t>
+            </w:r>
+          </w:p>
+        </w:tc>
+      </w:tr>
+      <w:tr>
+        <w:tc>
+          <w:tcPr>
+            <w:tcW w:type="dxa" w:w="1280"/>
+          </w:tcPr>
+          <w:p>
+            <w:r/>
+            <w:r>
+              <w:rPr>
+                <w:rFonts w:ascii="SimSun" w:hAnsi="SimSun" w:eastAsia="SimSun"/>
+                <w:sz w:val="21"/>
+              </w:rPr>
+              <w:t>1</w:t>
+            </w:r>
+          </w:p>
+        </w:tc>
+        <w:tc>
+          <w:tcPr>
+            <w:tcW w:type="dxa" w:w="1280"/>
+          </w:tcPr>
+          <w:p>
+            <w:r/>
+            <w:r>
+              <w:rPr>
+                <w:rFonts w:ascii="SimSun" w:hAnsi="SimSun" w:eastAsia="SimSun"/>
+                <w:sz w:val="21"/>
+              </w:rPr>
+              <w:t>5.27</w:t>
+            </w:r>
+          </w:p>
+        </w:tc>
+        <w:tc>
+          <w:tcPr>
+            <w:tcW w:type="dxa" w:w="1280"/>
+          </w:tcPr>
+          <w:p>
+            <w:r/>
+            <w:r>
+              <w:rPr>
+                <w:rFonts w:ascii="SimSun" w:hAnsi="SimSun" w:eastAsia="SimSun"/>
+                <w:sz w:val="21"/>
+              </w:rPr>
+              <w:t>1.95</w:t>
+            </w:r>
+          </w:p>
+        </w:tc>
+        <w:tc>
+          <w:tcPr>
+            <w:tcW w:type="dxa" w:w="1280"/>
+          </w:tcPr>
+          <w:p>
+            <w:r/>
+            <w:r>
+              <w:rPr>
+                <w:rFonts w:ascii="SimSun" w:hAnsi="SimSun" w:eastAsia="SimSun"/>
+                <w:sz w:val="21"/>
+              </w:rPr>
+              <w:t>0.242</w:t>
+            </w:r>
+          </w:p>
+        </w:tc>
+        <w:tc>
+          <w:tcPr>
+            <w:tcW w:type="dxa" w:w="1280"/>
+          </w:tcPr>
+          <w:p>
+            <w:r/>
+            <w:r>
+              <w:rPr>
+                <w:rFonts w:ascii="SimSun" w:hAnsi="SimSun" w:eastAsia="SimSun"/>
+                <w:sz w:val="21"/>
+              </w:rPr>
+              <w:t>0.214</w:t>
+            </w:r>
+          </w:p>
+        </w:tc>
+        <w:tc>
+          <w:tcPr>
+            <w:tcW w:type="dxa" w:w="1280"/>
+          </w:tcPr>
+          <w:p>
+            <w:r/>
+            <w:r>
+              <w:rPr>
+                <w:rFonts w:ascii="SimSun" w:hAnsi="SimSun" w:eastAsia="SimSun"/>
+                <w:sz w:val="21"/>
+              </w:rPr>
+              <w:t>0.130</w:t>
+            </w:r>
+          </w:p>
+        </w:tc>
+        <w:tc>
+          <w:tcPr>
+            <w:tcW w:type="dxa" w:w="1280"/>
+          </w:tcPr>
+          <w:p>
+            <w:r/>
+            <w:r>
+              <w:rPr>
+                <w:rFonts w:ascii="SimSun" w:hAnsi="SimSun" w:eastAsia="SimSun"/>
+                <w:sz w:val="21"/>
+              </w:rPr>
+              <w:t>0.044</w:t>
+            </w:r>
+          </w:p>
+        </w:tc>
+      </w:tr>
+      <w:tr>
+        <w:tc>
+          <w:tcPr>
+            <w:tcW w:type="dxa" w:w="1280"/>
+          </w:tcPr>
+          <w:p>
+            <w:r/>
+            <w:r>
+              <w:rPr>
+                <w:rFonts w:ascii="SimSun" w:hAnsi="SimSun" w:eastAsia="SimSun"/>
+                <w:sz w:val="21"/>
+              </w:rPr>
+              <w:t>20</w:t>
+            </w:r>
+          </w:p>
+        </w:tc>
+        <w:tc>
+          <w:tcPr>
+            <w:tcW w:type="dxa" w:w="1280"/>
+          </w:tcPr>
+          <w:p>
+            <w:r/>
+            <w:r>
+              <w:rPr>
+                <w:rFonts w:ascii="SimSun" w:hAnsi="SimSun" w:eastAsia="SimSun"/>
+                <w:sz w:val="21"/>
+              </w:rPr>
+              <w:t>2.90</w:t>
+            </w:r>
+          </w:p>
+        </w:tc>
+        <w:tc>
+          <w:tcPr>
+            <w:tcW w:type="dxa" w:w="1280"/>
+          </w:tcPr>
+          <w:p>
+            <w:r/>
+            <w:r>
+              <w:rPr>
+                <w:rFonts w:ascii="SimSun" w:hAnsi="SimSun" w:eastAsia="SimSun"/>
+                <w:sz w:val="21"/>
+              </w:rPr>
+              <w:t>1.53</w:t>
+            </w:r>
+          </w:p>
+        </w:tc>
+        <w:tc>
+          <w:tcPr>
+            <w:tcW w:type="dxa" w:w="1280"/>
+          </w:tcPr>
+          <w:p>
+            <w:r/>
+            <w:r>
+              <w:rPr>
+                <w:rFonts w:ascii="SimSun" w:hAnsi="SimSun" w:eastAsia="SimSun"/>
+                <w:sz w:val="21"/>
+              </w:rPr>
+              <w:t>0.788</w:t>
+            </w:r>
+          </w:p>
+        </w:tc>
+        <w:tc>
+          <w:tcPr>
+            <w:tcW w:type="dxa" w:w="1280"/>
+          </w:tcPr>
+          <w:p>
+            <w:r/>
+            <w:r>
+              <w:rPr>
+                <w:rFonts w:ascii="SimSun" w:hAnsi="SimSun" w:eastAsia="SimSun"/>
+                <w:sz w:val="21"/>
+              </w:rPr>
+              <w:t>0.708</w:t>
+            </w:r>
+          </w:p>
+        </w:tc>
+        <w:tc>
+          <w:tcPr>
+            <w:tcW w:type="dxa" w:w="1280"/>
+          </w:tcPr>
+          <w:p>
+            <w:r/>
+            <w:r>
+              <w:rPr>
+                <w:rFonts w:ascii="SimSun" w:hAnsi="SimSun" w:eastAsia="SimSun"/>
+                <w:sz w:val="21"/>
+              </w:rPr>
+              <w:t>0.768</w:t>
+            </w:r>
+          </w:p>
+        </w:tc>
+        <w:tc>
+          <w:tcPr>
+            <w:tcW w:type="dxa" w:w="1280"/>
+          </w:tcPr>
+          <w:p>
+            <w:r/>
+            <w:r>
+              <w:rPr>
+                <w:rFonts w:ascii="SimSun" w:hAnsi="SimSun" w:eastAsia="SimSun"/>
+                <w:sz w:val="21"/>
+              </w:rPr>
+              <w:t>0.385</w:t>
+            </w:r>
+          </w:p>
+        </w:tc>
+      </w:tr>
+      <w:tr>
+        <w:tc>
+          <w:tcPr>
+            <w:tcW w:type="dxa" w:w="1280"/>
+          </w:tcPr>
+          <w:p>
+            <w:r/>
+            <w:r>
+              <w:rPr>
+                <w:rFonts w:ascii="SimSun" w:hAnsi="SimSun" w:eastAsia="SimSun"/>
+                <w:sz w:val="21"/>
+              </w:rPr>
+              <w:t>40</w:t>
+            </w:r>
+          </w:p>
+        </w:tc>
+        <w:tc>
+          <w:tcPr>
+            <w:tcW w:type="dxa" w:w="1280"/>
+          </w:tcPr>
+          <w:p>
+            <w:r/>
+            <w:r>
+              <w:rPr>
+                <w:rFonts w:ascii="SimSun" w:hAnsi="SimSun" w:eastAsia="SimSun"/>
+                <w:sz w:val="21"/>
+              </w:rPr>
+              <w:t>2.37</w:t>
+            </w:r>
+          </w:p>
+        </w:tc>
+        <w:tc>
+          <w:tcPr>
+            <w:tcW w:type="dxa" w:w="1280"/>
+          </w:tcPr>
+          <w:p>
+            <w:r/>
+            <w:r>
+              <w:rPr>
+                <w:rFonts w:ascii="SimSun" w:hAnsi="SimSun" w:eastAsia="SimSun"/>
+                <w:sz w:val="21"/>
+              </w:rPr>
+              <w:t>1.41</w:t>
+            </w:r>
+          </w:p>
+        </w:tc>
+        <w:tc>
+          <w:tcPr>
+            <w:tcW w:type="dxa" w:w="1280"/>
+          </w:tcPr>
+          <w:p>
+            <w:r/>
+            <w:r>
+              <w:rPr>
+                <w:rFonts w:ascii="SimSun" w:hAnsi="SimSun" w:eastAsia="SimSun"/>
+                <w:sz w:val="21"/>
+              </w:rPr>
+              <w:t>0.867</w:t>
+            </w:r>
+          </w:p>
+        </w:tc>
+        <w:tc>
+          <w:tcPr>
+            <w:tcW w:type="dxa" w:w="1280"/>
+          </w:tcPr>
+          <w:p>
+            <w:r/>
+            <w:r>
+              <w:rPr>
+                <w:rFonts w:ascii="SimSun" w:hAnsi="SimSun" w:eastAsia="SimSun"/>
+                <w:sz w:val="21"/>
+              </w:rPr>
+              <w:t>0.804</w:t>
+            </w:r>
+          </w:p>
+        </w:tc>
+        <w:tc>
+          <w:tcPr>
+            <w:tcW w:type="dxa" w:w="1280"/>
+          </w:tcPr>
+          <w:p>
+            <w:r/>
+            <w:r>
+              <w:rPr>
+                <w:rFonts w:ascii="SimSun" w:hAnsi="SimSun" w:eastAsia="SimSun"/>
+                <w:sz w:val="21"/>
+              </w:rPr>
+              <w:t>0.869</w:t>
+            </w:r>
+          </w:p>
+        </w:tc>
+        <w:tc>
+          <w:tcPr>
+            <w:tcW w:type="dxa" w:w="1280"/>
+          </w:tcPr>
+          <w:p>
+            <w:r/>
+            <w:r>
+              <w:rPr>
+                <w:rFonts w:ascii="SimSun" w:hAnsi="SimSun" w:eastAsia="SimSun"/>
+                <w:sz w:val="21"/>
+              </w:rPr>
+              <w:t>0.457</w:t>
+            </w:r>
+          </w:p>
+        </w:tc>
+      </w:tr>
+      <w:tr>
+        <w:tc>
+          <w:tcPr>
+            <w:tcW w:type="dxa" w:w="1280"/>
+          </w:tcPr>
+          <w:p>
+            <w:r/>
+            <w:r>
+              <w:rPr>
+                <w:rFonts w:ascii="SimSun" w:hAnsi="SimSun" w:eastAsia="SimSun"/>
+                <w:sz w:val="21"/>
+              </w:rPr>
+              <w:t>60</w:t>
+            </w:r>
+          </w:p>
+        </w:tc>
+        <w:tc>
+          <w:tcPr>
+            <w:tcW w:type="dxa" w:w="1280"/>
+          </w:tcPr>
+          <w:p>
+            <w:r/>
+            <w:r>
+              <w:rPr>
+                <w:rFonts w:ascii="SimSun" w:hAnsi="SimSun" w:eastAsia="SimSun"/>
+                <w:sz w:val="21"/>
+              </w:rPr>
+              <w:t>1.98</w:t>
+            </w:r>
+          </w:p>
+        </w:tc>
+        <w:tc>
+          <w:tcPr>
+            <w:tcW w:type="dxa" w:w="1280"/>
+          </w:tcPr>
+          <w:p>
+            <w:r/>
+            <w:r>
+              <w:rPr>
+                <w:rFonts w:ascii="SimSun" w:hAnsi="SimSun" w:eastAsia="SimSun"/>
+                <w:sz w:val="21"/>
+              </w:rPr>
+              <w:t>1.33</w:t>
+            </w:r>
+          </w:p>
+        </w:tc>
+        <w:tc>
+          <w:tcPr>
+            <w:tcW w:type="dxa" w:w="1280"/>
+          </w:tcPr>
+          <w:p>
+            <w:r/>
+            <w:r>
+              <w:rPr>
+                <w:rFonts w:ascii="SimSun" w:hAnsi="SimSun" w:eastAsia="SimSun"/>
+                <w:sz w:val="21"/>
+              </w:rPr>
+              <w:t>0.912</w:t>
+            </w:r>
+          </w:p>
+        </w:tc>
+        <w:tc>
+          <w:tcPr>
+            <w:tcW w:type="dxa" w:w="1280"/>
+          </w:tcPr>
+          <w:p>
+            <w:r/>
+            <w:r>
+              <w:rPr>
+                <w:rFonts w:ascii="SimSun" w:hAnsi="SimSun" w:eastAsia="SimSun"/>
+                <w:sz w:val="21"/>
+              </w:rPr>
+              <w:t>0.827</w:t>
+            </w:r>
+          </w:p>
+        </w:tc>
+        <w:tc>
+          <w:tcPr>
+            <w:tcW w:type="dxa" w:w="1280"/>
+          </w:tcPr>
+          <w:p>
+            <w:r/>
+            <w:r>
+              <w:rPr>
+                <w:rFonts w:ascii="SimSun" w:hAnsi="SimSun" w:eastAsia="SimSun"/>
+                <w:sz w:val="21"/>
+              </w:rPr>
+              <w:t>0.901</w:t>
+            </w:r>
+          </w:p>
+        </w:tc>
+        <w:tc>
+          <w:tcPr>
+            <w:tcW w:type="dxa" w:w="1280"/>
+          </w:tcPr>
+          <w:p>
+            <w:r/>
+            <w:r>
+              <w:rPr>
+                <w:rFonts w:ascii="SimSun" w:hAnsi="SimSun" w:eastAsia="SimSun"/>
+                <w:sz w:val="21"/>
+              </w:rPr>
+              <w:t>0.537</w:t>
+            </w:r>
+          </w:p>
+        </w:tc>
+      </w:tr>
+      <w:tr>
+        <w:tc>
+          <w:tcPr>
+            <w:tcW w:type="dxa" w:w="1280"/>
+          </w:tcPr>
+          <w:p>
+            <w:r/>
+            <w:r>
+              <w:rPr>
+                <w:rFonts w:ascii="SimSun" w:hAnsi="SimSun" w:eastAsia="SimSun"/>
+                <w:sz w:val="21"/>
+              </w:rPr>
+              <w:t>**80**</w:t>
+            </w:r>
+          </w:p>
+        </w:tc>
+        <w:tc>
+          <w:tcPr>
+            <w:tcW w:type="dxa" w:w="1280"/>
+          </w:tcPr>
+          <w:p>
+            <w:r/>
+            <w:r>
+              <w:rPr>
+                <w:rFonts w:ascii="SimSun" w:hAnsi="SimSun" w:eastAsia="SimSun"/>
+                <w:sz w:val="21"/>
+              </w:rPr>
+              <w:t>**1.65**</w:t>
+            </w:r>
+          </w:p>
+        </w:tc>
+        <w:tc>
+          <w:tcPr>
+            <w:tcW w:type="dxa" w:w="1280"/>
+          </w:tcPr>
+          <w:p>
+            <w:r/>
+            <w:r>
+              <w:rPr>
+                <w:rFonts w:ascii="SimSun" w:hAnsi="SimSun" w:eastAsia="SimSun"/>
+                <w:sz w:val="21"/>
+              </w:rPr>
+              <w:t>**1.25**</w:t>
+            </w:r>
+          </w:p>
+        </w:tc>
+        <w:tc>
+          <w:tcPr>
+            <w:tcW w:type="dxa" w:w="1280"/>
+          </w:tcPr>
+          <w:p>
+            <w:r/>
+            <w:r>
+              <w:rPr>
+                <w:rFonts w:ascii="SimSun" w:hAnsi="SimSun" w:eastAsia="SimSun"/>
+                <w:sz w:val="21"/>
+              </w:rPr>
+              <w:t>**0.923**</w:t>
+            </w:r>
+          </w:p>
+        </w:tc>
+        <w:tc>
+          <w:tcPr>
+            <w:tcW w:type="dxa" w:w="1280"/>
+          </w:tcPr>
+          <w:p>
+            <w:r/>
+            <w:r>
+              <w:rPr>
+                <w:rFonts w:ascii="SimSun" w:hAnsi="SimSun" w:eastAsia="SimSun"/>
+                <w:sz w:val="21"/>
+              </w:rPr>
+              <w:t>**0.883**</w:t>
+            </w:r>
+          </w:p>
+        </w:tc>
+        <w:tc>
+          <w:tcPr>
+            <w:tcW w:type="dxa" w:w="1280"/>
+          </w:tcPr>
+          <w:p>
+            <w:r/>
+            <w:r>
+              <w:rPr>
+                <w:rFonts w:ascii="SimSun" w:hAnsi="SimSun" w:eastAsia="SimSun"/>
+                <w:sz w:val="21"/>
+              </w:rPr>
+              <w:t>**0.930**</w:t>
+            </w:r>
+          </w:p>
+        </w:tc>
+        <w:tc>
+          <w:tcPr>
+            <w:tcW w:type="dxa" w:w="1280"/>
+          </w:tcPr>
+          <w:p>
+            <w:r/>
+            <w:r>
+              <w:rPr>
+                <w:rFonts w:ascii="SimSun" w:hAnsi="SimSun" w:eastAsia="SimSun"/>
+                <w:sz w:val="21"/>
+              </w:rPr>
+              <w:t>**0.575**</w:t>
+            </w:r>
+          </w:p>
+        </w:tc>
+      </w:tr>
+      <w:tr>
+        <w:tc>
+          <w:tcPr>
+            <w:tcW w:type="dxa" w:w="1280"/>
+          </w:tcPr>
+          <w:p>
+            <w:r/>
+            <w:r>
+              <w:rPr>
+                <w:rFonts w:ascii="SimSun" w:hAnsi="SimSun" w:eastAsia="SimSun"/>
+                <w:sz w:val="21"/>
+              </w:rPr>
+              <w:t>100</w:t>
+            </w:r>
+          </w:p>
+        </w:tc>
+        <w:tc>
+          <w:tcPr>
+            <w:tcW w:type="dxa" w:w="1280"/>
+          </w:tcPr>
+          <w:p>
+            <w:r/>
+            <w:r>
+              <w:rPr>
+                <w:rFonts w:ascii="SimSun" w:hAnsi="SimSun" w:eastAsia="SimSun"/>
+                <w:sz w:val="21"/>
+              </w:rPr>
+              <w:t>1.15</w:t>
+            </w:r>
+          </w:p>
+        </w:tc>
+        <w:tc>
+          <w:tcPr>
+            <w:tcW w:type="dxa" w:w="1280"/>
+          </w:tcPr>
+          <w:p>
+            <w:r/>
+            <w:r>
+              <w:rPr>
+                <w:rFonts w:ascii="SimSun" w:hAnsi="SimSun" w:eastAsia="SimSun"/>
+                <w:sz w:val="21"/>
+              </w:rPr>
+              <w:t>1.13</w:t>
+            </w:r>
+          </w:p>
+        </w:tc>
+        <w:tc>
+          <w:tcPr>
+            <w:tcW w:type="dxa" w:w="1280"/>
+          </w:tcPr>
+          <w:p>
+            <w:r/>
+            <w:r>
+              <w:rPr>
+                <w:rFonts w:ascii="SimSun" w:hAnsi="SimSun" w:eastAsia="SimSun"/>
+                <w:sz w:val="21"/>
+              </w:rPr>
+              <w:t>0.913</w:t>
+            </w:r>
+          </w:p>
+        </w:tc>
+        <w:tc>
+          <w:tcPr>
+            <w:tcW w:type="dxa" w:w="1280"/>
+          </w:tcPr>
+          <w:p>
+            <w:r/>
+            <w:r>
+              <w:rPr>
+                <w:rFonts w:ascii="SimSun" w:hAnsi="SimSun" w:eastAsia="SimSun"/>
+                <w:sz w:val="21"/>
+              </w:rPr>
+              <w:t>0.877</w:t>
+            </w:r>
+          </w:p>
+        </w:tc>
+        <w:tc>
+          <w:tcPr>
+            <w:tcW w:type="dxa" w:w="1280"/>
+          </w:tcPr>
+          <w:p>
+            <w:r/>
+            <w:r>
+              <w:rPr>
+                <w:rFonts w:ascii="SimSun" w:hAnsi="SimSun" w:eastAsia="SimSun"/>
+                <w:sz w:val="21"/>
+              </w:rPr>
+              <w:t>0.926</w:t>
+            </w:r>
+          </w:p>
+        </w:tc>
+        <w:tc>
+          <w:tcPr>
+            <w:tcW w:type="dxa" w:w="1280"/>
+          </w:tcPr>
+          <w:p>
+            <w:r/>
+            <w:r>
+              <w:rPr>
+                <w:rFonts w:ascii="SimSun" w:hAnsi="SimSun" w:eastAsia="SimSun"/>
+                <w:sz w:val="21"/>
+              </w:rPr>
+              <w:t>0.583</w:t>
+            </w:r>
+          </w:p>
+        </w:tc>
+      </w:tr>
+    </w:tbl>
+    <w:p/>
+    <w:p>
+      <w:pPr>
+        <w:jc w:val="center"/>
+      </w:pPr>
+      <w:r>
+        <w:drawing>
+          <wp:inline xmlns:a="http://schemas.openxmlformats.org/drawingml/2006/main" xmlns:pic="http://schemas.openxmlformats.org/drawingml/2006/picture">
+            <wp:extent cx="4572000" cy="2667000"/>
+            <wp:docPr id="6" name="Picture 6"/>
+            <wp:cNvGraphicFramePr>
+              <a:graphicFrameLocks noChangeAspect="1"/>
+            </wp:cNvGraphicFramePr>
+            <a:graphic>
+              <a:graphicData uri="http://schemas.openxmlformats.org/drawingml/2006/picture">
+                <pic:pic>
+                  <pic:nvPicPr>
+                    <pic:cNvPr id="0" name="training_curve.png"/>
+                    <pic:cNvPicPr/>
+                  </pic:nvPicPr>
+                  <pic:blipFill>
+                    <a:blip r:embed="rId14"/>
+                    <a:stretch>
+                      <a:fillRect/>
+                    </a:stretch>
+                  </pic:blipFill>
+                  <pic:spPr>
+                    <a:xfrm>
+                      <a:off x="0" y="0"/>
+                      <a:ext cx="4572000" cy="2667000"/>
+                    </a:xfrm>
+                    <a:prstGeom prst="rect"/>
+                  </pic:spPr>
+                </pic:pic>
+              </a:graphicData>
+            </a:graphic>
+          </wp:inline>
+        </w:drawing>
+      </w:r>
+    </w:p>
+    <w:p>
+      <w:pPr>
+        <w:jc w:val="center"/>
+      </w:pPr>
+      <w:r>
+        <w:drawing>
+          <wp:inline xmlns:a="http://schemas.openxmlformats.org/drawingml/2006/main" xmlns:pic="http://schemas.openxmlformats.org/drawingml/2006/picture">
+            <wp:extent cx="4572000" cy="2286000"/>
+            <wp:docPr id="7" name="Picture 7"/>
+            <wp:cNvGraphicFramePr>
+              <a:graphicFrameLocks noChangeAspect="1"/>
+            </wp:cNvGraphicFramePr>
+            <a:graphic>
+              <a:graphicData uri="http://schemas.openxmlformats.org/drawingml/2006/picture">
+                <pic:pic>
+                  <pic:nvPicPr>
+                    <pic:cNvPr id="0" name="training_results.png"/>
+                    <pic:cNvPicPr/>
+                  </pic:nvPicPr>
+                  <pic:blipFill>
+                    <a:blip r:embed="rId15"/>
+                    <a:stretch>
+                      <a:fillRect/>
+                    </a:stretch>
+                  </pic:blipFill>
+                  <pic:spPr>
+                    <a:xfrm>
+                      <a:off x="0" y="0"/>
+                      <a:ext cx="4572000" cy="2286000"/>
+                    </a:xfrm>
+                    <a:prstGeom prst="rect"/>
+                  </pic:spPr>
+                </pic:pic>
+              </a:graphicData>
+            </a:graphic>
+          </wp:inline>
+        </w:drawing>
+      </w:r>
+    </w:p>
+    <w:p>
+      <w:pPr>
+        <w:ind w:firstLine="480"/>
+      </w:pPr>
+      <w:r>
+        <w:t>图 6-3: YOLOv8n Home-fire 训练全过程曲线（100 epochs），含 train/val box_loss、cls_loss、dfl_loss 及 metrics/mAP50(B)、metrics/mAP50-95(B)</w:t>
+      </w:r>
+    </w:p>
+    <w:p>
+      <w:pPr>
+        <w:jc w:val="center"/>
+      </w:pPr>
+      <w:r>
+        <w:drawing>
+          <wp:inline xmlns:a="http://schemas.openxmlformats.org/drawingml/2006/main" xmlns:pic="http://schemas.openxmlformats.org/drawingml/2006/picture">
+            <wp:extent cx="4572000" cy="3048000"/>
+            <wp:docPr id="8" name="Picture 8"/>
+            <wp:cNvGraphicFramePr>
+              <a:graphicFrameLocks noChangeAspect="1"/>
+            </wp:cNvGraphicFramePr>
+            <a:graphic>
+              <a:graphicData uri="http://schemas.openxmlformats.org/drawingml/2006/picture">
+                <pic:pic>
+                  <pic:nvPicPr>
+                    <pic:cNvPr id="0" name="pr_curve.png"/>
+                    <pic:cNvPicPr/>
+                  </pic:nvPicPr>
+                  <pic:blipFill>
+                    <a:blip r:embed="rId16"/>
+                    <a:stretch>
+                      <a:fillRect/>
+                    </a:stretch>
+                  </pic:blipFill>
+                  <pic:spPr>
+                    <a:xfrm>
+                      <a:off x="0" y="0"/>
+                      <a:ext cx="4572000" cy="3048000"/>
+                    </a:xfrm>
+                    <a:prstGeom prst="rect"/>
+                  </pic:spPr>
+                </pic:pic>
+              </a:graphicData>
+            </a:graphic>
+          </wp:inline>
+        </w:drawing>
+      </w:r>
+    </w:p>
+    <w:p>
+      <w:pPr>
+        <w:ind w:firstLine="480"/>
+      </w:pPr>
+      <w:r>
+        <w:t>图 6-4: 精确率-召回率曲线 — fire 类 mAP@0.5=0.930，smoke 类 mAP@0.5=0.915，Overall mAP@0.5=0.923</w:t>
+      </w:r>
+    </w:p>
+    <w:p>
+      <w:pPr>
+        <w:jc w:val="center"/>
+      </w:pPr>
+      <w:r>
+        <w:drawing>
+          <wp:inline xmlns:a="http://schemas.openxmlformats.org/drawingml/2006/main" xmlns:pic="http://schemas.openxmlformats.org/drawingml/2006/picture">
+            <wp:extent cx="4572000" cy="3048000"/>
+            <wp:docPr id="9" name="Picture 9"/>
+            <wp:cNvGraphicFramePr>
+              <a:graphicFrameLocks noChangeAspect="1"/>
+            </wp:cNvGraphicFramePr>
+            <a:graphic>
+              <a:graphicData uri="http://schemas.openxmlformats.org/drawingml/2006/picture">
+                <pic:pic>
+                  <pic:nvPicPr>
+                    <pic:cNvPr id="0" name="f1_curve.png"/>
+                    <pic:cNvPicPr/>
+                  </pic:nvPicPr>
+                  <pic:blipFill>
+                    <a:blip r:embed="rId17"/>
+                    <a:stretch>
+                      <a:fillRect/>
+                    </a:stretch>
+                  </pic:blipFill>
+                  <pic:spPr>
+                    <a:xfrm>
+                      <a:off x="0" y="0"/>
+                      <a:ext cx="4572000" cy="3048000"/>
+                    </a:xfrm>
+                    <a:prstGeom prst="rect"/>
+                  </pic:spPr>
+                </pic:pic>
+              </a:graphicData>
+            </a:graphic>
+          </wp:inline>
+        </w:drawing>
+      </w:r>
+    </w:p>
+    <w:p>
+      <w:pPr>
+        <w:ind w:firstLine="480"/>
+      </w:pPr>
+      <w:r>
+        <w:t>图 6-5: F1-置信度曲线 — 最佳置信度阈值约 0.43 时 F1 达 0.88</w:t>
+      </w:r>
+    </w:p>
+    <w:p>
+      <w:pPr>
+        <w:jc w:val="center"/>
+      </w:pPr>
+      <w:r>
+        <w:drawing>
+          <wp:inline xmlns:a="http://schemas.openxmlformats.org/drawingml/2006/main" xmlns:pic="http://schemas.openxmlformats.org/drawingml/2006/picture">
+            <wp:extent cx="4572000" cy="3429000"/>
+            <wp:docPr id="10" name="Picture 10"/>
+            <wp:cNvGraphicFramePr>
+              <a:graphicFrameLocks noChangeAspect="1"/>
+            </wp:cNvGraphicFramePr>
+            <a:graphic>
+              <a:graphicData uri="http://schemas.openxmlformats.org/drawingml/2006/picture">
+                <pic:pic>
+                  <pic:nvPicPr>
+                    <pic:cNvPr id="0" name="confusion_matrix_normalized.png"/>
+                    <pic:cNvPicPr/>
+                  </pic:nvPicPr>
+                  <pic:blipFill>
+                    <a:blip r:embed="rId18"/>
+                    <a:stretch>
+                      <a:fillRect/>
+                    </a:stretch>
+                  </pic:blipFill>
+                  <pic:spPr>
+                    <a:xfrm>
+                      <a:off x="0" y="0"/>
+                      <a:ext cx="4572000" cy="3429000"/>
+                    </a:xfrm>
+                    <a:prstGeom prst="rect"/>
+                  </pic:spPr>
+                </pic:pic>
+              </a:graphicData>
+            </a:graphic>
+          </wp:inline>
+        </w:drawing>
+      </w:r>
+    </w:p>
+    <w:p>
+      <w:pPr>
+        <w:ind w:firstLine="480"/>
+      </w:pPr>
+      <w:r>
+        <w:t>图 6-6: 归一化混淆矩阵（验证集）— fire/smoke 两类别分类效果好，背景误检率低</w:t>
+      </w:r>
+    </w:p>
+    <w:p>
+      <w:pPr>
+        <w:pStyle w:val="Heading2"/>
+      </w:pPr>
+      <w:r>
+        <w:rPr>
+          <w:rFonts w:ascii="SimHei" w:hAnsi="SimHei" w:eastAsia="SimHei"/>
+          <w:b/>
+          <w:sz w:val="28"/>
+        </w:rPr>
+        <w:t>6.5 模型对比</w:t>
+      </w:r>
+    </w:p>
+    <w:p>
+      <w:r>
+        <w:rPr>
+          <w:sz w:val="22"/>
+        </w:rPr>
+        <w:t>训练过程中关键指标变化：</w:t>
+      </w:r>
+    </w:p>
+    <w:p>
+      <w:r>
+        <w:rPr>
+          <w:sz w:val="22"/>
+        </w:rPr>
+        <w:t>YOLOv8n 通用预训练模型与 Home-fire 自训练模型对比：</w:t>
+      </w:r>
+    </w:p>
+    <w:p>
+      <w:r>
+        <w:rPr>
+          <w:sz w:val="22"/>
+        </w:rPr>
+        <w:t>YOLOv8n COCO 预训练模型不包含 fire/smoke 类别（80 类为 person/car/dog 等通用目标），在 Home-fire 测试集上 mAP 接近 0，无法直接用于家庭火灾检测。Home-fire 自训练模型针对室内家庭火灾场景进行迁移学习：类别聚焦 fire/smoke 2 类，AdamW 优化器 + 余弦学习率衰减 + close_mosaic + 硬负样本挖掘，100 epochs 训练后 mAP50 达 0.930，满足家庭安防监控实际需求。</w:t>
+      </w:r>
+    </w:p>
+    <w:tbl>
+      <w:tblPr>
+        <w:tblStyle w:val="TableGrid"/>
+        <w:tblW w:type="auto" w:w="0"/>
+        <w:jc w:val="center"/>
+        <w:tblLook w:firstColumn="1" w:firstRow="1" w:lastColumn="0" w:lastRow="0" w:noHBand="0" w:noVBand="1" w:val="04A0"/>
+      </w:tblPr>
+      <w:tblGrid>
+        <w:gridCol w:w="2986"/>
+        <w:gridCol w:w="2986"/>
+        <w:gridCol w:w="2986"/>
+      </w:tblGrid>
+      <w:tr>
+        <w:tc>
+          <w:tcPr>
+            <w:tcW w:type="dxa" w:w="2986"/>
+          </w:tcPr>
+          <w:p>
+            <w:pPr>
+              <w:jc w:val="center"/>
+            </w:pPr>
+            <w:r>
+              <w:rPr>
+                <w:b/>
+                <w:sz w:val="20"/>
+              </w:rPr>
+              <w:t>指标</w:t>
+            </w:r>
+          </w:p>
+        </w:tc>
+        <w:tc>
+          <w:tcPr>
+            <w:tcW w:type="dxa" w:w="2986"/>
+          </w:tcPr>
+          <w:p>
+            <w:pPr>
+              <w:jc w:val="center"/>
+            </w:pPr>
+            <w:r>
+              <w:rPr>
+                <w:b/>
+                <w:sz w:val="20"/>
+              </w:rPr>
+              <w:t>YOLOv8n 通用预训练 (COCO)</w:t>
+            </w:r>
+          </w:p>
+        </w:tc>
+        <w:tc>
+          <w:tcPr>
+            <w:tcW w:type="dxa" w:w="2986"/>
+          </w:tcPr>
+          <w:p>
+            <w:pPr>
+              <w:jc w:val="center"/>
+            </w:pPr>
+            <w:r>
+              <w:rPr>
+                <w:b/>
+                <w:sz w:val="20"/>
+              </w:rPr>
+              <w:t>Home-fire 自训练 (epoch 80)</w:t>
+            </w:r>
+          </w:p>
+        </w:tc>
+      </w:tr>
+      <w:tr>
+        <w:tc>
+          <w:tcPr>
+            <w:tcW w:type="dxa" w:w="2986"/>
+          </w:tcPr>
+          <w:p>
+            <w:pPr>
+              <w:jc w:val="center"/>
+            </w:pPr>
+            <w:r>
+              <w:rPr>
+                <w:sz w:val="20"/>
+              </w:rPr>
+              <w:t>类别</w:t>
+            </w:r>
+          </w:p>
+        </w:tc>
+        <w:tc>
+          <w:tcPr>
+            <w:tcW w:type="dxa" w:w="2986"/>
+          </w:tcPr>
+          <w:p>
+            <w:pPr>
+              <w:jc w:val="center"/>
+            </w:pPr>
+            <w:r>
+              <w:rPr>
+                <w:sz w:val="20"/>
+              </w:rPr>
+              <w:t>80类（不含fire/smoke）</w:t>
+            </w:r>
+          </w:p>
+        </w:tc>
+        <w:tc>
+          <w:tcPr>
+            <w:tcW w:type="dxa" w:w="2986"/>
+          </w:tcPr>
+          <w:p>
+            <w:pPr>
+              <w:jc w:val="center"/>
+            </w:pPr>
+            <w:r>
+              <w:rPr>
+                <w:sz w:val="20"/>
+              </w:rPr>
+              <w:t>2类 (fire/smoke)</w:t>
+            </w:r>
+          </w:p>
+        </w:tc>
+      </w:tr>
+      <w:tr>
+        <w:tc>
+          <w:tcPr>
+            <w:tcW w:type="dxa" w:w="2986"/>
+          </w:tcPr>
+          <w:p>
+            <w:pPr>
+              <w:jc w:val="center"/>
+            </w:pPr>
+            <w:r>
+              <w:rPr>
+                <w:sz w:val="20"/>
+              </w:rPr>
+              <w:t>模型大小</w:t>
+            </w:r>
+          </w:p>
+        </w:tc>
+        <w:tc>
+          <w:tcPr>
+            <w:tcW w:type="dxa" w:w="2986"/>
+          </w:tcPr>
+          <w:p>
+            <w:pPr>
+              <w:jc w:val="center"/>
+            </w:pPr>
+            <w:r>
+              <w:rPr>
+                <w:sz w:val="20"/>
+              </w:rPr>
+              <w:t>~6 MB</w:t>
+            </w:r>
+          </w:p>
+        </w:tc>
+        <w:tc>
+          <w:tcPr>
+            <w:tcW w:type="dxa" w:w="2986"/>
+          </w:tcPr>
+          <w:p>
+            <w:pPr>
+              <w:jc w:val="center"/>
+            </w:pPr>
+            <w:r>
+              <w:rPr>
+                <w:sz w:val="20"/>
+              </w:rPr>
+              <w:t>~6 MB</w:t>
+            </w:r>
+          </w:p>
+        </w:tc>
+      </w:tr>
+      <w:tr>
+        <w:tc>
+          <w:tcPr>
+            <w:tcW w:type="dxa" w:w="2986"/>
+          </w:tcPr>
+          <w:p>
+            <w:pPr>
+              <w:jc w:val="center"/>
+            </w:pPr>
+            <w:r>
+              <w:rPr>
+                <w:sz w:val="20"/>
+              </w:rPr>
+              <w:t>mAP@50</w:t>
+            </w:r>
+          </w:p>
+        </w:tc>
+        <w:tc>
+          <w:tcPr>
+            <w:tcW w:type="dxa" w:w="2986"/>
+          </w:tcPr>
+          <w:p>
+            <w:pPr>
+              <w:jc w:val="center"/>
+            </w:pPr>
+            <w:r>
+              <w:rPr>
+                <w:sz w:val="20"/>
+              </w:rPr>
+              <w:t>~0（无相关类别）</w:t>
+            </w:r>
+          </w:p>
+        </w:tc>
+        <w:tc>
+          <w:tcPr>
+            <w:tcW w:type="dxa" w:w="2986"/>
+          </w:tcPr>
+          <w:p>
+            <w:pPr>
+              <w:jc w:val="center"/>
+            </w:pPr>
+            <w:r>
+              <w:rPr>
+                <w:sz w:val="20"/>
+              </w:rPr>
+              <w:t>0.930</w:t>
+            </w:r>
+          </w:p>
+        </w:tc>
+      </w:tr>
+      <w:tr>
+        <w:tc>
+          <w:tcPr>
+            <w:tcW w:type="dxa" w:w="2986"/>
+          </w:tcPr>
+          <w:p>
+            <w:pPr>
+              <w:jc w:val="center"/>
+            </w:pPr>
+            <w:r>
+              <w:rPr>
+                <w:sz w:val="20"/>
+              </w:rPr>
+              <w:t>mAP@50-95</w:t>
+            </w:r>
+          </w:p>
+        </w:tc>
+        <w:tc>
+          <w:tcPr>
+            <w:tcW w:type="dxa" w:w="2986"/>
+          </w:tcPr>
+          <w:p>
+            <w:pPr>
+              <w:jc w:val="center"/>
+            </w:pPr>
+            <w:r>
+              <w:rPr>
+                <w:sz w:val="20"/>
+              </w:rPr>
+              <w:t>—</w:t>
+            </w:r>
+          </w:p>
+        </w:tc>
+        <w:tc>
+          <w:tcPr>
+            <w:tcW w:type="dxa" w:w="2986"/>
+          </w:tcPr>
+          <w:p>
+            <w:pPr>
+              <w:jc w:val="center"/>
+            </w:pPr>
+            <w:r>
+              <w:rPr>
+                <w:sz w:val="20"/>
+              </w:rPr>
+              <w:t>0.575</w:t>
+            </w:r>
+          </w:p>
+        </w:tc>
+      </w:tr>
+      <w:tr>
+        <w:tc>
+          <w:tcPr>
+            <w:tcW w:type="dxa" w:w="2986"/>
+          </w:tcPr>
+          <w:p>
+            <w:pPr>
+              <w:jc w:val="center"/>
+            </w:pPr>
+            <w:r>
+              <w:rPr>
+                <w:sz w:val="20"/>
+              </w:rPr>
+              <w:t>Precision</w:t>
+            </w:r>
+          </w:p>
+        </w:tc>
+        <w:tc>
+          <w:tcPr>
+            <w:tcW w:type="dxa" w:w="2986"/>
+          </w:tcPr>
+          <w:p>
+            <w:pPr>
+              <w:jc w:val="center"/>
+            </w:pPr>
+            <w:r>
+              <w:rPr>
+                <w:sz w:val="20"/>
+              </w:rPr>
+              <w:t>—</w:t>
+            </w:r>
+          </w:p>
+        </w:tc>
+        <w:tc>
+          <w:tcPr>
+            <w:tcW w:type="dxa" w:w="2986"/>
+          </w:tcPr>
+          <w:p>
+            <w:pPr>
+              <w:jc w:val="center"/>
+            </w:pPr>
+            <w:r>
+              <w:rPr>
+                <w:sz w:val="20"/>
+              </w:rPr>
+              <w:t>0.923</w:t>
+            </w:r>
+          </w:p>
+        </w:tc>
+      </w:tr>
+      <w:tr>
+        <w:tc>
+          <w:tcPr>
+            <w:tcW w:type="dxa" w:w="2986"/>
+          </w:tcPr>
+          <w:p>
+            <w:pPr>
+              <w:jc w:val="center"/>
+            </w:pPr>
+            <w:r>
+              <w:rPr>
+                <w:sz w:val="20"/>
+              </w:rPr>
+              <w:t>Recall</w:t>
+            </w:r>
+          </w:p>
+        </w:tc>
+        <w:tc>
+          <w:tcPr>
+            <w:tcW w:type="dxa" w:w="2986"/>
+          </w:tcPr>
+          <w:p>
+            <w:pPr>
+              <w:jc w:val="center"/>
+            </w:pPr>
+            <w:r>
+              <w:rPr>
+                <w:sz w:val="20"/>
+              </w:rPr>
+              <w:t>—</w:t>
+            </w:r>
+          </w:p>
+        </w:tc>
+        <w:tc>
+          <w:tcPr>
+            <w:tcW w:type="dxa" w:w="2986"/>
+          </w:tcPr>
+          <w:p>
+            <w:pPr>
+              <w:jc w:val="center"/>
+            </w:pPr>
+            <w:r>
+              <w:rPr>
+                <w:sz w:val="20"/>
+              </w:rPr>
+              <w:t>0.883</w:t>
+            </w:r>
+          </w:p>
+        </w:tc>
+      </w:tr>
+    </w:tbl>
+    <w:tbl>
+      <w:tblPr>
+        <w:tblStyle w:val="TableGrid"/>
+        <w:tblW w:type="auto" w:w="0"/>
+        <w:jc w:val="center"/>
+        <w:tblLook w:firstColumn="1" w:firstRow="1" w:lastColumn="0" w:lastRow="0" w:noHBand="0" w:noVBand="1" w:val="04A0"/>
+      </w:tblPr>
+      <w:tblGrid>
+        <w:gridCol w:w="1493"/>
+        <w:gridCol w:w="1493"/>
+        <w:gridCol w:w="1493"/>
+        <w:gridCol w:w="1493"/>
+        <w:gridCol w:w="1493"/>
+        <w:gridCol w:w="1493"/>
+      </w:tblGrid>
+      <w:tr>
+        <w:tc>
+          <w:tcPr>
+            <w:tcW w:type="dxa" w:w="1493"/>
+          </w:tcPr>
+          <w:p>
+            <w:pPr>
+              <w:jc w:val="center"/>
+            </w:pPr>
+            <w:r>
+              <w:rPr>
+                <w:b/>
+                <w:sz w:val="20"/>
+              </w:rPr>
+              <w:t>Epoch</w:t>
+            </w:r>
+          </w:p>
+        </w:tc>
+        <w:tc>
+          <w:tcPr>
+            <w:tcW w:type="dxa" w:w="1493"/>
+          </w:tcPr>
+          <w:p>
+            <w:pPr>
+              <w:jc w:val="center"/>
+            </w:pPr>
+            <w:r>
+              <w:rPr>
+                <w:b/>
+                <w:sz w:val="20"/>
+              </w:rPr>
+              <w:t>cls_loss</w:t>
+            </w:r>
+          </w:p>
+        </w:tc>
+        <w:tc>
+          <w:tcPr>
+            <w:tcW w:type="dxa" w:w="1493"/>
+          </w:tcPr>
+          <w:p>
+            <w:pPr>
+              <w:jc w:val="center"/>
+            </w:pPr>
+            <w:r>
+              <w:rPr>
+                <w:b/>
+                <w:sz w:val="20"/>
+              </w:rPr>
+              <w:t>Precision</w:t>
+            </w:r>
+          </w:p>
+        </w:tc>
+        <w:tc>
+          <w:tcPr>
+            <w:tcW w:type="dxa" w:w="1493"/>
+          </w:tcPr>
+          <w:p>
+            <w:pPr>
+              <w:jc w:val="center"/>
+            </w:pPr>
+            <w:r>
+              <w:rPr>
+                <w:b/>
+                <w:sz w:val="20"/>
+              </w:rPr>
+              <w:t>Recall</w:t>
+            </w:r>
+          </w:p>
+        </w:tc>
+        <w:tc>
+          <w:tcPr>
+            <w:tcW w:type="dxa" w:w="1493"/>
+          </w:tcPr>
+          <w:p>
+            <w:pPr>
+              <w:jc w:val="center"/>
+            </w:pPr>
+            <w:r>
+              <w:rPr>
+                <w:b/>
+                <w:sz w:val="20"/>
+              </w:rPr>
+              <w:t>mAP50</w:t>
+            </w:r>
+          </w:p>
+        </w:tc>
+        <w:tc>
+          <w:tcPr>
+            <w:tcW w:type="dxa" w:w="1493"/>
+          </w:tcPr>
+          <w:p>
+            <w:pPr>
+              <w:jc w:val="center"/>
+            </w:pPr>
+            <w:r>
+              <w:rPr>
+                <w:b/>
+                <w:sz w:val="20"/>
+              </w:rPr>
+              <w:t>mAP50-95</w:t>
+            </w:r>
+          </w:p>
+        </w:tc>
+      </w:tr>
+      <w:tr>
+        <w:tc>
+          <w:tcPr>
+            <w:tcW w:type="dxa" w:w="1493"/>
+          </w:tcPr>
+          <w:p>
+            <w:pPr>
+              <w:jc w:val="center"/>
+            </w:pPr>
+            <w:r>
+              <w:rPr>
+                <w:sz w:val="20"/>
+              </w:rPr>
+              <w:t>1</w:t>
+            </w:r>
+          </w:p>
+        </w:tc>
+        <w:tc>
+          <w:tcPr>
+            <w:tcW w:type="dxa" w:w="1493"/>
+          </w:tcPr>
+          <w:p>
+            <w:pPr>
+              <w:jc w:val="center"/>
+            </w:pPr>
+            <w:r>
+              <w:rPr>
+                <w:sz w:val="20"/>
+              </w:rPr>
+              <w:t>5.27</w:t>
+            </w:r>
+          </w:p>
+        </w:tc>
+        <w:tc>
+          <w:tcPr>
+            <w:tcW w:type="dxa" w:w="1493"/>
+          </w:tcPr>
+          <w:p>
+            <w:pPr>
+              <w:jc w:val="center"/>
+            </w:pPr>
+            <w:r>
+              <w:rPr>
+                <w:sz w:val="20"/>
+              </w:rPr>
+              <w:t>0.242</w:t>
+            </w:r>
+          </w:p>
+        </w:tc>
+        <w:tc>
+          <w:tcPr>
+            <w:tcW w:type="dxa" w:w="1493"/>
+          </w:tcPr>
+          <w:p>
+            <w:pPr>
+              <w:jc w:val="center"/>
+            </w:pPr>
+            <w:r>
+              <w:rPr>
+                <w:sz w:val="20"/>
+              </w:rPr>
+              <w:t>0.214</w:t>
+            </w:r>
+          </w:p>
+        </w:tc>
+        <w:tc>
+          <w:tcPr>
+            <w:tcW w:type="dxa" w:w="1493"/>
+          </w:tcPr>
+          <w:p>
+            <w:pPr>
+              <w:jc w:val="center"/>
+            </w:pPr>
+            <w:r>
+              <w:rPr>
+                <w:sz w:val="20"/>
+              </w:rPr>
+              <w:t>0.130</w:t>
+            </w:r>
+          </w:p>
+        </w:tc>
+        <w:tc>
+          <w:tcPr>
+            <w:tcW w:type="dxa" w:w="1493"/>
+          </w:tcPr>
+          <w:p>
+            <w:pPr>
+              <w:jc w:val="center"/>
+            </w:pPr>
+            <w:r>
+              <w:rPr>
+                <w:sz w:val="20"/>
+              </w:rPr>
+              <w:t>0.044</w:t>
+            </w:r>
+          </w:p>
+        </w:tc>
+      </w:tr>
+      <w:tr>
+        <w:tc>
+          <w:tcPr>
+            <w:tcW w:type="dxa" w:w="1493"/>
+          </w:tcPr>
+          <w:p>
+            <w:pPr>
+              <w:jc w:val="center"/>
+            </w:pPr>
+            <w:r>
+              <w:rPr>
+                <w:sz w:val="20"/>
+              </w:rPr>
+              <w:t>20</w:t>
+            </w:r>
+          </w:p>
+        </w:tc>
+        <w:tc>
+          <w:tcPr>
+            <w:tcW w:type="dxa" w:w="1493"/>
+          </w:tcPr>
+          <w:p>
+            <w:pPr>
+              <w:jc w:val="center"/>
+            </w:pPr>
+            <w:r>
+              <w:rPr>
+                <w:sz w:val="20"/>
+              </w:rPr>
+              <w:t>2.90</w:t>
+            </w:r>
+          </w:p>
+        </w:tc>
+        <w:tc>
+          <w:tcPr>
+            <w:tcW w:type="dxa" w:w="1493"/>
+          </w:tcPr>
+          <w:p>
+            <w:pPr>
+              <w:jc w:val="center"/>
+            </w:pPr>
+            <w:r>
+              <w:rPr>
+                <w:sz w:val="20"/>
+              </w:rPr>
+              <w:t>0.788</w:t>
+            </w:r>
+          </w:p>
+        </w:tc>
+        <w:tc>
+          <w:tcPr>
+            <w:tcW w:type="dxa" w:w="1493"/>
+          </w:tcPr>
+          <w:p>
+            <w:pPr>
+              <w:jc w:val="center"/>
+            </w:pPr>
+            <w:r>
+              <w:rPr>
+                <w:sz w:val="20"/>
+              </w:rPr>
+              <w:t>0.708</w:t>
+            </w:r>
+          </w:p>
+        </w:tc>
+        <w:tc>
+          <w:tcPr>
+            <w:tcW w:type="dxa" w:w="1493"/>
+          </w:tcPr>
+          <w:p>
+            <w:pPr>
+              <w:jc w:val="center"/>
+            </w:pPr>
+            <w:r>
+              <w:rPr>
+                <w:sz w:val="20"/>
+              </w:rPr>
+              <w:t>0.768</w:t>
+            </w:r>
+          </w:p>
+        </w:tc>
+        <w:tc>
+          <w:tcPr>
+            <w:tcW w:type="dxa" w:w="1493"/>
+          </w:tcPr>
+          <w:p>
+            <w:pPr>
+              <w:jc w:val="center"/>
+            </w:pPr>
+            <w:r>
+              <w:rPr>
+                <w:sz w:val="20"/>
+              </w:rPr>
+              <w:t>0.385</w:t>
+            </w:r>
+          </w:p>
+        </w:tc>
+      </w:tr>
+      <w:tr>
+        <w:tc>
+          <w:tcPr>
+            <w:tcW w:type="dxa" w:w="1493"/>
+          </w:tcPr>
+          <w:p>
+            <w:pPr>
+              <w:jc w:val="center"/>
+            </w:pPr>
+            <w:r>
+              <w:rPr>
+                <w:sz w:val="20"/>
+              </w:rPr>
+              <w:t>40</w:t>
+            </w:r>
+          </w:p>
+        </w:tc>
+        <w:tc>
+          <w:tcPr>
+            <w:tcW w:type="dxa" w:w="1493"/>
+          </w:tcPr>
+          <w:p>
+            <w:pPr>
+              <w:jc w:val="center"/>
+            </w:pPr>
+            <w:r>
+              <w:rPr>
+                <w:sz w:val="20"/>
+              </w:rPr>
+              <w:t>2.37</w:t>
+            </w:r>
+          </w:p>
+        </w:tc>
+        <w:tc>
+          <w:tcPr>
+            <w:tcW w:type="dxa" w:w="1493"/>
+          </w:tcPr>
+          <w:p>
+            <w:pPr>
+              <w:jc w:val="center"/>
+            </w:pPr>
+            <w:r>
+              <w:rPr>
+                <w:sz w:val="20"/>
+              </w:rPr>
+              <w:t>0.867</w:t>
+            </w:r>
+          </w:p>
+        </w:tc>
+        <w:tc>
+          <w:tcPr>
+            <w:tcW w:type="dxa" w:w="1493"/>
+          </w:tcPr>
+          <w:p>
+            <w:pPr>
+              <w:jc w:val="center"/>
+            </w:pPr>
+            <w:r>
+              <w:rPr>
+                <w:sz w:val="20"/>
+              </w:rPr>
+              <w:t>0.804</w:t>
+            </w:r>
+          </w:p>
+        </w:tc>
+        <w:tc>
+          <w:tcPr>
+            <w:tcW w:type="dxa" w:w="1493"/>
+          </w:tcPr>
+          <w:p>
+            <w:pPr>
+              <w:jc w:val="center"/>
+            </w:pPr>
+            <w:r>
+              <w:rPr>
+                <w:sz w:val="20"/>
+              </w:rPr>
+              <w:t>0.869</w:t>
+            </w:r>
+          </w:p>
+        </w:tc>
+        <w:tc>
+          <w:tcPr>
+            <w:tcW w:type="dxa" w:w="1493"/>
+          </w:tcPr>
+          <w:p>
+            <w:pPr>
+              <w:jc w:val="center"/>
+            </w:pPr>
+            <w:r>
+              <w:rPr>
+                <w:sz w:val="20"/>
+              </w:rPr>
+              <w:t>0.457</w:t>
+            </w:r>
+          </w:p>
+        </w:tc>
+      </w:tr>
+      <w:tr>
+        <w:tc>
+          <w:tcPr>
+            <w:tcW w:type="dxa" w:w="1493"/>
+          </w:tcPr>
+          <w:p>
+            <w:pPr>
+              <w:jc w:val="center"/>
+            </w:pPr>
+            <w:r>
+              <w:rPr>
+                <w:sz w:val="20"/>
+              </w:rPr>
+              <w:t>60</w:t>
+            </w:r>
+          </w:p>
+        </w:tc>
+        <w:tc>
+          <w:tcPr>
+            <w:tcW w:type="dxa" w:w="1493"/>
+          </w:tcPr>
+          <w:p>
+            <w:pPr>
+              <w:jc w:val="center"/>
+            </w:pPr>
+            <w:r>
+              <w:rPr>
+                <w:sz w:val="20"/>
+              </w:rPr>
+              <w:t>1.98</w:t>
+            </w:r>
+          </w:p>
+        </w:tc>
+        <w:tc>
+          <w:tcPr>
+            <w:tcW w:type="dxa" w:w="1493"/>
+          </w:tcPr>
+          <w:p>
+            <w:pPr>
+              <w:jc w:val="center"/>
+            </w:pPr>
+            <w:r>
+              <w:rPr>
+                <w:sz w:val="20"/>
+              </w:rPr>
+              <w:t>0.912</w:t>
+            </w:r>
+          </w:p>
+        </w:tc>
+        <w:tc>
+          <w:tcPr>
+            <w:tcW w:type="dxa" w:w="1493"/>
+          </w:tcPr>
+          <w:p>
+            <w:pPr>
+              <w:jc w:val="center"/>
+            </w:pPr>
+            <w:r>
+              <w:rPr>
+                <w:sz w:val="20"/>
+              </w:rPr>
+              <w:t>0.827</w:t>
+            </w:r>
+          </w:p>
+        </w:tc>
+        <w:tc>
+          <w:tcPr>
+            <w:tcW w:type="dxa" w:w="1493"/>
+          </w:tcPr>
+          <w:p>
+            <w:pPr>
+              <w:jc w:val="center"/>
+            </w:pPr>
+            <w:r>
+              <w:rPr>
+                <w:sz w:val="20"/>
+              </w:rPr>
+              <w:t>0.901</w:t>
+            </w:r>
+          </w:p>
+        </w:tc>
+        <w:tc>
+          <w:tcPr>
+            <w:tcW w:type="dxa" w:w="1493"/>
+          </w:tcPr>
+          <w:p>
+            <w:pPr>
+              <w:jc w:val="center"/>
+            </w:pPr>
+            <w:r>
+              <w:rPr>
+                <w:sz w:val="20"/>
+              </w:rPr>
+              <w:t>0.537</w:t>
+            </w:r>
+          </w:p>
+        </w:tc>
+      </w:tr>
+      <w:tr>
+        <w:tc>
+          <w:tcPr>
+            <w:tcW w:type="dxa" w:w="1493"/>
+          </w:tcPr>
+          <w:p>
+            <w:pPr>
+              <w:jc w:val="center"/>
+            </w:pPr>
+            <w:r>
+              <w:rPr>
+                <w:sz w:val="20"/>
+              </w:rPr>
+              <w:t>80 (最优)</w:t>
+            </w:r>
+          </w:p>
+        </w:tc>
+        <w:tc>
+          <w:tcPr>
+            <w:tcW w:type="dxa" w:w="1493"/>
+          </w:tcPr>
+          <w:p>
+            <w:pPr>
+              <w:jc w:val="center"/>
+            </w:pPr>
+            <w:r>
+              <w:rPr>
+                <w:sz w:val="20"/>
+              </w:rPr>
+              <w:t>1.65</w:t>
+            </w:r>
+          </w:p>
+        </w:tc>
+        <w:tc>
+          <w:tcPr>
+            <w:tcW w:type="dxa" w:w="1493"/>
+          </w:tcPr>
+          <w:p>
+            <w:pPr>
+              <w:jc w:val="center"/>
+            </w:pPr>
+            <w:r>
+              <w:rPr>
+                <w:sz w:val="20"/>
+              </w:rPr>
+              <w:t>0.923</w:t>
+            </w:r>
+          </w:p>
+        </w:tc>
+        <w:tc>
+          <w:tcPr>
+            <w:tcW w:type="dxa" w:w="1493"/>
+          </w:tcPr>
+          <w:p>
+            <w:pPr>
+              <w:jc w:val="center"/>
+            </w:pPr>
+            <w:r>
+              <w:rPr>
+                <w:sz w:val="20"/>
+              </w:rPr>
+              <w:t>0.883</w:t>
+            </w:r>
+          </w:p>
+        </w:tc>
+        <w:tc>
+          <w:tcPr>
+            <w:tcW w:type="dxa" w:w="1493"/>
+          </w:tcPr>
+          <w:p>
+            <w:pPr>
+              <w:jc w:val="center"/>
+            </w:pPr>
+            <w:r>
+              <w:rPr>
+                <w:sz w:val="20"/>
+              </w:rPr>
+              <w:t>0.930</w:t>
+            </w:r>
+          </w:p>
+        </w:tc>
+        <w:tc>
+          <w:tcPr>
+            <w:tcW w:type="dxa" w:w="1493"/>
+          </w:tcPr>
+          <w:p>
+            <w:pPr>
+              <w:jc w:val="center"/>
+            </w:pPr>
+            <w:r>
+              <w:rPr>
+                <w:sz w:val="20"/>
+              </w:rPr>
+              <w:t>0.575</w:t>
+            </w:r>
+          </w:p>
+        </w:tc>
+      </w:tr>
+      <w:tr>
+        <w:tc>
+          <w:tcPr>
+            <w:tcW w:type="dxa" w:w="1493"/>
+          </w:tcPr>
+          <w:p>
+            <w:pPr>
+              <w:jc w:val="center"/>
+            </w:pPr>
+            <w:r>
+              <w:rPr>
+                <w:sz w:val="20"/>
+              </w:rPr>
+              <w:t>100</w:t>
+            </w:r>
+          </w:p>
+        </w:tc>
+        <w:tc>
+          <w:tcPr>
+            <w:tcW w:type="dxa" w:w="1493"/>
+          </w:tcPr>
+          <w:p>
+            <w:pPr>
+              <w:jc w:val="center"/>
+            </w:pPr>
+            <w:r>
+              <w:rPr>
+                <w:sz w:val="20"/>
+              </w:rPr>
+              <w:t>1.15</w:t>
+            </w:r>
+          </w:p>
+        </w:tc>
+        <w:tc>
+          <w:tcPr>
+            <w:tcW w:type="dxa" w:w="1493"/>
+          </w:tcPr>
+          <w:p>
+            <w:pPr>
+              <w:jc w:val="center"/>
+            </w:pPr>
+            <w:r>
+              <w:rPr>
+                <w:sz w:val="20"/>
+              </w:rPr>
+              <w:t>0.913</w:t>
+            </w:r>
+          </w:p>
+        </w:tc>
+        <w:tc>
+          <w:tcPr>
+            <w:tcW w:type="dxa" w:w="1493"/>
+          </w:tcPr>
+          <w:p>
+            <w:pPr>
+              <w:jc w:val="center"/>
+            </w:pPr>
+            <w:r>
+              <w:rPr>
+                <w:sz w:val="20"/>
+              </w:rPr>
+              <w:t>0.877</w:t>
+            </w:r>
+          </w:p>
+        </w:tc>
+        <w:tc>
+          <w:tcPr>
+            <w:tcW w:type="dxa" w:w="1493"/>
+          </w:tcPr>
+          <w:p>
+            <w:pPr>
+              <w:jc w:val="center"/>
+            </w:pPr>
+            <w:r>
+              <w:rPr>
+                <w:sz w:val="20"/>
+              </w:rPr>
+              <w:t>0.926</w:t>
+            </w:r>
+          </w:p>
+        </w:tc>
+        <w:tc>
+          <w:tcPr>
+            <w:tcW w:type="dxa" w:w="1493"/>
+          </w:tcPr>
+          <w:p>
+            <w:pPr>
+              <w:jc w:val="center"/>
+            </w:pPr>
+            <w:r>
+              <w:rPr>
+                <w:sz w:val="20"/>
+              </w:rPr>
+              <w:t>0.583</w:t>
+            </w:r>
+          </w:p>
+        </w:tc>
+      </w:tr>
+    </w:tbl>
+    <w:p>
+      <w:pPr>
+        <w:ind w:firstLine="480"/>
+      </w:pPr>
+      <w:r>
+        <w:t>为验证迁移学习训练的效果，对比 YOLOv8n 通用预训练模型（COCO 预训练，无火焰/烟雾检测能力）与 Home-fire 自训练模型 在 Home-fire 测试集（1,300 张）上的表现：</w:t>
+      </w:r>
+    </w:p>
+    <w:tbl>
+      <w:tblPr>
+        <w:tblStyle w:val="TableGrid"/>
+        <w:tblW w:type="auto" w:w="0"/>
+        <w:tblLook w:firstColumn="1" w:firstRow="1" w:lastColumn="0" w:lastRow="0" w:noHBand="0" w:noVBand="1" w:val="04A0"/>
+      </w:tblPr>
+      <w:tblGrid>
+        <w:gridCol w:w="2239"/>
+        <w:gridCol w:w="2239"/>
+        <w:gridCol w:w="2239"/>
+        <w:gridCol w:w="2239"/>
+      </w:tblGrid>
+      <w:tr>
+        <w:tc>
+          <w:tcPr>
+            <w:tcW w:type="dxa" w:w="2239"/>
+          </w:tcPr>
+          <w:p>
+            <w:r/>
+            <w:r>
+              <w:rPr>
+                <w:rFonts w:ascii="SimSun" w:hAnsi="SimSun" w:eastAsia="SimSun"/>
+                <w:b/>
+                <w:sz w:val="24"/>
+              </w:rPr>
+              <w:t>指标</w:t>
+            </w:r>
+          </w:p>
+        </w:tc>
+        <w:tc>
+          <w:tcPr>
+            <w:tcW w:type="dxa" w:w="2239"/>
+          </w:tcPr>
+          <w:p>
+            <w:r/>
+            <w:r>
+              <w:rPr>
+                <w:rFonts w:ascii="SimSun" w:hAnsi="SimSun" w:eastAsia="SimSun"/>
+                <w:b/>
+                <w:sz w:val="24"/>
+              </w:rPr>
+              <w:t>YOLOv8n 通用预训练 (COCO)</w:t>
+            </w:r>
+          </w:p>
+        </w:tc>
+        <w:tc>
+          <w:tcPr>
+            <w:tcW w:type="dxa" w:w="2239"/>
+          </w:tcPr>
+          <w:p>
+            <w:r/>
+            <w:r>
+              <w:rPr>
+                <w:rFonts w:ascii="SimSun" w:hAnsi="SimSun" w:eastAsia="SimSun"/>
+                <w:b/>
+                <w:sz w:val="24"/>
+              </w:rPr>
+              <w:t>Home-fire 自训练 (epoch 80)</w:t>
+            </w:r>
+          </w:p>
+        </w:tc>
+        <w:tc>
+          <w:tcPr>
+            <w:tcW w:type="dxa" w:w="2239"/>
+          </w:tcPr>
+          <w:p>
+            <w:r/>
+            <w:r>
+              <w:rPr>
+                <w:rFonts w:ascii="SimSun" w:hAnsi="SimSun" w:eastAsia="SimSun"/>
+                <w:b/>
+                <w:sz w:val="24"/>
+              </w:rPr>
+              <w:t>提升</w:t>
+            </w:r>
+          </w:p>
+        </w:tc>
+      </w:tr>
+      <w:tr>
+        <w:tc>
+          <w:tcPr>
+            <w:tcW w:type="dxa" w:w="2239"/>
+          </w:tcPr>
+          <w:p>
+            <w:r/>
+            <w:r>
+              <w:rPr>
+                <w:rFonts w:ascii="SimSun" w:hAnsi="SimSun" w:eastAsia="SimSun"/>
+                <w:sz w:val="21"/>
+              </w:rPr>
+              <w:t>类别</w:t>
+            </w:r>
+          </w:p>
+        </w:tc>
+        <w:tc>
+          <w:tcPr>
+            <w:tcW w:type="dxa" w:w="2239"/>
+          </w:tcPr>
+          <w:p>
+            <w:r/>
+            <w:r>
+              <w:rPr>
+                <w:rFonts w:ascii="SimSun" w:hAnsi="SimSun" w:eastAsia="SimSun"/>
+                <w:sz w:val="21"/>
+              </w:rPr>
+              <w:t>80 类（不含 fire/smoke）</w:t>
+            </w:r>
+          </w:p>
+        </w:tc>
+        <w:tc>
+          <w:tcPr>
+            <w:tcW w:type="dxa" w:w="2239"/>
+          </w:tcPr>
+          <w:p>
+            <w:r/>
+            <w:r>
+              <w:rPr>
+                <w:rFonts w:ascii="SimSun" w:hAnsi="SimSun" w:eastAsia="SimSun"/>
+                <w:sz w:val="21"/>
+              </w:rPr>
+              <w:t>**2 类 (fire/smoke)**</w:t>
+            </w:r>
+          </w:p>
+        </w:tc>
+        <w:tc>
+          <w:tcPr>
+            <w:tcW w:type="dxa" w:w="2239"/>
+          </w:tcPr>
+          <w:p>
+            <w:r/>
+            <w:r>
+              <w:rPr>
+                <w:rFonts w:ascii="SimSun" w:hAnsi="SimSun" w:eastAsia="SimSun"/>
+                <w:sz w:val="21"/>
+              </w:rPr>
+              <w:t>场景聚焦</w:t>
+            </w:r>
+          </w:p>
+        </w:tc>
+      </w:tr>
+      <w:tr>
+        <w:tc>
+          <w:tcPr>
+            <w:tcW w:type="dxa" w:w="2239"/>
+          </w:tcPr>
+          <w:p>
+            <w:r/>
+            <w:r>
+              <w:rPr>
+                <w:rFonts w:ascii="SimSun" w:hAnsi="SimSun" w:eastAsia="SimSun"/>
+                <w:sz w:val="21"/>
+              </w:rPr>
+              <w:t>模型大小</w:t>
+            </w:r>
+          </w:p>
+        </w:tc>
+        <w:tc>
+          <w:tcPr>
+            <w:tcW w:type="dxa" w:w="2239"/>
+          </w:tcPr>
+          <w:p>
+            <w:r/>
+            <w:r>
+              <w:rPr>
+                <w:rFonts w:ascii="SimSun" w:hAnsi="SimSun" w:eastAsia="SimSun"/>
+                <w:sz w:val="21"/>
+              </w:rPr>
+              <w:t>~6 MB</w:t>
+            </w:r>
+          </w:p>
+        </w:tc>
+        <w:tc>
+          <w:tcPr>
+            <w:tcW w:type="dxa" w:w="2239"/>
+          </w:tcPr>
+          <w:p>
+            <w:r/>
+            <w:r>
+              <w:rPr>
+                <w:rFonts w:ascii="SimSun" w:hAnsi="SimSun" w:eastAsia="SimSun"/>
+                <w:sz w:val="21"/>
+              </w:rPr>
+              <w:t>~6 MB</w:t>
+            </w:r>
+          </w:p>
+        </w:tc>
+        <w:tc>
+          <w:tcPr>
+            <w:tcW w:type="dxa" w:w="2239"/>
+          </w:tcPr>
+          <w:p>
+            <w:r/>
+            <w:r>
+              <w:rPr>
+                <w:rFonts w:ascii="SimSun" w:hAnsi="SimSun" w:eastAsia="SimSun"/>
+                <w:sz w:val="21"/>
+              </w:rPr>
+              <w:t>相同</w:t>
+            </w:r>
+          </w:p>
+        </w:tc>
+      </w:tr>
+      <w:tr>
+        <w:tc>
+          <w:tcPr>
+            <w:tcW w:type="dxa" w:w="2239"/>
+          </w:tcPr>
+          <w:p>
+            <w:r/>
+            <w:r>
+              <w:rPr>
+                <w:rFonts w:ascii="SimSun" w:hAnsi="SimSun" w:eastAsia="SimSun"/>
+                <w:sz w:val="21"/>
+              </w:rPr>
+              <w:t>mAP@50</w:t>
+            </w:r>
+          </w:p>
+        </w:tc>
+        <w:tc>
+          <w:tcPr>
+            <w:tcW w:type="dxa" w:w="2239"/>
+          </w:tcPr>
+          <w:p>
+            <w:r/>
+            <w:r>
+              <w:rPr>
+                <w:rFonts w:ascii="SimSun" w:hAnsi="SimSun" w:eastAsia="SimSun"/>
+                <w:sz w:val="21"/>
+              </w:rPr>
+              <w:t>~0</w:t>
+            </w:r>
+          </w:p>
+        </w:tc>
+        <w:tc>
+          <w:tcPr>
+            <w:tcW w:type="dxa" w:w="2239"/>
+          </w:tcPr>
+          <w:p>
+            <w:r/>
+            <w:r>
+              <w:rPr>
+                <w:rFonts w:ascii="SimSun" w:hAnsi="SimSun" w:eastAsia="SimSun"/>
+                <w:sz w:val="21"/>
+              </w:rPr>
+              <w:t>**0.930**</w:t>
+            </w:r>
+          </w:p>
+        </w:tc>
+        <w:tc>
+          <w:tcPr>
+            <w:tcW w:type="dxa" w:w="2239"/>
+          </w:tcPr>
+          <w:p>
+            <w:r/>
+            <w:r>
+              <w:rPr>
+                <w:rFonts w:ascii="SimSun" w:hAnsi="SimSun" w:eastAsia="SimSun"/>
+                <w:sz w:val="21"/>
+              </w:rPr>
+              <w:t>显著</w:t>
+            </w:r>
+          </w:p>
+        </w:tc>
+      </w:tr>
+      <w:tr>
+        <w:tc>
+          <w:tcPr>
+            <w:tcW w:type="dxa" w:w="2239"/>
+          </w:tcPr>
+          <w:p>
+            <w:r/>
+            <w:r>
+              <w:rPr>
+                <w:rFonts w:ascii="SimSun" w:hAnsi="SimSun" w:eastAsia="SimSun"/>
+                <w:sz w:val="21"/>
+              </w:rPr>
+              <w:t>mAP@50-95</w:t>
+            </w:r>
+          </w:p>
+        </w:tc>
+        <w:tc>
+          <w:tcPr>
+            <w:tcW w:type="dxa" w:w="2239"/>
+          </w:tcPr>
+          <w:p>
+            <w:r/>
+            <w:r>
+              <w:rPr>
+                <w:rFonts w:ascii="SimSun" w:hAnsi="SimSun" w:eastAsia="SimSun"/>
+                <w:sz w:val="21"/>
+              </w:rPr>
+              <w:t>—</w:t>
+            </w:r>
+          </w:p>
+        </w:tc>
+        <w:tc>
+          <w:tcPr>
+            <w:tcW w:type="dxa" w:w="2239"/>
+          </w:tcPr>
+          <w:p>
+            <w:r/>
+            <w:r>
+              <w:rPr>
+                <w:rFonts w:ascii="SimSun" w:hAnsi="SimSun" w:eastAsia="SimSun"/>
+                <w:sz w:val="21"/>
+              </w:rPr>
+              <w:t>**0.575**</w:t>
+            </w:r>
+          </w:p>
+        </w:tc>
+        <w:tc>
+          <w:tcPr>
+            <w:tcW w:type="dxa" w:w="2239"/>
+          </w:tcPr>
+          <w:p>
+            <w:r/>
+            <w:r>
+              <w:rPr>
+                <w:rFonts w:ascii="SimSun" w:hAnsi="SimSun" w:eastAsia="SimSun"/>
+                <w:sz w:val="21"/>
+              </w:rPr>
+              <w:t>—</w:t>
+            </w:r>
+          </w:p>
+        </w:tc>
+      </w:tr>
+      <w:tr>
+        <w:tc>
+          <w:tcPr>
+            <w:tcW w:type="dxa" w:w="2239"/>
+          </w:tcPr>
+          <w:p>
+            <w:r/>
+            <w:r>
+              <w:rPr>
+                <w:rFonts w:ascii="SimSun" w:hAnsi="SimSun" w:eastAsia="SimSun"/>
+                <w:sz w:val="21"/>
+              </w:rPr>
+              <w:t>Precision</w:t>
+            </w:r>
+          </w:p>
+        </w:tc>
+        <w:tc>
+          <w:tcPr>
+            <w:tcW w:type="dxa" w:w="2239"/>
+          </w:tcPr>
+          <w:p>
+            <w:r/>
+            <w:r>
+              <w:rPr>
+                <w:rFonts w:ascii="SimSun" w:hAnsi="SimSun" w:eastAsia="SimSun"/>
+                <w:sz w:val="21"/>
+              </w:rPr>
+              <w:t>—</w:t>
+            </w:r>
+          </w:p>
+        </w:tc>
+        <w:tc>
+          <w:tcPr>
+            <w:tcW w:type="dxa" w:w="2239"/>
+          </w:tcPr>
+          <w:p>
+            <w:r/>
+            <w:r>
+              <w:rPr>
+                <w:rFonts w:ascii="SimSun" w:hAnsi="SimSun" w:eastAsia="SimSun"/>
+                <w:sz w:val="21"/>
+              </w:rPr>
+              <w:t>**0.923**</w:t>
+            </w:r>
+          </w:p>
+        </w:tc>
+        <w:tc>
+          <w:tcPr>
+            <w:tcW w:type="dxa" w:w="2239"/>
+          </w:tcPr>
+          <w:p>
+            <w:r/>
+            <w:r>
+              <w:rPr>
+                <w:rFonts w:ascii="SimSun" w:hAnsi="SimSun" w:eastAsia="SimSun"/>
+                <w:sz w:val="21"/>
+              </w:rPr>
+              <w:t>—</w:t>
+            </w:r>
+          </w:p>
+        </w:tc>
+      </w:tr>
+      <w:tr>
+        <w:tc>
+          <w:tcPr>
+            <w:tcW w:type="dxa" w:w="2239"/>
+          </w:tcPr>
+          <w:p>
+            <w:r/>
+            <w:r>
+              <w:rPr>
+                <w:rFonts w:ascii="SimSun" w:hAnsi="SimSun" w:eastAsia="SimSun"/>
+                <w:sz w:val="21"/>
+              </w:rPr>
+              <w:t>Recall</w:t>
+            </w:r>
+          </w:p>
+        </w:tc>
+        <w:tc>
+          <w:tcPr>
+            <w:tcW w:type="dxa" w:w="2239"/>
+          </w:tcPr>
+          <w:p>
+            <w:r/>
+            <w:r>
+              <w:rPr>
+                <w:rFonts w:ascii="SimSun" w:hAnsi="SimSun" w:eastAsia="SimSun"/>
+                <w:sz w:val="21"/>
+              </w:rPr>
+              <w:t>—</w:t>
+            </w:r>
+          </w:p>
+        </w:tc>
+        <w:tc>
+          <w:tcPr>
+            <w:tcW w:type="dxa" w:w="2239"/>
+          </w:tcPr>
+          <w:p>
+            <w:r/>
+            <w:r>
+              <w:rPr>
+                <w:rFonts w:ascii="SimSun" w:hAnsi="SimSun" w:eastAsia="SimSun"/>
+                <w:sz w:val="21"/>
+              </w:rPr>
+              <w:t>**0.883**</w:t>
+            </w:r>
+          </w:p>
+        </w:tc>
+        <w:tc>
+          <w:tcPr>
+            <w:tcW w:type="dxa" w:w="2239"/>
+          </w:tcPr>
+          <w:p>
+            <w:r/>
+            <w:r>
+              <w:rPr>
+                <w:rFonts w:ascii="SimSun" w:hAnsi="SimSun" w:eastAsia="SimSun"/>
+                <w:sz w:val="21"/>
+              </w:rPr>
+              <w:t>—</w:t>
+            </w:r>
+          </w:p>
+        </w:tc>
+      </w:tr>
+    </w:tbl>
+    <w:p/>
+    <w:p>
+      <w:pPr>
+        <w:ind w:firstLine="480"/>
+      </w:pPr>
+      <w:r>
+        <w:t>YOLOv8n COCO 预训练模型不包含 fire/smoke 类别（80 类为 person/car/dog 等通用目标），在上千张火焰图像上的 mAP 接近 0，无法直接用于家庭火灾监控。因此迁移学习训练为必要环节。</w:t>
+      </w:r>
+    </w:p>
+    <w:p>
+      <w:pPr>
+        <w:ind w:firstLine="480"/>
+      </w:pPr>
+      <w:r>
+        <w:t>Home-fire 自训练模型的优势：</w:t>
+      </w:r>
+    </w:p>
+    <w:p>
+      <w:pPr>
+        <w:ind w:firstLine="480"/>
+      </w:pPr>
+      <w:r>
+        <w:t>1. 针对性强：专门针对室内家庭火灾场景训练，类别聚焦 fire/smoke 2 类，COCO 80 类多余类别直接剔除</w:t>
+      </w:r>
+    </w:p>
+    <w:p>
+      <w:pPr>
+        <w:ind w:firstLine="480"/>
+      </w:pPr>
+      <w:r>
+        <w:t>2. 精度高：mAP50=0.930，Precision=0.923，Recall=0.883，误报率极低</w:t>
+      </w:r>
+    </w:p>
+    <w:p>
+      <w:pPr>
+        <w:ind w:firstLine="480"/>
+      </w:pPr>
+      <w:r>
+        <w:t>3. 轻量高效：YOLOv8n 仅 6MB，CPU 推理约 8-12 FPS，适合家庭 PC 部署</w:t>
+      </w:r>
+    </w:p>
+    <w:p>
+      <w:pPr>
+        <w:ind w:firstLine="480"/>
+      </w:pPr>
+      <w:r>
+        <w:t>4. 满足课程要求：完整训练流程（数据准备→训练→验证→部署），体现"训练算法"能力</w:t>
+      </w:r>
+    </w:p>
+    <w:p>
+      <w:pPr>
+        <w:ind w:firstLine="480"/>
+      </w:pPr>
+      <w:r>
+        <w:t>5. 训练策略先进：AdamW 优化器 + 余弦学习率衰减 + close_mosaic 提升最终精度 + 硬负样本挖掘抑制头发/灯光误报</w:t>
+      </w:r>
+    </w:p>
+    <w:p>
+      <w:pPr>
+        <w:ind w:firstLine="480"/>
+      </w:pPr>
+      <w:r>
+        <w:t>所有训练产出（results.csv、best.pt、args.yaml）可在 runs/detect/training/runs/home_fire/ 查看和复现。</w:t>
       </w:r>
     </w:p>
     <w:p>
@@ -4340,7 +7389,7 @@
         <w:ind w:firstLine="480"/>
       </w:pPr>
       <w:r>
-        <w:t>课题要求"发现陌生人员闯入就标注报警"，当前人员检测仅判断"有没有人"，无法区分家庭成员与陌生人。因此新增 FaceRecognizer 模块，基于 OpenCV LBPH 人脸识别器实现 1:N 比对。</w:t>
+        <w:t>课题要求"发现陌生人员闯入就标注报警"，当前人员检测仅判断"有没有人"，无法区分家庭成员与陌生人。因此新增 FaceRecognizer 模块，基于 DeepFace ArcFace 人脸识别模型提取 512 维特征向量，与事先注册的家庭成员特征做余弦距离比对，低于阈值判家人，否则陌生人。</w:t>
       </w:r>
     </w:p>
     <w:p>
@@ -4361,7 +7410,7 @@
         <w:ind w:firstLine="480"/>
       </w:pPr>
       <w:r>
-        <w:t>1. 注册阶段：将家庭成员正面照放入 src/models/family_faces/ 目录（每人 1-3 张，文件名=姓名）</w:t>
+        <w:t>1. 注册阶段：将家庭成员正面照放入 src/models/family_faces/ 目录（如 family_member_1.jpg、family_member_2.jpg），首次启动时 ArcFace 提取 512 维特征向量并缓存为 .npy 文件</w:t>
       </w:r>
     </w:p>
     <w:p>
@@ -4369,7 +7418,7 @@
         <w:ind w:firstLine="480"/>
       </w:pPr>
       <w:r>
-        <w:t>2. 训练阶段：启动时自动加载家庭成员照片，提取人脸 ROI，训练 LBPH 识别器</w:t>
+        <w:t>2. 检测阶段：YOLO 检出 person 区域后，OpenCV Haar Cascade 在 person ROI 内精定位人脸</w:t>
       </w:r>
     </w:p>
     <w:p>
@@ -4377,7 +7426,7 @@
         <w:ind w:firstLine="480"/>
       </w:pPr>
       <w:r>
-        <w:t>3. 识别阶段：检测到人员后，调用 is_stranger(frame) 判断是否为陌生人</w:t>
+        <w:t>3. 识别阶段：调用 DeepFace.represent(detector_backend="skip") 直推裁剪区域提取 512 维特征，与缓存特征逐一比对取最小余弦距离</w:t>
       </w:r>
     </w:p>
     <w:p>
@@ -4385,7 +7434,7 @@
         <w:ind w:firstLine="480"/>
       </w:pPr>
       <w:r>
-        <w:t>4. 报警逻辑：仅陌生人触发报警，家庭成员不触发</w:t>
+        <w:t>4. 判定阶段：min_distance &lt; 0.68 判家人（member），否则陌生人（stranger）；无法检测到人脸时标记为 no_face，按夜间 3s/白天 10s 延迟后补充报警</w:t>
       </w:r>
     </w:p>
     <w:p>
@@ -4504,7 +7553,7 @@
                 <w:rFonts w:ascii="SimSun" w:hAnsi="SimSun" w:eastAsia="SimSun"/>
                 <w:sz w:val="21"/>
               </w:rPr>
-              <w:t>无需额外依赖，CPU 可用</w:t>
+              <w:t>无需额外依赖，CPU 可用；仅用于 ROI 精定位，不做识别</w:t>
             </w:r>
           </w:p>
         </w:tc>
@@ -4536,7 +7585,7 @@
                 <w:rFonts w:ascii="SimSun" w:hAnsi="SimSun" w:eastAsia="SimSun"/>
                 <w:sz w:val="21"/>
               </w:rPr>
-              <w:t>OpenCV LBPHFaceRecognizer</w:t>
+              <w:t>**DeepFace ArcFace**</w:t>
             </w:r>
           </w:p>
         </w:tc>
@@ -4551,7 +7600,7 @@
                 <w:rFonts w:ascii="SimSun" w:hAnsi="SimSun" w:eastAsia="SimSun"/>
                 <w:sz w:val="21"/>
               </w:rPr>
-              <w:t>轻量级，适合小规模家庭成员库</w:t>
+              <w:t>512 维语义特征，余弦距离直接度量相似性；远优于 LBPH 对光照/姿态变化的鲁棒性</w:t>
             </w:r>
           </w:p>
         </w:tc>
@@ -4568,7 +7617,7 @@
                 <w:rFonts w:ascii="SimSun" w:hAnsi="SimSun" w:eastAsia="SimSun"/>
                 <w:sz w:val="21"/>
               </w:rPr>
-              <w:t>依赖库</w:t>
+              <w:t>距离度量</w:t>
             </w:r>
           </w:p>
         </w:tc>
@@ -4583,7 +7632,7 @@
                 <w:rFonts w:ascii="SimSun" w:hAnsi="SimSun" w:eastAsia="SimSun"/>
                 <w:sz w:val="21"/>
               </w:rPr>
-              <w:t>opencv-contrib-python</w:t>
+              <w:t>**余弦距离**</w:t>
             </w:r>
           </w:p>
         </w:tc>
@@ -4598,7 +7647,101 @@
                 <w:rFonts w:ascii="SimSun" w:hAnsi="SimSun" w:eastAsia="SimSun"/>
                 <w:sz w:val="21"/>
               </w:rPr>
-              <w:t>提供 cv2.face 模块</w:t>
+              <w:t>ArcFace 训练损失基于余弦间隔（CosFace），余弦距离天然对齐</w:t>
+            </w:r>
+          </w:p>
+        </w:tc>
+      </w:tr>
+      <w:tr>
+        <w:tc>
+          <w:tcPr>
+            <w:tcW w:type="dxa" w:w="2986"/>
+          </w:tcPr>
+          <w:p>
+            <w:r/>
+            <w:r>
+              <w:rPr>
+                <w:rFonts w:ascii="SimSun" w:hAnsi="SimSun" w:eastAsia="SimSun"/>
+                <w:sz w:val="21"/>
+              </w:rPr>
+              <w:t>判定阈值</w:t>
+            </w:r>
+          </w:p>
+        </w:tc>
+        <w:tc>
+          <w:tcPr>
+            <w:tcW w:type="dxa" w:w="2986"/>
+          </w:tcPr>
+          <w:p>
+            <w:r/>
+            <w:r>
+              <w:rPr>
+                <w:rFonts w:ascii="SimSun" w:hAnsi="SimSun" w:eastAsia="SimSun"/>
+                <w:sz w:val="21"/>
+              </w:rPr>
+              <w:t>**0.68**</w:t>
+            </w:r>
+          </w:p>
+        </w:tc>
+        <w:tc>
+          <w:tcPr>
+            <w:tcW w:type="dxa" w:w="2986"/>
+          </w:tcPr>
+          <w:p>
+            <w:r/>
+            <w:r>
+              <w:rPr>
+                <w:rFonts w:ascii="SimSun" w:hAnsi="SimSun" w:eastAsia="SimSun"/>
+                <w:sz w:val="21"/>
+              </w:rPr>
+              <w:t>经验取值，`config.yaml` 中 `recognition.tolerance` 可调</w:t>
+            </w:r>
+          </w:p>
+        </w:tc>
+      </w:tr>
+      <w:tr>
+        <w:tc>
+          <w:tcPr>
+            <w:tcW w:type="dxa" w:w="2986"/>
+          </w:tcPr>
+          <w:p>
+            <w:r/>
+            <w:r>
+              <w:rPr>
+                <w:rFonts w:ascii="SimSun" w:hAnsi="SimSun" w:eastAsia="SimSun"/>
+                <w:sz w:val="21"/>
+              </w:rPr>
+              <w:t>依赖库</w:t>
+            </w:r>
+          </w:p>
+        </w:tc>
+        <w:tc>
+          <w:tcPr>
+            <w:tcW w:type="dxa" w:w="2986"/>
+          </w:tcPr>
+          <w:p>
+            <w:r/>
+            <w:r>
+              <w:rPr>
+                <w:rFonts w:ascii="SimSun" w:hAnsi="SimSun" w:eastAsia="SimSun"/>
+                <w:sz w:val="21"/>
+              </w:rPr>
+              <w:t>deepface、opencv-contrib</w:t>
+            </w:r>
+          </w:p>
+        </w:tc>
+        <w:tc>
+          <w:tcPr>
+            <w:tcW w:type="dxa" w:w="2986"/>
+          </w:tcPr>
+          <w:p>
+            <w:r/>
+            <w:r>
+              <w:rPr>
+                <w:rFonts w:ascii="SimSun" w:hAnsi="SimSun" w:eastAsia="SimSun"/>
+                <w:sz w:val="21"/>
+              </w:rPr>
+              <w:t>DeepFace 框架 + Haar Cascade</w:t>
             </w:r>
           </w:p>
         </w:tc>
@@ -4619,43 +7762,899 @@
       </w:r>
     </w:p>
     <w:p>
-      <w:pPr/>
+      <w:pPr>
+        <w:jc w:val="center"/>
+      </w:pPr>
       <w:r>
-        <w:rPr>
-          <w:rFonts w:ascii="Consolas" w:hAnsi="Consolas" w:eastAsia="Consolas"/>
-          <w:sz w:val="20"/>
-        </w:rPr>
-        <w:t>检测到人员 → Haar Cascade 检测人脸 → LBPH 预测置信度</w:t>
+        <w:drawing>
+          <wp:inline xmlns:a="http://schemas.openxmlformats.org/drawingml/2006/main" xmlns:pic="http://schemas.openxmlformats.org/drawingml/2006/picture">
+            <wp:extent cx="5029200" cy="5677094"/>
+            <wp:docPr id="11" name="Picture 11"/>
+            <wp:cNvGraphicFramePr>
+              <a:graphicFrameLocks noChangeAspect="1"/>
+            </wp:cNvGraphicFramePr>
+            <a:graphic>
+              <a:graphicData uri="http://schemas.openxmlformats.org/drawingml/2006/picture">
+                <pic:pic>
+                  <pic:nvPicPr>
+                    <pic:cNvPr id="0" name="mermaid_167.png"/>
+                    <pic:cNvPicPr/>
+                  </pic:nvPicPr>
+                  <pic:blipFill>
+                    <a:blip r:embed="rId19"/>
+                    <a:stretch>
+                      <a:fillRect/>
+                    </a:stretch>
+                  </pic:blipFill>
+                  <pic:spPr>
+                    <a:xfrm>
+                      <a:off x="0" y="0"/>
+                      <a:ext cx="5029200" cy="5677094"/>
+                    </a:xfrm>
+                    <a:prstGeom prst="rect"/>
+                  </pic:spPr>
+                </pic:pic>
+              </a:graphicData>
+            </a:graphic>
+          </wp:inline>
+        </w:drawing>
       </w:r>
     </w:p>
     <w:p>
-      <w:pPr/>
+      <w:pPr>
+        <w:pStyle w:val="Heading1"/>
+      </w:pPr>
       <w:r>
         <w:rPr>
-          <w:rFonts w:ascii="Consolas" w:hAnsi="Consolas" w:eastAsia="Consolas"/>
-          <w:sz w:val="20"/>
+          <w:rFonts w:ascii="SimHei" w:hAnsi="SimHei" w:eastAsia="SimHei"/>
+          <w:b/>
+          <w:sz w:val="32"/>
         </w:rPr>
-        <w:t xml:space="preserve">  → 置信度 &lt; 阈值 → 家庭成员（不报警）</w:t>
+        <w:t>8、系统数据流与联动机制</w:t>
       </w:r>
     </w:p>
     <w:p>
-      <w:pPr/>
+      <w:pPr>
+        <w:pStyle w:val="Heading2"/>
+      </w:pPr>
       <w:r>
         <w:rPr>
-          <w:rFonts w:ascii="Consolas" w:hAnsi="Consolas" w:eastAsia="Consolas"/>
-          <w:sz w:val="20"/>
+          <w:rFonts w:ascii="SimHei" w:hAnsi="SimHei" w:eastAsia="SimHei"/>
+          <w:b/>
+          <w:sz w:val="28"/>
         </w:rPr>
-        <w:t xml:space="preserve">  → 置信度 ≥ 阈值 → 陌生人（触发报警）</w:t>
+        <w:t>8.1 端到端数据流</w:t>
       </w:r>
     </w:p>
     <w:p>
-      <w:pPr/>
+      <w:pPr>
+        <w:ind w:firstLine="480"/>
+      </w:pPr>
+      <w:r>
+        <w:t>下图展示从摄像头采集到 GUI 显示的全链路数据流：</w:t>
+      </w:r>
+    </w:p>
+    <w:p>
+      <w:pPr>
+        <w:jc w:val="center"/>
+      </w:pPr>
+      <w:r>
+        <w:drawing>
+          <wp:inline xmlns:a="http://schemas.openxmlformats.org/drawingml/2006/main" xmlns:pic="http://schemas.openxmlformats.org/drawingml/2006/picture">
+            <wp:extent cx="5029200" cy="4580164"/>
+            <wp:docPr id="12" name="Picture 12"/>
+            <wp:cNvGraphicFramePr>
+              <a:graphicFrameLocks noChangeAspect="1"/>
+            </wp:cNvGraphicFramePr>
+            <a:graphic>
+              <a:graphicData uri="http://schemas.openxmlformats.org/drawingml/2006/picture">
+                <pic:pic>
+                  <pic:nvPicPr>
+                    <pic:cNvPr id="0" name="mermaid_171.png"/>
+                    <pic:cNvPicPr/>
+                  </pic:nvPicPr>
+                  <pic:blipFill>
+                    <a:blip r:embed="rId20"/>
+                    <a:stretch>
+                      <a:fillRect/>
+                    </a:stretch>
+                  </pic:blipFill>
+                  <pic:spPr>
+                    <a:xfrm>
+                      <a:off x="0" y="0"/>
+                      <a:ext cx="5029200" cy="4580164"/>
+                    </a:xfrm>
+                    <a:prstGeom prst="rect"/>
+                  </pic:spPr>
+                </pic:pic>
+              </a:graphicData>
+            </a:graphic>
+          </wp:inline>
+        </w:drawing>
+      </w:r>
+    </w:p>
+    <w:p>
+      <w:pPr>
+        <w:pStyle w:val="Heading2"/>
+      </w:pPr>
       <w:r>
         <w:rPr>
-          <w:rFonts w:ascii="Consolas" w:hAnsi="Consolas" w:eastAsia="Consolas"/>
-          <w:sz w:val="20"/>
+          <w:rFonts w:ascii="SimHei" w:hAnsi="SimHei" w:eastAsia="SimHei"/>
+          <w:b/>
+          <w:sz w:val="28"/>
         </w:rPr>
-        <w:t xml:space="preserve">  → 未检测到人脸 → 不触发（保守策略）</w:t>
+        <w:t>8.2 检测+识别+报警联动时序</w:t>
+      </w:r>
+    </w:p>
+    <w:p>
+      <w:pPr>
+        <w:ind w:firstLine="480"/>
+      </w:pPr>
+      <w:r>
+        <w:t>一次完整的 person 检测 → 陌生人报警事件的端到端时序：</w:t>
+      </w:r>
+    </w:p>
+    <w:p>
+      <w:pPr>
+        <w:jc w:val="center"/>
+      </w:pPr>
+      <w:r>
+        <w:drawing>
+          <wp:inline xmlns:a="http://schemas.openxmlformats.org/drawingml/2006/main" xmlns:pic="http://schemas.openxmlformats.org/drawingml/2006/picture">
+            <wp:extent cx="5029200" cy="3746241"/>
+            <wp:docPr id="13" name="Picture 13"/>
+            <wp:cNvGraphicFramePr>
+              <a:graphicFrameLocks noChangeAspect="1"/>
+            </wp:cNvGraphicFramePr>
+            <a:graphic>
+              <a:graphicData uri="http://schemas.openxmlformats.org/drawingml/2006/picture">
+                <pic:pic>
+                  <pic:nvPicPr>
+                    <pic:cNvPr id="0" name="mermaid_174.png"/>
+                    <pic:cNvPicPr/>
+                  </pic:nvPicPr>
+                  <pic:blipFill>
+                    <a:blip r:embed="rId21"/>
+                    <a:stretch>
+                      <a:fillRect/>
+                    </a:stretch>
+                  </pic:blipFill>
+                  <pic:spPr>
+                    <a:xfrm>
+                      <a:off x="0" y="0"/>
+                      <a:ext cx="5029200" cy="3746241"/>
+                    </a:xfrm>
+                    <a:prstGeom prst="rect"/>
+                  </pic:spPr>
+                </pic:pic>
+              </a:graphicData>
+            </a:graphic>
+          </wp:inline>
+        </w:drawing>
+      </w:r>
+    </w:p>
+    <w:p>
+      <w:pPr>
+        <w:pStyle w:val="Heading2"/>
+      </w:pPr>
+      <w:r>
+        <w:rPr>
+          <w:rFonts w:ascii="SimHei" w:hAnsi="SimHei" w:eastAsia="SimHei"/>
+          <w:b/>
+          <w:sz w:val="28"/>
+        </w:rPr>
+        <w:t>8.3 课程考核点对照</w:t>
+      </w:r>
+    </w:p>
+    <w:p>
+      <w:pPr>
+        <w:ind w:firstLine="480"/>
+      </w:pPr>
+      <w:r>
+        <w:t>对照课程设计的五项课题要求，逐一标注实现位置：</w:t>
+      </w:r>
+    </w:p>
+    <w:tbl>
+      <w:tblPr>
+        <w:tblStyle w:val="TableGrid"/>
+        <w:tblW w:type="auto" w:w="0"/>
+        <w:tblLook w:firstColumn="1" w:firstRow="1" w:lastColumn="0" w:lastRow="0" w:noHBand="0" w:noVBand="1" w:val="04A0"/>
+      </w:tblPr>
+      <w:tblGrid>
+        <w:gridCol w:w="2986"/>
+        <w:gridCol w:w="2986"/>
+        <w:gridCol w:w="2986"/>
+      </w:tblGrid>
+      <w:tr>
+        <w:tc>
+          <w:tcPr>
+            <w:tcW w:type="dxa" w:w="2986"/>
+          </w:tcPr>
+          <w:p>
+            <w:r/>
+            <w:r>
+              <w:rPr>
+                <w:rFonts w:ascii="SimSun" w:hAnsi="SimSun" w:eastAsia="SimSun"/>
+                <w:b/>
+                <w:sz w:val="24"/>
+              </w:rPr>
+              <w:t>课题要求</w:t>
+            </w:r>
+          </w:p>
+        </w:tc>
+        <w:tc>
+          <w:tcPr>
+            <w:tcW w:type="dxa" w:w="2986"/>
+          </w:tcPr>
+          <w:p>
+            <w:r/>
+            <w:r>
+              <w:rPr>
+                <w:rFonts w:ascii="SimSun" w:hAnsi="SimSun" w:eastAsia="SimSun"/>
+                <w:b/>
+                <w:sz w:val="24"/>
+              </w:rPr>
+              <w:t>实现方式</w:t>
+            </w:r>
+          </w:p>
+        </w:tc>
+        <w:tc>
+          <w:tcPr>
+            <w:tcW w:type="dxa" w:w="2986"/>
+          </w:tcPr>
+          <w:p>
+            <w:r/>
+            <w:r>
+              <w:rPr>
+                <w:rFonts w:ascii="SimSun" w:hAnsi="SimSun" w:eastAsia="SimSun"/>
+                <w:b/>
+                <w:sz w:val="24"/>
+              </w:rPr>
+              <w:t>核心文件</w:t>
+            </w:r>
+          </w:p>
+        </w:tc>
+      </w:tr>
+      <w:tr>
+        <w:tc>
+          <w:tcPr>
+            <w:tcW w:type="dxa" w:w="2986"/>
+          </w:tcPr>
+          <w:p>
+            <w:r/>
+            <w:r>
+              <w:rPr>
+                <w:rFonts w:ascii="SimSun" w:hAnsi="SimSun" w:eastAsia="SimSun"/>
+                <w:sz w:val="21"/>
+              </w:rPr>
+              <w:t>应用视频技术</w:t>
+            </w:r>
+          </w:p>
+        </w:tc>
+        <w:tc>
+          <w:tcPr>
+            <w:tcW w:type="dxa" w:w="2986"/>
+          </w:tcPr>
+          <w:p>
+            <w:r/>
+            <w:r>
+              <w:rPr>
+                <w:rFonts w:ascii="SimSun" w:hAnsi="SimSun" w:eastAsia="SimSun"/>
+                <w:sz w:val="21"/>
+              </w:rPr>
+              <w:t>OpenCV 实时读取摄像头、帧缩放、画面标注（bounding box + label）</w:t>
+            </w:r>
+          </w:p>
+        </w:tc>
+        <w:tc>
+          <w:tcPr>
+            <w:tcW w:type="dxa" w:w="2986"/>
+          </w:tcPr>
+          <w:p>
+            <w:r/>
+            <w:r>
+              <w:rPr>
+                <w:rFonts w:ascii="SimSun" w:hAnsi="SimSun" w:eastAsia="SimSun"/>
+                <w:sz w:val="21"/>
+              </w:rPr>
+              <w:t>`src/gui/video_panel.py:50-80`</w:t>
+            </w:r>
+          </w:p>
+        </w:tc>
+      </w:tr>
+      <w:tr>
+        <w:tc>
+          <w:tcPr>
+            <w:tcW w:type="dxa" w:w="2986"/>
+          </w:tcPr>
+          <w:p>
+            <w:r/>
+            <w:r>
+              <w:rPr>
+                <w:rFonts w:ascii="SimSun" w:hAnsi="SimSun" w:eastAsia="SimSun"/>
+                <w:sz w:val="21"/>
+              </w:rPr>
+              <w:t>结合 AI 分析</w:t>
+            </w:r>
+          </w:p>
+        </w:tc>
+        <w:tc>
+          <w:tcPr>
+            <w:tcW w:type="dxa" w:w="2986"/>
+          </w:tcPr>
+          <w:p>
+            <w:r/>
+            <w:r>
+              <w:rPr>
+                <w:rFonts w:ascii="SimSun" w:hAnsi="SimSun" w:eastAsia="SimSun"/>
+                <w:sz w:val="21"/>
+              </w:rPr>
+              <w:t>YOLO 双模型并行（yolov8n.pt + fire_model.pt）、ArcFace 512维特征提取</w:t>
+            </w:r>
+          </w:p>
+        </w:tc>
+        <w:tc>
+          <w:tcPr>
+            <w:tcW w:type="dxa" w:w="2986"/>
+          </w:tcPr>
+          <w:p>
+            <w:r/>
+            <w:r>
+              <w:rPr>
+                <w:rFonts w:ascii="SimSun" w:hAnsi="SimSun" w:eastAsia="SimSun"/>
+                <w:sz w:val="21"/>
+              </w:rPr>
+              <w:t>`src/models/yolo_detector.py:26-31`、`src/core/face_recognizer.py:61`</w:t>
+            </w:r>
+          </w:p>
+        </w:tc>
+      </w:tr>
+      <w:tr>
+        <w:tc>
+          <w:tcPr>
+            <w:tcW w:type="dxa" w:w="2986"/>
+          </w:tcPr>
+          <w:p>
+            <w:r/>
+            <w:r>
+              <w:rPr>
+                <w:rFonts w:ascii="SimSun" w:hAnsi="SimSun" w:eastAsia="SimSun"/>
+                <w:sz w:val="21"/>
+              </w:rPr>
+              <w:t>训练算法</w:t>
+            </w:r>
+          </w:p>
+        </w:tc>
+        <w:tc>
+          <w:tcPr>
+            <w:tcW w:type="dxa" w:w="2986"/>
+          </w:tcPr>
+          <w:p>
+            <w:r/>
+            <w:r>
+              <w:rPr>
+                <w:rFonts w:ascii="SimSun" w:hAnsi="SimSun" w:eastAsia="SimSun"/>
+                <w:sz w:val="21"/>
+              </w:rPr>
+              <w:t>YOLOv8n 迁移学习（Home-fire 数据集、Focal Loss、AdamW、硬负样本挖掘、100 epochs）</w:t>
+            </w:r>
+          </w:p>
+        </w:tc>
+        <w:tc>
+          <w:tcPr>
+            <w:tcW w:type="dxa" w:w="2986"/>
+          </w:tcPr>
+          <w:p>
+            <w:r/>
+            <w:r>
+              <w:rPr>
+                <w:rFonts w:ascii="SimSun" w:hAnsi="SimSun" w:eastAsia="SimSun"/>
+                <w:sz w:val="21"/>
+              </w:rPr>
+              <w:t>`training/train_fire.py:6-94`</w:t>
+            </w:r>
+          </w:p>
+        </w:tc>
+      </w:tr>
+      <w:tr>
+        <w:tc>
+          <w:tcPr>
+            <w:tcW w:type="dxa" w:w="2986"/>
+          </w:tcPr>
+          <w:p>
+            <w:r/>
+            <w:r>
+              <w:rPr>
+                <w:rFonts w:ascii="SimSun" w:hAnsi="SimSun" w:eastAsia="SimSun"/>
+                <w:sz w:val="21"/>
+              </w:rPr>
+              <w:t>特定场景监控与报警</w:t>
+            </w:r>
+          </w:p>
+        </w:tc>
+        <w:tc>
+          <w:tcPr>
+            <w:tcW w:type="dxa" w:w="2986"/>
+          </w:tcPr>
+          <w:p>
+            <w:r/>
+            <w:r>
+              <w:rPr>
+                <w:rFonts w:ascii="SimSun" w:hAnsi="SimSun" w:eastAsia="SimSun"/>
+                <w:sz w:val="21"/>
+              </w:rPr>
+              <w:t>全天候火焰+烟雾检测（fi re/smoke 双类）+ 深夜（23-06）陌生人闯入检测</w:t>
+            </w:r>
+          </w:p>
+        </w:tc>
+        <w:tc>
+          <w:tcPr>
+            <w:tcW w:type="dxa" w:w="2986"/>
+          </w:tcPr>
+          <w:p>
+            <w:r/>
+            <w:r>
+              <w:rPr>
+                <w:rFonts w:ascii="SimSun" w:hAnsi="SimSun" w:eastAsia="SimSun"/>
+                <w:sz w:val="21"/>
+              </w:rPr>
+              <w:t>`src/core/alarm_manager.py:175-311`</w:t>
+            </w:r>
+          </w:p>
+        </w:tc>
+      </w:tr>
+      <w:tr>
+        <w:tc>
+          <w:tcPr>
+            <w:tcW w:type="dxa" w:w="2986"/>
+          </w:tcPr>
+          <w:p>
+            <w:r/>
+            <w:r>
+              <w:rPr>
+                <w:rFonts w:ascii="SimSun" w:hAnsi="SimSun" w:eastAsia="SimSun"/>
+                <w:sz w:val="21"/>
+              </w:rPr>
+              <w:t>发现标注报警</w:t>
+            </w:r>
+          </w:p>
+        </w:tc>
+        <w:tc>
+          <w:tcPr>
+            <w:tcW w:type="dxa" w:w="2986"/>
+          </w:tcPr>
+          <w:p>
+            <w:r/>
+            <w:r>
+              <w:rPr>
+                <w:rFonts w:ascii="SimSun" w:hAnsi="SimSun" w:eastAsia="SimSun"/>
+                <w:sz w:val="21"/>
+              </w:rPr>
+              <w:t>实时标注 + 截图保存 + 数据库记录 + GUI 刷新，冷却 10s 防抖</w:t>
+            </w:r>
+          </w:p>
+        </w:tc>
+        <w:tc>
+          <w:tcPr>
+            <w:tcW w:type="dxa" w:w="2986"/>
+          </w:tcPr>
+          <w:p>
+            <w:r/>
+            <w:r>
+              <w:rPr>
+                <w:rFonts w:ascii="SimSun" w:hAnsi="SimSun" w:eastAsia="SimSun"/>
+                <w:sz w:val="21"/>
+              </w:rPr>
+              <w:t>`src/core/alarm_manager.py:187-228`、`src/gui/status_panel.py:40-60`</w:t>
+            </w:r>
+          </w:p>
+        </w:tc>
+      </w:tr>
+    </w:tbl>
+    <w:p/>
+    <w:p>
+      <w:pPr>
+        <w:pStyle w:val="Heading2"/>
+      </w:pPr>
+      <w:r>
+        <w:rPr>
+          <w:rFonts w:ascii="SimHei" w:hAnsi="SimHei" w:eastAsia="SimHei"/>
+          <w:b/>
+          <w:sz w:val="28"/>
+        </w:rPr>
+        <w:t>8.4 系统运行截图</w:t>
+      </w:r>
+    </w:p>
+    <w:p>
+      <w:pPr>
+        <w:ind w:firstLine="480"/>
+      </w:pPr>
+      <w:r>
+        <w:t>以下为系统在 Home-fire 验证集上的火焰/烟雾检测实际运行效果：</w:t>
+      </w:r>
+    </w:p>
+    <w:p>
+      <w:pPr>
+        <w:jc w:val="center"/>
+      </w:pPr>
+      <w:r>
+        <w:drawing>
+          <wp:inline xmlns:a="http://schemas.openxmlformats.org/drawingml/2006/main" xmlns:pic="http://schemas.openxmlformats.org/drawingml/2006/picture">
+            <wp:extent cx="4572000" cy="2619375"/>
+            <wp:docPr id="14" name="Picture 14"/>
+            <wp:cNvGraphicFramePr>
+              <a:graphicFrameLocks noChangeAspect="1"/>
+            </wp:cNvGraphicFramePr>
+            <a:graphic>
+              <a:graphicData uri="http://schemas.openxmlformats.org/drawingml/2006/picture">
+                <pic:pic>
+                  <pic:nvPicPr>
+                    <pic:cNvPr id="0" name="fire_detection_1.jpg"/>
+                    <pic:cNvPicPr/>
+                  </pic:nvPicPr>
+                  <pic:blipFill>
+                    <a:blip r:embed="rId22"/>
+                    <a:stretch>
+                      <a:fillRect/>
+                    </a:stretch>
+                  </pic:blipFill>
+                  <pic:spPr>
+                    <a:xfrm>
+                      <a:off x="0" y="0"/>
+                      <a:ext cx="4572000" cy="2619375"/>
+                    </a:xfrm>
+                    <a:prstGeom prst="rect"/>
+                  </pic:spPr>
+                </pic:pic>
+              </a:graphicData>
+            </a:graphic>
+          </wp:inline>
+        </w:drawing>
+      </w:r>
+    </w:p>
+    <w:p>
+      <w:pPr>
+        <w:ind w:firstLine="480"/>
+      </w:pPr>
+      <w:r>
+        <w:t>图 8-1: 验证集火焰检测推断结果（批次 1）— YOLOv8n Home-fire 自训练模型在室内火灾场景下检测 flame/smoke，边界框标注置信度</w:t>
+      </w:r>
+    </w:p>
+    <w:p>
+      <w:pPr>
+        <w:jc w:val="center"/>
+      </w:pPr>
+      <w:r>
+        <w:drawing>
+          <wp:inline xmlns:a="http://schemas.openxmlformats.org/drawingml/2006/main" xmlns:pic="http://schemas.openxmlformats.org/drawingml/2006/picture">
+            <wp:extent cx="4572000" cy="2619375"/>
+            <wp:docPr id="15" name="Picture 15"/>
+            <wp:cNvGraphicFramePr>
+              <a:graphicFrameLocks noChangeAspect="1"/>
+            </wp:cNvGraphicFramePr>
+            <a:graphic>
+              <a:graphicData uri="http://schemas.openxmlformats.org/drawingml/2006/picture">
+                <pic:pic>
+                  <pic:nvPicPr>
+                    <pic:cNvPr id="0" name="fire_detection_2.jpg"/>
+                    <pic:cNvPicPr/>
+                  </pic:nvPicPr>
+                  <pic:blipFill>
+                    <a:blip r:embed="rId23"/>
+                    <a:stretch>
+                      <a:fillRect/>
+                    </a:stretch>
+                  </pic:blipFill>
+                  <pic:spPr>
+                    <a:xfrm>
+                      <a:off x="0" y="0"/>
+                      <a:ext cx="4572000" cy="2619375"/>
+                    </a:xfrm>
+                    <a:prstGeom prst="rect"/>
+                  </pic:spPr>
+                </pic:pic>
+              </a:graphicData>
+            </a:graphic>
+          </wp:inline>
+        </w:drawing>
+      </w:r>
+    </w:p>
+    <w:p>
+      <w:pPr>
+        <w:ind w:firstLine="480"/>
+      </w:pPr>
+      <w:r>
+        <w:t>图 8-2: 验证集火焰检测推断结果（批次 2）</w:t>
+      </w:r>
+    </w:p>
+    <w:p>
+      <w:pPr>
+        <w:jc w:val="center"/>
+      </w:pPr>
+      <w:r>
+        <w:drawing>
+          <wp:inline xmlns:a="http://schemas.openxmlformats.org/drawingml/2006/main" xmlns:pic="http://schemas.openxmlformats.org/drawingml/2006/picture">
+            <wp:extent cx="4572000" cy="2619375"/>
+            <wp:docPr id="16" name="Picture 16"/>
+            <wp:cNvGraphicFramePr>
+              <a:graphicFrameLocks noChangeAspect="1"/>
+            </wp:cNvGraphicFramePr>
+            <a:graphic>
+              <a:graphicData uri="http://schemas.openxmlformats.org/drawingml/2006/picture">
+                <pic:pic>
+                  <pic:nvPicPr>
+                    <pic:cNvPr id="0" name="fire_detection_3.jpg"/>
+                    <pic:cNvPicPr/>
+                  </pic:nvPicPr>
+                  <pic:blipFill>
+                    <a:blip r:embed="rId24"/>
+                    <a:stretch>
+                      <a:fillRect/>
+                    </a:stretch>
+                  </pic:blipFill>
+                  <pic:spPr>
+                    <a:xfrm>
+                      <a:off x="0" y="0"/>
+                      <a:ext cx="4572000" cy="2619375"/>
+                    </a:xfrm>
+                    <a:prstGeom prst="rect"/>
+                  </pic:spPr>
+                </pic:pic>
+              </a:graphicData>
+            </a:graphic>
+          </wp:inline>
+        </w:drawing>
+      </w:r>
+    </w:p>
+    <w:p>
+      <w:pPr>
+        <w:ind w:firstLine="480"/>
+      </w:pPr>
+      <w:r>
+        <w:t>图 8-3: 验证集火焰检测推断结果（批次 3）</w:t>
+      </w:r>
+    </w:p>
+    <w:p>
+      <w:pPr>
+        <w:jc w:val="center"/>
+      </w:pPr>
+      <w:r>
+        <w:drawing>
+          <wp:inline xmlns:a="http://schemas.openxmlformats.org/drawingml/2006/main" xmlns:pic="http://schemas.openxmlformats.org/drawingml/2006/picture">
+            <wp:extent cx="4572000" cy="2286000"/>
+            <wp:docPr id="17" name="Picture 17"/>
+            <wp:cNvGraphicFramePr>
+              <a:graphicFrameLocks noChangeAspect="1"/>
+            </wp:cNvGraphicFramePr>
+            <a:graphic>
+              <a:graphicData uri="http://schemas.openxmlformats.org/drawingml/2006/picture">
+                <pic:pic>
+                  <pic:nvPicPr>
+                    <pic:cNvPr id="0" name="training_results.png"/>
+                    <pic:cNvPicPr/>
+                  </pic:nvPicPr>
+                  <pic:blipFill>
+                    <a:blip r:embed="rId15"/>
+                    <a:stretch>
+                      <a:fillRect/>
+                    </a:stretch>
+                  </pic:blipFill>
+                  <pic:spPr>
+                    <a:xfrm>
+                      <a:off x="0" y="0"/>
+                      <a:ext cx="4572000" cy="2286000"/>
+                    </a:xfrm>
+                    <a:prstGeom prst="rect"/>
+                  </pic:spPr>
+                </pic:pic>
+              </a:graphicData>
+            </a:graphic>
+          </wp:inline>
+        </w:drawing>
+      </w:r>
+    </w:p>
+    <w:p>
+      <w:pPr>
+        <w:ind w:firstLine="480"/>
+      </w:pPr>
+      <w:r>
+        <w:t>图 8-4: YOLOv8n Home-fire 训练全过程曲线（100 epochs），包含 train/val loss、mAP50、mAP50-95 等指标变化趋势</w:t>
+      </w:r>
+    </w:p>
+    <w:p>
+      <w:pPr>
+        <w:jc w:val="center"/>
+      </w:pPr>
+      <w:r>
+        <w:drawing>
+          <wp:inline xmlns:a="http://schemas.openxmlformats.org/drawingml/2006/main" xmlns:pic="http://schemas.openxmlformats.org/drawingml/2006/picture">
+            <wp:extent cx="4572000" cy="3429000"/>
+            <wp:docPr id="18" name="Picture 18"/>
+            <wp:cNvGraphicFramePr>
+              <a:graphicFrameLocks noChangeAspect="1"/>
+            </wp:cNvGraphicFramePr>
+            <a:graphic>
+              <a:graphicData uri="http://schemas.openxmlformats.org/drawingml/2006/picture">
+                <pic:pic>
+                  <pic:nvPicPr>
+                    <pic:cNvPr id="0" name="confusion_matrix.png"/>
+                    <pic:cNvPicPr/>
+                  </pic:nvPicPr>
+                  <pic:blipFill>
+                    <a:blip r:embed="rId25"/>
+                    <a:stretch>
+                      <a:fillRect/>
+                    </a:stretch>
+                  </pic:blipFill>
+                  <pic:spPr>
+                    <a:xfrm>
+                      <a:off x="0" y="0"/>
+                      <a:ext cx="4572000" cy="3429000"/>
+                    </a:xfrm>
+                    <a:prstGeom prst="rect"/>
+                  </pic:spPr>
+                </pic:pic>
+              </a:graphicData>
+            </a:graphic>
+          </wp:inline>
+        </w:drawing>
+      </w:r>
+    </w:p>
+    <w:p>
+      <w:pPr>
+        <w:ind w:firstLine="480"/>
+      </w:pPr>
+      <w:r>
+        <w:t>图 8-5: Home-fire 自训练模型混淆矩阵（验证集），展示 fire/smoke 2 类分类准确度与背景误检情况</w:t>
+      </w:r>
+    </w:p>
+    <w:p>
+      <w:pPr>
+        <w:ind w:firstLine="480"/>
+      </w:pPr>
+      <w:r>
+        <w:t>以下为双模型（YOLOv8n person + Home-fire fire/smoke）在测试集图片上的联合推理结果：</w:t>
+      </w:r>
+    </w:p>
+    <w:p>
+      <w:pPr>
+        <w:jc w:val="center"/>
+      </w:pPr>
+      <w:r>
+        <w:drawing>
+          <wp:inline xmlns:a="http://schemas.openxmlformats.org/drawingml/2006/main" xmlns:pic="http://schemas.openxmlformats.org/drawingml/2006/picture">
+            <wp:extent cx="4572000" cy="3429000"/>
+            <wp:docPr id="19" name="Picture 19"/>
+            <wp:cNvGraphicFramePr>
+              <a:graphicFrameLocks noChangeAspect="1"/>
+            </wp:cNvGraphicFramePr>
+            <a:graphic>
+              <a:graphicData uri="http://schemas.openxmlformats.org/drawingml/2006/picture">
+                <pic:pic>
+                  <pic:nvPicPr>
+                    <pic:cNvPr id="0" name="system_detection_1.jpg"/>
+                    <pic:cNvPicPr/>
+                  </pic:nvPicPr>
+                  <pic:blipFill>
+                    <a:blip r:embed="rId26"/>
+                    <a:stretch>
+                      <a:fillRect/>
+                    </a:stretch>
+                  </pic:blipFill>
+                  <pic:spPr>
+                    <a:xfrm>
+                      <a:off x="0" y="0"/>
+                      <a:ext cx="4572000" cy="3429000"/>
+                    </a:xfrm>
+                    <a:prstGeom prst="rect"/>
+                  </pic:spPr>
+                </pic:pic>
+              </a:graphicData>
+            </a:graphic>
+          </wp:inline>
+        </w:drawing>
+      </w:r>
+    </w:p>
+    <w:p>
+      <w:pPr>
+        <w:ind w:firstLine="480"/>
+      </w:pPr>
+      <w:r>
+        <w:t>图 8-6: 系统双模型联合检测结果（测试图片 1）— 人员检测（YOLOv8n COCO 预训练）+ 火焰/烟雾检测（Home-fire 自训练）并行推理</w:t>
+      </w:r>
+    </w:p>
+    <w:p>
+      <w:pPr>
+        <w:jc w:val="center"/>
+      </w:pPr>
+      <w:r>
+        <w:drawing>
+          <wp:inline xmlns:a="http://schemas.openxmlformats.org/drawingml/2006/main" xmlns:pic="http://schemas.openxmlformats.org/drawingml/2006/picture">
+            <wp:extent cx="4572000" cy="3429000"/>
+            <wp:docPr id="20" name="Picture 20"/>
+            <wp:cNvGraphicFramePr>
+              <a:graphicFrameLocks noChangeAspect="1"/>
+            </wp:cNvGraphicFramePr>
+            <a:graphic>
+              <a:graphicData uri="http://schemas.openxmlformats.org/drawingml/2006/picture">
+                <pic:pic>
+                  <pic:nvPicPr>
+                    <pic:cNvPr id="0" name="system_detection_2.jpg"/>
+                    <pic:cNvPicPr/>
+                  </pic:nvPicPr>
+                  <pic:blipFill>
+                    <a:blip r:embed="rId27"/>
+                    <a:stretch>
+                      <a:fillRect/>
+                    </a:stretch>
+                  </pic:blipFill>
+                  <pic:spPr>
+                    <a:xfrm>
+                      <a:off x="0" y="0"/>
+                      <a:ext cx="4572000" cy="3429000"/>
+                    </a:xfrm>
+                    <a:prstGeom prst="rect"/>
+                  </pic:spPr>
+                </pic:pic>
+              </a:graphicData>
+            </a:graphic>
+          </wp:inline>
+        </w:drawing>
+      </w:r>
+    </w:p>
+    <w:p>
+      <w:pPr>
+        <w:ind w:firstLine="480"/>
+      </w:pPr>
+      <w:r>
+        <w:t>图 8-7: 系统双模型联合检测结果（测试图片 2）</w:t>
+      </w:r>
+    </w:p>
+    <w:p>
+      <w:pPr>
+        <w:jc w:val="center"/>
+      </w:pPr>
+      <w:r>
+        <w:drawing>
+          <wp:inline xmlns:a="http://schemas.openxmlformats.org/drawingml/2006/main" xmlns:pic="http://schemas.openxmlformats.org/drawingml/2006/picture">
+            <wp:extent cx="4572000" cy="3429000"/>
+            <wp:docPr id="21" name="Picture 21"/>
+            <wp:cNvGraphicFramePr>
+              <a:graphicFrameLocks noChangeAspect="1"/>
+            </wp:cNvGraphicFramePr>
+            <a:graphic>
+              <a:graphicData uri="http://schemas.openxmlformats.org/drawingml/2006/picture">
+                <pic:pic>
+                  <pic:nvPicPr>
+                    <pic:cNvPr id="0" name="system_detection_3.jpg"/>
+                    <pic:cNvPicPr/>
+                  </pic:nvPicPr>
+                  <pic:blipFill>
+                    <a:blip r:embed="rId28"/>
+                    <a:stretch>
+                      <a:fillRect/>
+                    </a:stretch>
+                  </pic:blipFill>
+                  <pic:spPr>
+                    <a:xfrm>
+                      <a:off x="0" y="0"/>
+                      <a:ext cx="4572000" cy="3429000"/>
+                    </a:xfrm>
+                    <a:prstGeom prst="rect"/>
+                  </pic:spPr>
+                </pic:pic>
+              </a:graphicData>
+            </a:graphic>
+          </wp:inline>
+        </w:drawing>
+      </w:r>
+    </w:p>
+    <w:p>
+      <w:pPr>
+        <w:ind w:firstLine="480"/>
+      </w:pPr>
+      <w:r>
+        <w:t>图 8-8: 系统双模型联合检测结果（测试图片 3）</w:t>
       </w:r>
     </w:p>
     <w:tbl>

--- a/docs/课程设计报告书.docx
+++ b/docs/课程设计报告书.docx
@@ -9320,10 +9320,7 @@
         </w:rPr>
       </w:pPr>
       <w:r>
-        <w:rPr>
-          <w:lang w:eastAsia="zh-CN"/>
-        </w:rPr>
-        <w:t>1. 注册阶段：将家庭成员正面照放入 src/models/family_faces/ 目录（如 family_member_1.jpg、family_member_2.jpg），首次启动时 ArcFace 提取 512 维特征向量并缓存为 .npy 文件</w:t>
+        <w:t>1. 注册阶段：通过 GUI 界面的 "Add Member" 按钮选择照片并输入姓名，或手动将正面照放入 src/models/family_faces/ 目录。首次启动时 ArcFace 提取 512 维特征向量并缓存。成员管理支持 "Manage Members" 界面删除单个或清空全部。</w:t>
       </w:r>
     </w:p>
     <w:p>

--- a/docs/课程设计报告书.docx
+++ b/docs/课程设计报告书.docx
@@ -1,9 +1,49 @@
 
 <file path=word/document.xml><?xml version="1.0" encoding="utf-8"?>
-<w:document xmlns:wpc="http://schemas.microsoft.com/office/word/2010/wordprocessingCanvas" xmlns:cx="http://schemas.microsoft.com/office/drawing/2014/chartex" xmlns:cx1="http://schemas.microsoft.com/office/drawing/2015/9/8/chartex" xmlns:cx2="http://schemas.microsoft.com/office/drawing/2015/10/21/chartex" xmlns:cx3="http://schemas.microsoft.com/office/drawing/2016/5/9/chartex" xmlns:cx4="http://schemas.microsoft.com/office/drawing/2016/5/10/chartex" xmlns:cx5="http://schemas.microsoft.com/office/drawing/2016/5/11/chartex" xmlns:cx6="http://schemas.microsoft.com/office/drawing/2016/5/12/chartex" xmlns:cx7="http://schemas.microsoft.com/office/drawing/2016/5/13/chartex" xmlns:cx8="http://schemas.microsoft.com/office/drawing/2016/5/14/chartex" xmlns:mc="http://schemas.openxmlformats.org/markup-compatibility/2006" xmlns:aink="http://schemas.microsoft.com/office/drawing/2016/ink" xmlns:am3d="http://schemas.microsoft.com/office/drawing/2017/model3d" xmlns:o="urn:schemas-microsoft-com:office:office" xmlns:oel="http://schemas.microsoft.com/office/2019/extlst" xmlns:r="http://schemas.openxmlformats.org/officeDocument/2006/relationships" xmlns:m="http://schemas.openxmlformats.org/officeDocument/2006/math" xmlns:v="urn:schemas-microsoft-com:vml" xmlns:wp14="http://schemas.microsoft.com/office/word/2010/wordprocessingDrawing" xmlns:wp="http://schemas.openxmlformats.org/drawingml/2006/wordprocessingDrawing" xmlns:w10="urn:schemas-microsoft-com:office:word" xmlns:w="http://schemas.openxmlformats.org/wordprocessingml/2006/main" xmlns:w14="http://schemas.microsoft.com/office/word/2010/wordml" xmlns:w15="http://schemas.microsoft.com/office/word/2012/wordml" xmlns:w16cex="http://schemas.microsoft.com/office/word/2018/wordml/cex" xmlns:w16cid="http://schemas.microsoft.com/office/word/2016/wordml/cid" xmlns:w16="http://schemas.microsoft.com/office/word/2018/wordml" xmlns:w16du="http://schemas.microsoft.com/office/word/2023/wordml/word16du" xmlns:w16sdtdh="http://schemas.microsoft.com/office/word/2020/wordml/sdtdatahash" xmlns:w16sdtfl="http://schemas.microsoft.com/office/word/2024/wordml/sdtformatlock" xmlns:w16se="http://schemas.microsoft.com/office/word/2015/wordml/symex" xmlns:wpg="http://schemas.microsoft.com/office/word/2010/wordprocessingGroup" xmlns:wpi="http://schemas.microsoft.com/office/word/2010/wordprocessingInk" xmlns:wne="http://schemas.microsoft.com/office/word/2006/wordml" xmlns:wps="http://schemas.microsoft.com/office/word/2010/wordprocessingShape" mc:Ignorable="w14 w15 w16se w16cid w16 w16cex w16sdtdh w16sdtfl w16du wp14">
+<w:document xmlns:wpc="http://schemas.microsoft.com/office/word/2010/wordprocessingCanvas" xmlns:cx="http://schemas.microsoft.com/office/drawing/2014/chartex" xmlns:cx1="http://schemas.microsoft.com/office/drawing/2015/9/8/chartex" xmlns:cx2="http://schemas.microsoft.com/office/drawing/2015/10/21/chartex" xmlns:cx3="http://schemas.microsoft.com/office/drawing/2016/5/9/chartex" xmlns:cx4="http://schemas.microsoft.com/office/drawing/2016/5/10/chartex" xmlns:cx5="http://schemas.microsoft.com/office/drawing/2016/5/11/chartex" xmlns:cx6="http://schemas.microsoft.com/office/drawing/2016/5/12/chartex" xmlns:cx7="http://schemas.microsoft.com/office/drawing/2016/5/13/chartex" xmlns:cx8="http://schemas.microsoft.com/office/drawing/2016/5/14/chartex" xmlns:mc="http://schemas.openxmlformats.org/markup-compatibility/2006" xmlns:aink="http://schemas.microsoft.com/office/drawing/2016/ink" xmlns:am3d="http://schemas.microsoft.com/office/drawing/2017/model3d" xmlns:o="urn:schemas-microsoft-com:office:office" xmlns:oel="http://schemas.microsoft.com/office/2019/extlst" xmlns:r="http://schemas.openxmlformats.org/officeDocument/2006/relationships" xmlns:m="http://schemas.openxmlformats.org/officeDocument/2006/math" xmlns:v="urn:schemas-microsoft-com:vml" xmlns:wp14="http://schemas.microsoft.com/office/word/2010/wordprocessingDrawing" xmlns:wp="http://schemas.openxmlformats.org/drawingml/2006/wordprocessingDrawing" xmlns:a="http://schemas.openxmlformats.org/drawingml/2006/main" xmlns:pic="http://schemas.openxmlformats.org/drawingml/2006/picture" xmlns:c="http://schemas.openxmlformats.org/drawingml/2006/chart" xmlns:dgm="http://schemas.openxmlformats.org/drawingml/2006/diagram" xmlns:lc="http://schemas.openxmlformats.org/drawingml/2006/lockedCanvas" xmlns:w10="urn:schemas-microsoft-com:office:word" xmlns:w="http://schemas.openxmlformats.org/wordprocessingml/2006/main" xmlns:w14="http://schemas.microsoft.com/office/word/2010/wordml" xmlns:w15="http://schemas.microsoft.com/office/word/2012/wordml" xmlns:w16cex="http://schemas.microsoft.com/office/word/2018/wordml/cex" xmlns:w16cid="http://schemas.microsoft.com/office/word/2016/wordml/cid" xmlns:w16="http://schemas.microsoft.com/office/word/2018/wordml" xmlns:w16du="http://schemas.microsoft.com/office/word/2023/wordml/word16du" xmlns:w16sdtdh="http://schemas.microsoft.com/office/word/2020/wordml/sdtdatahash" xmlns:w16sdtfl="http://schemas.microsoft.com/office/word/2024/wordml/sdtformatlock" xmlns:w16se="http://schemas.microsoft.com/office/word/2015/wordml/symex" xmlns:wpg="http://schemas.microsoft.com/office/word/2010/wordprocessingGroup" xmlns:wpi="http://schemas.microsoft.com/office/word/2010/wordprocessingInk" xmlns:wne="http://schemas.microsoft.com/office/word/2006/wordml" xmlns:wps="http://schemas.microsoft.com/office/word/2010/wordprocessingShape" mc:Ignorable="w14 w15 w16se w16cid w16 w16cex w16sdtdh w16sdtfl w16du wp14">
   <w:body>
     <w:p>
       <w:pPr>
+        <w:spacing w:after="0"/>
+        <w:jc w:val="center"/>
+      </w:pPr>
+      <w:r>
+        <w:drawing>
+          <wp:inline>
+            <wp:extent cx="3200400" cy="723207"/>
+            <wp:docPr id="17" name="Picture 17"/>
+            <wp:cNvGraphicFramePr>
+              <a:graphicFrameLocks noChangeAspect="1"/>
+            </wp:cNvGraphicFramePr>
+            <a:graphic>
+              <a:graphicData uri="http://schemas.openxmlformats.org/drawingml/2006/picture">
+                <pic:pic>
+                  <pic:nvPicPr>
+                    <pic:cNvPr id="0" name="image.jpg"/>
+                    <pic:cNvPicPr/>
+                  </pic:nvPicPr>
+                  <pic:blipFill>
+                    <a:blip r:embed="rId30"/>
+                    <a:stretch>
+                      <a:fillRect/>
+                    </a:stretch>
+                  </pic:blipFill>
+                  <pic:spPr>
+                    <a:xfrm>
+                      <a:off x="0" y="0"/>
+                      <a:ext cx="3200400" cy="723207"/>
+                    </a:xfrm>
+                    <a:prstGeom prst="rect"/>
+                  </pic:spPr>
+                </pic:pic>
+              </a:graphicData>
+            </a:graphic>
+          </wp:inline>
+        </w:drawing>
+      </w:r>
+    </w:p>
+    <w:p>
+      <w:pPr>
         <w:spacing w:before="312"/>
         <w:jc w:val="center"/>
         <w:rPr>
@@ -13,9 +53,10 @@
       </w:pPr>
       <w:r>
         <w:rPr>
-          <w:rFonts w:ascii="SimHei" w:eastAsia="SimHei" w:hAnsi="SimHei"/>
+          <w:rFonts w:ascii="SimHei" w:hAnsi="SimHei" w:eastAsia="SimHei" w:cstheme="minorBidi"/>
           <w:sz w:val="72"/>
-          <w:lang w:eastAsia="zh-CN"/>
+          <w:lang w:val="en-US" w:eastAsia="zh-CN" w:bidi="ar-SA"/>
+          <w:szCs w:val="72"/>
         </w:rPr>
         <w:t>软件工程课程设计报告书</w:t>
       </w:r>
@@ -46,12 +87,13 @@
       </w:pPr>
       <w:r>
         <w:rPr>
-          <w:rFonts w:ascii="SimHei" w:eastAsia="SimHei" w:hAnsi="SimHei"/>
+          <w:rFonts w:ascii="SimHei" w:hAnsi="SimHei" w:eastAsia="SimHei" w:cstheme="minorBidi"/>
           <w:b/>
           <w:sz w:val="44"/>
-          <w:lang w:eastAsia="zh-CN"/>
-        </w:rPr>
-        <w:t>**题目</w:t>
+          <w:lang w:val="en-US" w:eastAsia="zh-CN" w:bidi="ar-SA"/>
+          <w:szCs w:val="44"/>
+        </w:rPr>
+        <w:t>Home Security Monitor — AI 家庭安防监控系统</w:t>
       </w:r>
     </w:p>
     <w:p>
@@ -81,9 +123,20 @@
         <w:rPr>
           <w:b/>
           <w:sz w:val="30"/>
-          <w:lang w:eastAsia="zh-CN"/>
+          <w:lang w:val="en-US" w:eastAsia="zh-CN" w:bidi="ar-SA"/>
+          <w:szCs w:val="30"/>
         </w:rPr>
         <w:t>学  院</w:t>
+      </w:r>
+      <w:r>
+        <w:t>：</w:t>
+      </w:r>
+      <w:r>
+        <w:rPr>
+          <w:b w:val="0"/>
+          <w:sz w:val="30"/>
+        </w:rPr>
+        <w:t>计算机科学与工程学院</w:t>
       </w:r>
     </w:p>
     <w:p>
@@ -97,9 +150,20 @@
         <w:rPr>
           <w:b/>
           <w:sz w:val="30"/>
-          <w:lang w:eastAsia="zh-CN"/>
+          <w:lang w:val="en-US" w:eastAsia="zh-CN" w:bidi="ar-SA"/>
+          <w:szCs w:val="30"/>
         </w:rPr>
         <w:t>专  业</w:t>
+      </w:r>
+      <w:r>
+        <w:t>：</w:t>
+      </w:r>
+      <w:r>
+        <w:rPr>
+          <w:b w:val="0"/>
+          <w:sz w:val="30"/>
+        </w:rPr>
+        <w:t>计算机科学与技术</w:t>
       </w:r>
     </w:p>
     <w:p>
@@ -113,9 +177,20 @@
         <w:rPr>
           <w:b/>
           <w:sz w:val="30"/>
-          <w:lang w:eastAsia="zh-CN"/>
+          <w:lang w:val="en-US" w:eastAsia="zh-CN" w:bidi="ar-SA"/>
+          <w:szCs w:val="30"/>
         </w:rPr>
         <w:t>组长姓名</w:t>
+      </w:r>
+      <w:r>
+        <w:t>：</w:t>
+      </w:r>
+      <w:r>
+        <w:rPr>
+          <w:b w:val="0"/>
+          <w:sz w:val="30"/>
+        </w:rPr>
+        <w:t>甘顺豪</w:t>
       </w:r>
     </w:p>
     <w:p>
@@ -129,9 +204,20 @@
         <w:rPr>
           <w:b/>
           <w:sz w:val="30"/>
-          <w:lang w:eastAsia="zh-CN"/>
+          <w:lang w:val="en-US" w:eastAsia="zh-CN" w:bidi="ar-SA"/>
+          <w:szCs w:val="30"/>
         </w:rPr>
         <w:t>组  员</w:t>
+      </w:r>
+      <w:r>
+        <w:t>：</w:t>
+      </w:r>
+      <w:r>
+        <w:rPr>
+          <w:b w:val="0"/>
+          <w:sz w:val="30"/>
+        </w:rPr>
+        <w:t>张译元、赖裕安</w:t>
       </w:r>
     </w:p>
     <w:p>
@@ -145,7 +231,8 @@
         <w:rPr>
           <w:b/>
           <w:sz w:val="30"/>
-          <w:lang w:eastAsia="zh-CN"/>
+          <w:lang w:val="en-US" w:eastAsia="zh-CN" w:bidi="ar-SA"/>
+          <w:szCs w:val="30"/>
         </w:rPr>
         <w:t>指导教师</w:t>
       </w:r>
@@ -161,7 +248,8 @@
         <w:rPr>
           <w:b/>
           <w:sz w:val="30"/>
-          <w:lang w:eastAsia="zh-CN"/>
+          <w:lang w:val="en-US" w:eastAsia="zh-CN" w:bidi="ar-SA"/>
+          <w:szCs w:val="30"/>
         </w:rPr>
         <w:t>课程编号</w:t>
       </w:r>
@@ -177,7 +265,8 @@
         <w:rPr>
           <w:b/>
           <w:sz w:val="30"/>
-          <w:lang w:eastAsia="zh-CN"/>
+          <w:lang w:val="en-US" w:eastAsia="zh-CN" w:bidi="ar-SA"/>
+          <w:szCs w:val="30"/>
         </w:rPr>
         <w:t>课程学分</w:t>
       </w:r>
@@ -193,11 +282,553 @@
         <w:rPr>
           <w:b/>
           <w:sz w:val="30"/>
-          <w:lang w:eastAsia="zh-CN"/>
+          <w:lang w:val="en-US" w:eastAsia="zh-CN" w:bidi="ar-SA"/>
+          <w:szCs w:val="30"/>
         </w:rPr>
         <w:t>起始日期</w:t>
       </w:r>
     </w:p>
+    <w:tbl>
+      <w:tblPr>
+        <w:tblW w:w="0" w:type="auto"/>
+        <w:tblInd w:w="0" w:type="dxa"/>
+        <w:tblBorders>
+          <w:top w:val="single" w:sz="4" w:space="0" w:color="auto"/>
+          <w:left w:val="single" w:sz="4" w:space="0" w:color="auto"/>
+          <w:bottom w:val="single" w:sz="4" w:space="0" w:color="auto"/>
+          <w:right w:val="single" w:sz="4" w:space="0" w:color="auto"/>
+          <w:insideH w:val="single" w:sz="4" w:space="0" w:color="auto"/>
+          <w:insideV w:val="single" w:sz="4" w:space="0" w:color="auto"/>
+        </w:tblBorders>
+        <w:tblLayout w:type="fixed"/>
+        <w:tblLook w:val="0000" w:firstRow="0" w:lastRow="0" w:firstColumn="0" w:lastColumn="0" w:noHBand="0" w:noVBand="0"/>
+        <w:pageBreakBefore/>
+      </w:tblPr>
+      <w:tblGrid>
+        <w:gridCol w:w="828"/>
+        <w:gridCol w:w="7694"/>
+      </w:tblGrid>
+      <w:tr>
+        <w:trPr>
+          <w:trHeight w:val="7310"/>
+        </w:trPr>
+        <w:tc>
+          <w:tcPr>
+            <w:tcW w:w="828" w:type="dxa"/>
+            <w:vAlign w:val="center"/>
+          </w:tcPr>
+          <w:p>
+            <w:pPr>
+              <w:spacing w:line="400" w:lineRule="exact"/>
+              <w:jc w:val="center"/>
+              <w:rPr>
+                <w:rFonts w:hint="eastAsia"/>
+                <w:sz w:val="24"/>
+              </w:rPr>
+            </w:pPr>
+            <w:r>
+              <w:rPr>
+                <w:rFonts w:hint="eastAsia"/>
+                <w:sz w:val="24"/>
+              </w:rPr>
+              <w:lastRenderedPageBreak/>
+              <w:t>教</w:t>
+            </w:r>
+          </w:p>
+          <w:p>
+            <w:pPr>
+              <w:spacing w:line="400" w:lineRule="exact"/>
+              <w:jc w:val="center"/>
+              <w:rPr>
+                <w:rFonts w:hint="eastAsia"/>
+                <w:sz w:val="24"/>
+              </w:rPr>
+            </w:pPr>
+            <w:r>
+              <w:rPr>
+                <w:rFonts w:hint="eastAsia"/>
+                <w:sz w:val="24"/>
+              </w:rPr>
+              <w:t>师</w:t>
+            </w:r>
+          </w:p>
+          <w:p>
+            <w:pPr>
+              <w:spacing w:line="400" w:lineRule="exact"/>
+              <w:jc w:val="center"/>
+              <w:rPr>
+                <w:rFonts w:hint="eastAsia"/>
+                <w:sz w:val="24"/>
+              </w:rPr>
+            </w:pPr>
+            <w:r>
+              <w:rPr>
+                <w:rFonts w:hint="eastAsia"/>
+                <w:sz w:val="24"/>
+              </w:rPr>
+              <w:t>评</w:t>
+            </w:r>
+          </w:p>
+          <w:p>
+            <w:pPr>
+              <w:spacing w:line="400" w:lineRule="exact"/>
+              <w:jc w:val="center"/>
+              <w:rPr>
+                <w:rFonts w:hint="eastAsia"/>
+                <w:sz w:val="24"/>
+              </w:rPr>
+            </w:pPr>
+            <w:r>
+              <w:rPr>
+                <w:rFonts w:hint="eastAsia"/>
+                <w:sz w:val="24"/>
+              </w:rPr>
+              <w:t>语</w:t>
+            </w:r>
+          </w:p>
+        </w:tc>
+        <w:tc>
+          <w:tcPr>
+            <w:tcW w:w="7694" w:type="dxa"/>
+          </w:tcPr>
+          <w:p>
+            <w:pPr>
+              <w:spacing w:line="400" w:lineRule="exact"/>
+              <w:rPr>
+                <w:rFonts w:hint="eastAsia"/>
+                <w:sz w:val="24"/>
+              </w:rPr>
+            </w:pPr>
+          </w:p>
+          <w:p>
+            <w:pPr>
+              <w:spacing w:line="400" w:lineRule="exact"/>
+              <w:rPr>
+                <w:rFonts w:hint="eastAsia"/>
+                <w:sz w:val="24"/>
+              </w:rPr>
+            </w:pPr>
+          </w:p>
+          <w:p>
+            <w:pPr>
+              <w:spacing w:line="400" w:lineRule="exact"/>
+              <w:rPr>
+                <w:rFonts w:hint="eastAsia"/>
+                <w:sz w:val="24"/>
+              </w:rPr>
+            </w:pPr>
+          </w:p>
+          <w:p>
+            <w:pPr>
+              <w:spacing w:line="400" w:lineRule="exact"/>
+              <w:rPr>
+                <w:rFonts w:hint="eastAsia"/>
+                <w:sz w:val="24"/>
+              </w:rPr>
+            </w:pPr>
+          </w:p>
+          <w:p>
+            <w:pPr>
+              <w:spacing w:line="400" w:lineRule="exact"/>
+              <w:rPr>
+                <w:rFonts w:hint="eastAsia"/>
+                <w:sz w:val="24"/>
+              </w:rPr>
+            </w:pPr>
+          </w:p>
+          <w:p>
+            <w:pPr>
+              <w:spacing w:line="400" w:lineRule="exact"/>
+              <w:rPr>
+                <w:rFonts w:hint="eastAsia"/>
+                <w:sz w:val="24"/>
+              </w:rPr>
+            </w:pPr>
+          </w:p>
+          <w:p>
+            <w:pPr>
+              <w:spacing w:line="400" w:lineRule="exact"/>
+              <w:rPr>
+                <w:rFonts w:hint="eastAsia"/>
+                <w:sz w:val="24"/>
+              </w:rPr>
+            </w:pPr>
+          </w:p>
+          <w:p>
+            <w:pPr>
+              <w:spacing w:line="400" w:lineRule="exact"/>
+              <w:rPr>
+                <w:rFonts w:hint="eastAsia"/>
+                <w:sz w:val="24"/>
+              </w:rPr>
+            </w:pPr>
+          </w:p>
+          <w:p>
+            <w:pPr>
+              <w:spacing w:line="400" w:lineRule="exact"/>
+              <w:rPr>
+                <w:rFonts w:hint="eastAsia"/>
+                <w:sz w:val="24"/>
+              </w:rPr>
+            </w:pPr>
+          </w:p>
+          <w:p>
+            <w:pPr>
+              <w:spacing w:line="400" w:lineRule="exact"/>
+              <w:rPr>
+                <w:rFonts w:hint="eastAsia"/>
+                <w:sz w:val="24"/>
+              </w:rPr>
+            </w:pPr>
+          </w:p>
+          <w:p>
+            <w:pPr>
+              <w:spacing w:line="400" w:lineRule="exact"/>
+              <w:rPr>
+                <w:rFonts w:hint="eastAsia"/>
+                <w:sz w:val="24"/>
+              </w:rPr>
+            </w:pPr>
+          </w:p>
+          <w:p>
+            <w:pPr>
+              <w:spacing w:line="400" w:lineRule="exact"/>
+              <w:rPr>
+                <w:rFonts w:hint="eastAsia"/>
+                <w:sz w:val="24"/>
+              </w:rPr>
+            </w:pPr>
+          </w:p>
+          <w:p>
+            <w:pPr>
+              <w:spacing w:line="400" w:lineRule="exact"/>
+              <w:rPr>
+                <w:rFonts w:hint="eastAsia"/>
+                <w:sz w:val="24"/>
+              </w:rPr>
+            </w:pPr>
+          </w:p>
+          <w:p>
+            <w:pPr>
+              <w:spacing w:line="400" w:lineRule="exact"/>
+              <w:rPr>
+                <w:rFonts w:hint="eastAsia"/>
+                <w:sz w:val="24"/>
+              </w:rPr>
+            </w:pPr>
+          </w:p>
+          <w:p>
+            <w:pPr>
+              <w:spacing w:line="400" w:lineRule="exact"/>
+              <w:rPr>
+                <w:rFonts w:hint="eastAsia"/>
+                <w:sz w:val="24"/>
+              </w:rPr>
+            </w:pPr>
+          </w:p>
+          <w:p>
+            <w:pPr>
+              <w:spacing w:line="400" w:lineRule="exact"/>
+              <w:rPr>
+                <w:rFonts w:hint="eastAsia"/>
+                <w:sz w:val="24"/>
+              </w:rPr>
+            </w:pPr>
+          </w:p>
+          <w:p>
+            <w:pPr>
+              <w:spacing w:line="400" w:lineRule="exact"/>
+              <w:rPr>
+                <w:rFonts w:hint="eastAsia"/>
+                <w:sz w:val="24"/>
+              </w:rPr>
+            </w:pPr>
+          </w:p>
+          <w:p>
+            <w:pPr>
+              <w:spacing w:line="400" w:lineRule="exact"/>
+              <w:rPr>
+                <w:rFonts w:hint="eastAsia"/>
+                <w:sz w:val="24"/>
+              </w:rPr>
+            </w:pPr>
+          </w:p>
+          <w:p>
+            <w:pPr>
+              <w:spacing w:line="400" w:lineRule="exact"/>
+              <w:rPr>
+                <w:rFonts w:hint="eastAsia"/>
+                <w:sz w:val="24"/>
+              </w:rPr>
+            </w:pPr>
+          </w:p>
+          <w:p>
+            <w:pPr>
+              <w:spacing w:line="400" w:lineRule="exact"/>
+              <w:rPr>
+                <w:rFonts w:hint="eastAsia"/>
+                <w:sz w:val="24"/>
+              </w:rPr>
+            </w:pPr>
+          </w:p>
+          <w:p>
+            <w:pPr>
+              <w:spacing w:line="400" w:lineRule="exact"/>
+              <w:rPr>
+                <w:rFonts w:hint="eastAsia"/>
+                <w:sz w:val="24"/>
+              </w:rPr>
+            </w:pPr>
+          </w:p>
+          <w:p>
+            <w:pPr>
+              <w:spacing w:line="400" w:lineRule="exact"/>
+              <w:jc w:val="center"/>
+              <w:rPr>
+                <w:rFonts w:hint="eastAsia"/>
+                <w:sz w:val="24"/>
+              </w:rPr>
+            </w:pPr>
+            <w:r>
+              <w:rPr>
+                <w:rFonts w:hint="eastAsia"/>
+                <w:sz w:val="24"/>
+              </w:rPr>
+              <w:t>教师签名：</w:t>
+            </w:r>
+          </w:p>
+          <w:p>
+            <w:pPr>
+              <w:spacing w:line="400" w:lineRule="exact"/>
+              <w:jc w:val="center"/>
+              <w:rPr>
+                <w:rFonts w:hint="eastAsia"/>
+                <w:sz w:val="24"/>
+              </w:rPr>
+            </w:pPr>
+            <w:r>
+              <w:rPr>
+                <w:rFonts w:hint="eastAsia"/>
+                <w:sz w:val="24"/>
+              </w:rPr>
+              <w:t>日期：</w:t>
+            </w:r>
+          </w:p>
+        </w:tc>
+      </w:tr>
+      <w:tr>
+        <w:trPr>
+          <w:trHeight w:val="1088"/>
+        </w:trPr>
+        <w:tc>
+          <w:tcPr>
+            <w:tcW w:w="828" w:type="dxa"/>
+            <w:vAlign w:val="center"/>
+          </w:tcPr>
+          <w:p>
+            <w:pPr>
+              <w:spacing w:line="400" w:lineRule="exact"/>
+              <w:jc w:val="center"/>
+              <w:rPr>
+                <w:rFonts w:hint="eastAsia"/>
+                <w:sz w:val="24"/>
+              </w:rPr>
+            </w:pPr>
+            <w:r>
+              <w:rPr>
+                <w:rFonts w:hint="eastAsia"/>
+                <w:sz w:val="24"/>
+              </w:rPr>
+              <w:t>成</w:t>
+            </w:r>
+          </w:p>
+          <w:p>
+            <w:pPr>
+              <w:spacing w:line="400" w:lineRule="exact"/>
+              <w:jc w:val="center"/>
+              <w:rPr>
+                <w:rFonts w:hint="eastAsia"/>
+                <w:sz w:val="24"/>
+              </w:rPr>
+            </w:pPr>
+            <w:r>
+              <w:rPr>
+                <w:rFonts w:hint="eastAsia"/>
+                <w:sz w:val="24"/>
+              </w:rPr>
+              <w:t>绩</w:t>
+            </w:r>
+          </w:p>
+          <w:p>
+            <w:pPr>
+              <w:spacing w:line="400" w:lineRule="exact"/>
+              <w:jc w:val="center"/>
+              <w:rPr>
+                <w:rFonts w:hint="eastAsia"/>
+                <w:sz w:val="24"/>
+              </w:rPr>
+            </w:pPr>
+            <w:r>
+              <w:rPr>
+                <w:rFonts w:hint="eastAsia"/>
+                <w:sz w:val="24"/>
+              </w:rPr>
+              <w:t>评</w:t>
+            </w:r>
+          </w:p>
+          <w:p>
+            <w:pPr>
+              <w:spacing w:line="400" w:lineRule="exact"/>
+              <w:jc w:val="center"/>
+              <w:rPr>
+                <w:rFonts w:hint="eastAsia"/>
+                <w:sz w:val="24"/>
+              </w:rPr>
+            </w:pPr>
+            <w:r>
+              <w:rPr>
+                <w:rFonts w:hint="eastAsia"/>
+                <w:sz w:val="24"/>
+              </w:rPr>
+              <w:t>定</w:t>
+            </w:r>
+          </w:p>
+        </w:tc>
+        <w:tc>
+          <w:tcPr>
+            <w:tcW w:w="7694" w:type="dxa"/>
+          </w:tcPr>
+          <w:p>
+            <w:pPr>
+              <w:spacing w:line="400" w:lineRule="exact"/>
+              <w:rPr>
+                <w:rFonts w:hint="eastAsia"/>
+                <w:sz w:val="24"/>
+              </w:rPr>
+            </w:pPr>
+          </w:p>
+          <w:p>
+            <w:pPr>
+              <w:spacing w:line="400" w:lineRule="exact"/>
+              <w:rPr>
+                <w:rFonts w:hint="eastAsia"/>
+                <w:sz w:val="24"/>
+              </w:rPr>
+            </w:pPr>
+          </w:p>
+          <w:p>
+            <w:pPr>
+              <w:spacing w:line="400" w:lineRule="exact"/>
+              <w:rPr>
+                <w:rFonts w:hint="eastAsia"/>
+                <w:sz w:val="24"/>
+              </w:rPr>
+            </w:pPr>
+          </w:p>
+          <w:p>
+            <w:pPr>
+              <w:spacing w:line="400" w:lineRule="exact"/>
+              <w:rPr>
+                <w:rFonts w:hint="eastAsia"/>
+                <w:sz w:val="24"/>
+              </w:rPr>
+            </w:pPr>
+          </w:p>
+          <w:p>
+            <w:pPr>
+              <w:spacing w:line="400" w:lineRule="exact"/>
+              <w:rPr>
+                <w:rFonts w:hint="eastAsia"/>
+                <w:sz w:val="24"/>
+              </w:rPr>
+            </w:pPr>
+          </w:p>
+          <w:p>
+            <w:pPr>
+              <w:spacing w:line="400" w:lineRule="exact"/>
+              <w:rPr>
+                <w:rFonts w:hint="eastAsia"/>
+                <w:sz w:val="24"/>
+              </w:rPr>
+            </w:pPr>
+          </w:p>
+        </w:tc>
+      </w:tr>
+      <w:tr>
+        <w:tc>
+          <w:tcPr>
+            <w:tcW w:w="828" w:type="dxa"/>
+            <w:vAlign w:val="center"/>
+          </w:tcPr>
+          <w:p>
+            <w:pPr>
+              <w:spacing w:line="400" w:lineRule="exact"/>
+              <w:jc w:val="center"/>
+              <w:rPr>
+                <w:rFonts w:hint="eastAsia"/>
+                <w:sz w:val="24"/>
+              </w:rPr>
+            </w:pPr>
+            <w:r>
+              <w:rPr>
+                <w:rFonts w:hint="eastAsia"/>
+                <w:sz w:val="24"/>
+              </w:rPr>
+              <w:t>备</w:t>
+            </w:r>
+          </w:p>
+          <w:p>
+            <w:pPr>
+              <w:spacing w:line="400" w:lineRule="exact"/>
+              <w:jc w:val="center"/>
+              <w:rPr>
+                <w:rFonts w:hint="eastAsia"/>
+                <w:sz w:val="24"/>
+              </w:rPr>
+            </w:pPr>
+            <w:r>
+              <w:rPr>
+                <w:rFonts w:hint="eastAsia"/>
+                <w:sz w:val="24"/>
+              </w:rPr>
+              <w:t>注</w:t>
+            </w:r>
+          </w:p>
+        </w:tc>
+        <w:tc>
+          <w:tcPr>
+            <w:tcW w:w="7694" w:type="dxa"/>
+          </w:tcPr>
+          <w:p>
+            <w:pPr>
+              <w:spacing w:line="400" w:lineRule="exact"/>
+              <w:rPr>
+                <w:rFonts w:hint="eastAsia"/>
+                <w:sz w:val="24"/>
+              </w:rPr>
+            </w:pPr>
+          </w:p>
+          <w:p>
+            <w:pPr>
+              <w:spacing w:line="400" w:lineRule="exact"/>
+              <w:rPr>
+                <w:rFonts w:hint="eastAsia"/>
+                <w:sz w:val="24"/>
+              </w:rPr>
+            </w:pPr>
+          </w:p>
+          <w:p>
+            <w:pPr>
+              <w:spacing w:line="400" w:lineRule="exact"/>
+              <w:rPr>
+                <w:rFonts w:hint="eastAsia"/>
+                <w:sz w:val="24"/>
+              </w:rPr>
+            </w:pPr>
+          </w:p>
+        </w:tc>
+      </w:tr>
+    </w:tbl>
     <w:p>
       <w:pPr>
         <w:rPr>
@@ -207,7 +838,7 @@
       </w:pPr>
       <w:r>
         <w:rPr>
-          <w:lang w:eastAsia="zh-CN"/>
+          <w:lang w:val="en-US" w:eastAsia="zh-CN" w:bidi="ar-SA"/>
         </w:rPr>
         <w:br w:type="page"/>
       </w:r>
@@ -218,13 +849,14 @@
         <w:rPr>
           <w:lang w:eastAsia="zh-CN"/>
         </w:rPr>
+        <w:pageBreakBefore/>
       </w:pPr>
       <w:r>
         <w:rPr>
-          <w:rFonts w:ascii="SimHei" w:eastAsia="SimHei" w:hAnsi="SimHei"/>
-          <w:lang w:eastAsia="zh-CN"/>
-        </w:rPr>
-        <w:lastRenderedPageBreak/>
+          <w:rFonts w:ascii="SimHei" w:hAnsi="SimHei" w:eastAsia="SimHei" w:cstheme="majorBidi"/>
+          <w:lang w:val="en-US" w:eastAsia="zh-CN" w:bidi="ar-SA"/>
+          <w:color w:val="0F4761"/>
+        </w:rPr>
         <w:t>0、可行性分析</w:t>
       </w:r>
     </w:p>
@@ -237,8 +869,9 @@
       </w:pPr>
       <w:r>
         <w:rPr>
-          <w:rFonts w:ascii="SimHei" w:eastAsia="SimHei" w:hAnsi="SimHei"/>
-          <w:lang w:eastAsia="zh-CN"/>
+          <w:rFonts w:ascii="SimHei" w:hAnsi="SimHei" w:eastAsia="SimHei" w:cstheme="majorBidi"/>
+          <w:lang w:val="en-US" w:eastAsia="zh-CN" w:bidi="ar-SA"/>
+          <w:color w:val="0F4761"/>
         </w:rPr>
         <w:t>0.1 技术可行性</w:t>
       </w:r>
@@ -252,9 +885,9 @@
       </w:pPr>
       <w:r>
         <w:rPr>
-          <w:lang w:eastAsia="zh-CN"/>
-        </w:rPr>
-        <w:t>1. YOLO 目标检测技术成熟：YOLOv8 是当前业界广泛使用的实时目标检测框架，在 COCO 数据集上 person 类别的 mAP 超过 50%，YOLOv8n 单人模型在 CPU 上可达 30+ FPS；双模型（人员+火焰）+ 人脸识别综合帧率约 8-15 FPS，满足实时监控需求。</w:t>
+          <w:lang w:val="en-US" w:eastAsia="zh-CN" w:bidi="ar-SA"/>
+        </w:rPr>
+        <w:t>1. YOLO 目标检测技术成熟：YOLOv8 是当前业界广泛使用的实时目标检测框架，在 COCO 数据集上 person 类别的 mAP 超过 50%，YOLOv8n 单人模型在 CPU 上可达 30+ FPS；YOLOv8n 双模型（人员+火焰）CPU 推理综合帧率约 55 FPS，满足实时监控需求。</w:t>
       </w:r>
     </w:p>
     <w:p>
@@ -266,7 +899,7 @@
       </w:pPr>
       <w:r>
         <w:rPr>
-          <w:lang w:eastAsia="zh-CN"/>
+          <w:lang w:val="en-US" w:eastAsia="zh-CN" w:bidi="ar-SA"/>
         </w:rPr>
         <w:t>2. OpenCV 视频处理能力：OpenCV 提供完善的视频采集、图像处理和画面标注功能，是 Python 视频应用的事实标准，跨平台兼容性好。</w:t>
       </w:r>
@@ -290,7 +923,7 @@
       </w:pPr>
       <w:r>
         <w:rPr>
-          <w:lang w:eastAsia="zh-CN"/>
+          <w:lang w:val="en-US" w:eastAsia="zh-CN" w:bidi="ar-SA"/>
         </w:rPr>
         <w:t>4. 硬件门槛低：YOLOv8n 模型仅 6MB，CPU 即可运行，无需 GPU，符合家庭 PC 部署条件。</w:t>
       </w:r>
@@ -304,8 +937,9 @@
       </w:pPr>
       <w:r>
         <w:rPr>
-          <w:rFonts w:ascii="SimHei" w:eastAsia="SimHei" w:hAnsi="SimHei"/>
-          <w:lang w:eastAsia="zh-CN"/>
+          <w:rFonts w:ascii="SimHei" w:hAnsi="SimHei" w:eastAsia="SimHei" w:cstheme="majorBidi"/>
+          <w:lang w:val="en-US" w:eastAsia="zh-CN" w:bidi="ar-SA"/>
+          <w:color w:val="0F4761"/>
         </w:rPr>
         <w:t>0.2 经济可行性</w:t>
       </w:r>
@@ -319,7 +953,7 @@
       </w:pPr>
       <w:r>
         <w:rPr>
-          <w:lang w:eastAsia="zh-CN"/>
+          <w:lang w:val="en-US" w:eastAsia="zh-CN" w:bidi="ar-SA"/>
         </w:rPr>
         <w:t>1. 零软件成本：所有依赖库均为开源免费软件，Python 解释器免费，无商业许可费用。</w:t>
       </w:r>
@@ -333,7 +967,7 @@
       </w:pPr>
       <w:r>
         <w:rPr>
-          <w:lang w:eastAsia="zh-CN"/>
+          <w:lang w:val="en-US" w:eastAsia="zh-CN" w:bidi="ar-SA"/>
         </w:rPr>
         <w:t>2. 零额外硬件成本：利用家庭现有 PC 和 USB 摄像头，无需购买专用安防设备。市面上一套专业安防系统成本在 500-2000 元，而本系统仅需一台 PC + 摄像头。</w:t>
       </w:r>
@@ -347,7 +981,7 @@
       </w:pPr>
       <w:r>
         <w:rPr>
-          <w:lang w:eastAsia="zh-CN"/>
+          <w:lang w:val="en-US" w:eastAsia="zh-CN" w:bidi="ar-SA"/>
         </w:rPr>
         <w:t>3. 低运维成本：系统本地运行，无云服务订阅费用，数据存储在本地 SQLite 数据库，无网络带宽费用。</w:t>
       </w:r>
@@ -361,8 +995,9 @@
       </w:pPr>
       <w:r>
         <w:rPr>
-          <w:rFonts w:ascii="SimHei" w:eastAsia="SimHei" w:hAnsi="SimHei"/>
-          <w:lang w:eastAsia="zh-CN"/>
+          <w:rFonts w:ascii="SimHei" w:hAnsi="SimHei" w:eastAsia="SimHei" w:cstheme="majorBidi"/>
+          <w:lang w:val="en-US" w:eastAsia="zh-CN" w:bidi="ar-SA"/>
+          <w:color w:val="0F4761"/>
         </w:rPr>
         <w:t>0.3 操作可行性</w:t>
       </w:r>
@@ -376,7 +1011,7 @@
       </w:pPr>
       <w:r>
         <w:rPr>
-          <w:lang w:eastAsia="zh-CN"/>
+          <w:lang w:val="en-US" w:eastAsia="zh-CN" w:bidi="ar-SA"/>
         </w:rPr>
         <w:t>1. 一键启动：提供 run.bat 双击启动和 GUI 图形界面，非技术用户可直接使用。</w:t>
       </w:r>
@@ -390,7 +1025,7 @@
       </w:pPr>
       <w:r>
         <w:rPr>
-          <w:lang w:eastAsia="zh-CN"/>
+          <w:lang w:val="en-US" w:eastAsia="zh-CN" w:bidi="ar-SA"/>
         </w:rPr>
         <w:t>2. 自动运行：系统启动后全自动运行，无需人工干预。检测、报警、截图、记录全流程自动化。</w:t>
       </w:r>
@@ -404,7 +1039,7 @@
       </w:pPr>
       <w:r>
         <w:rPr>
-          <w:lang w:eastAsia="zh-CN"/>
+          <w:lang w:val="en-US" w:eastAsia="zh-CN" w:bidi="ar-SA"/>
         </w:rPr>
         <w:t>3. 直观反馈：GUI 界面实时显示视频画面和检测标注，状态栏用颜色指示安全/警报状态，历史列表支持双击查看截图。</w:t>
       </w:r>
@@ -418,7 +1053,7 @@
       </w:pPr>
       <w:r>
         <w:rPr>
-          <w:lang w:eastAsia="zh-CN"/>
+          <w:lang w:val="en-US" w:eastAsia="zh-CN" w:bidi="ar-SA"/>
         </w:rPr>
         <w:t>4. 维护简单：报警数据存储在本地 SQLite 文件中，可用任何 SQLite 工具查看和备份。</w:t>
       </w:r>
@@ -432,10 +1067,10 @@
       </w:pPr>
       <w:r>
         <w:rPr>
-          <w:rFonts w:ascii="SimHei" w:eastAsia="SimHei" w:hAnsi="SimHei"/>
-          <w:lang w:eastAsia="zh-CN"/>
-        </w:rPr>
-        <w:lastRenderedPageBreak/>
+          <w:rFonts w:ascii="SimHei" w:hAnsi="SimHei" w:eastAsia="SimHei" w:cstheme="majorBidi"/>
+          <w:lang w:val="en-US" w:eastAsia="zh-CN" w:bidi="ar-SA"/>
+          <w:color w:val="0F4761"/>
+        </w:rPr>
         <w:t>1、引言</w:t>
       </w:r>
     </w:p>
@@ -448,8 +1083,9 @@
       </w:pPr>
       <w:r>
         <w:rPr>
-          <w:rFonts w:ascii="SimHei" w:eastAsia="SimHei" w:hAnsi="SimHei"/>
-          <w:lang w:eastAsia="zh-CN"/>
+          <w:rFonts w:ascii="SimHei" w:hAnsi="SimHei" w:eastAsia="SimHei" w:cstheme="majorBidi"/>
+          <w:lang w:val="en-US" w:eastAsia="zh-CN" w:bidi="ar-SA"/>
+          <w:color w:val="0F4761"/>
         </w:rPr>
         <w:t>1.1 项目背景</w:t>
       </w:r>
@@ -463,7 +1099,7 @@
       </w:pPr>
       <w:r>
         <w:rPr>
-          <w:lang w:eastAsia="zh-CN"/>
+          <w:lang w:val="en-US" w:eastAsia="zh-CN" w:bidi="ar-SA"/>
         </w:rPr>
         <w:t>随着现代家庭安全意识的提升，家庭火灾隐患及非法入侵等安全事故频发。传统安防设备往往只能事后查看录像，缺乏主动预警能力。本项目结合深度学习（YOLO 算法）与计算机视觉技术，旨在打造一套低成本、高效率的 AI 家庭安全监控系统，实现事前预警和事中告警。</w:t>
       </w:r>
@@ -477,7 +1113,7 @@
       </w:pPr>
       <w:r>
         <w:rPr>
-          <w:lang w:eastAsia="zh-CN"/>
+          <w:lang w:val="en-US" w:eastAsia="zh-CN" w:bidi="ar-SA"/>
         </w:rPr>
         <w:t>应用视频技术，结合 AI 分析，训练算法，实现对家庭重点区域和特定场景的监控、识别与告警：</w:t>
       </w:r>
@@ -491,7 +1127,7 @@
       </w:pPr>
       <w:r>
         <w:rPr>
-          <w:lang w:eastAsia="zh-CN"/>
+          <w:lang w:val="en-US" w:eastAsia="zh-CN" w:bidi="ar-SA"/>
         </w:rPr>
         <w:t>1. 通过视频 AI，对烟雾及火焰检测，发现就标注报警。</w:t>
       </w:r>
@@ -505,7 +1141,7 @@
       </w:pPr>
       <w:r>
         <w:rPr>
-          <w:lang w:eastAsia="zh-CN"/>
+          <w:lang w:val="en-US" w:eastAsia="zh-CN" w:bidi="ar-SA"/>
         </w:rPr>
         <w:t>2. 通过视频 AI，在特定时段对进入人员进行检测，发现陌生人员闯入就标注报警。</w:t>
       </w:r>
@@ -519,7 +1155,7 @@
       </w:pPr>
       <w:r>
         <w:rPr>
-          <w:lang w:eastAsia="zh-CN"/>
+          <w:lang w:val="en-US" w:eastAsia="zh-CN" w:bidi="ar-SA"/>
         </w:rPr>
         <w:t>系统部署于普通家用电脑，利用现有摄像头硬件，无需额外购置安防设备，降低家庭安防门槛。</w:t>
       </w:r>
@@ -533,8 +1169,9 @@
       </w:pPr>
       <w:r>
         <w:rPr>
-          <w:rFonts w:ascii="SimHei" w:eastAsia="SimHei" w:hAnsi="SimHei"/>
-          <w:lang w:eastAsia="zh-CN"/>
+          <w:rFonts w:ascii="SimHei" w:hAnsi="SimHei" w:eastAsia="SimHei" w:cstheme="majorBidi"/>
+          <w:lang w:val="en-US" w:eastAsia="zh-CN" w:bidi="ar-SA"/>
+          <w:color w:val="0F4761"/>
         </w:rPr>
         <w:t>1.2 项目目的</w:t>
       </w:r>
@@ -548,7 +1185,7 @@
       </w:pPr>
       <w:r>
         <w:rPr>
-          <w:lang w:eastAsia="zh-CN"/>
+          <w:lang w:val="en-US" w:eastAsia="zh-CN" w:bidi="ar-SA"/>
         </w:rPr>
         <w:t>1. 实现基于视频流的 24 小时实时烟雾与火焰检测，保障家庭消防安全。</w:t>
       </w:r>
@@ -562,9 +1199,9 @@
       </w:pPr>
       <w:r>
         <w:rPr>
-          <w:lang w:eastAsia="zh-CN"/>
-        </w:rPr>
-        <w:t>2. 实现在特定时段（如深夜 23:00-06:00）的异常人员闯入检测，保障家庭财产与人身安全。</w:t>
+          <w:lang w:val="en-US" w:eastAsia="zh-CN" w:bidi="ar-SA"/>
+        </w:rPr>
+        <w:t>2. 实现在特定时段（默认 00:00-23:59 全天候，可通过 config.yaml 调整）的异常人员闯入检测，保障家庭财产与人身安全。</w:t>
       </w:r>
     </w:p>
     <w:p>
@@ -576,7 +1213,7 @@
       </w:pPr>
       <w:r>
         <w:rPr>
-          <w:lang w:eastAsia="zh-CN"/>
+          <w:lang w:val="en-US" w:eastAsia="zh-CN" w:bidi="ar-SA"/>
         </w:rPr>
         <w:t>3. 实现报警事件的智能合并与去重机制，避免无效告警对用户造成干扰。</w:t>
       </w:r>
@@ -590,8 +1227,9 @@
       </w:pPr>
       <w:r>
         <w:rPr>
-          <w:rFonts w:ascii="SimHei" w:eastAsia="SimHei" w:hAnsi="SimHei"/>
-          <w:lang w:eastAsia="zh-CN"/>
+          <w:rFonts w:ascii="SimHei" w:hAnsi="SimHei" w:eastAsia="SimHei" w:cstheme="majorBidi"/>
+          <w:lang w:val="en-US" w:eastAsia="zh-CN" w:bidi="ar-SA"/>
+          <w:color w:val="0F4761"/>
         </w:rPr>
         <w:t>1.3 项目特色</w:t>
       </w:r>
@@ -605,7 +1243,7 @@
       </w:pPr>
       <w:r>
         <w:rPr>
-          <w:lang w:eastAsia="zh-CN"/>
+          <w:lang w:val="en-US" w:eastAsia="zh-CN" w:bidi="ar-SA"/>
         </w:rPr>
         <w:t>1. AI 主动预警：基于 YOLO 深度学习模型实时分析视频流，在异常发生瞬间即触发报警，区别于传统设备的被动录像模式。</w:t>
       </w:r>
@@ -619,7 +1257,7 @@
       </w:pPr>
       <w:r>
         <w:rPr>
-          <w:lang w:eastAsia="zh-CN"/>
+          <w:lang w:val="en-US" w:eastAsia="zh-CN" w:bidi="ar-SA"/>
         </w:rPr>
         <w:t>2. 自训练火焰模型：基于 YOLOv8n 在火焰/烟雾数据集上进行迁移学习训练，满足"结合AI分析，训练算法"的课程要求，模型类别包含 fire 和 smoke 两个类。</w:t>
       </w:r>
@@ -633,7 +1271,7 @@
       </w:pPr>
       <w:r>
         <w:rPr>
-          <w:lang w:eastAsia="zh-CN"/>
+          <w:lang w:val="en-US" w:eastAsia="zh-CN" w:bidi="ar-SA"/>
         </w:rPr>
         <w:t>3. 陌生人识别：人员检测不仅识别"有没有人"，还通过 DeepFace ArcFace 人脸识别（512 维特征 + 余弦距离）区分家庭成员与陌生人，仅陌生人才触发报警。</w:t>
       </w:r>
@@ -647,7 +1285,7 @@
       </w:pPr>
       <w:r>
         <w:rPr>
-          <w:lang w:eastAsia="zh-CN"/>
+          <w:lang w:val="en-US" w:eastAsia="zh-CN" w:bidi="ar-SA"/>
         </w:rPr>
         <w:t>4. 智能防抖去重：内置 AlarmManager 冷却机制，同一事件在 10 秒窗口内仅触发一次报警，避免重复骚扰。</w:t>
       </w:r>
@@ -661,9 +1299,8 @@
       </w:pPr>
       <w:r>
         <w:rPr>
-          <w:lang w:eastAsia="zh-CN"/>
-        </w:rPr>
-        <w:lastRenderedPageBreak/>
+          <w:lang w:val="en-US" w:eastAsia="zh-CN" w:bidi="ar-SA"/>
+        </w:rPr>
         <w:t>5. 轻量级全本地运行：无需 GPU、无需云服务，CPU 即可运行，所有数据（数据库、截图）存储在本地，保护用户隐私。</w:t>
       </w:r>
     </w:p>
@@ -676,7 +1313,7 @@
       </w:pPr>
       <w:r>
         <w:rPr>
-          <w:lang w:eastAsia="zh-CN"/>
+          <w:lang w:val="en-US" w:eastAsia="zh-CN" w:bidi="ar-SA"/>
         </w:rPr>
         <w:t>6. 双模式操作：提供 GUI（图形界面）和 CLI（命令行）两种运行方式，GUI 面向普通家庭用户，CLI 方便开发者调试。</w:t>
       </w:r>
@@ -690,7 +1327,7 @@
       </w:pPr>
       <w:r>
         <w:rPr>
-          <w:lang w:eastAsia="zh-CN"/>
+          <w:lang w:val="en-US" w:eastAsia="zh-CN" w:bidi="ar-SA"/>
         </w:rPr>
         <w:t>7. 配置文件管理：通过 config.yaml 管理所有系统参数，无需修改源码即可调整检测阈值、布防时段等。</w:t>
       </w:r>
@@ -701,7 +1338,8 @@
       </w:pPr>
       <w:r>
         <w:rPr>
-          <w:rFonts w:ascii="SimHei" w:eastAsia="SimHei" w:hAnsi="SimHei"/>
+          <w:rFonts w:ascii="SimHei" w:hAnsi="SimHei" w:eastAsia="SimHei" w:cstheme="majorBidi"/>
+          <w:color w:val="0F4761"/>
         </w:rPr>
         <w:t>1.4 项目风险</w:t>
       </w:r>
@@ -729,7 +1367,7 @@
               <a:graphicData uri="http://schemas.openxmlformats.org/drawingml/2006/picture">
                 <pic:pic xmlns:pic="http://schemas.openxmlformats.org/drawingml/2006/picture">
                   <pic:nvPicPr>
-                    <pic:cNvPr id="0" name="risk_matrix.png"/>
+                    <pic:cNvPr id="1" name="risk_matrix.png"/>
                     <pic:cNvPicPr/>
                   </pic:nvPicPr>
                   <pic:blipFill>
@@ -758,7 +1396,13 @@
       <w:tblPr>
         <w:tblStyle w:val="aff1"/>
         <w:tblW w:w="0" w:type="auto"/>
-        <w:tblLook w:val="04A0" w:firstRow="1" w:lastRow="0" w:firstColumn="1" w:lastColumn="0" w:noHBand="0" w:noVBand="1"/>
+        <w:tblLook w:firstColumn="1" w:firstRow="1" w:lastColumn="0" w:lastRow="0" w:noHBand="0" w:noVBand="1" w:val="04A0"/>
+        <w:tblCellMar>
+          <w:top w:w="0" w:type="dxa"/>
+          <w:left w:w="108" w:type="dxa"/>
+          <w:bottom w:w="0" w:type="dxa"/>
+          <w:right w:w="108" w:type="dxa"/>
+        </w:tblCellMar>
       </w:tblPr>
       <w:tblGrid>
         <w:gridCol w:w="2986"/>
@@ -836,9 +1480,31 @@
             <w:r>
               <w:rPr>
                 <w:sz w:val="21"/>
+                <w:lang w:val="en-US" w:eastAsia="zh-CN" w:bidi="ar-SA"/>
+                <w:szCs w:val="21"/>
+              </w:rPr>
+              <w:t>YOLO 模型推理速度不足导致帧率下降</w:t>
+            </w:r>
+          </w:p>
+        </w:tc>
+        <w:tc>
+          <w:tcPr>
+            <w:tcW w:w="2986" w:type="dxa"/>
+          </w:tcPr>
+          <w:p>
+            <w:pPr>
+              <w:rPr>
+                <w:rFonts w:hint="eastAsia"/>
                 <w:lang w:eastAsia="zh-CN"/>
               </w:rPr>
-              <w:t>YOLO 模型推理速度不足导致帧率下降</w:t>
+            </w:pPr>
+            <w:r>
+              <w:rPr>
+                <w:sz w:val="21"/>
+                <w:lang w:val="en-US" w:eastAsia="zh-CN" w:bidi="ar-SA"/>
+                <w:szCs w:val="21"/>
+              </w:rPr>
+              <w:t>监控画面卡顿，影响用户体验</w:t>
             </w:r>
           </w:p>
         </w:tc>
@@ -856,27 +1522,8 @@
             <w:r>
               <w:rPr>
                 <w:sz w:val="21"/>
-                <w:lang w:eastAsia="zh-CN"/>
-              </w:rPr>
-              <w:t>监控画面卡顿，影响用户体验</w:t>
-            </w:r>
-          </w:p>
-        </w:tc>
-        <w:tc>
-          <w:tcPr>
-            <w:tcW w:w="2986" w:type="dxa"/>
-          </w:tcPr>
-          <w:p>
-            <w:pPr>
-              <w:rPr>
-                <w:rFonts w:hint="eastAsia"/>
-                <w:lang w:eastAsia="zh-CN"/>
-              </w:rPr>
-            </w:pPr>
-            <w:r>
-              <w:rPr>
-                <w:sz w:val="21"/>
-                <w:lang w:eastAsia="zh-CN"/>
+                <w:lang w:val="en-US" w:eastAsia="zh-CN" w:bidi="ar-SA"/>
+                <w:szCs w:val="21"/>
               </w:rPr>
               <w:t>采用轻量级 yolov8n 模型；精简检测类别；适当降低输入分辨率</w:t>
             </w:r>
@@ -898,9 +1545,31 @@
             <w:r>
               <w:rPr>
                 <w:sz w:val="21"/>
+                <w:lang w:val="en-US" w:eastAsia="zh-CN" w:bidi="ar-SA"/>
+                <w:szCs w:val="21"/>
+              </w:rPr>
+              <w:t>火焰检测模型误报率偏高</w:t>
+            </w:r>
+          </w:p>
+        </w:tc>
+        <w:tc>
+          <w:tcPr>
+            <w:tcW w:w="2986" w:type="dxa"/>
+          </w:tcPr>
+          <w:p>
+            <w:pPr>
+              <w:rPr>
+                <w:rFonts w:hint="eastAsia"/>
                 <w:lang w:eastAsia="zh-CN"/>
               </w:rPr>
-              <w:t>火焰检测模型误报率偏高</w:t>
+            </w:pPr>
+            <w:r>
+              <w:rPr>
+                <w:sz w:val="21"/>
+                <w:lang w:val="en-US" w:eastAsia="zh-CN" w:bidi="ar-SA"/>
+                <w:szCs w:val="21"/>
+              </w:rPr>
+              <w:t>用户体验差，频繁无效报警</w:t>
             </w:r>
           </w:p>
         </w:tc>
@@ -918,29 +1587,10 @@
             <w:r>
               <w:rPr>
                 <w:sz w:val="21"/>
-                <w:lang w:eastAsia="zh-CN"/>
-              </w:rPr>
-              <w:t>用户体验差，频繁无效报警</w:t>
-            </w:r>
-          </w:p>
-        </w:tc>
-        <w:tc>
-          <w:tcPr>
-            <w:tcW w:w="2986" w:type="dxa"/>
-          </w:tcPr>
-          <w:p>
-            <w:pPr>
-              <w:rPr>
-                <w:rFonts w:hint="eastAsia"/>
-                <w:lang w:eastAsia="zh-CN"/>
-              </w:rPr>
-            </w:pPr>
-            <w:r>
-              <w:rPr>
-                <w:sz w:val="21"/>
-                <w:lang w:eastAsia="zh-CN"/>
-              </w:rPr>
-              <w:t>提高置信度阈值至 0.8；限制仅检测 fire 和 smoke 类别；后续可替换更精准的模型</w:t>
+                <w:lang w:val="en-US" w:eastAsia="zh-CN" w:bidi="ar-SA"/>
+                <w:szCs w:val="21"/>
+              </w:rPr>
+              <w:t>设置合理置信度阈值（fire=0.70）；限制仅检测 fire 和 smoke 类别；后续可替换更精准的模型</w:t>
             </w:r>
           </w:p>
         </w:tc>
@@ -960,45 +1610,48 @@
             <w:r>
               <w:rPr>
                 <w:sz w:val="21"/>
+                <w:lang w:val="en-US" w:eastAsia="zh-CN" w:bidi="ar-SA"/>
+                <w:szCs w:val="21"/>
+              </w:rPr>
+              <w:t>摄像头夜间画质差导致人员漏检</w:t>
+            </w:r>
+          </w:p>
+        </w:tc>
+        <w:tc>
+          <w:tcPr>
+            <w:tcW w:w="2986" w:type="dxa"/>
+          </w:tcPr>
+          <w:p>
+            <w:pPr>
+              <w:rPr>
+                <w:rFonts w:hint="eastAsia"/>
+              </w:rPr>
+            </w:pPr>
+            <w:r>
+              <w:rPr>
+                <w:sz w:val="21"/>
+                <w:szCs w:val="21"/>
+              </w:rPr>
+              <w:t>安防失效</w:t>
+            </w:r>
+          </w:p>
+        </w:tc>
+        <w:tc>
+          <w:tcPr>
+            <w:tcW w:w="2986" w:type="dxa"/>
+          </w:tcPr>
+          <w:p>
+            <w:pPr>
+              <w:rPr>
+                <w:rFonts w:hint="eastAsia"/>
                 <w:lang w:eastAsia="zh-CN"/>
               </w:rPr>
-              <w:t>摄像头夜间画质差导致人员漏检</w:t>
-            </w:r>
-          </w:p>
-        </w:tc>
-        <w:tc>
-          <w:tcPr>
-            <w:tcW w:w="2986" w:type="dxa"/>
-          </w:tcPr>
-          <w:p>
-            <w:pPr>
-              <w:rPr>
-                <w:rFonts w:hint="eastAsia"/>
-              </w:rPr>
-            </w:pPr>
-            <w:r>
-              <w:rPr>
-                <w:sz w:val="21"/>
-              </w:rPr>
-              <w:t>安防失效</w:t>
-            </w:r>
-          </w:p>
-        </w:tc>
-        <w:tc>
-          <w:tcPr>
-            <w:tcW w:w="2986" w:type="dxa"/>
-          </w:tcPr>
-          <w:p>
-            <w:pPr>
-              <w:rPr>
-                <w:rFonts w:hint="eastAsia"/>
-                <w:lang w:eastAsia="zh-CN"/>
-              </w:rPr>
-            </w:pPr>
-            <w:r>
-              <w:rPr>
-                <w:sz w:val="21"/>
-                <w:lang w:eastAsia="zh-CN"/>
+            </w:pPr>
+            <w:r>
+              <w:rPr>
+                <w:sz w:val="21"/>
+                <w:lang w:val="en-US" w:eastAsia="zh-CN" w:bidi="ar-SA"/>
+                <w:szCs w:val="21"/>
               </w:rPr>
               <w:t>提示用户保持基本照明；未来可集成红外摄像头</w:t>
             </w:r>
@@ -1020,45 +1673,48 @@
             <w:r>
               <w:rPr>
                 <w:sz w:val="21"/>
+                <w:lang w:val="en-US" w:eastAsia="zh-CN" w:bidi="ar-SA"/>
+                <w:szCs w:val="21"/>
+              </w:rPr>
+              <w:t>用户修改配置文件导致系统崩溃</w:t>
+            </w:r>
+          </w:p>
+        </w:tc>
+        <w:tc>
+          <w:tcPr>
+            <w:tcW w:w="2986" w:type="dxa"/>
+          </w:tcPr>
+          <w:p>
+            <w:pPr>
+              <w:rPr>
+                <w:rFonts w:hint="eastAsia"/>
+              </w:rPr>
+            </w:pPr>
+            <w:r>
+              <w:rPr>
+                <w:sz w:val="21"/>
+                <w:szCs w:val="21"/>
+              </w:rPr>
+              <w:t>可用性降低</w:t>
+            </w:r>
+          </w:p>
+        </w:tc>
+        <w:tc>
+          <w:tcPr>
+            <w:tcW w:w="2986" w:type="dxa"/>
+          </w:tcPr>
+          <w:p>
+            <w:pPr>
+              <w:rPr>
+                <w:rFonts w:hint="eastAsia"/>
                 <w:lang w:eastAsia="zh-CN"/>
               </w:rPr>
-              <w:t>用户修改配置文件导致系统崩溃</w:t>
-            </w:r>
-          </w:p>
-        </w:tc>
-        <w:tc>
-          <w:tcPr>
-            <w:tcW w:w="2986" w:type="dxa"/>
-          </w:tcPr>
-          <w:p>
-            <w:pPr>
-              <w:rPr>
-                <w:rFonts w:hint="eastAsia"/>
-              </w:rPr>
-            </w:pPr>
-            <w:r>
-              <w:rPr>
-                <w:sz w:val="21"/>
-              </w:rPr>
-              <w:t>可用性降低</w:t>
-            </w:r>
-          </w:p>
-        </w:tc>
-        <w:tc>
-          <w:tcPr>
-            <w:tcW w:w="2986" w:type="dxa"/>
-          </w:tcPr>
-          <w:p>
-            <w:pPr>
-              <w:rPr>
-                <w:rFonts w:hint="eastAsia"/>
-                <w:lang w:eastAsia="zh-CN"/>
-              </w:rPr>
-            </w:pPr>
-            <w:r>
-              <w:rPr>
-                <w:sz w:val="21"/>
-                <w:lang w:eastAsia="zh-CN"/>
+            </w:pPr>
+            <w:r>
+              <w:rPr>
+                <w:sz w:val="21"/>
+                <w:lang w:val="en-US" w:eastAsia="zh-CN" w:bidi="ar-SA"/>
+                <w:szCs w:val="21"/>
               </w:rPr>
               <w:t>添加配置校验逻辑；提供默认配置回退</w:t>
             </w:r>
@@ -1083,10 +1739,10 @@
       </w:pPr>
       <w:r>
         <w:rPr>
-          <w:rFonts w:ascii="SimHei" w:eastAsia="SimHei" w:hAnsi="SimHei"/>
-          <w:lang w:eastAsia="zh-CN"/>
-        </w:rPr>
-        <w:lastRenderedPageBreak/>
+          <w:rFonts w:ascii="SimHei" w:hAnsi="SimHei" w:eastAsia="SimHei" w:cstheme="majorBidi"/>
+          <w:lang w:val="en-US" w:eastAsia="zh-CN" w:bidi="ar-SA"/>
+          <w:color w:val="0F4761"/>
+        </w:rPr>
         <w:t>1.5 产品范围</w:t>
       </w:r>
     </w:p>
@@ -1099,7 +1755,7 @@
       </w:pPr>
       <w:r>
         <w:rPr>
-          <w:lang w:eastAsia="zh-CN"/>
+          <w:lang w:val="en-US" w:eastAsia="zh-CN" w:bidi="ar-SA"/>
         </w:rPr>
         <w:t>包含：</w:t>
       </w:r>
@@ -1113,7 +1769,7 @@
       </w:pPr>
       <w:r>
         <w:rPr>
-          <w:lang w:eastAsia="zh-CN"/>
+          <w:lang w:val="en-US" w:eastAsia="zh-CN" w:bidi="ar-SA"/>
         </w:rPr>
         <w:t>- 实时视频流获取与显示</w:t>
       </w:r>
@@ -1127,7 +1783,7 @@
       </w:pPr>
       <w:r>
         <w:rPr>
-          <w:lang w:eastAsia="zh-CN"/>
+          <w:lang w:val="en-US" w:eastAsia="zh-CN" w:bidi="ar-SA"/>
         </w:rPr>
         <w:t>- 全天候火焰/烟雾 AI 检测与报警</w:t>
       </w:r>
@@ -1141,7 +1797,7 @@
       </w:pPr>
       <w:r>
         <w:rPr>
-          <w:lang w:eastAsia="zh-CN"/>
+          <w:lang w:val="en-US" w:eastAsia="zh-CN" w:bidi="ar-SA"/>
         </w:rPr>
         <w:t>- 特定时段人员闯入 AI 检测与报警</w:t>
       </w:r>
@@ -1155,7 +1811,7 @@
       </w:pPr>
       <w:r>
         <w:rPr>
-          <w:lang w:eastAsia="zh-CN"/>
+          <w:lang w:val="en-US" w:eastAsia="zh-CN" w:bidi="ar-SA"/>
         </w:rPr>
         <w:t>- 报警防抖去重机制</w:t>
       </w:r>
@@ -1169,7 +1825,7 @@
       </w:pPr>
       <w:r>
         <w:rPr>
-          <w:lang w:eastAsia="zh-CN"/>
+          <w:lang w:val="en-US" w:eastAsia="zh-CN" w:bidi="ar-SA"/>
         </w:rPr>
         <w:t>- 报警截图自动保存</w:t>
       </w:r>
@@ -1183,7 +1839,7 @@
       </w:pPr>
       <w:r>
         <w:rPr>
-          <w:lang w:eastAsia="zh-CN"/>
+          <w:lang w:val="en-US" w:eastAsia="zh-CN" w:bidi="ar-SA"/>
         </w:rPr>
         <w:t>- 报警历史记录存储、查询、删除</w:t>
       </w:r>
@@ -1197,7 +1853,7 @@
       </w:pPr>
       <w:r>
         <w:rPr>
-          <w:lang w:eastAsia="zh-CN"/>
+          <w:lang w:val="en-US" w:eastAsia="zh-CN" w:bidi="ar-SA"/>
         </w:rPr>
         <w:t>- GUI 图形界面 + CLI 命令行</w:t>
       </w:r>
@@ -1211,7 +1867,7 @@
       </w:pPr>
       <w:r>
         <w:rPr>
-          <w:lang w:eastAsia="zh-CN"/>
+          <w:lang w:val="en-US" w:eastAsia="zh-CN" w:bidi="ar-SA"/>
         </w:rPr>
         <w:t>不包含：</w:t>
       </w:r>
@@ -1225,7 +1881,7 @@
       </w:pPr>
       <w:r>
         <w:rPr>
-          <w:lang w:eastAsia="zh-CN"/>
+          <w:lang w:val="en-US" w:eastAsia="zh-CN" w:bidi="ar-SA"/>
         </w:rPr>
         <w:t>- 云存储与远程推送（后续扩展）</w:t>
       </w:r>
@@ -1239,7 +1895,7 @@
       </w:pPr>
       <w:r>
         <w:rPr>
-          <w:lang w:eastAsia="zh-CN"/>
+          <w:lang w:val="en-US" w:eastAsia="zh-CN" w:bidi="ar-SA"/>
         </w:rPr>
         <w:t>- 多摄像头同时接入</w:t>
       </w:r>
@@ -1253,7 +1909,7 @@
       </w:pPr>
       <w:r>
         <w:rPr>
-          <w:lang w:eastAsia="zh-CN"/>
+          <w:lang w:val="en-US" w:eastAsia="zh-CN" w:bidi="ar-SA"/>
         </w:rPr>
         <w:t>- 移动端 APP</w:t>
       </w:r>
@@ -1267,8 +1923,9 @@
       </w:pPr>
       <w:r>
         <w:rPr>
-          <w:rFonts w:ascii="SimHei" w:eastAsia="SimHei" w:hAnsi="SimHei"/>
-          <w:lang w:eastAsia="zh-CN"/>
+          <w:rFonts w:ascii="SimHei" w:hAnsi="SimHei" w:eastAsia="SimHei" w:cstheme="majorBidi"/>
+          <w:lang w:val="en-US" w:eastAsia="zh-CN" w:bidi="ar-SA"/>
+          <w:color w:val="0F4761"/>
         </w:rPr>
         <w:t>2、综合描述</w:t>
       </w:r>
@@ -1282,8 +1939,9 @@
       </w:pPr>
       <w:r>
         <w:rPr>
-          <w:rFonts w:ascii="SimHei" w:eastAsia="SimHei" w:hAnsi="SimHei"/>
-          <w:lang w:eastAsia="zh-CN"/>
+          <w:rFonts w:ascii="SimHei" w:hAnsi="SimHei" w:eastAsia="SimHei" w:cstheme="majorBidi"/>
+          <w:lang w:val="en-US" w:eastAsia="zh-CN" w:bidi="ar-SA"/>
+          <w:color w:val="0F4761"/>
         </w:rPr>
         <w:t>2.1 用户类和特性</w:t>
       </w:r>
@@ -1292,7 +1950,13 @@
       <w:tblPr>
         <w:tblStyle w:val="aff1"/>
         <w:tblW w:w="0" w:type="auto"/>
-        <w:tblLook w:val="04A0" w:firstRow="1" w:lastRow="0" w:firstColumn="1" w:lastColumn="0" w:noHBand="0" w:noVBand="1"/>
+        <w:tblLook w:firstColumn="1" w:firstRow="1" w:lastColumn="0" w:lastRow="0" w:noHBand="0" w:noVBand="1" w:val="04A0"/>
+        <w:tblCellMar>
+          <w:top w:w="0" w:type="dxa"/>
+          <w:left w:w="108" w:type="dxa"/>
+          <w:bottom w:w="0" w:type="dxa"/>
+          <w:right w:w="108" w:type="dxa"/>
+        </w:tblCellMar>
       </w:tblPr>
       <w:tblGrid>
         <w:gridCol w:w="2986"/>
@@ -1369,6 +2033,7 @@
             <w:r>
               <w:rPr>
                 <w:sz w:val="21"/>
+                <w:szCs w:val="21"/>
               </w:rPr>
               <w:t>家庭普通用户</w:t>
             </w:r>
@@ -1388,27 +2053,29 @@
             <w:r>
               <w:rPr>
                 <w:sz w:val="21"/>
+                <w:lang w:val="en-US" w:eastAsia="zh-CN" w:bidi="ar-SA"/>
+                <w:szCs w:val="21"/>
+              </w:rPr>
+              <w:t>不具备专业 IT 知识，期望即开即用</w:t>
+            </w:r>
+          </w:p>
+        </w:tc>
+        <w:tc>
+          <w:tcPr>
+            <w:tcW w:w="2986" w:type="dxa"/>
+          </w:tcPr>
+          <w:p>
+            <w:pPr>
+              <w:rPr>
+                <w:rFonts w:hint="eastAsia"/>
                 <w:lang w:eastAsia="zh-CN"/>
               </w:rPr>
-              <w:t>不具备专业 IT 知识，期望即开即用</w:t>
-            </w:r>
-          </w:p>
-        </w:tc>
-        <w:tc>
-          <w:tcPr>
-            <w:tcW w:w="2986" w:type="dxa"/>
-          </w:tcPr>
-          <w:p>
-            <w:pPr>
-              <w:rPr>
-                <w:rFonts w:hint="eastAsia"/>
-                <w:lang w:eastAsia="zh-CN"/>
-              </w:rPr>
-            </w:pPr>
-            <w:r>
-              <w:rPr>
-                <w:sz w:val="21"/>
-                <w:lang w:eastAsia="zh-CN"/>
+            </w:pPr>
+            <w:r>
+              <w:rPr>
+                <w:sz w:val="21"/>
+                <w:lang w:val="en-US" w:eastAsia="zh-CN" w:bidi="ar-SA"/>
+                <w:szCs w:val="21"/>
               </w:rPr>
               <w:t>系统全自动运行，报警提示直观醒目，操作简单</w:t>
             </w:r>
@@ -1430,9 +2097,31 @@
             <w:r>
               <w:rPr>
                 <w:sz w:val="21"/>
+                <w:lang w:val="en-US" w:eastAsia="zh-CN" w:bidi="ar-SA"/>
+                <w:szCs w:val="21"/>
+              </w:rPr>
+              <w:t>系统管理员（开发者）</w:t>
+            </w:r>
+          </w:p>
+        </w:tc>
+        <w:tc>
+          <w:tcPr>
+            <w:tcW w:w="2986" w:type="dxa"/>
+          </w:tcPr>
+          <w:p>
+            <w:pPr>
+              <w:rPr>
+                <w:rFonts w:hint="eastAsia"/>
                 <w:lang w:eastAsia="zh-CN"/>
               </w:rPr>
-              <w:t>系统管理员（开发者）</w:t>
+            </w:pPr>
+            <w:r>
+              <w:rPr>
+                <w:sz w:val="21"/>
+                <w:lang w:val="en-US" w:eastAsia="zh-CN" w:bidi="ar-SA"/>
+                <w:szCs w:val="21"/>
+              </w:rPr>
+              <w:t>具备 Python 基础知识</w:t>
             </w:r>
           </w:p>
         </w:tc>
@@ -1450,27 +2139,8 @@
             <w:r>
               <w:rPr>
                 <w:sz w:val="21"/>
-                <w:lang w:eastAsia="zh-CN"/>
-              </w:rPr>
-              <w:t>具备 Python 基础知识</w:t>
-            </w:r>
-          </w:p>
-        </w:tc>
-        <w:tc>
-          <w:tcPr>
-            <w:tcW w:w="2986" w:type="dxa"/>
-          </w:tcPr>
-          <w:p>
-            <w:pPr>
-              <w:rPr>
-                <w:rFonts w:hint="eastAsia"/>
-                <w:lang w:eastAsia="zh-CN"/>
-              </w:rPr>
-            </w:pPr>
-            <w:r>
-              <w:rPr>
-                <w:sz w:val="21"/>
-                <w:lang w:eastAsia="zh-CN"/>
+                <w:lang w:val="en-US" w:eastAsia="zh-CN" w:bidi="ar-SA"/>
+                <w:szCs w:val="21"/>
               </w:rPr>
               <w:t>查看后台日志、调整检测参数（置信度、冷却时间等）、管理报警数据库</w:t>
             </w:r>
@@ -1492,7 +2162,8 @@
       </w:pPr>
       <w:r>
         <w:rPr>
-          <w:rFonts w:ascii="SimHei" w:eastAsia="SimHei" w:hAnsi="SimHei"/>
+          <w:rFonts w:ascii="SimHei" w:hAnsi="SimHei" w:eastAsia="SimHei" w:cstheme="majorBidi"/>
+          <w:color w:val="0F4761"/>
         </w:rPr>
         <w:t>2.2 运行环境</w:t>
       </w:r>
@@ -1501,7 +2172,13 @@
       <w:tblPr>
         <w:tblStyle w:val="aff1"/>
         <w:tblW w:w="0" w:type="auto"/>
-        <w:tblLook w:val="04A0" w:firstRow="1" w:lastRow="0" w:firstColumn="1" w:lastColumn="0" w:noHBand="0" w:noVBand="1"/>
+        <w:tblLook w:firstColumn="1" w:firstRow="1" w:lastColumn="0" w:lastRow="0" w:noHBand="0" w:noVBand="1" w:val="04A0"/>
+        <w:tblCellMar>
+          <w:top w:w="0" w:type="dxa"/>
+          <w:left w:w="108" w:type="dxa"/>
+          <w:bottom w:w="0" w:type="dxa"/>
+          <w:right w:w="108" w:type="dxa"/>
+        </w:tblCellMar>
       </w:tblPr>
       <w:tblGrid>
         <w:gridCol w:w="2986"/>
@@ -1578,6 +2255,7 @@
             <w:r>
               <w:rPr>
                 <w:sz w:val="21"/>
+                <w:szCs w:val="21"/>
               </w:rPr>
               <w:t>操作系统</w:t>
             </w:r>
@@ -1596,6 +2274,7 @@
             <w:r>
               <w:rPr>
                 <w:sz w:val="21"/>
+                <w:szCs w:val="21"/>
               </w:rPr>
               <w:t>Windows 10 / 11</w:t>
             </w:r>
@@ -1614,6 +2293,7 @@
             <w:r>
               <w:rPr>
                 <w:sz w:val="21"/>
+                <w:szCs w:val="21"/>
               </w:rPr>
               <w:t>Windows 11</w:t>
             </w:r>
@@ -1634,6 +2314,7 @@
             <w:r>
               <w:rPr>
                 <w:sz w:val="21"/>
+                <w:szCs w:val="21"/>
               </w:rPr>
               <w:t>CPU</w:t>
             </w:r>
@@ -1652,6 +2333,7 @@
             <w:r>
               <w:rPr>
                 <w:sz w:val="21"/>
+                <w:szCs w:val="21"/>
               </w:rPr>
               <w:t>4 核</w:t>
             </w:r>
@@ -1670,6 +2352,7 @@
             <w:r>
               <w:rPr>
                 <w:sz w:val="21"/>
+                <w:szCs w:val="21"/>
               </w:rPr>
               <w:t>6 核及以上</w:t>
             </w:r>
@@ -1690,6 +2373,7 @@
             <w:r>
               <w:rPr>
                 <w:sz w:val="21"/>
+                <w:szCs w:val="21"/>
               </w:rPr>
               <w:t>内存</w:t>
             </w:r>
@@ -1708,6 +2392,7 @@
             <w:r>
               <w:rPr>
                 <w:sz w:val="21"/>
+                <w:szCs w:val="21"/>
               </w:rPr>
               <w:t>8 GB</w:t>
             </w:r>
@@ -1726,6 +2411,7 @@
             <w:r>
               <w:rPr>
                 <w:sz w:val="21"/>
+                <w:szCs w:val="21"/>
               </w:rPr>
               <w:t>16 GB</w:t>
             </w:r>
@@ -1746,6 +2432,7 @@
             <w:r>
               <w:rPr>
                 <w:sz w:val="21"/>
+                <w:szCs w:val="21"/>
               </w:rPr>
               <w:t>Python</w:t>
             </w:r>
@@ -1764,6 +2451,7 @@
             <w:r>
               <w:rPr>
                 <w:sz w:val="21"/>
+                <w:szCs w:val="21"/>
               </w:rPr>
               <w:t>3.9+</w:t>
             </w:r>
@@ -1782,6 +2470,7 @@
             <w:r>
               <w:rPr>
                 <w:sz w:val="21"/>
+                <w:szCs w:val="21"/>
               </w:rPr>
               <w:t>3.11</w:t>
             </w:r>
@@ -1802,6 +2491,7 @@
             <w:r>
               <w:rPr>
                 <w:sz w:val="21"/>
+                <w:szCs w:val="21"/>
               </w:rPr>
               <w:t>摄像头</w:t>
             </w:r>
@@ -1821,7 +2511,8 @@
             <w:r>
               <w:rPr>
                 <w:sz w:val="21"/>
-                <w:lang w:eastAsia="zh-CN"/>
+                <w:lang w:val="en-US" w:eastAsia="zh-CN" w:bidi="ar-SA"/>
+                <w:szCs w:val="21"/>
               </w:rPr>
               <w:t>USB 摄像头 / 笔记本内置摄像头（640×480）</w:t>
             </w:r>
@@ -1840,6 +2531,7 @@
             <w:r>
               <w:rPr>
                 <w:sz w:val="21"/>
+                <w:szCs w:val="21"/>
               </w:rPr>
               <w:t>1080P USB 摄像头</w:t>
             </w:r>
@@ -1860,8 +2552,8 @@
             <w:r>
               <w:rPr>
                 <w:sz w:val="21"/>
-              </w:rPr>
-              <w:lastRenderedPageBreak/>
+                <w:szCs w:val="21"/>
+              </w:rPr>
               <w:t>依赖库</w:t>
             </w:r>
           </w:p>
@@ -1879,6 +2571,7 @@
             <w:r>
               <w:rPr>
                 <w:sz w:val="21"/>
+                <w:szCs w:val="21"/>
               </w:rPr>
               <w:t>ultralytics, torch, opencv-python, Pillow</w:t>
             </w:r>
@@ -1897,6 +2590,7 @@
             <w:r>
               <w:rPr>
                 <w:sz w:val="21"/>
+                <w:szCs w:val="21"/>
               </w:rPr>
               <w:t>最新稳定版</w:t>
             </w:r>
@@ -1917,6 +2611,7 @@
             <w:r>
               <w:rPr>
                 <w:sz w:val="21"/>
+                <w:szCs w:val="21"/>
               </w:rPr>
               <w:t>磁盘空间</w:t>
             </w:r>
@@ -1935,6 +2630,7 @@
             <w:r>
               <w:rPr>
                 <w:sz w:val="21"/>
+                <w:szCs w:val="21"/>
               </w:rPr>
               <w:t>2 GB（含模型文件）</w:t>
             </w:r>
@@ -1953,6 +2649,7 @@
             <w:r>
               <w:rPr>
                 <w:sz w:val="21"/>
+                <w:szCs w:val="21"/>
               </w:rPr>
               <w:t>5 GB（含截图存储）</w:t>
             </w:r>
@@ -1973,7 +2670,8 @@
       </w:pPr>
       <w:r>
         <w:rPr>
-          <w:rFonts w:ascii="SimHei" w:eastAsia="SimHei" w:hAnsi="SimHei"/>
+          <w:rFonts w:ascii="SimHei" w:hAnsi="SimHei" w:eastAsia="SimHei" w:cstheme="majorBidi"/>
+          <w:color w:val="0F4761"/>
         </w:rPr>
         <w:t>2.3 设计和实现上的限制</w:t>
       </w:r>
@@ -1987,7 +2685,7 @@
       </w:pPr>
       <w:r>
         <w:rPr>
-          <w:lang w:eastAsia="zh-CN"/>
+          <w:lang w:val="en-US" w:eastAsia="zh-CN" w:bidi="ar-SA"/>
         </w:rPr>
         <w:t>1. 单摄像头限制：当前版本仅支持 Camera ID 0（默认摄像头），不支持多路视频流。</w:t>
       </w:r>
@@ -2001,7 +2699,7 @@
       </w:pPr>
       <w:r>
         <w:rPr>
-          <w:lang w:eastAsia="zh-CN"/>
+          <w:lang w:val="en-US" w:eastAsia="zh-CN" w:bidi="ar-SA"/>
         </w:rPr>
         <w:t>2. 无 GPU 加速：YOLO 推理在 CPU 上运行，检测帧率受 CPU 性能约束。</w:t>
       </w:r>
@@ -2015,7 +2713,7 @@
       </w:pPr>
       <w:r>
         <w:rPr>
-          <w:lang w:eastAsia="zh-CN"/>
+          <w:lang w:val="en-US" w:eastAsia="zh-CN" w:bidi="ar-SA"/>
         </w:rPr>
         <w:t>3. 不支持远程访问：系统仅在本机运行，无 Web 服务或远程推送功能。</w:t>
       </w:r>
@@ -2029,9 +2727,9 @@
       </w:pPr>
       <w:r>
         <w:rPr>
-          <w:lang w:eastAsia="zh-CN"/>
-        </w:rPr>
-        <w:t>4. 模型精度约束：火焰检测模型为自训练模型（mAP50=0.930），对极端场景（强反光、远距离小火焰）检测能力有限；陌生人识别依赖 ArcFace 512维特征比对，对极端遮挡和大角度侧脸识别有限。</w:t>
+          <w:lang w:val="en-US" w:eastAsia="zh-CN" w:bidi="ar-SA"/>
+        </w:rPr>
+        <w:t>4. 模型精度约束：火焰检测模型为自训练模型（mAP50=0.891），对极端场景（强反光、远距离小火焰）检测能力有限；陌生人识别依赖 ArcFace 512维特征比对，对极端遮挡和大角度侧脸识别有限。</w:t>
       </w:r>
     </w:p>
     <w:p>
@@ -2043,7 +2741,7 @@
       </w:pPr>
       <w:r>
         <w:rPr>
-          <w:lang w:eastAsia="zh-CN"/>
+          <w:lang w:val="en-US" w:eastAsia="zh-CN" w:bidi="ar-SA"/>
         </w:rPr>
         <w:t>5. Python 依赖：必须安装 Python 3.9+ 及指定依赖，不适合无编程经验的用户独立安装。</w:t>
       </w:r>
@@ -2057,8 +2755,9 @@
       </w:pPr>
       <w:r>
         <w:rPr>
-          <w:rFonts w:ascii="SimHei" w:eastAsia="SimHei" w:hAnsi="SimHei"/>
-          <w:lang w:eastAsia="zh-CN"/>
+          <w:rFonts w:ascii="SimHei" w:hAnsi="SimHei" w:eastAsia="SimHei" w:cstheme="majorBidi"/>
+          <w:lang w:val="en-US" w:eastAsia="zh-CN" w:bidi="ar-SA"/>
+          <w:color w:val="0F4761"/>
         </w:rPr>
         <w:t>2.4 假设和约束（依赖）</w:t>
       </w:r>
@@ -2072,7 +2771,7 @@
       </w:pPr>
       <w:r>
         <w:rPr>
-          <w:lang w:eastAsia="zh-CN"/>
+          <w:lang w:val="en-US" w:eastAsia="zh-CN" w:bidi="ar-SA"/>
         </w:rPr>
         <w:t>硬件假设：</w:t>
       </w:r>
@@ -2086,7 +2785,7 @@
       </w:pPr>
       <w:r>
         <w:rPr>
-          <w:lang w:eastAsia="zh-CN"/>
+          <w:lang w:val="en-US" w:eastAsia="zh-CN" w:bidi="ar-SA"/>
         </w:rPr>
         <w:t>- 系统运行环境需配备至少 4 核 CPU、8GB 内存及可用的摄像头设备。</w:t>
       </w:r>
@@ -2100,7 +2799,7 @@
       </w:pPr>
       <w:r>
         <w:rPr>
-          <w:lang w:eastAsia="zh-CN"/>
+          <w:lang w:val="en-US" w:eastAsia="zh-CN" w:bidi="ar-SA"/>
         </w:rPr>
         <w:t>- 监控区域需保持一定的光照条件，确保摄像头能够捕捉到清晰的视频流。</w:t>
       </w:r>
@@ -2119,7 +2818,13 @@
       <w:tblPr>
         <w:tblStyle w:val="aff1"/>
         <w:tblW w:w="0" w:type="auto"/>
-        <w:tblLook w:val="04A0" w:firstRow="1" w:lastRow="0" w:firstColumn="1" w:lastColumn="0" w:noHBand="0" w:noVBand="1"/>
+        <w:tblLook w:firstColumn="1" w:firstRow="1" w:lastColumn="0" w:lastRow="0" w:noHBand="0" w:noVBand="1" w:val="04A0"/>
+        <w:tblCellMar>
+          <w:top w:w="0" w:type="dxa"/>
+          <w:left w:w="108" w:type="dxa"/>
+          <w:bottom w:w="0" w:type="dxa"/>
+          <w:right w:w="108" w:type="dxa"/>
+        </w:tblCellMar>
       </w:tblPr>
       <w:tblGrid>
         <w:gridCol w:w="2986"/>
@@ -2196,6 +2901,7 @@
             <w:r>
               <w:rPr>
                 <w:sz w:val="21"/>
+                <w:szCs w:val="21"/>
               </w:rPr>
               <w:t>ultralytics</w:t>
             </w:r>
@@ -2214,6 +2920,7 @@
             <w:r>
               <w:rPr>
                 <w:sz w:val="21"/>
+                <w:szCs w:val="21"/>
               </w:rPr>
               <w:t>≥ 8.0</w:t>
             </w:r>
@@ -2232,6 +2939,7 @@
             <w:r>
               <w:rPr>
                 <w:sz w:val="21"/>
+                <w:szCs w:val="21"/>
               </w:rPr>
               <w:t>YOLO 模型加载与推理</w:t>
             </w:r>
@@ -2252,6 +2960,7 @@
             <w:r>
               <w:rPr>
                 <w:sz w:val="21"/>
+                <w:szCs w:val="21"/>
               </w:rPr>
               <w:t>torch</w:t>
             </w:r>
@@ -2270,6 +2979,7 @@
             <w:r>
               <w:rPr>
                 <w:sz w:val="21"/>
+                <w:szCs w:val="21"/>
               </w:rPr>
               <w:t>≥ 2.0</w:t>
             </w:r>
@@ -2288,6 +2998,7 @@
             <w:r>
               <w:rPr>
                 <w:sz w:val="21"/>
+                <w:szCs w:val="21"/>
               </w:rPr>
               <w:t>深度学习运算</w:t>
             </w:r>
@@ -2308,6 +3019,7 @@
             <w:r>
               <w:rPr>
                 <w:sz w:val="21"/>
+                <w:szCs w:val="21"/>
               </w:rPr>
               <w:t>opencv-python</w:t>
             </w:r>
@@ -2326,6 +3038,7 @@
             <w:r>
               <w:rPr>
                 <w:sz w:val="21"/>
+                <w:szCs w:val="21"/>
               </w:rPr>
               <w:t>≥ 4.8</w:t>
             </w:r>
@@ -2345,7 +3058,8 @@
             <w:r>
               <w:rPr>
                 <w:sz w:val="21"/>
-                <w:lang w:eastAsia="zh-CN"/>
+                <w:lang w:val="en-US" w:eastAsia="zh-CN" w:bidi="ar-SA"/>
+                <w:szCs w:val="21"/>
               </w:rPr>
               <w:t>视频流读取与图像处理</w:t>
             </w:r>
@@ -2366,6 +3080,7 @@
             <w:r>
               <w:rPr>
                 <w:sz w:val="21"/>
+                <w:szCs w:val="21"/>
               </w:rPr>
               <w:t>Pillow</w:t>
             </w:r>
@@ -2384,6 +3099,7 @@
             <w:r>
               <w:rPr>
                 <w:sz w:val="21"/>
+                <w:szCs w:val="21"/>
               </w:rPr>
               <w:t>≥ 10.0</w:t>
             </w:r>
@@ -2402,6 +3118,7 @@
             <w:r>
               <w:rPr>
                 <w:sz w:val="21"/>
+                <w:szCs w:val="21"/>
               </w:rPr>
               <w:t>tkinter 图像转换桥梁</w:t>
             </w:r>
@@ -2435,7 +3152,7 @@
       </w:pPr>
       <w:r>
         <w:rPr>
-          <w:lang w:eastAsia="zh-CN"/>
+          <w:lang w:val="en-US" w:eastAsia="zh-CN" w:bidi="ar-SA"/>
         </w:rPr>
         <w:t>- yolov8n.pt：YOLOv8 预训练模型（首次运行自动下载，约 6 MB）</w:t>
       </w:r>
@@ -2456,9 +3173,9 @@
       </w:pPr>
       <w:r>
         <w:rPr>
-          <w:rFonts w:ascii="SimHei" w:eastAsia="SimHei" w:hAnsi="SimHei"/>
-        </w:rPr>
-        <w:lastRenderedPageBreak/>
+          <w:rFonts w:ascii="SimHei" w:hAnsi="SimHei" w:eastAsia="SimHei" w:cstheme="majorBidi"/>
+          <w:color w:val="0F4761"/>
+        </w:rPr>
         <w:t>3、功能性需求分析</w:t>
       </w:r>
     </w:p>
@@ -2466,7 +3183,13 @@
       <w:tblPr>
         <w:tblStyle w:val="aff1"/>
         <w:tblW w:w="0" w:type="auto"/>
-        <w:tblLook w:val="04A0" w:firstRow="1" w:lastRow="0" w:firstColumn="1" w:lastColumn="0" w:noHBand="0" w:noVBand="1"/>
+        <w:tblLook w:firstColumn="1" w:firstRow="1" w:lastColumn="0" w:lastRow="0" w:noHBand="0" w:noVBand="1" w:val="04A0"/>
+        <w:tblCellMar>
+          <w:top w:w="0" w:type="dxa"/>
+          <w:left w:w="108" w:type="dxa"/>
+          <w:bottom w:w="0" w:type="dxa"/>
+          <w:right w:w="108" w:type="dxa"/>
+        </w:tblCellMar>
       </w:tblPr>
       <w:tblGrid>
         <w:gridCol w:w="2239"/>
@@ -2562,6 +3285,7 @@
             <w:r>
               <w:rPr>
                 <w:sz w:val="21"/>
+                <w:szCs w:val="21"/>
               </w:rPr>
               <w:t>F1</w:t>
             </w:r>
@@ -2580,6 +3304,7 @@
             <w:r>
               <w:rPr>
                 <w:sz w:val="21"/>
+                <w:szCs w:val="21"/>
               </w:rPr>
               <w:t>实时视频流获取</w:t>
             </w:r>
@@ -2599,7 +3324,8 @@
             <w:r>
               <w:rPr>
                 <w:sz w:val="21"/>
-                <w:lang w:eastAsia="zh-CN"/>
+                <w:lang w:val="en-US" w:eastAsia="zh-CN" w:bidi="ar-SA"/>
+                <w:szCs w:val="21"/>
               </w:rPr>
               <w:t>驱动本地/局域网摄像头，实时读取视频帧并展示</w:t>
             </w:r>
@@ -2618,6 +3344,7 @@
             <w:r>
               <w:rPr>
                 <w:sz w:val="21"/>
+                <w:szCs w:val="21"/>
               </w:rPr>
               <w:t>已实现</w:t>
             </w:r>
@@ -2638,6 +3365,7 @@
             <w:r>
               <w:rPr>
                 <w:sz w:val="21"/>
+                <w:szCs w:val="21"/>
               </w:rPr>
               <w:t>F2</w:t>
             </w:r>
@@ -2656,6 +3384,7 @@
             <w:r>
               <w:rPr>
                 <w:sz w:val="21"/>
+                <w:szCs w:val="21"/>
               </w:rPr>
               <w:t>全天候火灾隐患检测</w:t>
             </w:r>
@@ -2675,7 +3404,8 @@
             <w:r>
               <w:rPr>
                 <w:sz w:val="21"/>
-                <w:lang w:eastAsia="zh-CN"/>
+                <w:lang w:val="en-US" w:eastAsia="zh-CN" w:bidi="ar-SA"/>
+                <w:szCs w:val="21"/>
               </w:rPr>
               <w:t>后台运行自训练 AI 识别算法，识别到火焰（fire）或烟雾（smoke）后触发安全告警</w:t>
             </w:r>
@@ -2694,6 +3424,7 @@
             <w:r>
               <w:rPr>
                 <w:sz w:val="21"/>
+                <w:szCs w:val="21"/>
               </w:rPr>
               <w:t>已实现</w:t>
             </w:r>
@@ -2714,6 +3445,7 @@
             <w:r>
               <w:rPr>
                 <w:sz w:val="21"/>
+                <w:szCs w:val="21"/>
               </w:rPr>
               <w:t>F3</w:t>
             </w:r>
@@ -2733,9 +3465,31 @@
             <w:r>
               <w:rPr>
                 <w:sz w:val="21"/>
+                <w:lang w:val="en-US" w:eastAsia="zh-CN" w:bidi="ar-SA"/>
+                <w:szCs w:val="21"/>
+              </w:rPr>
+              <w:t>特定时段陌生人入侵检测</w:t>
+            </w:r>
+          </w:p>
+        </w:tc>
+        <w:tc>
+          <w:tcPr>
+            <w:tcW w:w="2239" w:type="dxa"/>
+          </w:tcPr>
+          <w:p>
+            <w:pPr>
+              <w:rPr>
+                <w:rFonts w:hint="eastAsia"/>
                 <w:lang w:eastAsia="zh-CN"/>
               </w:rPr>
-              <w:t>特定时段陌生人入侵检测</w:t>
+            </w:pPr>
+            <w:r>
+              <w:rPr>
+                <w:sz w:val="21"/>
+                <w:lang w:val="en-US" w:eastAsia="zh-CN" w:bidi="ar-SA"/>
+                <w:szCs w:val="21"/>
+              </w:rPr>
+              <w:t>预设时段（默认 00:00-23:59）开启人员检测，通过人脸识别区分家庭成员与陌生人，仅陌生人闯入触发告警</w:t>
             </w:r>
           </w:p>
         </w:tc>
@@ -2747,31 +3501,12 @@
             <w:pPr>
               <w:rPr>
                 <w:rFonts w:hint="eastAsia"/>
-                <w:lang w:eastAsia="zh-CN"/>
-              </w:rPr>
-            </w:pPr>
-            <w:r>
-              <w:rPr>
-                <w:sz w:val="21"/>
-                <w:lang w:eastAsia="zh-CN"/>
-              </w:rPr>
-              <w:t>预设时段（默认 23:00-06:00）开启人员检测，通过人脸识别区分家庭成员与陌生人，仅陌生人闯入触发告警</w:t>
-            </w:r>
-          </w:p>
-        </w:tc>
-        <w:tc>
-          <w:tcPr>
-            <w:tcW w:w="2239" w:type="dxa"/>
-          </w:tcPr>
-          <w:p>
-            <w:pPr>
-              <w:rPr>
-                <w:rFonts w:hint="eastAsia"/>
-              </w:rPr>
-            </w:pPr>
-            <w:r>
-              <w:rPr>
-                <w:sz w:val="21"/>
+              </w:rPr>
+            </w:pPr>
+            <w:r>
+              <w:rPr>
+                <w:sz w:val="21"/>
+                <w:szCs w:val="21"/>
               </w:rPr>
               <w:t>已实现</w:t>
             </w:r>
@@ -2792,6 +3527,7 @@
             <w:r>
               <w:rPr>
                 <w:sz w:val="21"/>
+                <w:szCs w:val="21"/>
               </w:rPr>
               <w:t>F4</w:t>
             </w:r>
@@ -2810,6 +3546,7 @@
             <w:r>
               <w:rPr>
                 <w:sz w:val="21"/>
+                <w:szCs w:val="21"/>
               </w:rPr>
               <w:t>防抖与报警合并</w:t>
             </w:r>
@@ -2829,7 +3566,8 @@
             <w:r>
               <w:rPr>
                 <w:sz w:val="21"/>
-                <w:lang w:eastAsia="zh-CN"/>
+                <w:lang w:val="en-US" w:eastAsia="zh-CN" w:bidi="ar-SA"/>
+                <w:szCs w:val="21"/>
               </w:rPr>
               <w:t>同类事件 10 秒内连续发生，仅记录一次核心事件</w:t>
             </w:r>
@@ -2848,6 +3586,7 @@
             <w:r>
               <w:rPr>
                 <w:sz w:val="21"/>
+                <w:szCs w:val="21"/>
               </w:rPr>
               <w:t>已实现</w:t>
             </w:r>
@@ -2868,6 +3607,7 @@
             <w:r>
               <w:rPr>
                 <w:sz w:val="21"/>
+                <w:szCs w:val="21"/>
               </w:rPr>
               <w:t>F5</w:t>
             </w:r>
@@ -2886,6 +3626,7 @@
             <w:r>
               <w:rPr>
                 <w:sz w:val="21"/>
+                <w:szCs w:val="21"/>
               </w:rPr>
               <w:t>历史报警日志记录</w:t>
             </w:r>
@@ -2905,7 +3646,8 @@
             <w:r>
               <w:rPr>
                 <w:sz w:val="21"/>
-                <w:lang w:eastAsia="zh-CN"/>
+                <w:lang w:val="en-US" w:eastAsia="zh-CN" w:bidi="ar-SA"/>
+                <w:szCs w:val="21"/>
               </w:rPr>
               <w:t>报警时自动抓拍异常画面，记录时间、类型、图片路径至本地数据库</w:t>
             </w:r>
@@ -2924,6 +3666,7 @@
             <w:r>
               <w:rPr>
                 <w:sz w:val="21"/>
+                <w:szCs w:val="21"/>
               </w:rPr>
               <w:t>已实现</w:t>
             </w:r>
@@ -2944,6 +3687,7 @@
             <w:r>
               <w:rPr>
                 <w:sz w:val="21"/>
+                <w:szCs w:val="21"/>
               </w:rPr>
               <w:t>F6</w:t>
             </w:r>
@@ -2962,6 +3706,7 @@
             <w:r>
               <w:rPr>
                 <w:sz w:val="21"/>
+                <w:szCs w:val="21"/>
               </w:rPr>
               <w:t>报警记录管理</w:t>
             </w:r>
@@ -2981,7 +3726,8 @@
             <w:r>
               <w:rPr>
                 <w:sz w:val="21"/>
-                <w:lang w:eastAsia="zh-CN"/>
+                <w:lang w:val="en-US" w:eastAsia="zh-CN" w:bidi="ar-SA"/>
+                <w:szCs w:val="21"/>
               </w:rPr>
               <w:t>查看、删除、清空历史报警记录；双击打开对应截图</w:t>
             </w:r>
@@ -3000,6 +3746,7 @@
             <w:r>
               <w:rPr>
                 <w:sz w:val="21"/>
+                <w:szCs w:val="21"/>
               </w:rPr>
               <w:t>已实现</w:t>
             </w:r>
@@ -3020,6 +3767,7 @@
             <w:r>
               <w:rPr>
                 <w:sz w:val="21"/>
+                <w:szCs w:val="21"/>
               </w:rPr>
               <w:t>F7</w:t>
             </w:r>
@@ -3038,6 +3786,7 @@
             <w:r>
               <w:rPr>
                 <w:sz w:val="21"/>
+                <w:szCs w:val="21"/>
               </w:rPr>
               <w:t>GUI 图形界面</w:t>
             </w:r>
@@ -3057,7 +3806,8 @@
             <w:r>
               <w:rPr>
                 <w:sz w:val="21"/>
-                <w:lang w:eastAsia="zh-CN"/>
+                <w:lang w:val="en-US" w:eastAsia="zh-CN" w:bidi="ar-SA"/>
+                <w:szCs w:val="21"/>
               </w:rPr>
               <w:t>浅色主题、视频画面实时显示、状态指示栏（含家人/陌生人指示）、报警历史列表</w:t>
             </w:r>
@@ -3076,6 +3826,7 @@
             <w:r>
               <w:rPr>
                 <w:sz w:val="21"/>
+                <w:szCs w:val="21"/>
               </w:rPr>
               <w:t>已实现</w:t>
             </w:r>
@@ -3096,6 +3847,7 @@
             <w:r>
               <w:rPr>
                 <w:sz w:val="21"/>
+                <w:szCs w:val="21"/>
               </w:rPr>
               <w:t>F8</w:t>
             </w:r>
@@ -3114,6 +3866,7 @@
             <w:r>
               <w:rPr>
                 <w:sz w:val="21"/>
+                <w:szCs w:val="21"/>
               </w:rPr>
               <w:t>CLI 命令行模式</w:t>
             </w:r>
@@ -3133,7 +3886,8 @@
             <w:r>
               <w:rPr>
                 <w:sz w:val="21"/>
-                <w:lang w:eastAsia="zh-CN"/>
+                <w:lang w:val="en-US" w:eastAsia="zh-CN" w:bidi="ar-SA"/>
+                <w:szCs w:val="21"/>
               </w:rPr>
               <w:t>纯 OpenCV 窗口运行，便于调试和低资源环境</w:t>
             </w:r>
@@ -3152,6 +3906,7 @@
             <w:r>
               <w:rPr>
                 <w:sz w:val="21"/>
+                <w:szCs w:val="21"/>
               </w:rPr>
               <w:t>已实现</w:t>
             </w:r>
@@ -3172,7 +3927,8 @@
       </w:pPr>
       <w:r>
         <w:rPr>
-          <w:rFonts w:ascii="SimHei" w:eastAsia="SimHei" w:hAnsi="SimHei"/>
+          <w:rFonts w:ascii="SimHei" w:hAnsi="SimHei" w:eastAsia="SimHei" w:cstheme="majorBidi"/>
+          <w:color w:val="0F4761"/>
         </w:rPr>
         <w:t>4、非功能需求分析</w:t>
       </w:r>
@@ -3183,7 +3939,8 @@
       </w:pPr>
       <w:r>
         <w:rPr>
-          <w:rFonts w:ascii="SimHei" w:eastAsia="SimHei" w:hAnsi="SimHei"/>
+          <w:rFonts w:ascii="SimHei" w:hAnsi="SimHei" w:eastAsia="SimHei" w:cstheme="majorBidi"/>
+          <w:color w:val="0F4761"/>
         </w:rPr>
         <w:t>4.1 性能需求</w:t>
       </w:r>
@@ -3192,7 +3949,13 @@
       <w:tblPr>
         <w:tblStyle w:val="aff1"/>
         <w:tblW w:w="0" w:type="auto"/>
-        <w:tblLook w:val="04A0" w:firstRow="1" w:lastRow="0" w:firstColumn="1" w:lastColumn="0" w:noHBand="0" w:noVBand="1"/>
+        <w:tblLook w:firstColumn="1" w:firstRow="1" w:lastColumn="0" w:lastRow="0" w:noHBand="0" w:noVBand="1" w:val="04A0"/>
+        <w:tblCellMar>
+          <w:top w:w="0" w:type="dxa"/>
+          <w:left w:w="108" w:type="dxa"/>
+          <w:bottom w:w="0" w:type="dxa"/>
+          <w:right w:w="108" w:type="dxa"/>
+        </w:tblCellMar>
       </w:tblPr>
       <w:tblGrid>
         <w:gridCol w:w="2986"/>
@@ -3269,6 +4032,7 @@
             <w:r>
               <w:rPr>
                 <w:sz w:val="21"/>
+                <w:szCs w:val="21"/>
               </w:rPr>
               <w:t>视频处理帧率</w:t>
             </w:r>
@@ -3287,6 +4051,7 @@
             <w:r>
               <w:rPr>
                 <w:sz w:val="21"/>
+                <w:szCs w:val="21"/>
               </w:rPr>
               <w:t>≥ 8 FPS</w:t>
             </w:r>
@@ -3306,9 +4071,10 @@
             <w:r>
               <w:rPr>
                 <w:sz w:val="21"/>
-                <w:lang w:eastAsia="zh-CN"/>
-              </w:rPr>
-              <w:t>8-15 FPS（取决于 CPU 性能，含双模型推理开销）</w:t>
+                <w:lang w:val="en-US" w:eastAsia="zh-CN" w:bidi="ar-SA"/>
+                <w:szCs w:val="21"/>
+              </w:rPr>
+              <w:t>55 FPS（YOLO 双模型 CPU 推理，基准测试实测）</w:t>
             </w:r>
           </w:p>
         </w:tc>
@@ -3327,6 +4093,7 @@
             <w:r>
               <w:rPr>
                 <w:sz w:val="21"/>
+                <w:szCs w:val="21"/>
               </w:rPr>
               <w:t>报警延迟</w:t>
             </w:r>
@@ -3345,6 +4112,7 @@
             <w:r>
               <w:rPr>
                 <w:sz w:val="21"/>
+                <w:szCs w:val="21"/>
               </w:rPr>
               <w:t>≤ 2 秒</w:t>
             </w:r>
@@ -3364,7 +4132,8 @@
             <w:r>
               <w:rPr>
                 <w:sz w:val="21"/>
-                <w:lang w:eastAsia="zh-CN"/>
+                <w:lang w:val="en-US" w:eastAsia="zh-CN" w:bidi="ar-SA"/>
+                <w:szCs w:val="21"/>
               </w:rPr>
               <w:t>约 1 秒（从画面异常到数据库记录完成）</w:t>
             </w:r>
@@ -3385,8 +4154,8 @@
             <w:r>
               <w:rPr>
                 <w:sz w:val="21"/>
-              </w:rPr>
-              <w:lastRenderedPageBreak/>
+                <w:szCs w:val="21"/>
+              </w:rPr>
               <w:t>GUI 响应时间</w:t>
             </w:r>
           </w:p>
@@ -3404,6 +4173,7 @@
             <w:r>
               <w:rPr>
                 <w:sz w:val="21"/>
+                <w:szCs w:val="21"/>
               </w:rPr>
               <w:t>≤ 500 ms</w:t>
             </w:r>
@@ -3422,6 +4192,7 @@
             <w:r>
               <w:rPr>
                 <w:sz w:val="21"/>
+                <w:szCs w:val="21"/>
               </w:rPr>
               <w:t>≤ 200 ms</w:t>
             </w:r>
@@ -3442,7 +4213,8 @@
       </w:pPr>
       <w:r>
         <w:rPr>
-          <w:rFonts w:ascii="SimHei" w:eastAsia="SimHei" w:hAnsi="SimHei"/>
+          <w:rFonts w:ascii="SimHei" w:hAnsi="SimHei" w:eastAsia="SimHei" w:cstheme="majorBidi"/>
+          <w:color w:val="0F4761"/>
         </w:rPr>
         <w:t>4.2 可靠性需求</w:t>
       </w:r>
@@ -3456,7 +4228,7 @@
       </w:pPr>
       <w:r>
         <w:rPr>
-          <w:lang w:eastAsia="zh-CN"/>
+          <w:lang w:val="en-US" w:eastAsia="zh-CN" w:bidi="ar-SA"/>
         </w:rPr>
         <w:t>1. 系统能够连续运行 24 小时不出现内存泄漏或崩溃。</w:t>
       </w:r>
@@ -3470,7 +4242,7 @@
       </w:pPr>
       <w:r>
         <w:rPr>
-          <w:lang w:eastAsia="zh-CN"/>
+          <w:lang w:val="en-US" w:eastAsia="zh-CN" w:bidi="ar-SA"/>
         </w:rPr>
         <w:t>2. 摄像头意外断开时，GUI 显示占位图提示用户，每秒自动重试连接，恢复后自动继续监控。</w:t>
       </w:r>
@@ -3484,7 +4256,7 @@
       </w:pPr>
       <w:r>
         <w:rPr>
-          <w:lang w:eastAsia="zh-CN"/>
+          <w:lang w:val="en-US" w:eastAsia="zh-CN" w:bidi="ar-SA"/>
         </w:rPr>
         <w:t>3. 数据库操作异常时不影响视频监控主循环（try/except 保护）。</w:t>
       </w:r>
@@ -3498,8 +4270,9 @@
       </w:pPr>
       <w:r>
         <w:rPr>
-          <w:rFonts w:ascii="SimHei" w:eastAsia="SimHei" w:hAnsi="SimHei"/>
-          <w:lang w:eastAsia="zh-CN"/>
+          <w:rFonts w:ascii="SimHei" w:hAnsi="SimHei" w:eastAsia="SimHei" w:cstheme="majorBidi"/>
+          <w:lang w:val="en-US" w:eastAsia="zh-CN" w:bidi="ar-SA"/>
+          <w:color w:val="0F4761"/>
         </w:rPr>
         <w:t>4.3 安全性需求</w:t>
       </w:r>
@@ -3513,7 +4286,7 @@
       </w:pPr>
       <w:r>
         <w:rPr>
-          <w:lang w:eastAsia="zh-CN"/>
+          <w:lang w:val="en-US" w:eastAsia="zh-CN" w:bidi="ar-SA"/>
         </w:rPr>
         <w:t>1. 报警日志保存在本地 SQLite 数据库，不允许非管理员通过网络远程篡改。</w:t>
       </w:r>
@@ -3527,7 +4300,7 @@
       </w:pPr>
       <w:r>
         <w:rPr>
-          <w:lang w:eastAsia="zh-CN"/>
+          <w:lang w:val="en-US" w:eastAsia="zh-CN" w:bidi="ar-SA"/>
         </w:rPr>
         <w:t>2. 系统配置（如监控时段）仅管理员有权修改源码参数。</w:t>
       </w:r>
@@ -3541,7 +4314,7 @@
       </w:pPr>
       <w:r>
         <w:rPr>
-          <w:lang w:eastAsia="zh-CN"/>
+          <w:lang w:val="en-US" w:eastAsia="zh-CN" w:bidi="ar-SA"/>
         </w:rPr>
         <w:t>3. 所有模型文件在本地加载运行，不向外部发送视频数据。</w:t>
       </w:r>
@@ -3555,8 +4328,9 @@
       </w:pPr>
       <w:r>
         <w:rPr>
-          <w:rFonts w:ascii="SimHei" w:eastAsia="SimHei" w:hAnsi="SimHei"/>
-          <w:lang w:eastAsia="zh-CN"/>
+          <w:rFonts w:ascii="SimHei" w:hAnsi="SimHei" w:eastAsia="SimHei" w:cstheme="majorBidi"/>
+          <w:lang w:val="en-US" w:eastAsia="zh-CN" w:bidi="ar-SA"/>
+          <w:color w:val="0F4761"/>
         </w:rPr>
         <w:t>4.4 可维护性需求</w:t>
       </w:r>
@@ -3570,7 +4344,7 @@
       </w:pPr>
       <w:r>
         <w:rPr>
-          <w:lang w:eastAsia="zh-CN"/>
+          <w:lang w:val="en-US" w:eastAsia="zh-CN" w:bidi="ar-SA"/>
         </w:rPr>
         <w:t>1. 代码遵循模块化设计，每个 .py 文件职责单一。</w:t>
       </w:r>
@@ -3584,7 +4358,7 @@
       </w:pPr>
       <w:r>
         <w:rPr>
-          <w:lang w:eastAsia="zh-CN"/>
+          <w:lang w:val="en-US" w:eastAsia="zh-CN" w:bidi="ar-SA"/>
         </w:rPr>
         <w:t>2. 关键方法均有类型注解和简要说明。</w:t>
       </w:r>
@@ -3605,7 +4379,8 @@
       </w:pPr>
       <w:r>
         <w:rPr>
-          <w:rFonts w:ascii="SimHei" w:eastAsia="SimHei" w:hAnsi="SimHei"/>
+          <w:rFonts w:ascii="SimHei" w:hAnsi="SimHei" w:eastAsia="SimHei" w:cstheme="majorBidi"/>
+          <w:color w:val="0F4761"/>
         </w:rPr>
         <w:t>4.5 可扩展性需求</w:t>
       </w:r>
@@ -3614,7 +4389,13 @@
       <w:tblPr>
         <w:tblStyle w:val="aff1"/>
         <w:tblW w:w="0" w:type="auto"/>
-        <w:tblLook w:val="04A0" w:firstRow="1" w:lastRow="0" w:firstColumn="1" w:lastColumn="0" w:noHBand="0" w:noVBand="1"/>
+        <w:tblLook w:firstColumn="1" w:firstRow="1" w:lastColumn="0" w:lastRow="0" w:noHBand="0" w:noVBand="1" w:val="04A0"/>
+        <w:tblCellMar>
+          <w:top w:w="0" w:type="dxa"/>
+          <w:left w:w="108" w:type="dxa"/>
+          <w:bottom w:w="0" w:type="dxa"/>
+          <w:right w:w="108" w:type="dxa"/>
+        </w:tblCellMar>
       </w:tblPr>
       <w:tblGrid>
         <w:gridCol w:w="4479"/>
@@ -3672,6 +4453,7 @@
             <w:r>
               <w:rPr>
                 <w:sz w:val="21"/>
+                <w:szCs w:val="21"/>
               </w:rPr>
               <w:t>更换更强的 AI 模型</w:t>
             </w:r>
@@ -3690,6 +4472,7 @@
             <w:r>
               <w:rPr>
                 <w:sz w:val="21"/>
+                <w:szCs w:val="21"/>
               </w:rPr>
               <w:t>仅修改`src/models/yolo_detector.py`</w:t>
             </w:r>
@@ -3711,7 +4494,8 @@
             <w:r>
               <w:rPr>
                 <w:sz w:val="21"/>
-                <w:lang w:eastAsia="zh-CN"/>
+                <w:lang w:val="en-US" w:eastAsia="zh-CN" w:bidi="ar-SA"/>
+                <w:szCs w:val="21"/>
               </w:rPr>
               <w:t>加入煤气泄漏检测（气体传感器）</w:t>
             </w:r>
@@ -3730,6 +4514,7 @@
             <w:r>
               <w:rPr>
                 <w:sz w:val="21"/>
+                <w:szCs w:val="21"/>
               </w:rPr>
               <w:t>新增传感器读取类 + AlarmManager 增加事件类型</w:t>
             </w:r>
@@ -3750,6 +4535,7 @@
             <w:r>
               <w:rPr>
                 <w:sz w:val="21"/>
+                <w:szCs w:val="21"/>
               </w:rPr>
               <w:t>添加 Web 端远程查看</w:t>
             </w:r>
@@ -3768,6 +4554,7 @@
             <w:r>
               <w:rPr>
                 <w:sz w:val="21"/>
+                <w:szCs w:val="21"/>
               </w:rPr>
               <w:t>新增 Flask/FastAPI 服务层，复用现有 DatabaseManager</w:t>
             </w:r>
@@ -3788,6 +4575,7 @@
             <w:r>
               <w:rPr>
                 <w:sz w:val="21"/>
+                <w:szCs w:val="21"/>
               </w:rPr>
               <w:t>多摄像头支持</w:t>
             </w:r>
@@ -3806,6 +4594,7 @@
             <w:r>
               <w:rPr>
                 <w:sz w:val="21"/>
+                <w:szCs w:val="21"/>
               </w:rPr>
               <w:t>`DatabaseManager` 增加 `camera_id` 字段，主循环改为多路采集</w:t>
             </w:r>
@@ -3826,6 +4615,7 @@
             <w:r>
               <w:rPr>
                 <w:sz w:val="21"/>
+                <w:szCs w:val="21"/>
               </w:rPr>
               <w:t>参数配置化</w:t>
             </w:r>
@@ -3844,6 +4634,7 @@
             <w:r>
               <w:rPr>
                 <w:sz w:val="21"/>
+                <w:szCs w:val="21"/>
               </w:rPr>
               <w:t>新增`config.yaml` 读取模块，替代硬编码常量</w:t>
             </w:r>
@@ -3864,7 +4655,8 @@
       </w:pPr>
       <w:r>
         <w:rPr>
-          <w:rFonts w:ascii="SimHei" w:eastAsia="SimHei" w:hAnsi="SimHei"/>
+          <w:rFonts w:ascii="SimHei" w:hAnsi="SimHei" w:eastAsia="SimHei" w:cstheme="majorBidi"/>
+          <w:color w:val="0F4761"/>
         </w:rPr>
         <w:t>4.6 数据一致性</w:t>
       </w:r>
@@ -3876,7 +4668,7 @@
         </w:rPr>
       </w:pPr>
       <w:r>
-        <w:t>1. SQLite 使用 WAL（Write-Ahead Logging）模式，写入与查询互不阻塞。</w:t>
+        <w:t>1. SQLite 采用默认日志模式（journal_mode=delete），单线程写入保证数据一致性，写入与查询互不阻塞。</w:t>
       </w:r>
     </w:p>
     <w:p>
@@ -3898,9 +4690,8 @@
       </w:pPr>
       <w:r>
         <w:rPr>
-          <w:lang w:eastAsia="zh-CN"/>
-        </w:rPr>
-        <w:lastRenderedPageBreak/>
+          <w:lang w:val="en-US" w:eastAsia="zh-CN" w:bidi="ar-SA"/>
+        </w:rPr>
         <w:t>3. 截图保存与数据库写入在同一方法中顺序执行，任一步骤失败时上层 try/except 保护主循环不崩溃。</w:t>
       </w:r>
     </w:p>
@@ -3910,7 +4701,8 @@
       </w:pPr>
       <w:r>
         <w:rPr>
-          <w:rFonts w:ascii="SimHei" w:eastAsia="SimHei" w:hAnsi="SimHei"/>
+          <w:rFonts w:ascii="SimHei" w:hAnsi="SimHei" w:eastAsia="SimHei" w:cstheme="majorBidi"/>
+          <w:color w:val="0F4761"/>
         </w:rPr>
         <w:t>5、项目进度安排</w:t>
       </w:r>
@@ -3928,7 +4720,7 @@
         </w:rPr>
         <w:drawing>
           <wp:inline distT="0" distB="0" distL="0" distR="0" wp14:anchorId="0B140AD8" wp14:editId="1AF0C3E8">
-            <wp:extent cx="5029200" cy="1873120"/>
+            <wp:extent cx="5029200" cy="1876425"/>
             <wp:effectExtent l="0" t="0" r="0" b="0"/>
             <wp:docPr id="2" name="Picture 2"/>
             <wp:cNvGraphicFramePr>
@@ -3938,7 +4730,7 @@
               <a:graphicData uri="http://schemas.openxmlformats.org/drawingml/2006/picture">
                 <pic:pic xmlns:pic="http://schemas.openxmlformats.org/drawingml/2006/picture">
                   <pic:nvPicPr>
-                    <pic:cNvPr id="0" name="mermaid_109.png"/>
+                    <pic:cNvPr id="2" name="mermaid_109.png"/>
                     <pic:cNvPicPr/>
                   </pic:nvPicPr>
                   <pic:blipFill>
@@ -3967,7 +4759,13 @@
       <w:tblPr>
         <w:tblStyle w:val="aff1"/>
         <w:tblW w:w="0" w:type="auto"/>
-        <w:tblLook w:val="04A0" w:firstRow="1" w:lastRow="0" w:firstColumn="1" w:lastColumn="0" w:noHBand="0" w:noVBand="1"/>
+        <w:tblLook w:firstColumn="1" w:firstRow="1" w:lastColumn="0" w:lastRow="0" w:noHBand="0" w:noVBand="1" w:val="04A0"/>
+        <w:tblCellMar>
+          <w:top w:w="0" w:type="dxa"/>
+          <w:left w:w="108" w:type="dxa"/>
+          <w:bottom w:w="0" w:type="dxa"/>
+          <w:right w:w="108" w:type="dxa"/>
+        </w:tblCellMar>
       </w:tblPr>
       <w:tblGrid>
         <w:gridCol w:w="2239"/>
@@ -4063,6 +4861,7 @@
             <w:r>
               <w:rPr>
                 <w:sz w:val="21"/>
+                <w:szCs w:val="21"/>
               </w:rPr>
               <w:t>需求分析</w:t>
             </w:r>
@@ -4081,6 +4880,7 @@
             <w:r>
               <w:rPr>
                 <w:sz w:val="21"/>
+                <w:szCs w:val="21"/>
               </w:rPr>
               <w:t>第 1 周</w:t>
             </w:r>
@@ -4100,7 +4900,8 @@
             <w:r>
               <w:rPr>
                 <w:sz w:val="21"/>
-                <w:lang w:eastAsia="zh-CN"/>
+                <w:lang w:val="en-US" w:eastAsia="zh-CN" w:bidi="ar-SA"/>
+                <w:szCs w:val="21"/>
               </w:rPr>
               <w:t>明确功能需求、非功能需求，确定技术栈</w:t>
             </w:r>
@@ -4119,6 +4920,7 @@
             <w:r>
               <w:rPr>
                 <w:sz w:val="21"/>
+                <w:szCs w:val="21"/>
               </w:rPr>
               <w:t>需求规格说明</w:t>
             </w:r>
@@ -4139,6 +4941,7 @@
             <w:r>
               <w:rPr>
                 <w:sz w:val="21"/>
+                <w:szCs w:val="21"/>
               </w:rPr>
               <w:t>系统设计</w:t>
             </w:r>
@@ -4157,6 +4960,7 @@
             <w:r>
               <w:rPr>
                 <w:sz w:val="21"/>
+                <w:szCs w:val="21"/>
               </w:rPr>
               <w:t>第 2 周</w:t>
             </w:r>
@@ -4176,7 +4980,8 @@
             <w:r>
               <w:rPr>
                 <w:sz w:val="21"/>
-                <w:lang w:eastAsia="zh-CN"/>
+                <w:lang w:val="en-US" w:eastAsia="zh-CN" w:bidi="ar-SA"/>
+                <w:szCs w:val="21"/>
               </w:rPr>
               <w:t>架构设计、模块划分、数据库设计、接口定义</w:t>
             </w:r>
@@ -4195,6 +5000,7 @@
             <w:r>
               <w:rPr>
                 <w:sz w:val="21"/>
+                <w:szCs w:val="21"/>
               </w:rPr>
               <w:t>设计文档</w:t>
             </w:r>
@@ -4215,6 +5021,7 @@
             <w:r>
               <w:rPr>
                 <w:sz w:val="21"/>
+                <w:szCs w:val="21"/>
               </w:rPr>
               <w:t>模型训练</w:t>
             </w:r>
@@ -4233,6 +5040,7 @@
             <w:r>
               <w:rPr>
                 <w:sz w:val="21"/>
+                <w:szCs w:val="21"/>
               </w:rPr>
               <w:t>第 3 周</w:t>
             </w:r>
@@ -4251,6 +5059,7 @@
             <w:r>
               <w:rPr>
                 <w:sz w:val="21"/>
+                <w:szCs w:val="21"/>
               </w:rPr>
               <w:t>Home-fire 数据集准备、YOLOv8n 迁移学习训练</w:t>
             </w:r>
@@ -4270,7 +5079,8 @@
             <w:r>
               <w:rPr>
                 <w:sz w:val="21"/>
-                <w:lang w:eastAsia="zh-CN"/>
+                <w:lang w:val="en-US" w:eastAsia="zh-CN" w:bidi="ar-SA"/>
+                <w:szCs w:val="21"/>
               </w:rPr>
               <w:t>训练结果 + best.pt</w:t>
             </w:r>
@@ -4291,6 +5101,7 @@
             <w:r>
               <w:rPr>
                 <w:sz w:val="21"/>
+                <w:szCs w:val="21"/>
               </w:rPr>
               <w:t>核心开发</w:t>
             </w:r>
@@ -4309,6 +5120,7 @@
             <w:r>
               <w:rPr>
                 <w:sz w:val="21"/>
+                <w:szCs w:val="21"/>
               </w:rPr>
               <w:t>第 4-5 周</w:t>
             </w:r>
@@ -4328,7 +5140,8 @@
             <w:r>
               <w:rPr>
                 <w:sz w:val="21"/>
-                <w:lang w:eastAsia="zh-CN"/>
+                <w:lang w:val="en-US" w:eastAsia="zh-CN" w:bidi="ar-SA"/>
+                <w:szCs w:val="21"/>
               </w:rPr>
               <w:t>实现 YOLO 检测模块、报警防抖、数据库管理</w:t>
             </w:r>
@@ -4347,6 +5160,7 @@
             <w:r>
               <w:rPr>
                 <w:sz w:val="21"/>
+                <w:szCs w:val="21"/>
               </w:rPr>
               <w:t>可运行的 CLI 版本</w:t>
             </w:r>
@@ -4367,6 +5181,7 @@
             <w:r>
               <w:rPr>
                 <w:sz w:val="21"/>
+                <w:szCs w:val="21"/>
               </w:rPr>
               <w:t>GUI 开发</w:t>
             </w:r>
@@ -4385,6 +5200,7 @@
             <w:r>
               <w:rPr>
                 <w:sz w:val="21"/>
+                <w:szCs w:val="21"/>
               </w:rPr>
               <w:t>第 6 周</w:t>
             </w:r>
@@ -4404,7 +5220,8 @@
             <w:r>
               <w:rPr>
                 <w:sz w:val="21"/>
-                <w:lang w:eastAsia="zh-CN"/>
+                <w:lang w:val="en-US" w:eastAsia="zh-CN" w:bidi="ar-SA"/>
+                <w:szCs w:val="21"/>
               </w:rPr>
               <w:t>实现 tkinter 图形界面，集成视频面板、状态栏、历史列表</w:t>
             </w:r>
@@ -4423,6 +5240,7 @@
             <w:r>
               <w:rPr>
                 <w:sz w:val="21"/>
+                <w:szCs w:val="21"/>
               </w:rPr>
               <w:t>可运行的 GUI 版本</w:t>
             </w:r>
@@ -4443,6 +5261,7 @@
             <w:r>
               <w:rPr>
                 <w:sz w:val="21"/>
+                <w:szCs w:val="21"/>
               </w:rPr>
               <w:t>测试优化</w:t>
             </w:r>
@@ -4461,6 +5280,7 @@
             <w:r>
               <w:rPr>
                 <w:sz w:val="21"/>
+                <w:szCs w:val="21"/>
               </w:rPr>
               <w:t>第 7 周</w:t>
             </w:r>
@@ -4480,7 +5300,8 @@
             <w:r>
               <w:rPr>
                 <w:sz w:val="21"/>
-                <w:lang w:eastAsia="zh-CN"/>
+                <w:lang w:val="en-US" w:eastAsia="zh-CN" w:bidi="ar-SA"/>
+                <w:szCs w:val="21"/>
               </w:rPr>
               <w:t>单元测试、集成测试、调节置信度/阈值参数</w:t>
             </w:r>
@@ -4499,6 +5320,7 @@
             <w:r>
               <w:rPr>
                 <w:sz w:val="21"/>
+                <w:szCs w:val="21"/>
               </w:rPr>
               <w:t>测试文档 + 稳定版本</w:t>
             </w:r>
@@ -4519,6 +5341,7 @@
             <w:r>
               <w:rPr>
                 <w:sz w:val="21"/>
+                <w:szCs w:val="21"/>
               </w:rPr>
               <w:t>文档撰写</w:t>
             </w:r>
@@ -4537,6 +5360,7 @@
             <w:r>
               <w:rPr>
                 <w:sz w:val="21"/>
+                <w:szCs w:val="21"/>
               </w:rPr>
               <w:t>第 8 周前</w:t>
             </w:r>
@@ -4556,7 +5380,8 @@
             <w:r>
               <w:rPr>
                 <w:sz w:val="21"/>
-                <w:lang w:eastAsia="zh-CN"/>
+                <w:lang w:val="en-US" w:eastAsia="zh-CN" w:bidi="ar-SA"/>
+                <w:szCs w:val="21"/>
               </w:rPr>
               <w:t>编写课程设计报告、测试文档、设计文档</w:t>
             </w:r>
@@ -4575,6 +5400,7 @@
             <w:r>
               <w:rPr>
                 <w:sz w:val="21"/>
+                <w:szCs w:val="21"/>
               </w:rPr>
               <w:t>全套文档</w:t>
             </w:r>
@@ -4595,6 +5421,7 @@
             <w:r>
               <w:rPr>
                 <w:sz w:val="21"/>
+                <w:szCs w:val="21"/>
               </w:rPr>
               <w:t>答辩准备</w:t>
             </w:r>
@@ -4613,6 +5440,7 @@
             <w:r>
               <w:rPr>
                 <w:sz w:val="21"/>
+                <w:szCs w:val="21"/>
               </w:rPr>
               <w:t>第 8 周后</w:t>
             </w:r>
@@ -4631,6 +5459,7 @@
             <w:r>
               <w:rPr>
                 <w:sz w:val="21"/>
+                <w:szCs w:val="21"/>
               </w:rPr>
               <w:t>汇报答辩</w:t>
             </w:r>
@@ -4649,6 +5478,7 @@
             <w:r>
               <w:rPr>
                 <w:sz w:val="21"/>
+                <w:szCs w:val="21"/>
               </w:rPr>
               <w:t>PPT + 演示视频</w:t>
             </w:r>
@@ -4670,14 +5500,24 @@
         </w:rPr>
       </w:pPr>
       <w:r>
-        <w:t>团队分工建议：</w:t>
+        <w:rPr>
+          <w:b/>
+          <w:sz w:val="24"/>
+        </w:rPr>
+        <w:t>团队分工：</w:t>
       </w:r>
     </w:p>
     <w:tbl>
       <w:tblPr>
         <w:tblStyle w:val="aff1"/>
         <w:tblW w:w="0" w:type="auto"/>
-        <w:tblLook w:val="04A0" w:firstRow="1" w:lastRow="0" w:firstColumn="1" w:lastColumn="0" w:noHBand="0" w:noVBand="1"/>
+        <w:tblLook w:firstColumn="1" w:firstRow="1" w:lastColumn="0" w:lastRow="0" w:noHBand="0" w:noVBand="1" w:val="04A0"/>
+        <w:tblCellMar>
+          <w:top w:w="0" w:type="dxa"/>
+          <w:left w:w="108" w:type="dxa"/>
+          <w:bottom w:w="0" w:type="dxa"/>
+          <w:right w:w="108" w:type="dxa"/>
+        </w:tblCellMar>
       </w:tblPr>
       <w:tblGrid>
         <w:gridCol w:w="4479"/>
@@ -4735,8 +5575,8 @@
             <w:r>
               <w:rPr>
                 <w:sz w:val="21"/>
-              </w:rPr>
-              <w:lastRenderedPageBreak/>
+                <w:szCs w:val="21"/>
+              </w:rPr>
               <w:t>开发 A（AI 模块）</w:t>
             </w:r>
           </w:p>
@@ -4755,7 +5595,8 @@
             <w:r>
               <w:rPr>
                 <w:sz w:val="21"/>
-                <w:lang w:eastAsia="zh-CN"/>
+                <w:lang w:val="en-US" w:eastAsia="zh-CN" w:bidi="ar-SA"/>
+                <w:szCs w:val="21"/>
               </w:rPr>
               <w:t>YOLO 检测器封装、模型选型与调优</w:t>
             </w:r>
@@ -4776,6 +5617,7 @@
             <w:r>
               <w:rPr>
                 <w:sz w:val="21"/>
+                <w:szCs w:val="21"/>
               </w:rPr>
               <w:t>开发 B（核心逻辑）</w:t>
             </w:r>
@@ -4795,7 +5637,8 @@
             <w:r>
               <w:rPr>
                 <w:sz w:val="21"/>
-                <w:lang w:eastAsia="zh-CN"/>
+                <w:lang w:val="en-US" w:eastAsia="zh-CN" w:bidi="ar-SA"/>
+                <w:szCs w:val="21"/>
               </w:rPr>
               <w:t>报警防抖、数据库管理、截图保存</w:t>
             </w:r>
@@ -4816,6 +5659,7 @@
             <w:r>
               <w:rPr>
                 <w:sz w:val="21"/>
+                <w:szCs w:val="21"/>
               </w:rPr>
               <w:t>开发 C（GUI）</w:t>
             </w:r>
@@ -4835,7 +5679,8 @@
             <w:r>
               <w:rPr>
                 <w:sz w:val="21"/>
-                <w:lang w:eastAsia="zh-CN"/>
+                <w:lang w:val="en-US" w:eastAsia="zh-CN" w:bidi="ar-SA"/>
+                <w:szCs w:val="21"/>
               </w:rPr>
               <w:t>tkinter 界面开发、视频面板、事件绑定</w:t>
             </w:r>
@@ -4856,6 +5701,7 @@
             <w:r>
               <w:rPr>
                 <w:sz w:val="21"/>
+                <w:szCs w:val="21"/>
               </w:rPr>
               <w:t>开发 D（测试 + 文档）</w:t>
             </w:r>
@@ -4875,7 +5721,8 @@
             <w:r>
               <w:rPr>
                 <w:sz w:val="21"/>
-                <w:lang w:eastAsia="zh-CN"/>
+                <w:lang w:val="en-US" w:eastAsia="zh-CN" w:bidi="ar-SA"/>
+                <w:szCs w:val="21"/>
               </w:rPr>
               <w:t>测试用例设计、测试文档、设计文档、报告</w:t>
             </w:r>
@@ -4890,6 +5737,12 @@
           <w:lang w:eastAsia="zh-CN"/>
         </w:rPr>
       </w:pPr>
+      <w:r>
+        <w:rPr>
+          <w:sz w:val="21"/>
+        </w:rPr>
+        <w:t>甘顺豪（组长）— 核心算法研发：负责 YOLO 检测器封装、AI 模型选型与深度调优，主导火焰检测模型的集成与精度优化，保障算法核心性能。</w:t>
+      </w:r>
     </w:p>
     <w:p>
       <w:pPr>
@@ -4900,8 +5753,9 @@
       </w:pPr>
       <w:r>
         <w:rPr>
-          <w:rFonts w:ascii="SimHei" w:eastAsia="SimHei" w:hAnsi="SimHei"/>
-          <w:lang w:eastAsia="zh-CN"/>
+          <w:rFonts w:ascii="SimHei" w:hAnsi="SimHei" w:eastAsia="SimHei" w:cstheme="majorBidi"/>
+          <w:lang w:val="en-US" w:eastAsia="zh-CN" w:bidi="ar-SA"/>
+          <w:color w:val="0F4761"/>
         </w:rPr>
         <w:t>6、模型训练</w:t>
       </w:r>
@@ -4915,8 +5769,9 @@
       </w:pPr>
       <w:r>
         <w:rPr>
-          <w:rFonts w:ascii="SimHei" w:eastAsia="SimHei" w:hAnsi="SimHei"/>
-          <w:lang w:eastAsia="zh-CN"/>
+          <w:rFonts w:ascii="SimHei" w:hAnsi="SimHei" w:eastAsia="SimHei" w:cstheme="majorBidi"/>
+          <w:lang w:val="en-US" w:eastAsia="zh-CN" w:bidi="ar-SA"/>
+          <w:color w:val="0F4761"/>
         </w:rPr>
         <w:t>6.1 训练目的</w:t>
       </w:r>
@@ -4929,7 +5784,7 @@
       </w:pPr>
       <w:r>
         <w:rPr>
-          <w:lang w:eastAsia="zh-CN"/>
+          <w:lang w:val="en-US" w:eastAsia="zh-CN" w:bidi="ar-SA"/>
         </w:rPr>
         <w:t>课程课题要求"结合AI分析，训练算法"，因此火焰/烟雾检测模型需通过自训练获得，而非仅使用通用预训练模型做推理。</w:t>
       </w:r>
@@ -4950,7 +5805,7 @@
         </w:rPr>
         <w:drawing>
           <wp:inline distT="0" distB="0" distL="0" distR="0" wp14:anchorId="2198610B" wp14:editId="6DCF9A97">
-            <wp:extent cx="5029200" cy="449036"/>
+            <wp:extent cx="5029200" cy="447675"/>
             <wp:effectExtent l="0" t="0" r="0" b="0"/>
             <wp:docPr id="3" name="Picture 3"/>
             <wp:cNvGraphicFramePr>
@@ -4960,7 +5815,7 @@
               <a:graphicData uri="http://schemas.openxmlformats.org/drawingml/2006/picture">
                 <pic:pic xmlns:pic="http://schemas.openxmlformats.org/drawingml/2006/picture">
                   <pic:nvPicPr>
-                    <pic:cNvPr id="0" name="mermaid_116.png"/>
+                    <pic:cNvPr id="3" name="mermaid_116.png"/>
                     <pic:cNvPicPr/>
                   </pic:nvPicPr>
                   <pic:blipFill>
@@ -4991,7 +5846,8 @@
       </w:pPr>
       <w:r>
         <w:rPr>
-          <w:rFonts w:ascii="SimHei" w:eastAsia="SimHei" w:hAnsi="SimHei"/>
+          <w:rFonts w:ascii="SimHei" w:hAnsi="SimHei" w:eastAsia="SimHei" w:cstheme="majorBidi"/>
+          <w:color w:val="0F4761"/>
         </w:rPr>
         <w:t>6.2 训练数据</w:t>
       </w:r>
@@ -5010,7 +5866,13 @@
       <w:tblPr>
         <w:tblStyle w:val="aff1"/>
         <w:tblW w:w="0" w:type="auto"/>
-        <w:tblLook w:val="04A0" w:firstRow="1" w:lastRow="0" w:firstColumn="1" w:lastColumn="0" w:noHBand="0" w:noVBand="1"/>
+        <w:tblLook w:firstColumn="1" w:firstRow="1" w:lastColumn="0" w:lastRow="0" w:noHBand="0" w:noVBand="1" w:val="04A0"/>
+        <w:tblCellMar>
+          <w:top w:w="0" w:type="dxa"/>
+          <w:left w:w="108" w:type="dxa"/>
+          <w:bottom w:w="0" w:type="dxa"/>
+          <w:right w:w="108" w:type="dxa"/>
+        </w:tblCellMar>
       </w:tblPr>
       <w:tblGrid>
         <w:gridCol w:w="2986"/>
@@ -5087,6 +5949,7 @@
             <w:r>
               <w:rPr>
                 <w:sz w:val="21"/>
+                <w:szCs w:val="21"/>
               </w:rPr>
               <w:t>fire</w:t>
             </w:r>
@@ -5105,6 +5968,7 @@
             <w:r>
               <w:rPr>
                 <w:sz w:val="21"/>
+                <w:szCs w:val="21"/>
               </w:rPr>
               <w:t>0</w:t>
             </w:r>
@@ -5123,6 +5987,7 @@
             <w:r>
               <w:rPr>
                 <w:sz w:val="21"/>
+                <w:szCs w:val="21"/>
               </w:rPr>
               <w:t>明火</w:t>
             </w:r>
@@ -5143,6 +6008,7 @@
             <w:r>
               <w:rPr>
                 <w:sz w:val="21"/>
+                <w:szCs w:val="21"/>
               </w:rPr>
               <w:t>smoke</w:t>
             </w:r>
@@ -5161,6 +6027,7 @@
             <w:r>
               <w:rPr>
                 <w:sz w:val="21"/>
+                <w:szCs w:val="21"/>
               </w:rPr>
               <w:t>1</w:t>
             </w:r>
@@ -5179,6 +6046,7 @@
             <w:r>
               <w:rPr>
                 <w:sz w:val="21"/>
+                <w:szCs w:val="21"/>
               </w:rPr>
               <w:t>烟雾</w:t>
             </w:r>
@@ -5201,12 +6069,12 @@
       </w:pPr>
       <w:r>
         <w:rPr>
-          <w:lang w:eastAsia="zh-CN"/>
+          <w:lang w:val="en-US" w:eastAsia="zh-CN" w:bidi="ar-SA"/>
         </w:rPr>
         <w:t>数据集图片来源于 Pexels、Pixabay、YouTube、BiliBili 等平台，覆盖室内家庭火灾的早期火焰和烟雾场景，与项目"家庭安防监控"定位完全匹配。</w:t>
       </w:r>
       <w:r>
-        <w:t>数据集以 YOLOv8 格式组织，按 6:2:2 划分为 train/（3,900 张）、val/（1,300 张）、test/（1,300 张）三个子集。</w:t>
+        <w:t>数据集以 YOLOv8 格式组织，按 63:18.5:18.5 划分为 train/（4,095 张）、val/（1,202 张）、test/（1,202 张）三个子集。</w:t>
       </w:r>
     </w:p>
     <w:p>
@@ -5220,7 +6088,6 @@
         <w:rPr>
           <w:noProof/>
         </w:rPr>
-        <w:lastRenderedPageBreak/>
         <w:drawing>
           <wp:inline distT="0" distB="0" distL="0" distR="0" wp14:anchorId="506A8A84" wp14:editId="2250C6F1">
             <wp:extent cx="4572000" cy="4572000"/>
@@ -5233,7 +6100,7 @@
               <a:graphicData uri="http://schemas.openxmlformats.org/drawingml/2006/picture">
                 <pic:pic xmlns:pic="http://schemas.openxmlformats.org/drawingml/2006/picture">
                   <pic:nvPicPr>
-                    <pic:cNvPr id="0" name="labels_distribution.jpg"/>
+                    <pic:cNvPr id="4" name="labels_distribution.jpg"/>
                     <pic:cNvPicPr/>
                   </pic:nvPicPr>
                   <pic:blipFill>
@@ -5279,7 +6146,6 @@
         <w:rPr>
           <w:noProof/>
         </w:rPr>
-        <w:lastRenderedPageBreak/>
         <w:drawing>
           <wp:inline distT="0" distB="0" distL="0" distR="0" wp14:anchorId="0FECCEFD" wp14:editId="0ACD85AC">
             <wp:extent cx="4572000" cy="4572000"/>
@@ -5292,7 +6158,7 @@
               <a:graphicData uri="http://schemas.openxmlformats.org/drawingml/2006/picture">
                 <pic:pic xmlns:pic="http://schemas.openxmlformats.org/drawingml/2006/picture">
                   <pic:nvPicPr>
-                    <pic:cNvPr id="0" name="train_batch.jpg"/>
+                    <pic:cNvPr id="5" name="train_batch.jpg"/>
                     <pic:cNvPicPr/>
                   </pic:nvPicPr>
                   <pic:blipFill>
@@ -5326,7 +6192,7 @@
       </w:pPr>
       <w:r>
         <w:rPr>
-          <w:lang w:eastAsia="zh-CN"/>
+          <w:lang w:val="en-US" w:eastAsia="zh-CN" w:bidi="ar-SA"/>
         </w:rPr>
         <w:t>图 6-2: 训练批次样本（Mosaic 增强后）— 带有 ground truth 标注框的输入图像，展示了 fire/smoke 双类标注</w:t>
       </w:r>
@@ -5340,8 +6206,9 @@
       </w:pPr>
       <w:r>
         <w:rPr>
-          <w:rFonts w:ascii="SimHei" w:eastAsia="SimHei" w:hAnsi="SimHei"/>
-          <w:lang w:eastAsia="zh-CN"/>
+          <w:rFonts w:ascii="SimHei" w:hAnsi="SimHei" w:eastAsia="SimHei" w:cstheme="majorBidi"/>
+          <w:lang w:val="en-US" w:eastAsia="zh-CN" w:bidi="ar-SA"/>
+          <w:color w:val="0F4761"/>
         </w:rPr>
         <w:t>6.3 训练方法</w:t>
       </w:r>
@@ -5355,7 +6222,7 @@
       </w:pPr>
       <w:r>
         <w:rPr>
-          <w:lang w:eastAsia="zh-CN"/>
+          <w:lang w:val="en-US" w:eastAsia="zh-CN" w:bidi="ar-SA"/>
         </w:rPr>
         <w:t>迁移学习：从 YOLOv8n COCO 预训练权重出发，在火焰/烟雾数据集上微调。</w:t>
       </w:r>
@@ -5374,7 +6241,13 @@
       <w:tblPr>
         <w:tblStyle w:val="aff1"/>
         <w:tblW w:w="0" w:type="auto"/>
-        <w:tblLook w:val="04A0" w:firstRow="1" w:lastRow="0" w:firstColumn="1" w:lastColumn="0" w:noHBand="0" w:noVBand="1"/>
+        <w:tblLook w:firstColumn="1" w:firstRow="1" w:lastColumn="0" w:lastRow="0" w:noHBand="0" w:noVBand="1" w:val="04A0"/>
+        <w:tblCellMar>
+          <w:top w:w="0" w:type="dxa"/>
+          <w:left w:w="108" w:type="dxa"/>
+          <w:bottom w:w="0" w:type="dxa"/>
+          <w:right w:w="108" w:type="dxa"/>
+        </w:tblCellMar>
       </w:tblPr>
       <w:tblGrid>
         <w:gridCol w:w="2986"/>
@@ -5451,6 +6324,7 @@
             <w:r>
               <w:rPr>
                 <w:sz w:val="21"/>
+                <w:szCs w:val="21"/>
               </w:rPr>
               <w:t>base model</w:t>
             </w:r>
@@ -5469,6 +6343,7 @@
             <w:r>
               <w:rPr>
                 <w:sz w:val="21"/>
+                <w:szCs w:val="21"/>
               </w:rPr>
               <w:t>yolov8n.pt</w:t>
             </w:r>
@@ -5487,6 +6362,7 @@
             <w:r>
               <w:rPr>
                 <w:sz w:val="21"/>
+                <w:szCs w:val="21"/>
               </w:rPr>
               <w:t>COCO 预训练权重</w:t>
             </w:r>
@@ -5507,6 +6383,7 @@
             <w:r>
               <w:rPr>
                 <w:sz w:val="21"/>
+                <w:szCs w:val="21"/>
               </w:rPr>
               <w:t>epochs</w:t>
             </w:r>
@@ -5525,6 +6402,7 @@
             <w:r>
               <w:rPr>
                 <w:sz w:val="21"/>
+                <w:szCs w:val="21"/>
               </w:rPr>
               <w:t>100</w:t>
             </w:r>
@@ -5543,6 +6421,7 @@
             <w:r>
               <w:rPr>
                 <w:sz w:val="21"/>
+                <w:szCs w:val="21"/>
               </w:rPr>
               <w:t>训练轮数</w:t>
             </w:r>
@@ -5563,6 +6442,7 @@
             <w:r>
               <w:rPr>
                 <w:sz w:val="21"/>
+                <w:szCs w:val="21"/>
               </w:rPr>
               <w:t>batch</w:t>
             </w:r>
@@ -5581,6 +6461,7 @@
             <w:r>
               <w:rPr>
                 <w:sz w:val="21"/>
+                <w:szCs w:val="21"/>
               </w:rPr>
               <w:t>16</w:t>
             </w:r>
@@ -5599,6 +6480,7 @@
             <w:r>
               <w:rPr>
                 <w:sz w:val="21"/>
+                <w:szCs w:val="21"/>
               </w:rPr>
               <w:t>批大小</w:t>
             </w:r>
@@ -5619,6 +6501,7 @@
             <w:r>
               <w:rPr>
                 <w:sz w:val="21"/>
+                <w:szCs w:val="21"/>
               </w:rPr>
               <w:t>imgsz</w:t>
             </w:r>
@@ -5637,6 +6520,7 @@
             <w:r>
               <w:rPr>
                 <w:sz w:val="21"/>
+                <w:szCs w:val="21"/>
               </w:rPr>
               <w:t>640</w:t>
             </w:r>
@@ -5655,6 +6539,7 @@
             <w:r>
               <w:rPr>
                 <w:sz w:val="21"/>
+                <w:szCs w:val="21"/>
               </w:rPr>
               <w:t>输入图像尺寸</w:t>
             </w:r>
@@ -5675,6 +6560,7 @@
             <w:r>
               <w:rPr>
                 <w:sz w:val="21"/>
+                <w:szCs w:val="21"/>
               </w:rPr>
               <w:t>device</w:t>
             </w:r>
@@ -5693,6 +6579,7 @@
             <w:r>
               <w:rPr>
                 <w:sz w:val="21"/>
+                <w:szCs w:val="21"/>
               </w:rPr>
               <w:t>0</w:t>
             </w:r>
@@ -5712,7 +6599,8 @@
             <w:r>
               <w:rPr>
                 <w:sz w:val="21"/>
-                <w:lang w:eastAsia="zh-CN"/>
+                <w:lang w:val="en-US" w:eastAsia="zh-CN" w:bidi="ar-SA"/>
+                <w:szCs w:val="21"/>
               </w:rPr>
               <w:t>GPU 训练（RTX 4060）</w:t>
             </w:r>
@@ -5733,6 +6621,7 @@
             <w:r>
               <w:rPr>
                 <w:sz w:val="21"/>
+                <w:szCs w:val="21"/>
               </w:rPr>
               <w:t>optimizer</w:t>
             </w:r>
@@ -5751,6 +6640,7 @@
             <w:r>
               <w:rPr>
                 <w:sz w:val="21"/>
+                <w:szCs w:val="21"/>
               </w:rPr>
               <w:t>AdamW</w:t>
             </w:r>
@@ -5770,7 +6660,8 @@
             <w:r>
               <w:rPr>
                 <w:sz w:val="21"/>
-                <w:lang w:eastAsia="zh-CN"/>
+                <w:lang w:val="en-US" w:eastAsia="zh-CN" w:bidi="ar-SA"/>
+                <w:szCs w:val="21"/>
               </w:rPr>
               <w:t>自适应矩估计 + 解耦权重衰减</w:t>
             </w:r>
@@ -5791,6 +6682,7 @@
             <w:r>
               <w:rPr>
                 <w:sz w:val="21"/>
+                <w:szCs w:val="21"/>
               </w:rPr>
               <w:t>cos_lr</w:t>
             </w:r>
@@ -5809,6 +6701,7 @@
             <w:r>
               <w:rPr>
                 <w:sz w:val="21"/>
+                <w:szCs w:val="21"/>
               </w:rPr>
               <w:t>true</w:t>
             </w:r>
@@ -5827,6 +6720,7 @@
             <w:r>
               <w:rPr>
                 <w:sz w:val="21"/>
+                <w:szCs w:val="21"/>
               </w:rPr>
               <w:t>余弦学习率衰减</w:t>
             </w:r>
@@ -5847,6 +6741,7 @@
             <w:r>
               <w:rPr>
                 <w:sz w:val="21"/>
+                <w:szCs w:val="21"/>
               </w:rPr>
               <w:t>close_mosaic</w:t>
             </w:r>
@@ -5865,6 +6760,7 @@
             <w:r>
               <w:rPr>
                 <w:sz w:val="21"/>
+                <w:szCs w:val="21"/>
               </w:rPr>
               <w:t>10</w:t>
             </w:r>
@@ -5884,7 +6780,8 @@
             <w:r>
               <w:rPr>
                 <w:sz w:val="21"/>
-                <w:lang w:eastAsia="zh-CN"/>
+                <w:lang w:val="en-US" w:eastAsia="zh-CN" w:bidi="ar-SA"/>
+                <w:szCs w:val="21"/>
               </w:rPr>
               <w:t>最后 10 epoch 关闭马赛克增强</w:t>
             </w:r>
@@ -5905,8 +6802,8 @@
             <w:r>
               <w:rPr>
                 <w:sz w:val="21"/>
-              </w:rPr>
-              <w:lastRenderedPageBreak/>
+                <w:szCs w:val="21"/>
+              </w:rPr>
               <w:t>patience</w:t>
             </w:r>
           </w:p>
@@ -5924,6 +6821,7 @@
             <w:r>
               <w:rPr>
                 <w:sz w:val="21"/>
+                <w:szCs w:val="21"/>
               </w:rPr>
               <w:t>30</w:t>
             </w:r>
@@ -5942,6 +6840,7 @@
             <w:r>
               <w:rPr>
                 <w:sz w:val="21"/>
+                <w:szCs w:val="21"/>
               </w:rPr>
               <w:t>早停耐心值</w:t>
             </w:r>
@@ -5974,8 +6873,9 @@
       </w:pPr>
       <w:r>
         <w:rPr>
-          <w:rFonts w:ascii="Consolas" w:eastAsia="Consolas" w:hAnsi="Consolas"/>
+          <w:rFonts w:ascii="Consolas" w:hAnsi="Consolas" w:eastAsia="Consolas" w:cstheme="minorBidi"/>
           <w:sz w:val="20"/>
+          <w:szCs w:val="20"/>
         </w:rPr>
         <w:t>python training/train_fire.py --epochs 100 --batch 16 --device 0</w:t>
       </w:r>
@@ -5998,8 +6898,9 @@
       </w:pPr>
       <w:r>
         <w:rPr>
-          <w:rFonts w:ascii="Consolas" w:eastAsia="Consolas" w:hAnsi="Consolas"/>
+          <w:rFonts w:ascii="Consolas" w:hAnsi="Consolas" w:eastAsia="Consolas" w:cstheme="minorBidi"/>
           <w:sz w:val="20"/>
+          <w:szCs w:val="20"/>
         </w:rPr>
         <w:t>python training/export_model.py  # best.pt → src/models/fire_model.pt</w:t>
       </w:r>
@@ -6010,7 +6911,8 @@
       </w:pPr>
       <w:r>
         <w:rPr>
-          <w:rFonts w:ascii="SimHei" w:eastAsia="SimHei" w:hAnsi="SimHei"/>
+          <w:rFonts w:ascii="SimHei" w:hAnsi="SimHei" w:eastAsia="SimHei" w:cstheme="majorBidi"/>
+          <w:color w:val="0F4761"/>
         </w:rPr>
         <w:t>6.4 训练结果</w:t>
       </w:r>
@@ -6022,14 +6924,20 @@
         </w:rPr>
       </w:pPr>
       <w:r>
-        <w:t>训练在 RTX 4060 Laptop GPU (8GB VRAM) 上完成，约 4.6 小时（100 epochs，约 166 秒/epoch）。训练产出 best.pt 权重文件，通过 export_model.py 部署为 src/models/fire_model.pt。最终选取验证集 mAP50 最高的 epoch 80 权重：</w:t>
+        <w:t>训练在 RTX 4060 Laptop GPU (8GB VRAM) 上完成，约 4.63h (16,657s)（100 epochs，约 166 秒/epoch）。训练产出 best.pt 权重文件，通过 export_model.py 部署为 src/models/fire_model.pt。最终选取验证集 mAP50 最高的 epoch 80 权重：</w:t>
       </w:r>
     </w:p>
     <w:tbl>
       <w:tblPr>
         <w:tblStyle w:val="aff1"/>
         <w:tblW w:w="0" w:type="auto"/>
-        <w:tblLook w:val="04A0" w:firstRow="1" w:lastRow="0" w:firstColumn="1" w:lastColumn="0" w:noHBand="0" w:noVBand="1"/>
+        <w:tblLook w:firstColumn="1" w:firstRow="1" w:lastColumn="0" w:lastRow="0" w:noHBand="0" w:noVBand="1" w:val="04A0"/>
+        <w:tblCellMar>
+          <w:top w:w="0" w:type="dxa"/>
+          <w:left w:w="108" w:type="dxa"/>
+          <w:bottom w:w="0" w:type="dxa"/>
+          <w:right w:w="108" w:type="dxa"/>
+        </w:tblCellMar>
       </w:tblPr>
       <w:tblGrid>
         <w:gridCol w:w="1280"/>
@@ -6182,6 +7090,7 @@
             <w:r>
               <w:rPr>
                 <w:sz w:val="21"/>
+                <w:szCs w:val="21"/>
               </w:rPr>
               <w:t>1</w:t>
             </w:r>
@@ -6200,6 +7109,7 @@
             <w:r>
               <w:rPr>
                 <w:sz w:val="21"/>
+                <w:szCs w:val="21"/>
               </w:rPr>
               <w:t>5.27</w:t>
             </w:r>
@@ -6218,6 +7128,7 @@
             <w:r>
               <w:rPr>
                 <w:sz w:val="21"/>
+                <w:szCs w:val="21"/>
               </w:rPr>
               <w:t>1.95</w:t>
             </w:r>
@@ -6236,6 +7147,7 @@
             <w:r>
               <w:rPr>
                 <w:sz w:val="21"/>
+                <w:szCs w:val="21"/>
               </w:rPr>
               <w:t>0.242</w:t>
             </w:r>
@@ -6254,6 +7166,7 @@
             <w:r>
               <w:rPr>
                 <w:sz w:val="21"/>
+                <w:szCs w:val="21"/>
               </w:rPr>
               <w:t>0.214</w:t>
             </w:r>
@@ -6272,6 +7185,7 @@
             <w:r>
               <w:rPr>
                 <w:sz w:val="21"/>
+                <w:szCs w:val="21"/>
               </w:rPr>
               <w:t>0.130</w:t>
             </w:r>
@@ -6290,6 +7204,7 @@
             <w:r>
               <w:rPr>
                 <w:sz w:val="21"/>
+                <w:szCs w:val="21"/>
               </w:rPr>
               <w:t>0.044</w:t>
             </w:r>
@@ -6310,6 +7225,7 @@
             <w:r>
               <w:rPr>
                 <w:sz w:val="21"/>
+                <w:szCs w:val="21"/>
               </w:rPr>
               <w:t>20</w:t>
             </w:r>
@@ -6328,6 +7244,7 @@
             <w:r>
               <w:rPr>
                 <w:sz w:val="21"/>
+                <w:szCs w:val="21"/>
               </w:rPr>
               <w:t>2.90</w:t>
             </w:r>
@@ -6346,6 +7263,7 @@
             <w:r>
               <w:rPr>
                 <w:sz w:val="21"/>
+                <w:szCs w:val="21"/>
               </w:rPr>
               <w:t>1.53</w:t>
             </w:r>
@@ -6364,6 +7282,7 @@
             <w:r>
               <w:rPr>
                 <w:sz w:val="21"/>
+                <w:szCs w:val="21"/>
               </w:rPr>
               <w:t>0.788</w:t>
             </w:r>
@@ -6382,6 +7301,7 @@
             <w:r>
               <w:rPr>
                 <w:sz w:val="21"/>
+                <w:szCs w:val="21"/>
               </w:rPr>
               <w:t>0.708</w:t>
             </w:r>
@@ -6400,6 +7320,7 @@
             <w:r>
               <w:rPr>
                 <w:sz w:val="21"/>
+                <w:szCs w:val="21"/>
               </w:rPr>
               <w:t>0.768</w:t>
             </w:r>
@@ -6418,6 +7339,7 @@
             <w:r>
               <w:rPr>
                 <w:sz w:val="21"/>
+                <w:szCs w:val="21"/>
               </w:rPr>
               <w:t>0.385</w:t>
             </w:r>
@@ -6438,6 +7360,7 @@
             <w:r>
               <w:rPr>
                 <w:sz w:val="21"/>
+                <w:szCs w:val="21"/>
               </w:rPr>
               <w:t>40</w:t>
             </w:r>
@@ -6456,6 +7379,7 @@
             <w:r>
               <w:rPr>
                 <w:sz w:val="21"/>
+                <w:szCs w:val="21"/>
               </w:rPr>
               <w:t>2.37</w:t>
             </w:r>
@@ -6474,6 +7398,7 @@
             <w:r>
               <w:rPr>
                 <w:sz w:val="21"/>
+                <w:szCs w:val="21"/>
               </w:rPr>
               <w:t>1.41</w:t>
             </w:r>
@@ -6492,6 +7417,7 @@
             <w:r>
               <w:rPr>
                 <w:sz w:val="21"/>
+                <w:szCs w:val="21"/>
               </w:rPr>
               <w:t>0.867</w:t>
             </w:r>
@@ -6510,6 +7436,7 @@
             <w:r>
               <w:rPr>
                 <w:sz w:val="21"/>
+                <w:szCs w:val="21"/>
               </w:rPr>
               <w:t>0.804</w:t>
             </w:r>
@@ -6528,6 +7455,7 @@
             <w:r>
               <w:rPr>
                 <w:sz w:val="21"/>
+                <w:szCs w:val="21"/>
               </w:rPr>
               <w:t>0.869</w:t>
             </w:r>
@@ -6546,6 +7474,7 @@
             <w:r>
               <w:rPr>
                 <w:sz w:val="21"/>
+                <w:szCs w:val="21"/>
               </w:rPr>
               <w:t>0.457</w:t>
             </w:r>
@@ -6566,6 +7495,7 @@
             <w:r>
               <w:rPr>
                 <w:sz w:val="21"/>
+                <w:szCs w:val="21"/>
               </w:rPr>
               <w:t>60</w:t>
             </w:r>
@@ -6584,6 +7514,7 @@
             <w:r>
               <w:rPr>
                 <w:sz w:val="21"/>
+                <w:szCs w:val="21"/>
               </w:rPr>
               <w:t>1.98</w:t>
             </w:r>
@@ -6602,6 +7533,7 @@
             <w:r>
               <w:rPr>
                 <w:sz w:val="21"/>
+                <w:szCs w:val="21"/>
               </w:rPr>
               <w:t>1.33</w:t>
             </w:r>
@@ -6620,6 +7552,7 @@
             <w:r>
               <w:rPr>
                 <w:sz w:val="21"/>
+                <w:szCs w:val="21"/>
               </w:rPr>
               <w:t>0.912</w:t>
             </w:r>
@@ -6638,6 +7571,7 @@
             <w:r>
               <w:rPr>
                 <w:sz w:val="21"/>
+                <w:szCs w:val="21"/>
               </w:rPr>
               <w:t>0.827</w:t>
             </w:r>
@@ -6656,6 +7590,7 @@
             <w:r>
               <w:rPr>
                 <w:sz w:val="21"/>
+                <w:szCs w:val="21"/>
               </w:rPr>
               <w:t>0.901</w:t>
             </w:r>
@@ -6674,6 +7609,7 @@
             <w:r>
               <w:rPr>
                 <w:sz w:val="21"/>
+                <w:szCs w:val="21"/>
               </w:rPr>
               <w:t>0.537</w:t>
             </w:r>
@@ -6693,9 +7629,11 @@
             </w:pPr>
             <w:r>
               <w:rPr>
-                <w:sz w:val="21"/>
-              </w:rPr>
-              <w:t>**80**</w:t>
+                <w:b/>
+                <w:sz w:val="21"/>
+                <w:szCs w:val="21"/>
+              </w:rPr>
+              <w:t>80</w:t>
             </w:r>
           </w:p>
         </w:tc>
@@ -6711,9 +7649,11 @@
             </w:pPr>
             <w:r>
               <w:rPr>
-                <w:sz w:val="21"/>
-              </w:rPr>
-              <w:t>**1.65**</w:t>
+                <w:b/>
+                <w:sz w:val="21"/>
+                <w:szCs w:val="21"/>
+              </w:rPr>
+              <w:t>1.65</w:t>
             </w:r>
           </w:p>
         </w:tc>
@@ -6729,9 +7669,11 @@
             </w:pPr>
             <w:r>
               <w:rPr>
-                <w:sz w:val="21"/>
-              </w:rPr>
-              <w:t>**1.25**</w:t>
+                <w:b/>
+                <w:sz w:val="21"/>
+                <w:szCs w:val="21"/>
+              </w:rPr>
+              <w:t>1.25</w:t>
             </w:r>
           </w:p>
         </w:tc>
@@ -6747,9 +7689,11 @@
             </w:pPr>
             <w:r>
               <w:rPr>
-                <w:sz w:val="21"/>
-              </w:rPr>
-              <w:t>**0.923**</w:t>
+                <w:b/>
+                <w:sz w:val="21"/>
+                <w:szCs w:val="21"/>
+              </w:rPr>
+              <w:t>0.923</w:t>
             </w:r>
           </w:p>
         </w:tc>
@@ -6765,9 +7709,11 @@
             </w:pPr>
             <w:r>
               <w:rPr>
-                <w:sz w:val="21"/>
-              </w:rPr>
-              <w:t>**0.883**</w:t>
+                <w:b/>
+                <w:sz w:val="21"/>
+                <w:szCs w:val="21"/>
+              </w:rPr>
+              <w:t>0.810</w:t>
             </w:r>
           </w:p>
         </w:tc>
@@ -6783,9 +7729,11 @@
             </w:pPr>
             <w:r>
               <w:rPr>
-                <w:sz w:val="21"/>
-              </w:rPr>
-              <w:t>**0.930**</w:t>
+                <w:b/>
+                <w:sz w:val="21"/>
+                <w:szCs w:val="21"/>
+              </w:rPr>
+              <w:t>0.891</w:t>
             </w:r>
           </w:p>
         </w:tc>
@@ -6801,9 +7749,11 @@
             </w:pPr>
             <w:r>
               <w:rPr>
-                <w:sz w:val="21"/>
-              </w:rPr>
-              <w:t>**0.575**</w:t>
+                <w:b/>
+                <w:sz w:val="21"/>
+                <w:szCs w:val="21"/>
+              </w:rPr>
+              <w:t>0.575</w:t>
             </w:r>
           </w:p>
         </w:tc>
@@ -6822,6 +7772,7 @@
             <w:r>
               <w:rPr>
                 <w:sz w:val="21"/>
+                <w:szCs w:val="21"/>
               </w:rPr>
               <w:t>100</w:t>
             </w:r>
@@ -6840,6 +7791,7 @@
             <w:r>
               <w:rPr>
                 <w:sz w:val="21"/>
+                <w:szCs w:val="21"/>
               </w:rPr>
               <w:t>1.15</w:t>
             </w:r>
@@ -6858,6 +7810,7 @@
             <w:r>
               <w:rPr>
                 <w:sz w:val="21"/>
+                <w:szCs w:val="21"/>
               </w:rPr>
               <w:t>1.13</w:t>
             </w:r>
@@ -6876,6 +7829,7 @@
             <w:r>
               <w:rPr>
                 <w:sz w:val="21"/>
+                <w:szCs w:val="21"/>
               </w:rPr>
               <w:t>0.913</w:t>
             </w:r>
@@ -6894,6 +7848,7 @@
             <w:r>
               <w:rPr>
                 <w:sz w:val="21"/>
+                <w:szCs w:val="21"/>
               </w:rPr>
               <w:t>0.877</w:t>
             </w:r>
@@ -6912,6 +7867,7 @@
             <w:r>
               <w:rPr>
                 <w:sz w:val="21"/>
+                <w:szCs w:val="21"/>
               </w:rPr>
               <w:t>0.926</w:t>
             </w:r>
@@ -6930,6 +7886,7 @@
             <w:r>
               <w:rPr>
                 <w:sz w:val="21"/>
+                <w:szCs w:val="21"/>
               </w:rPr>
               <w:t>0.583</w:t>
             </w:r>
@@ -6967,7 +7924,7 @@
               <a:graphicData uri="http://schemas.openxmlformats.org/drawingml/2006/picture">
                 <pic:pic xmlns:pic="http://schemas.openxmlformats.org/drawingml/2006/picture">
                   <pic:nvPicPr>
-                    <pic:cNvPr id="0" name="training_curve.png"/>
+                    <pic:cNvPr id="6" name="training_curve.png"/>
                     <pic:cNvPicPr/>
                   </pic:nvPicPr>
                   <pic:blipFill>
@@ -7003,7 +7960,6 @@
         <w:rPr>
           <w:noProof/>
         </w:rPr>
-        <w:lastRenderedPageBreak/>
         <w:drawing>
           <wp:inline distT="0" distB="0" distL="0" distR="0" wp14:anchorId="71AB4602" wp14:editId="52A99D8E">
             <wp:extent cx="4572000" cy="2286000"/>
@@ -7016,7 +7972,7 @@
               <a:graphicData uri="http://schemas.openxmlformats.org/drawingml/2006/picture">
                 <pic:pic xmlns:pic="http://schemas.openxmlformats.org/drawingml/2006/picture">
                   <pic:nvPicPr>
-                    <pic:cNvPr id="0" name="training_results.png"/>
+                    <pic:cNvPr id="7" name="training_results.png"/>
                     <pic:cNvPicPr/>
                   </pic:nvPicPr>
                   <pic:blipFill>
@@ -7074,7 +8030,7 @@
               <a:graphicData uri="http://schemas.openxmlformats.org/drawingml/2006/picture">
                 <pic:pic xmlns:pic="http://schemas.openxmlformats.org/drawingml/2006/picture">
                   <pic:nvPicPr>
-                    <pic:cNvPr id="0" name="pr_curve.png"/>
+                    <pic:cNvPr id="8" name="pr_curve.png"/>
                     <pic:cNvPicPr/>
                   </pic:nvPicPr>
                   <pic:blipFill>
@@ -7108,9 +8064,9 @@
       </w:pPr>
       <w:r>
         <w:rPr>
-          <w:lang w:eastAsia="zh-CN"/>
-        </w:rPr>
-        <w:t>图 6-4: 精确率-召回率曲线 — fire 类 mAP@0.5=0.930，smoke 类 mAP@0.5=0.915，Overall mAP@0.5=0.923</w:t>
+          <w:lang w:val="en-US" w:eastAsia="zh-CN" w:bidi="ar-SA"/>
+        </w:rPr>
+        <w:t>图 6-4: 精确率-召回率曲线 — fire 类 mAP@0.5=0.910，smoke 类 mAP@0.5=0.872（验证Overall mAP@0.5=0.891（测试集）；验证集 Overall mAP@0.5=0.9233</w:t>
       </w:r>
     </w:p>
     <w:p>
@@ -7124,7 +8080,6 @@
         <w:rPr>
           <w:noProof/>
         </w:rPr>
-        <w:lastRenderedPageBreak/>
         <w:drawing>
           <wp:inline distT="0" distB="0" distL="0" distR="0" wp14:anchorId="291D6CA8" wp14:editId="68DE348F">
             <wp:extent cx="4572000" cy="3048000"/>
@@ -7137,7 +8092,7 @@
               <a:graphicData uri="http://schemas.openxmlformats.org/drawingml/2006/picture">
                 <pic:pic xmlns:pic="http://schemas.openxmlformats.org/drawingml/2006/picture">
                   <pic:nvPicPr>
-                    <pic:cNvPr id="0" name="f1_curve.png"/>
+                    <pic:cNvPr id="9" name="f1_curve.png"/>
                     <pic:cNvPicPr/>
                   </pic:nvPicPr>
                   <pic:blipFill>
@@ -7171,7 +8126,7 @@
       </w:pPr>
       <w:r>
         <w:rPr>
-          <w:lang w:eastAsia="zh-CN"/>
+          <w:lang w:val="en-US" w:eastAsia="zh-CN" w:bidi="ar-SA"/>
         </w:rPr>
         <w:t>图 6-5: F1-置信度曲线 — 最佳置信度阈值约 0.43 时 F1 达 0.88</w:t>
       </w:r>
@@ -7199,7 +8154,7 @@
               <a:graphicData uri="http://schemas.openxmlformats.org/drawingml/2006/picture">
                 <pic:pic xmlns:pic="http://schemas.openxmlformats.org/drawingml/2006/picture">
                   <pic:nvPicPr>
-                    <pic:cNvPr id="0" name="confusion_matrix_normalized.png"/>
+                    <pic:cNvPr id="10" name="confusion_matrix_normalized.png"/>
                     <pic:cNvPicPr/>
                   </pic:nvPicPr>
                   <pic:blipFill>
@@ -7233,7 +8188,7 @@
       </w:pPr>
       <w:r>
         <w:rPr>
-          <w:lang w:eastAsia="zh-CN"/>
+          <w:lang w:val="en-US" w:eastAsia="zh-CN" w:bidi="ar-SA"/>
         </w:rPr>
         <w:t>图 6-6: 归一化混淆矩阵（验证集）— fire/smoke 两类别分类效果好，背景误检率低</w:t>
       </w:r>
@@ -7247,8 +8202,9 @@
       </w:pPr>
       <w:r>
         <w:rPr>
-          <w:rFonts w:ascii="SimHei" w:eastAsia="SimHei" w:hAnsi="SimHei"/>
-          <w:lang w:eastAsia="zh-CN"/>
+          <w:rFonts w:ascii="SimHei" w:hAnsi="SimHei" w:eastAsia="SimHei" w:cstheme="majorBidi"/>
+          <w:lang w:val="en-US" w:eastAsia="zh-CN" w:bidi="ar-SA"/>
+          <w:color w:val="0F4761"/>
         </w:rPr>
         <w:t>6.5 模型对比</w:t>
       </w:r>
@@ -7263,7 +8219,7 @@
       <w:r>
         <w:rPr>
           <w:sz w:val="22"/>
-          <w:lang w:eastAsia="zh-CN"/>
+          <w:lang w:val="en-US" w:eastAsia="zh-CN" w:bidi="ar-SA"/>
         </w:rPr>
         <w:t>训练过程中关键指标变化：</w:t>
       </w:r>
@@ -7278,7 +8234,6 @@
         <w:rPr>
           <w:sz w:val="22"/>
         </w:rPr>
-        <w:lastRenderedPageBreak/>
         <w:t>YOLOv8n 通用预训练模型与 Home-fire 自训练模型对比：</w:t>
       </w:r>
     </w:p>
@@ -7292,7 +8247,7 @@
         <w:rPr>
           <w:sz w:val="22"/>
         </w:rPr>
-        <w:t>YOLOv8n COCO 预训练模型不包含 fire/smoke 类别（80 类为 person/car/dog 等通用目标），在 Home-fire 测试集上 mAP 接近 0，无法直接用于家庭火灾检测。Home-fire 自训练模型针对室内家庭火灾场景进行迁移学习：类别聚焦 fire/smoke 2 类，AdamW 优化器 + 余弦学习率衰减 + close_mosaic + 硬负样本挖掘，100 epochs 训练后 mAP50 达 0.930，满足家庭安防监控实际需求。</w:t>
+        <w:t>YOLOv8n COCO 预训练模型不包含 fire/smoke 类别（80 类为 person/car/dog 等通用目标），在 Home-fire 测试集上 mAP 接近 0，无法直接用于家庭火灾检测。Home-fire 自训练模型针对室内家庭火灾场景进行迁移学习：类别聚焦 fire/smoke 2 类，AdamW 优化器 + 余弦学习率衰减 + close_mosaic + 硬负样本挖掘，100 epochs 训练后 mAP50 达 0.891，满足家庭安防监控实际需求。</w:t>
       </w:r>
     </w:p>
     <w:tbl>
@@ -7300,7 +8255,13 @@
         <w:tblStyle w:val="aff1"/>
         <w:tblW w:w="0" w:type="auto"/>
         <w:jc w:val="center"/>
-        <w:tblLook w:val="04A0" w:firstRow="1" w:lastRow="0" w:firstColumn="1" w:lastColumn="0" w:noHBand="0" w:noVBand="1"/>
+        <w:tblLook w:firstColumn="1" w:firstRow="1" w:lastColumn="0" w:lastRow="0" w:noHBand="0" w:noVBand="1" w:val="04A0"/>
+        <w:tblCellMar>
+          <w:top w:w="0" w:type="dxa"/>
+          <w:left w:w="108" w:type="dxa"/>
+          <w:bottom w:w="0" w:type="dxa"/>
+          <w:right w:w="108" w:type="dxa"/>
+        </w:tblCellMar>
       </w:tblPr>
       <w:tblGrid>
         <w:gridCol w:w="1493"/>
@@ -7312,6 +8273,7 @@
       </w:tblGrid>
       <w:tr>
         <w:trPr>
+          <w:hidden w:val="0"/>
           <w:jc w:val="center"/>
         </w:trPr>
         <w:tc>
@@ -7330,6 +8292,7 @@
               <w:rPr>
                 <w:b/>
                 <w:sz w:val="20"/>
+                <w:szCs w:val="20"/>
               </w:rPr>
               <w:t>指标</w:t>
             </w:r>
@@ -7351,6 +8314,7 @@
               <w:rPr>
                 <w:b/>
                 <w:sz w:val="20"/>
+                <w:szCs w:val="20"/>
               </w:rPr>
               <w:t>YOLOv8n 通用预训练 (COCO)</w:t>
             </w:r>
@@ -7372,6 +8336,7 @@
               <w:rPr>
                 <w:b/>
                 <w:sz w:val="20"/>
+                <w:szCs w:val="20"/>
               </w:rPr>
               <w:t>Home-fire 自训练 (epoch 80)</w:t>
             </w:r>
@@ -7380,6 +8345,7 @@
       </w:tr>
       <w:tr>
         <w:trPr>
+          <w:hidden w:val="0"/>
           <w:jc w:val="center"/>
         </w:trPr>
         <w:tc>
@@ -7397,6 +8363,7 @@
             <w:r>
               <w:rPr>
                 <w:sz w:val="20"/>
+                <w:szCs w:val="20"/>
               </w:rPr>
               <w:t>类别</w:t>
             </w:r>
@@ -7417,6 +8384,7 @@
             <w:r>
               <w:rPr>
                 <w:sz w:val="20"/>
+                <w:szCs w:val="20"/>
               </w:rPr>
               <w:t>80类（不含fire/smoke）</w:t>
             </w:r>
@@ -7437,6 +8405,7 @@
             <w:r>
               <w:rPr>
                 <w:sz w:val="20"/>
+                <w:szCs w:val="20"/>
               </w:rPr>
               <w:t>2类 (fire/smoke)</w:t>
             </w:r>
@@ -7445,6 +8414,7 @@
       </w:tr>
       <w:tr>
         <w:trPr>
+          <w:hidden w:val="0"/>
           <w:jc w:val="center"/>
         </w:trPr>
         <w:tc>
@@ -7462,6 +8432,7 @@
             <w:r>
               <w:rPr>
                 <w:sz w:val="20"/>
+                <w:szCs w:val="20"/>
               </w:rPr>
               <w:t>模型大小</w:t>
             </w:r>
@@ -7482,6 +8453,7 @@
             <w:r>
               <w:rPr>
                 <w:sz w:val="20"/>
+                <w:szCs w:val="20"/>
               </w:rPr>
               <w:t>~6 MB</w:t>
             </w:r>
@@ -7502,6 +8474,7 @@
             <w:r>
               <w:rPr>
                 <w:sz w:val="20"/>
+                <w:szCs w:val="20"/>
               </w:rPr>
               <w:t>~6 MB</w:t>
             </w:r>
@@ -7510,6 +8483,7 @@
       </w:tr>
       <w:tr>
         <w:trPr>
+          <w:hidden w:val="0"/>
           <w:jc w:val="center"/>
         </w:trPr>
         <w:tc>
@@ -7527,6 +8501,7 @@
             <w:r>
               <w:rPr>
                 <w:sz w:val="20"/>
+                <w:szCs w:val="20"/>
               </w:rPr>
               <w:t>mAP@50</w:t>
             </w:r>
@@ -7547,6 +8522,7 @@
             <w:r>
               <w:rPr>
                 <w:sz w:val="20"/>
+                <w:szCs w:val="20"/>
               </w:rPr>
               <w:t>~0（无相关类别）</w:t>
             </w:r>
@@ -7567,14 +8543,16 @@
             <w:r>
               <w:rPr>
                 <w:sz w:val="20"/>
-              </w:rPr>
-              <w:t>0.930</w:t>
+                <w:szCs w:val="20"/>
+              </w:rPr>
+              <w:t>0.891</w:t>
             </w:r>
           </w:p>
         </w:tc>
       </w:tr>
       <w:tr>
         <w:trPr>
+          <w:hidden w:val="0"/>
           <w:jc w:val="center"/>
         </w:trPr>
         <w:tc>
@@ -7592,6 +8570,7 @@
             <w:r>
               <w:rPr>
                 <w:sz w:val="20"/>
+                <w:szCs w:val="20"/>
               </w:rPr>
               <w:t>mAP@50-95</w:t>
             </w:r>
@@ -7612,6 +8591,7 @@
             <w:r>
               <w:rPr>
                 <w:sz w:val="20"/>
+                <w:szCs w:val="20"/>
               </w:rPr>
               <w:t>—</w:t>
             </w:r>
@@ -7632,6 +8612,7 @@
             <w:r>
               <w:rPr>
                 <w:sz w:val="20"/>
+                <w:szCs w:val="20"/>
               </w:rPr>
               <w:t>0.575</w:t>
             </w:r>
@@ -7640,6 +8621,7 @@
       </w:tr>
       <w:tr>
         <w:trPr>
+          <w:hidden w:val="0"/>
           <w:jc w:val="center"/>
         </w:trPr>
         <w:tc>
@@ -7657,6 +8639,7 @@
             <w:r>
               <w:rPr>
                 <w:sz w:val="20"/>
+                <w:szCs w:val="20"/>
               </w:rPr>
               <w:t>Precision</w:t>
             </w:r>
@@ -7677,6 +8660,7 @@
             <w:r>
               <w:rPr>
                 <w:sz w:val="20"/>
+                <w:szCs w:val="20"/>
               </w:rPr>
               <w:t>—</w:t>
             </w:r>
@@ -7697,6 +8681,7 @@
             <w:r>
               <w:rPr>
                 <w:sz w:val="20"/>
+                <w:szCs w:val="20"/>
               </w:rPr>
               <w:t>0.923</w:t>
             </w:r>
@@ -7705,6 +8690,7 @@
       </w:tr>
       <w:tr>
         <w:trPr>
+          <w:hidden w:val="0"/>
           <w:jc w:val="center"/>
         </w:trPr>
         <w:tc>
@@ -7722,6 +8708,7 @@
             <w:r>
               <w:rPr>
                 <w:sz w:val="20"/>
+                <w:szCs w:val="20"/>
               </w:rPr>
               <w:t>Recall</w:t>
             </w:r>
@@ -7742,6 +8729,7 @@
             <w:r>
               <w:rPr>
                 <w:sz w:val="20"/>
+                <w:szCs w:val="20"/>
               </w:rPr>
               <w:t>—</w:t>
             </w:r>
@@ -7762,14 +8750,16 @@
             <w:r>
               <w:rPr>
                 <w:sz w:val="20"/>
-              </w:rPr>
-              <w:t>0.883</w:t>
+                <w:szCs w:val="20"/>
+              </w:rPr>
+              <w:t>0.810</w:t>
             </w:r>
           </w:p>
         </w:tc>
       </w:tr>
       <w:tr>
         <w:trPr>
+          <w:hidden w:val="0"/>
           <w:jc w:val="center"/>
         </w:trPr>
         <w:tc>
@@ -7787,6 +8777,7 @@
               <w:rPr>
                 <w:b/>
                 <w:sz w:val="20"/>
+                <w:szCs w:val="20"/>
               </w:rPr>
               <w:t>Epoch</w:t>
             </w:r>
@@ -7807,6 +8798,7 @@
               <w:rPr>
                 <w:b/>
                 <w:sz w:val="20"/>
+                <w:szCs w:val="20"/>
               </w:rPr>
               <w:t>cls_loss</w:t>
             </w:r>
@@ -7827,6 +8819,7 @@
               <w:rPr>
                 <w:b/>
                 <w:sz w:val="20"/>
+                <w:szCs w:val="20"/>
               </w:rPr>
               <w:t>Precision</w:t>
             </w:r>
@@ -7847,6 +8840,7 @@
               <w:rPr>
                 <w:b/>
                 <w:sz w:val="20"/>
+                <w:szCs w:val="20"/>
               </w:rPr>
               <w:t>Recall</w:t>
             </w:r>
@@ -7867,6 +8861,7 @@
               <w:rPr>
                 <w:b/>
                 <w:sz w:val="20"/>
+                <w:szCs w:val="20"/>
               </w:rPr>
               <w:t>mAP50</w:t>
             </w:r>
@@ -7887,6 +8882,7 @@
               <w:rPr>
                 <w:b/>
                 <w:sz w:val="20"/>
+                <w:szCs w:val="20"/>
               </w:rPr>
               <w:t>mAP50-95</w:t>
             </w:r>
@@ -7895,6 +8891,7 @@
       </w:tr>
       <w:tr>
         <w:trPr>
+          <w:hidden w:val="0"/>
           <w:jc w:val="center"/>
         </w:trPr>
         <w:tc>
@@ -7911,6 +8908,7 @@
             <w:r>
               <w:rPr>
                 <w:sz w:val="20"/>
+                <w:szCs w:val="20"/>
               </w:rPr>
               <w:t>1</w:t>
             </w:r>
@@ -7930,6 +8928,7 @@
             <w:r>
               <w:rPr>
                 <w:sz w:val="20"/>
+                <w:szCs w:val="20"/>
               </w:rPr>
               <w:t>5.27</w:t>
             </w:r>
@@ -7949,6 +8948,7 @@
             <w:r>
               <w:rPr>
                 <w:sz w:val="20"/>
+                <w:szCs w:val="20"/>
               </w:rPr>
               <w:t>0.242</w:t>
             </w:r>
@@ -7968,6 +8968,7 @@
             <w:r>
               <w:rPr>
                 <w:sz w:val="20"/>
+                <w:szCs w:val="20"/>
               </w:rPr>
               <w:t>0.214</w:t>
             </w:r>
@@ -7987,6 +8988,7 @@
             <w:r>
               <w:rPr>
                 <w:sz w:val="20"/>
+                <w:szCs w:val="20"/>
               </w:rPr>
               <w:t>0.130</w:t>
             </w:r>
@@ -8006,6 +9008,7 @@
             <w:r>
               <w:rPr>
                 <w:sz w:val="20"/>
+                <w:szCs w:val="20"/>
               </w:rPr>
               <w:t>0.044</w:t>
             </w:r>
@@ -8014,6 +9017,7 @@
       </w:tr>
       <w:tr>
         <w:trPr>
+          <w:hidden w:val="0"/>
           <w:jc w:val="center"/>
         </w:trPr>
         <w:tc>
@@ -8030,6 +9034,7 @@
             <w:r>
               <w:rPr>
                 <w:sz w:val="20"/>
+                <w:szCs w:val="20"/>
               </w:rPr>
               <w:t>20</w:t>
             </w:r>
@@ -8049,6 +9054,7 @@
             <w:r>
               <w:rPr>
                 <w:sz w:val="20"/>
+                <w:szCs w:val="20"/>
               </w:rPr>
               <w:t>2.90</w:t>
             </w:r>
@@ -8068,6 +9074,7 @@
             <w:r>
               <w:rPr>
                 <w:sz w:val="20"/>
+                <w:szCs w:val="20"/>
               </w:rPr>
               <w:t>0.788</w:t>
             </w:r>
@@ -8087,6 +9094,7 @@
             <w:r>
               <w:rPr>
                 <w:sz w:val="20"/>
+                <w:szCs w:val="20"/>
               </w:rPr>
               <w:t>0.708</w:t>
             </w:r>
@@ -8106,6 +9114,7 @@
             <w:r>
               <w:rPr>
                 <w:sz w:val="20"/>
+                <w:szCs w:val="20"/>
               </w:rPr>
               <w:t>0.768</w:t>
             </w:r>
@@ -8125,6 +9134,7 @@
             <w:r>
               <w:rPr>
                 <w:sz w:val="20"/>
+                <w:szCs w:val="20"/>
               </w:rPr>
               <w:t>0.385</w:t>
             </w:r>
@@ -8133,6 +9143,7 @@
       </w:tr>
       <w:tr>
         <w:trPr>
+          <w:hidden w:val="0"/>
           <w:jc w:val="center"/>
         </w:trPr>
         <w:tc>
@@ -8149,6 +9160,7 @@
             <w:r>
               <w:rPr>
                 <w:sz w:val="20"/>
+                <w:szCs w:val="20"/>
               </w:rPr>
               <w:t>40</w:t>
             </w:r>
@@ -8168,6 +9180,7 @@
             <w:r>
               <w:rPr>
                 <w:sz w:val="20"/>
+                <w:szCs w:val="20"/>
               </w:rPr>
               <w:t>2.37</w:t>
             </w:r>
@@ -8187,6 +9200,7 @@
             <w:r>
               <w:rPr>
                 <w:sz w:val="20"/>
+                <w:szCs w:val="20"/>
               </w:rPr>
               <w:t>0.867</w:t>
             </w:r>
@@ -8206,6 +9220,7 @@
             <w:r>
               <w:rPr>
                 <w:sz w:val="20"/>
+                <w:szCs w:val="20"/>
               </w:rPr>
               <w:t>0.804</w:t>
             </w:r>
@@ -8225,6 +9240,7 @@
             <w:r>
               <w:rPr>
                 <w:sz w:val="20"/>
+                <w:szCs w:val="20"/>
               </w:rPr>
               <w:t>0.869</w:t>
             </w:r>
@@ -8244,6 +9260,7 @@
             <w:r>
               <w:rPr>
                 <w:sz w:val="20"/>
+                <w:szCs w:val="20"/>
               </w:rPr>
               <w:t>0.457</w:t>
             </w:r>
@@ -8252,6 +9269,7 @@
       </w:tr>
       <w:tr>
         <w:trPr>
+          <w:hidden w:val="0"/>
           <w:jc w:val="center"/>
         </w:trPr>
         <w:tc>
@@ -8268,6 +9286,7 @@
             <w:r>
               <w:rPr>
                 <w:sz w:val="20"/>
+                <w:szCs w:val="20"/>
               </w:rPr>
               <w:t>60</w:t>
             </w:r>
@@ -8287,6 +9306,7 @@
             <w:r>
               <w:rPr>
                 <w:sz w:val="20"/>
+                <w:szCs w:val="20"/>
               </w:rPr>
               <w:t>1.98</w:t>
             </w:r>
@@ -8306,6 +9326,7 @@
             <w:r>
               <w:rPr>
                 <w:sz w:val="20"/>
+                <w:szCs w:val="20"/>
               </w:rPr>
               <w:t>0.912</w:t>
             </w:r>
@@ -8325,6 +9346,7 @@
             <w:r>
               <w:rPr>
                 <w:sz w:val="20"/>
+                <w:szCs w:val="20"/>
               </w:rPr>
               <w:t>0.827</w:t>
             </w:r>
@@ -8344,6 +9366,7 @@
             <w:r>
               <w:rPr>
                 <w:sz w:val="20"/>
+                <w:szCs w:val="20"/>
               </w:rPr>
               <w:t>0.901</w:t>
             </w:r>
@@ -8363,6 +9386,7 @@
             <w:r>
               <w:rPr>
                 <w:sz w:val="20"/>
+                <w:szCs w:val="20"/>
               </w:rPr>
               <w:t>0.537</w:t>
             </w:r>
@@ -8371,6 +9395,7 @@
       </w:tr>
       <w:tr>
         <w:trPr>
+          <w:hidden w:val="0"/>
           <w:jc w:val="center"/>
         </w:trPr>
         <w:tc>
@@ -8387,6 +9412,7 @@
             <w:r>
               <w:rPr>
                 <w:sz w:val="20"/>
+                <w:szCs w:val="20"/>
               </w:rPr>
               <w:t>80 (最优)</w:t>
             </w:r>
@@ -8406,6 +9432,7 @@
             <w:r>
               <w:rPr>
                 <w:sz w:val="20"/>
+                <w:szCs w:val="20"/>
               </w:rPr>
               <w:t>1.65</w:t>
             </w:r>
@@ -8425,6 +9452,7 @@
             <w:r>
               <w:rPr>
                 <w:sz w:val="20"/>
+                <w:szCs w:val="20"/>
               </w:rPr>
               <w:t>0.923</w:t>
             </w:r>
@@ -8444,8 +9472,9 @@
             <w:r>
               <w:rPr>
                 <w:sz w:val="20"/>
-              </w:rPr>
-              <w:t>0.883</w:t>
+                <w:szCs w:val="20"/>
+              </w:rPr>
+              <w:t>0.810</w:t>
             </w:r>
           </w:p>
         </w:tc>
@@ -8463,8 +9492,9 @@
             <w:r>
               <w:rPr>
                 <w:sz w:val="20"/>
-              </w:rPr>
-              <w:t>0.930</w:t>
+                <w:szCs w:val="20"/>
+              </w:rPr>
+              <w:t>0.891</w:t>
             </w:r>
           </w:p>
         </w:tc>
@@ -8482,6 +9512,7 @@
             <w:r>
               <w:rPr>
                 <w:sz w:val="20"/>
+                <w:szCs w:val="20"/>
               </w:rPr>
               <w:t>0.575</w:t>
             </w:r>
@@ -8490,6 +9521,7 @@
       </w:tr>
       <w:tr>
         <w:trPr>
+          <w:hidden w:val="0"/>
           <w:jc w:val="center"/>
         </w:trPr>
         <w:tc>
@@ -8506,6 +9538,7 @@
             <w:r>
               <w:rPr>
                 <w:sz w:val="20"/>
+                <w:szCs w:val="20"/>
               </w:rPr>
               <w:t>100</w:t>
             </w:r>
@@ -8525,6 +9558,7 @@
             <w:r>
               <w:rPr>
                 <w:sz w:val="20"/>
+                <w:szCs w:val="20"/>
               </w:rPr>
               <w:t>1.15</w:t>
             </w:r>
@@ -8544,6 +9578,7 @@
             <w:r>
               <w:rPr>
                 <w:sz w:val="20"/>
+                <w:szCs w:val="20"/>
               </w:rPr>
               <w:t>0.913</w:t>
             </w:r>
@@ -8563,6 +9598,7 @@
             <w:r>
               <w:rPr>
                 <w:sz w:val="20"/>
+                <w:szCs w:val="20"/>
               </w:rPr>
               <w:t>0.877</w:t>
             </w:r>
@@ -8582,6 +9618,7 @@
             <w:r>
               <w:rPr>
                 <w:sz w:val="20"/>
+                <w:szCs w:val="20"/>
               </w:rPr>
               <w:t>0.926</w:t>
             </w:r>
@@ -8601,6 +9638,7 @@
             <w:r>
               <w:rPr>
                 <w:sz w:val="20"/>
+                <w:szCs w:val="20"/>
               </w:rPr>
               <w:t>0.583</w:t>
             </w:r>
@@ -8617,16 +9655,22 @@
       </w:pPr>
       <w:r>
         <w:rPr>
-          <w:lang w:eastAsia="zh-CN"/>
-        </w:rPr>
-        <w:t>为验证迁移学习训练的效果，对比 YOLOv8n 通用预训练模型（COCO 预训练，无火焰/烟雾检测能力）与 Home-fire 自训练模型 在 Home-fire 测试集（1,300 张）上的表现：</w:t>
+          <w:lang w:val="en-US" w:eastAsia="zh-CN" w:bidi="ar-SA"/>
+        </w:rPr>
+        <w:t>为验证迁移学习训练的效果，对比 YOLOv8n 通用预训练模型（COCO 预训练，无火焰/烟雾检测能力）与 Home-fire 自训练模型 在 Home-fire 测试集（1,203 张）上的表现：</w:t>
       </w:r>
     </w:p>
     <w:tbl>
       <w:tblPr>
         <w:tblStyle w:val="aff1"/>
         <w:tblW w:w="0" w:type="auto"/>
-        <w:tblLook w:val="04A0" w:firstRow="1" w:lastRow="0" w:firstColumn="1" w:lastColumn="0" w:noHBand="0" w:noVBand="1"/>
+        <w:tblLook w:firstColumn="1" w:firstRow="1" w:lastColumn="0" w:lastRow="0" w:noHBand="0" w:noVBand="1" w:val="04A0"/>
+        <w:tblCellMar>
+          <w:top w:w="0" w:type="dxa"/>
+          <w:left w:w="108" w:type="dxa"/>
+          <w:bottom w:w="0" w:type="dxa"/>
+          <w:right w:w="108" w:type="dxa"/>
+        </w:tblCellMar>
       </w:tblPr>
       <w:tblGrid>
         <w:gridCol w:w="2239"/>
@@ -8722,6 +9766,7 @@
             <w:r>
               <w:rPr>
                 <w:sz w:val="21"/>
+                <w:szCs w:val="21"/>
               </w:rPr>
               <w:t>类别</w:t>
             </w:r>
@@ -8740,6 +9785,7 @@
             <w:r>
               <w:rPr>
                 <w:sz w:val="21"/>
+                <w:szCs w:val="21"/>
               </w:rPr>
               <w:t>80 类（不含 fire/smoke）</w:t>
             </w:r>
@@ -8757,9 +9803,11 @@
             </w:pPr>
             <w:r>
               <w:rPr>
-                <w:sz w:val="21"/>
-              </w:rPr>
-              <w:t>**2 类 (fire/smoke)**</w:t>
+                <w:b/>
+                <w:sz w:val="21"/>
+                <w:szCs w:val="21"/>
+              </w:rPr>
+              <w:t>2 类 (fire/smoke)</w:t>
             </w:r>
           </w:p>
         </w:tc>
@@ -8776,6 +9824,7 @@
             <w:r>
               <w:rPr>
                 <w:sz w:val="21"/>
+                <w:szCs w:val="21"/>
               </w:rPr>
               <w:t>场景聚焦</w:t>
             </w:r>
@@ -8796,6 +9845,7 @@
             <w:r>
               <w:rPr>
                 <w:sz w:val="21"/>
+                <w:szCs w:val="21"/>
               </w:rPr>
               <w:t>模型大小</w:t>
             </w:r>
@@ -8814,6 +9864,7 @@
             <w:r>
               <w:rPr>
                 <w:sz w:val="21"/>
+                <w:szCs w:val="21"/>
               </w:rPr>
               <w:t>~6 MB</w:t>
             </w:r>
@@ -8832,6 +9883,7 @@
             <w:r>
               <w:rPr>
                 <w:sz w:val="21"/>
+                <w:szCs w:val="21"/>
               </w:rPr>
               <w:t>~6 MB</w:t>
             </w:r>
@@ -8850,6 +9902,7 @@
             <w:r>
               <w:rPr>
                 <w:sz w:val="21"/>
+                <w:szCs w:val="21"/>
               </w:rPr>
               <w:t>相同</w:t>
             </w:r>
@@ -8870,6 +9923,7 @@
             <w:r>
               <w:rPr>
                 <w:sz w:val="21"/>
+                <w:szCs w:val="21"/>
               </w:rPr>
               <w:t>mAP@50</w:t>
             </w:r>
@@ -8888,6 +9942,7 @@
             <w:r>
               <w:rPr>
                 <w:sz w:val="21"/>
+                <w:szCs w:val="21"/>
               </w:rPr>
               <w:t>~0</w:t>
             </w:r>
@@ -8905,9 +9960,11 @@
             </w:pPr>
             <w:r>
               <w:rPr>
-                <w:sz w:val="21"/>
-              </w:rPr>
-              <w:t>**0.930**</w:t>
+                <w:b/>
+                <w:sz w:val="21"/>
+                <w:szCs w:val="21"/>
+              </w:rPr>
+              <w:t>0.891</w:t>
             </w:r>
           </w:p>
         </w:tc>
@@ -8924,6 +9981,7 @@
             <w:r>
               <w:rPr>
                 <w:sz w:val="21"/>
+                <w:szCs w:val="21"/>
               </w:rPr>
               <w:t>显著</w:t>
             </w:r>
@@ -8944,6 +10002,7 @@
             <w:r>
               <w:rPr>
                 <w:sz w:val="21"/>
+                <w:szCs w:val="21"/>
               </w:rPr>
               <w:t>mAP@50-95</w:t>
             </w:r>
@@ -8962,6 +10021,7 @@
             <w:r>
               <w:rPr>
                 <w:sz w:val="21"/>
+                <w:szCs w:val="21"/>
               </w:rPr>
               <w:t>—</w:t>
             </w:r>
@@ -8979,9 +10039,11 @@
             </w:pPr>
             <w:r>
               <w:rPr>
-                <w:sz w:val="21"/>
-              </w:rPr>
-              <w:t>**0.575**</w:t>
+                <w:b/>
+                <w:sz w:val="21"/>
+                <w:szCs w:val="21"/>
+              </w:rPr>
+              <w:t>0.575</w:t>
             </w:r>
           </w:p>
         </w:tc>
@@ -8998,6 +10060,7 @@
             <w:r>
               <w:rPr>
                 <w:sz w:val="21"/>
+                <w:szCs w:val="21"/>
               </w:rPr>
               <w:t>—</w:t>
             </w:r>
@@ -9018,6 +10081,7 @@
             <w:r>
               <w:rPr>
                 <w:sz w:val="21"/>
+                <w:szCs w:val="21"/>
               </w:rPr>
               <w:t>Precision</w:t>
             </w:r>
@@ -9036,6 +10100,7 @@
             <w:r>
               <w:rPr>
                 <w:sz w:val="21"/>
+                <w:szCs w:val="21"/>
               </w:rPr>
               <w:t>—</w:t>
             </w:r>
@@ -9053,9 +10118,11 @@
             </w:pPr>
             <w:r>
               <w:rPr>
-                <w:sz w:val="21"/>
-              </w:rPr>
-              <w:t>**0.923**</w:t>
+                <w:b/>
+                <w:sz w:val="21"/>
+                <w:szCs w:val="21"/>
+              </w:rPr>
+              <w:t>0.923</w:t>
             </w:r>
           </w:p>
         </w:tc>
@@ -9072,6 +10139,7 @@
             <w:r>
               <w:rPr>
                 <w:sz w:val="21"/>
+                <w:szCs w:val="21"/>
               </w:rPr>
               <w:t>—</w:t>
             </w:r>
@@ -9092,6 +10160,7 @@
             <w:r>
               <w:rPr>
                 <w:sz w:val="21"/>
+                <w:szCs w:val="21"/>
               </w:rPr>
               <w:t>Recall</w:t>
             </w:r>
@@ -9110,6 +10179,7 @@
             <w:r>
               <w:rPr>
                 <w:sz w:val="21"/>
+                <w:szCs w:val="21"/>
               </w:rPr>
               <w:t>—</w:t>
             </w:r>
@@ -9127,9 +10197,11 @@
             </w:pPr>
             <w:r>
               <w:rPr>
-                <w:sz w:val="21"/>
-              </w:rPr>
-              <w:t>**0.883**</w:t>
+                <w:b/>
+                <w:sz w:val="21"/>
+                <w:szCs w:val="21"/>
+              </w:rPr>
+              <w:t>0.81</w:t>
             </w:r>
           </w:p>
         </w:tc>
@@ -9146,6 +10218,7 @@
             <w:r>
               <w:rPr>
                 <w:sz w:val="21"/>
+                <w:szCs w:val="21"/>
               </w:rPr>
               <w:t>—</w:t>
             </w:r>
@@ -9179,9 +10252,8 @@
       </w:pPr>
       <w:r>
         <w:rPr>
-          <w:lang w:eastAsia="zh-CN"/>
-        </w:rPr>
-        <w:lastRenderedPageBreak/>
+          <w:lang w:val="en-US" w:eastAsia="zh-CN" w:bidi="ar-SA"/>
+        </w:rPr>
         <w:t>Home-fire 自训练模型的优势：</w:t>
       </w:r>
     </w:p>
@@ -9194,7 +10266,7 @@
       </w:pPr>
       <w:r>
         <w:rPr>
-          <w:lang w:eastAsia="zh-CN"/>
+          <w:lang w:val="en-US" w:eastAsia="zh-CN" w:bidi="ar-SA"/>
         </w:rPr>
         <w:t>1. 针对性强：专门针对室内家庭火灾场景训练，类别聚焦 fire/smoke 2 类，COCO 80 类多余类别直接剔除</w:t>
       </w:r>
@@ -9206,7 +10278,7 @@
         </w:rPr>
       </w:pPr>
       <w:r>
-        <w:t>2. 精度高：mAP50=0.930，Precision=0.923，Recall=0.883，误报率极低</w:t>
+        <w:t>2. 精度高：mAP50=0.891（测试集），Precision=0.922，Recall=0.810，误报率极低</w:t>
       </w:r>
     </w:p>
     <w:p>
@@ -9228,7 +10300,7 @@
       </w:pPr>
       <w:r>
         <w:rPr>
-          <w:lang w:eastAsia="zh-CN"/>
+          <w:lang w:val="en-US" w:eastAsia="zh-CN" w:bidi="ar-SA"/>
         </w:rPr>
         <w:t>4. 满足课程要求：完整训练流程（数据准备→训练→验证→部署），体现"训练算法"能力</w:t>
       </w:r>
@@ -9242,7 +10314,7 @@
       </w:pPr>
       <w:r>
         <w:rPr>
-          <w:lang w:eastAsia="zh-CN"/>
+          <w:lang w:val="en-US" w:eastAsia="zh-CN" w:bidi="ar-SA"/>
         </w:rPr>
         <w:t>5. 训练策略先进：AdamW 优化器 + 余弦学习率衰减 + close_mosaic 提升最终精度 + 硬负样本挖掘抑制头发/灯光误报</w:t>
       </w:r>
@@ -9263,7 +10335,8 @@
       </w:pPr>
       <w:r>
         <w:rPr>
-          <w:rFonts w:ascii="SimHei" w:eastAsia="SimHei" w:hAnsi="SimHei"/>
+          <w:rFonts w:ascii="SimHei" w:hAnsi="SimHei" w:eastAsia="SimHei" w:cstheme="majorBidi"/>
+          <w:color w:val="0F4761"/>
         </w:rPr>
         <w:t>7、陌生人识别</w:t>
       </w:r>
@@ -9277,8 +10350,9 @@
       </w:pPr>
       <w:r>
         <w:rPr>
-          <w:rFonts w:ascii="SimHei" w:eastAsia="SimHei" w:hAnsi="SimHei"/>
-          <w:lang w:eastAsia="zh-CN"/>
+          <w:rFonts w:ascii="SimHei" w:hAnsi="SimHei" w:eastAsia="SimHei" w:cstheme="majorBidi"/>
+          <w:lang w:val="en-US" w:eastAsia="zh-CN" w:bidi="ar-SA"/>
+          <w:color w:val="0F4761"/>
         </w:rPr>
         <w:t>7.1 设计思路</w:t>
       </w:r>
@@ -9292,7 +10366,7 @@
       </w:pPr>
       <w:r>
         <w:rPr>
-          <w:lang w:eastAsia="zh-CN"/>
+          <w:lang w:val="en-US" w:eastAsia="zh-CN" w:bidi="ar-SA"/>
         </w:rPr>
         <w:t>课题要求"发现陌生人员闯入就标注报警"，当前人员检测仅判断"有没有人"，无法区分家庭成员与陌生人。因此新增 FaceRecognizer 模块，基于 DeepFace ArcFace 人脸识别模型提取 512 维特征向量，与事先注册的家庭成员特征做余弦距离比对，低于阈值判家人，否则陌生人。</w:t>
       </w:r>
@@ -9306,8 +10380,9 @@
       </w:pPr>
       <w:r>
         <w:rPr>
-          <w:rFonts w:ascii="SimHei" w:eastAsia="SimHei" w:hAnsi="SimHei"/>
-          <w:lang w:eastAsia="zh-CN"/>
+          <w:rFonts w:ascii="SimHei" w:hAnsi="SimHei" w:eastAsia="SimHei" w:cstheme="majorBidi"/>
+          <w:lang w:val="en-US" w:eastAsia="zh-CN" w:bidi="ar-SA"/>
+          <w:color w:val="0F4761"/>
         </w:rPr>
         <w:t>7.2 实现方案</w:t>
       </w:r>
@@ -9359,9 +10434,9 @@
       </w:pPr>
       <w:r>
         <w:rPr>
-          <w:rFonts w:ascii="SimHei" w:eastAsia="SimHei" w:hAnsi="SimHei"/>
-        </w:rPr>
-        <w:lastRenderedPageBreak/>
+          <w:rFonts w:ascii="SimHei" w:hAnsi="SimHei" w:eastAsia="SimHei" w:cstheme="majorBidi"/>
+          <w:color w:val="0F4761"/>
+        </w:rPr>
         <w:t>7.3 技术选型</w:t>
       </w:r>
     </w:p>
@@ -9369,7 +10444,13 @@
       <w:tblPr>
         <w:tblStyle w:val="aff1"/>
         <w:tblW w:w="0" w:type="auto"/>
-        <w:tblLook w:val="04A0" w:firstRow="1" w:lastRow="0" w:firstColumn="1" w:lastColumn="0" w:noHBand="0" w:noVBand="1"/>
+        <w:tblLook w:firstColumn="1" w:firstRow="1" w:lastColumn="0" w:lastRow="0" w:noHBand="0" w:noVBand="1" w:val="04A0"/>
+        <w:tblCellMar>
+          <w:top w:w="0" w:type="dxa"/>
+          <w:left w:w="108" w:type="dxa"/>
+          <w:bottom w:w="0" w:type="dxa"/>
+          <w:right w:w="108" w:type="dxa"/>
+        </w:tblCellMar>
       </w:tblPr>
       <w:tblGrid>
         <w:gridCol w:w="2986"/>
@@ -9446,6 +10527,7 @@
             <w:r>
               <w:rPr>
                 <w:sz w:val="21"/>
+                <w:szCs w:val="21"/>
               </w:rPr>
               <w:t>人脸检测</w:t>
             </w:r>
@@ -9464,6 +10546,7 @@
             <w:r>
               <w:rPr>
                 <w:sz w:val="21"/>
+                <w:szCs w:val="21"/>
               </w:rPr>
               <w:t>OpenCV Haar Cascade</w:t>
             </w:r>
@@ -9483,7 +10566,8 @@
             <w:r>
               <w:rPr>
                 <w:sz w:val="21"/>
-                <w:lang w:eastAsia="zh-CN"/>
+                <w:lang w:val="en-US" w:eastAsia="zh-CN" w:bidi="ar-SA"/>
+                <w:szCs w:val="21"/>
               </w:rPr>
               <w:t>无需额外依赖，CPU 可用；仅用于 ROI 精定位，不做识别</w:t>
             </w:r>
@@ -9504,6 +10588,7 @@
             <w:r>
               <w:rPr>
                 <w:sz w:val="21"/>
+                <w:szCs w:val="21"/>
               </w:rPr>
               <w:t>人脸识别</w:t>
             </w:r>
@@ -9521,9 +10606,11 @@
             </w:pPr>
             <w:r>
               <w:rPr>
-                <w:sz w:val="21"/>
-              </w:rPr>
-              <w:t>**DeepFace ArcFace**</w:t>
+                <w:b/>
+                <w:sz w:val="21"/>
+                <w:szCs w:val="21"/>
+              </w:rPr>
+              <w:t>DeepFace ArcFace</w:t>
             </w:r>
           </w:p>
         </w:tc>
@@ -9541,7 +10628,8 @@
             <w:r>
               <w:rPr>
                 <w:sz w:val="21"/>
-                <w:lang w:eastAsia="zh-CN"/>
+                <w:lang w:val="en-US" w:eastAsia="zh-CN" w:bidi="ar-SA"/>
+                <w:szCs w:val="21"/>
               </w:rPr>
               <w:t>512 维语义特征，余弦距离直接度量相似性；远优于 LBPH 对光照/姿态变化的鲁棒性</w:t>
             </w:r>
@@ -9562,6 +10650,7 @@
             <w:r>
               <w:rPr>
                 <w:sz w:val="21"/>
+                <w:szCs w:val="21"/>
               </w:rPr>
               <w:t>距离度量</w:t>
             </w:r>
@@ -9579,9 +10668,11 @@
             </w:pPr>
             <w:r>
               <w:rPr>
-                <w:sz w:val="21"/>
-              </w:rPr>
-              <w:t>**余弦距离**</w:t>
+                <w:b/>
+                <w:sz w:val="21"/>
+                <w:szCs w:val="21"/>
+              </w:rPr>
+              <w:t>余弦距离</w:t>
             </w:r>
           </w:p>
         </w:tc>
@@ -9598,6 +10689,7 @@
             <w:r>
               <w:rPr>
                 <w:sz w:val="21"/>
+                <w:szCs w:val="21"/>
               </w:rPr>
               <w:t>ArcFace 训练损失基于余弦间隔（CosFace），余弦距离天然对齐</w:t>
             </w:r>
@@ -9618,6 +10710,7 @@
             <w:r>
               <w:rPr>
                 <w:sz w:val="21"/>
+                <w:szCs w:val="21"/>
               </w:rPr>
               <w:t>判定阈值</w:t>
             </w:r>
@@ -9635,9 +10728,11 @@
             </w:pPr>
             <w:r>
               <w:rPr>
-                <w:sz w:val="21"/>
-              </w:rPr>
-              <w:t>**0.68**</w:t>
+                <w:b/>
+                <w:sz w:val="21"/>
+                <w:szCs w:val="21"/>
+              </w:rPr>
+              <w:t>0.68</w:t>
             </w:r>
           </w:p>
         </w:tc>
@@ -9654,6 +10749,7 @@
             <w:r>
               <w:rPr>
                 <w:sz w:val="21"/>
+                <w:szCs w:val="21"/>
               </w:rPr>
               <w:t>经验取值，`config.yaml` 中 `recognition.tolerance` 可调</w:t>
             </w:r>
@@ -9674,6 +10770,7 @@
             <w:r>
               <w:rPr>
                 <w:sz w:val="21"/>
+                <w:szCs w:val="21"/>
               </w:rPr>
               <w:t>依赖库</w:t>
             </w:r>
@@ -9692,6 +10789,7 @@
             <w:r>
               <w:rPr>
                 <w:sz w:val="21"/>
+                <w:szCs w:val="21"/>
               </w:rPr>
               <w:t>deepface、opencv-contrib</w:t>
             </w:r>
@@ -9710,6 +10808,7 @@
             <w:r>
               <w:rPr>
                 <w:sz w:val="21"/>
+                <w:szCs w:val="21"/>
               </w:rPr>
               <w:t>DeepFace 框架 + Haar Cascade</w:t>
             </w:r>
@@ -9730,9 +10829,9 @@
       </w:pPr>
       <w:r>
         <w:rPr>
-          <w:rFonts w:ascii="SimHei" w:eastAsia="SimHei" w:hAnsi="SimHei"/>
-        </w:rPr>
-        <w:lastRenderedPageBreak/>
+          <w:rFonts w:ascii="SimHei" w:hAnsi="SimHei" w:eastAsia="SimHei" w:cstheme="majorBidi"/>
+          <w:color w:val="0F4761"/>
+        </w:rPr>
         <w:t>7.4 识别流程</w:t>
       </w:r>
     </w:p>
@@ -9749,7 +10848,7 @@
         </w:rPr>
         <w:drawing>
           <wp:inline distT="0" distB="0" distL="0" distR="0" wp14:anchorId="229FEB3B" wp14:editId="6C0FF047">
-            <wp:extent cx="5029200" cy="5677094"/>
+            <wp:extent cx="5029200" cy="5676900"/>
             <wp:effectExtent l="0" t="0" r="0" b="0"/>
             <wp:docPr id="11" name="Picture 11"/>
             <wp:cNvGraphicFramePr>
@@ -9759,7 +10858,7 @@
               <a:graphicData uri="http://schemas.openxmlformats.org/drawingml/2006/picture">
                 <pic:pic xmlns:pic="http://schemas.openxmlformats.org/drawingml/2006/picture">
                   <pic:nvPicPr>
-                    <pic:cNvPr id="0" name="mermaid_167.png"/>
+                    <pic:cNvPr id="11" name="mermaid_167.png"/>
                     <pic:cNvPicPr/>
                   </pic:nvPicPr>
                   <pic:blipFill>
@@ -9793,8 +10892,9 @@
       </w:pPr>
       <w:r>
         <w:rPr>
-          <w:rFonts w:ascii="SimHei" w:eastAsia="SimHei" w:hAnsi="SimHei"/>
-          <w:lang w:eastAsia="zh-CN"/>
+          <w:rFonts w:ascii="SimHei" w:hAnsi="SimHei" w:eastAsia="SimHei" w:cstheme="majorBidi"/>
+          <w:lang w:val="en-US" w:eastAsia="zh-CN" w:bidi="ar-SA"/>
+          <w:color w:val="0F4761"/>
         </w:rPr>
         <w:t>8、系统数据流与联动机制</w:t>
       </w:r>
@@ -9808,8 +10908,9 @@
       </w:pPr>
       <w:r>
         <w:rPr>
-          <w:rFonts w:ascii="SimHei" w:eastAsia="SimHei" w:hAnsi="SimHei"/>
-          <w:lang w:eastAsia="zh-CN"/>
+          <w:rFonts w:ascii="SimHei" w:hAnsi="SimHei" w:eastAsia="SimHei" w:cstheme="majorBidi"/>
+          <w:lang w:val="en-US" w:eastAsia="zh-CN" w:bidi="ar-SA"/>
+          <w:color w:val="0F4761"/>
         </w:rPr>
         <w:t>8.1 端到端数据流</w:t>
       </w:r>
@@ -9823,7 +10924,7 @@
       </w:pPr>
       <w:r>
         <w:rPr>
-          <w:lang w:eastAsia="zh-CN"/>
+          <w:lang w:val="en-US" w:eastAsia="zh-CN" w:bidi="ar-SA"/>
         </w:rPr>
         <w:t>下图展示从摄像头采集到 GUI 显示的全链路数据流：</w:t>
       </w:r>
@@ -9839,10 +10940,9 @@
         <w:rPr>
           <w:noProof/>
         </w:rPr>
-        <w:lastRenderedPageBreak/>
         <w:drawing>
           <wp:inline distT="0" distB="0" distL="0" distR="0" wp14:anchorId="3A81B653" wp14:editId="1D3C6299">
-            <wp:extent cx="5029200" cy="4580164"/>
+            <wp:extent cx="5029200" cy="4581525"/>
             <wp:effectExtent l="0" t="0" r="0" b="0"/>
             <wp:docPr id="12" name="Picture 12"/>
             <wp:cNvGraphicFramePr>
@@ -9852,7 +10952,7 @@
               <a:graphicData uri="http://schemas.openxmlformats.org/drawingml/2006/picture">
                 <pic:pic xmlns:pic="http://schemas.openxmlformats.org/drawingml/2006/picture">
                   <pic:nvPicPr>
-                    <pic:cNvPr id="0" name="mermaid_171.png"/>
+                    <pic:cNvPr id="12" name="mermaid_171.png"/>
                     <pic:cNvPicPr/>
                   </pic:nvPicPr>
                   <pic:blipFill>
@@ -9886,8 +10986,9 @@
       </w:pPr>
       <w:r>
         <w:rPr>
-          <w:rFonts w:ascii="SimHei" w:eastAsia="SimHei" w:hAnsi="SimHei"/>
-          <w:lang w:eastAsia="zh-CN"/>
+          <w:rFonts w:ascii="SimHei" w:hAnsi="SimHei" w:eastAsia="SimHei" w:cstheme="majorBidi"/>
+          <w:lang w:val="en-US" w:eastAsia="zh-CN" w:bidi="ar-SA"/>
+          <w:color w:val="0F4761"/>
         </w:rPr>
         <w:t>8.2 检测+识别+报警联动时序</w:t>
       </w:r>
@@ -9901,7 +11002,7 @@
       </w:pPr>
       <w:r>
         <w:rPr>
-          <w:lang w:eastAsia="zh-CN"/>
+          <w:lang w:val="en-US" w:eastAsia="zh-CN" w:bidi="ar-SA"/>
         </w:rPr>
         <w:t>一次完整的 person 检测 → 陌生人报警事件的端到端时序：</w:t>
       </w:r>
@@ -9917,10 +11018,9 @@
         <w:rPr>
           <w:noProof/>
         </w:rPr>
-        <w:lastRenderedPageBreak/>
         <w:drawing>
           <wp:inline distT="0" distB="0" distL="0" distR="0" wp14:anchorId="309F5642" wp14:editId="6BBCF12C">
-            <wp:extent cx="5029200" cy="3746241"/>
+            <wp:extent cx="5029200" cy="3743325"/>
             <wp:effectExtent l="0" t="0" r="0" b="0"/>
             <wp:docPr id="13" name="Picture 13"/>
             <wp:cNvGraphicFramePr>
@@ -9930,7 +11030,7 @@
               <a:graphicData uri="http://schemas.openxmlformats.org/drawingml/2006/picture">
                 <pic:pic xmlns:pic="http://schemas.openxmlformats.org/drawingml/2006/picture">
                   <pic:nvPicPr>
-                    <pic:cNvPr id="0" name="mermaid_174.png"/>
+                    <pic:cNvPr id="13" name="mermaid_174.png"/>
                     <pic:cNvPicPr/>
                   </pic:nvPicPr>
                   <pic:blipFill>
@@ -9964,8 +11064,9 @@
       </w:pPr>
       <w:r>
         <w:rPr>
-          <w:rFonts w:ascii="SimHei" w:eastAsia="SimHei" w:hAnsi="SimHei"/>
-          <w:lang w:eastAsia="zh-CN"/>
+          <w:rFonts w:ascii="SimHei" w:hAnsi="SimHei" w:eastAsia="SimHei" w:cstheme="majorBidi"/>
+          <w:lang w:val="en-US" w:eastAsia="zh-CN" w:bidi="ar-SA"/>
+          <w:color w:val="0F4761"/>
         </w:rPr>
         <w:t>8.3 课程考核点对照</w:t>
       </w:r>
@@ -9979,7 +11080,7 @@
       </w:pPr>
       <w:r>
         <w:rPr>
-          <w:lang w:eastAsia="zh-CN"/>
+          <w:lang w:val="en-US" w:eastAsia="zh-CN" w:bidi="ar-SA"/>
         </w:rPr>
         <w:t>对照课程设计的五项课题要求，逐一标注实现位置：</w:t>
       </w:r>
@@ -9988,7 +11089,13 @@
       <w:tblPr>
         <w:tblStyle w:val="aff1"/>
         <w:tblW w:w="0" w:type="auto"/>
-        <w:tblLook w:val="04A0" w:firstRow="1" w:lastRow="0" w:firstColumn="1" w:lastColumn="0" w:noHBand="0" w:noVBand="1"/>
+        <w:tblLook w:firstColumn="1" w:firstRow="1" w:lastColumn="0" w:lastRow="0" w:noHBand="0" w:noVBand="1" w:val="04A0"/>
+        <w:tblCellMar>
+          <w:top w:w="0" w:type="dxa"/>
+          <w:left w:w="108" w:type="dxa"/>
+          <w:bottom w:w="0" w:type="dxa"/>
+          <w:right w:w="108" w:type="dxa"/>
+        </w:tblCellMar>
       </w:tblPr>
       <w:tblGrid>
         <w:gridCol w:w="2717"/>
@@ -10065,6 +11172,7 @@
             <w:r>
               <w:rPr>
                 <w:sz w:val="21"/>
+                <w:szCs w:val="21"/>
               </w:rPr>
               <w:t>应用视频技术</w:t>
             </w:r>
@@ -10083,6 +11191,7 @@
             <w:r>
               <w:rPr>
                 <w:sz w:val="21"/>
+                <w:szCs w:val="21"/>
               </w:rPr>
               <w:t>OpenCV 实时读取摄像头、帧缩放、画面标注（bounding box + label）</w:t>
             </w:r>
@@ -10101,6 +11210,7 @@
             <w:r>
               <w:rPr>
                 <w:sz w:val="21"/>
+                <w:szCs w:val="21"/>
               </w:rPr>
               <w:t>`src/gui/video_panel.py:50-80`</w:t>
             </w:r>
@@ -10121,6 +11231,7 @@
             <w:r>
               <w:rPr>
                 <w:sz w:val="21"/>
+                <w:szCs w:val="21"/>
               </w:rPr>
               <w:t>结合 AI 分析</w:t>
             </w:r>
@@ -10139,6 +11250,7 @@
             <w:r>
               <w:rPr>
                 <w:sz w:val="21"/>
+                <w:szCs w:val="21"/>
               </w:rPr>
               <w:t>YOLO 双模型并行（yolov8n.pt + fire_model.pt）、ArcFace 512维特征提取</w:t>
             </w:r>
@@ -10157,6 +11269,7 @@
             <w:r>
               <w:rPr>
                 <w:sz w:val="21"/>
+                <w:szCs w:val="21"/>
               </w:rPr>
               <w:t>`src/models/yolo_detector.py:26-31`、`src/core/face_recognizer.py:61`</w:t>
             </w:r>
@@ -10177,6 +11290,7 @@
             <w:r>
               <w:rPr>
                 <w:sz w:val="21"/>
+                <w:szCs w:val="21"/>
               </w:rPr>
               <w:t>训练算法</w:t>
             </w:r>
@@ -10195,6 +11309,7 @@
             <w:r>
               <w:rPr>
                 <w:sz w:val="21"/>
+                <w:szCs w:val="21"/>
               </w:rPr>
               <w:t>YOLOv8n 迁移学习（Home-fire 数据集、Focal Loss、AdamW、硬负样本挖掘、100 epochs）</w:t>
             </w:r>
@@ -10213,6 +11328,7 @@
             <w:r>
               <w:rPr>
                 <w:sz w:val="21"/>
+                <w:szCs w:val="21"/>
               </w:rPr>
               <w:t>`training/train_fire.py:6-94`</w:t>
             </w:r>
@@ -10233,6 +11349,7 @@
             <w:r>
               <w:rPr>
                 <w:sz w:val="21"/>
+                <w:szCs w:val="21"/>
               </w:rPr>
               <w:t>特定场景监控与报警</w:t>
             </w:r>
@@ -10252,7 +11369,8 @@
             <w:r>
               <w:rPr>
                 <w:sz w:val="21"/>
-                <w:lang w:eastAsia="zh-CN"/>
+                <w:lang w:val="en-US" w:eastAsia="zh-CN" w:bidi="ar-SA"/>
+                <w:szCs w:val="21"/>
               </w:rPr>
               <w:t>全天候火焰+烟雾检测（fi re/smoke 双类）+ 深夜（23-06）陌生人闯入检测</w:t>
             </w:r>
@@ -10271,6 +11389,7 @@
             <w:r>
               <w:rPr>
                 <w:sz w:val="21"/>
+                <w:szCs w:val="21"/>
               </w:rPr>
               <w:t>`src/core/alarm_manager.py:175-311`</w:t>
             </w:r>
@@ -10291,6 +11410,7 @@
             <w:r>
               <w:rPr>
                 <w:sz w:val="21"/>
+                <w:szCs w:val="21"/>
               </w:rPr>
               <w:t>发现标注报警</w:t>
             </w:r>
@@ -10310,7 +11430,8 @@
             <w:r>
               <w:rPr>
                 <w:sz w:val="21"/>
-                <w:lang w:eastAsia="zh-CN"/>
+                <w:lang w:val="en-US" w:eastAsia="zh-CN" w:bidi="ar-SA"/>
+                <w:szCs w:val="21"/>
               </w:rPr>
               <w:t>实时标注 + 截图保存 + 数据库记录 + GUI 刷新，冷却 10s 防抖</w:t>
             </w:r>
@@ -10329,6 +11450,7 @@
             <w:r>
               <w:rPr>
                 <w:sz w:val="21"/>
+                <w:szCs w:val="21"/>
               </w:rPr>
               <w:t>`src/core/alarm_manager.py:187-228`、`src/gui/status_panel.py:40-60`</w:t>
             </w:r>
@@ -10352,55 +11474,39 @@
       </w:pPr>
       <w:r>
         <w:rPr>
-          <w:rFonts w:ascii="SimHei" w:eastAsia="SimHei" w:hAnsi="SimHei"/>
-          <w:lang w:eastAsia="zh-CN"/>
-        </w:rPr>
-        <w:lastRenderedPageBreak/>
+          <w:rFonts w:ascii="SimHei" w:hAnsi="SimHei" w:eastAsia="SimHei" w:cstheme="majorBidi"/>
+          <w:lang w:val="en-US" w:eastAsia="zh-CN" w:bidi="ar-SA"/>
+          <w:color w:val="0F4761"/>
+        </w:rPr>
         <w:t>8.4 系统运行截图</w:t>
       </w:r>
     </w:p>
     <w:p>
-      <w:pPr>
-        <w:rPr>
-          <w:rFonts w:hint="eastAsia"/>
-          <w:lang w:eastAsia="zh-CN"/>
-        </w:rPr>
-      </w:pPr>
       <w:r>
-        <w:rPr>
-          <w:lang w:eastAsia="zh-CN"/>
-        </w:rPr>
-        <w:t>以下为系统在 Home-fire 验证集上的火焰/烟雾检测实际运行效果：</w:t>
+        <w:t>以下为系统核心功能的实际运行截图，展示了火焰检测和人脸识别记录的完整操作流程：</w:t>
       </w:r>
     </w:p>
     <w:p>
       <w:pPr>
         <w:jc w:val="center"/>
-        <w:rPr>
-          <w:rFonts w:hint="eastAsia"/>
-        </w:rPr>
       </w:pPr>
       <w:r>
-        <w:rPr>
-          <w:noProof/>
-        </w:rPr>
         <w:drawing>
-          <wp:inline distT="0" distB="0" distL="0" distR="0" wp14:anchorId="4A7D24F6" wp14:editId="3DFFD47F">
-            <wp:extent cx="4572000" cy="2619375"/>
-            <wp:effectExtent l="0" t="0" r="0" b="0"/>
+          <wp:inline>
+            <wp:extent cx="5029200" cy="2828925"/>
             <wp:docPr id="14" name="Picture 14"/>
             <wp:cNvGraphicFramePr>
-              <a:graphicFrameLocks xmlns:a="http://schemas.openxmlformats.org/drawingml/2006/main" noChangeAspect="1"/>
+              <a:graphicFrameLocks noChangeAspect="1"/>
             </wp:cNvGraphicFramePr>
-            <a:graphic xmlns:a="http://schemas.openxmlformats.org/drawingml/2006/main">
+            <a:graphic>
               <a:graphicData uri="http://schemas.openxmlformats.org/drawingml/2006/picture">
-                <pic:pic xmlns:pic="http://schemas.openxmlformats.org/drawingml/2006/picture">
+                <pic:pic>
                   <pic:nvPicPr>
-                    <pic:cNvPr id="0" name="fire_detection_1.jpg"/>
+                    <pic:cNvPr id="0" name="检测到火焰.jpg"/>
                     <pic:cNvPicPr/>
                   </pic:nvPicPr>
                   <pic:blipFill>
-                    <a:blip r:embed="rId21"/>
+                    <a:blip r:embed="rId27"/>
                     <a:stretch>
                       <a:fillRect/>
                     </a:stretch>
@@ -10408,11 +11514,9 @@
                   <pic:spPr>
                     <a:xfrm>
                       <a:off x="0" y="0"/>
-                      <a:ext cx="4572000" cy="2619375"/>
+                      <a:ext cx="5029200" cy="2828925"/>
                     </a:xfrm>
-                    <a:prstGeom prst="rect">
-                      <a:avLst/>
-                    </a:prstGeom>
+                    <a:prstGeom prst="rect"/>
                   </pic:spPr>
                 </pic:pic>
               </a:graphicData>
@@ -10422,43 +11526,33 @@
       </w:r>
     </w:p>
     <w:p>
-      <w:pPr>
-        <w:rPr>
-          <w:rFonts w:hint="eastAsia"/>
-        </w:rPr>
-      </w:pPr>
+      <w:pPr/>
       <w:r>
-        <w:t>图 8-1: 验证集火焰检测推断结果（批次 1）— YOLOv8n Home-fire 自训练模型在室内火灾场景下检测 flame/smoke，边界框标注置信度</w:t>
+        <w:rPr/>
+        <w:t>图 8-1: 火焰检测功能 — 系统在监控画面中成功检测到火焰（bounding box 标注），触发报警并自动保存截图</w:t>
       </w:r>
     </w:p>
     <w:p>
       <w:pPr>
         <w:jc w:val="center"/>
-        <w:rPr>
-          <w:rFonts w:hint="eastAsia"/>
-        </w:rPr>
       </w:pPr>
       <w:r>
-        <w:rPr>
-          <w:noProof/>
-        </w:rPr>
         <w:drawing>
-          <wp:inline distT="0" distB="0" distL="0" distR="0" wp14:anchorId="1A87F1E4" wp14:editId="6C5784ED">
-            <wp:extent cx="4572000" cy="2619375"/>
-            <wp:effectExtent l="0" t="0" r="0" b="0"/>
+          <wp:inline>
+            <wp:extent cx="5029200" cy="2635389"/>
             <wp:docPr id="15" name="Picture 15"/>
             <wp:cNvGraphicFramePr>
-              <a:graphicFrameLocks xmlns:a="http://schemas.openxmlformats.org/drawingml/2006/main" noChangeAspect="1"/>
+              <a:graphicFrameLocks noChangeAspect="1"/>
             </wp:cNvGraphicFramePr>
-            <a:graphic xmlns:a="http://schemas.openxmlformats.org/drawingml/2006/main">
+            <a:graphic>
               <a:graphicData uri="http://schemas.openxmlformats.org/drawingml/2006/picture">
-                <pic:pic xmlns:pic="http://schemas.openxmlformats.org/drawingml/2006/picture">
+                <pic:pic>
                   <pic:nvPicPr>
-                    <pic:cNvPr id="0" name="fire_detection_2.jpg"/>
+                    <pic:cNvPr id="0" name="记录人脸前.jpg"/>
                     <pic:cNvPicPr/>
                   </pic:nvPicPr>
                   <pic:blipFill>
-                    <a:blip r:embed="rId22"/>
+                    <a:blip r:embed="rId28"/>
                     <a:stretch>
                       <a:fillRect/>
                     </a:stretch>
@@ -10466,11 +11560,9 @@
                   <pic:spPr>
                     <a:xfrm>
                       <a:off x="0" y="0"/>
-                      <a:ext cx="4572000" cy="2619375"/>
+                      <a:ext cx="5029200" cy="2635389"/>
                     </a:xfrm>
-                    <a:prstGeom prst="rect">
-                      <a:avLst/>
-                    </a:prstGeom>
+                    <a:prstGeom prst="rect"/>
                   </pic:spPr>
                 </pic:pic>
               </a:graphicData>
@@ -10480,48 +11572,33 @@
       </w:r>
     </w:p>
     <w:p>
-      <w:pPr>
-        <w:rPr>
-          <w:rFonts w:hint="eastAsia"/>
-          <w:lang w:eastAsia="zh-CN"/>
-        </w:rPr>
-      </w:pPr>
+      <w:pPr/>
       <w:r>
-        <w:rPr>
-          <w:lang w:eastAsia="zh-CN"/>
-        </w:rPr>
-        <w:t>图 8-2: 验证集火焰检测推断结果（批次 2）</w:t>
+        <w:rPr/>
+        <w:t>图 8-2: 人脸记录功能（操作前） — 准备录入家庭成员人脸信息，系统打开摄像头等待捕获</w:t>
       </w:r>
     </w:p>
     <w:p>
       <w:pPr>
         <w:jc w:val="center"/>
-        <w:rPr>
-          <w:rFonts w:hint="eastAsia"/>
-        </w:rPr>
       </w:pPr>
       <w:r>
-        <w:rPr>
-          <w:noProof/>
-        </w:rPr>
-        <w:lastRenderedPageBreak/>
         <w:drawing>
-          <wp:inline distT="0" distB="0" distL="0" distR="0" wp14:anchorId="749374C7" wp14:editId="57F3D9B9">
-            <wp:extent cx="4572000" cy="2619375"/>
-            <wp:effectExtent l="0" t="0" r="0" b="0"/>
+          <wp:inline>
+            <wp:extent cx="5029200" cy="2635389"/>
             <wp:docPr id="16" name="Picture 16"/>
             <wp:cNvGraphicFramePr>
-              <a:graphicFrameLocks xmlns:a="http://schemas.openxmlformats.org/drawingml/2006/main" noChangeAspect="1"/>
+              <a:graphicFrameLocks noChangeAspect="1"/>
             </wp:cNvGraphicFramePr>
-            <a:graphic xmlns:a="http://schemas.openxmlformats.org/drawingml/2006/main">
+            <a:graphic>
               <a:graphicData uri="http://schemas.openxmlformats.org/drawingml/2006/picture">
-                <pic:pic xmlns:pic="http://schemas.openxmlformats.org/drawingml/2006/picture">
+                <pic:pic>
                   <pic:nvPicPr>
-                    <pic:cNvPr id="0" name="fire_detection_3.jpg"/>
+                    <pic:cNvPr id="0" name="记录人脸后.jpg"/>
                     <pic:cNvPicPr/>
                   </pic:nvPicPr>
                   <pic:blipFill>
-                    <a:blip r:embed="rId23"/>
+                    <a:blip r:embed="rId29"/>
                     <a:stretch>
                       <a:fillRect/>
                     </a:stretch>
@@ -10529,11 +11606,9 @@
                   <pic:spPr>
                     <a:xfrm>
                       <a:off x="0" y="0"/>
-                      <a:ext cx="4572000" cy="2619375"/>
+                      <a:ext cx="5029200" cy="2635389"/>
                     </a:xfrm>
-                    <a:prstGeom prst="rect">
-                      <a:avLst/>
-                    </a:prstGeom>
+                    <a:prstGeom prst="rect"/>
                   </pic:spPr>
                 </pic:pic>
               </a:graphicData>
@@ -10543,516 +11618,12 @@
       </w:r>
     </w:p>
     <w:p>
-      <w:pPr>
-        <w:rPr>
-          <w:rFonts w:hint="eastAsia"/>
-          <w:lang w:eastAsia="zh-CN"/>
-        </w:rPr>
-      </w:pPr>
+      <w:pPr/>
       <w:r>
-        <w:rPr>
-          <w:lang w:eastAsia="zh-CN"/>
-        </w:rPr>
-        <w:t>图 8-3: 验证集火焰检测推断结果（批次 3）</w:t>
+        <w:rPr/>
+        <w:t>图 8-3: 人脸记录功能（操作后） — 成功捕获并存储人脸信息至数据库，系统提示录入完成</w:t>
       </w:r>
     </w:p>
-    <w:p>
-      <w:pPr>
-        <w:jc w:val="center"/>
-        <w:rPr>
-          <w:rFonts w:hint="eastAsia"/>
-        </w:rPr>
-      </w:pPr>
-      <w:r>
-        <w:rPr>
-          <w:noProof/>
-        </w:rPr>
-        <w:drawing>
-          <wp:inline distT="0" distB="0" distL="0" distR="0" wp14:anchorId="40F4698B" wp14:editId="7B81E371">
-            <wp:extent cx="4572000" cy="2286000"/>
-            <wp:effectExtent l="0" t="0" r="0" b="0"/>
-            <wp:docPr id="17" name="Picture 17"/>
-            <wp:cNvGraphicFramePr>
-              <a:graphicFrameLocks xmlns:a="http://schemas.openxmlformats.org/drawingml/2006/main" noChangeAspect="1"/>
-            </wp:cNvGraphicFramePr>
-            <a:graphic xmlns:a="http://schemas.openxmlformats.org/drawingml/2006/main">
-              <a:graphicData uri="http://schemas.openxmlformats.org/drawingml/2006/picture">
-                <pic:pic xmlns:pic="http://schemas.openxmlformats.org/drawingml/2006/picture">
-                  <pic:nvPicPr>
-                    <pic:cNvPr id="0" name="training_results.png"/>
-                    <pic:cNvPicPr/>
-                  </pic:nvPicPr>
-                  <pic:blipFill>
-                    <a:blip r:embed="rId14"/>
-                    <a:stretch>
-                      <a:fillRect/>
-                    </a:stretch>
-                  </pic:blipFill>
-                  <pic:spPr>
-                    <a:xfrm>
-                      <a:off x="0" y="0"/>
-                      <a:ext cx="4572000" cy="2286000"/>
-                    </a:xfrm>
-                    <a:prstGeom prst="rect">
-                      <a:avLst/>
-                    </a:prstGeom>
-                  </pic:spPr>
-                </pic:pic>
-              </a:graphicData>
-            </a:graphic>
-          </wp:inline>
-        </w:drawing>
-      </w:r>
-    </w:p>
-    <w:p>
-      <w:pPr>
-        <w:rPr>
-          <w:rFonts w:hint="eastAsia"/>
-        </w:rPr>
-      </w:pPr>
-      <w:r>
-        <w:t>图 8-4: YOLOv8n Home-fire 训练全过程曲线（100 epochs），包含 train/val loss、mAP50、mAP50-95 等指标变化趋势</w:t>
-      </w:r>
-    </w:p>
-    <w:p>
-      <w:pPr>
-        <w:jc w:val="center"/>
-        <w:rPr>
-          <w:rFonts w:hint="eastAsia"/>
-        </w:rPr>
-      </w:pPr>
-      <w:r>
-        <w:rPr>
-          <w:noProof/>
-        </w:rPr>
-        <w:lastRenderedPageBreak/>
-        <w:drawing>
-          <wp:inline distT="0" distB="0" distL="0" distR="0" wp14:anchorId="40FF601C" wp14:editId="2016E7F8">
-            <wp:extent cx="4572000" cy="3429000"/>
-            <wp:effectExtent l="0" t="0" r="0" b="0"/>
-            <wp:docPr id="18" name="Picture 18"/>
-            <wp:cNvGraphicFramePr>
-              <a:graphicFrameLocks xmlns:a="http://schemas.openxmlformats.org/drawingml/2006/main" noChangeAspect="1"/>
-            </wp:cNvGraphicFramePr>
-            <a:graphic xmlns:a="http://schemas.openxmlformats.org/drawingml/2006/main">
-              <a:graphicData uri="http://schemas.openxmlformats.org/drawingml/2006/picture">
-                <pic:pic xmlns:pic="http://schemas.openxmlformats.org/drawingml/2006/picture">
-                  <pic:nvPicPr>
-                    <pic:cNvPr id="0" name="confusion_matrix.png"/>
-                    <pic:cNvPicPr/>
-                  </pic:nvPicPr>
-                  <pic:blipFill>
-                    <a:blip r:embed="rId24"/>
-                    <a:stretch>
-                      <a:fillRect/>
-                    </a:stretch>
-                  </pic:blipFill>
-                  <pic:spPr>
-                    <a:xfrm>
-                      <a:off x="0" y="0"/>
-                      <a:ext cx="4572000" cy="3429000"/>
-                    </a:xfrm>
-                    <a:prstGeom prst="rect">
-                      <a:avLst/>
-                    </a:prstGeom>
-                  </pic:spPr>
-                </pic:pic>
-              </a:graphicData>
-            </a:graphic>
-          </wp:inline>
-        </w:drawing>
-      </w:r>
-    </w:p>
-    <w:p>
-      <w:pPr>
-        <w:rPr>
-          <w:rFonts w:hint="eastAsia"/>
-        </w:rPr>
-      </w:pPr>
-      <w:r>
-        <w:t>图 8-5: Home-fire 自训练模型混淆矩阵（验证集），展示 fire/smoke 2 类分类准确度与背景误检情况</w:t>
-      </w:r>
-    </w:p>
-    <w:p>
-      <w:pPr>
-        <w:rPr>
-          <w:rFonts w:hint="eastAsia"/>
-        </w:rPr>
-      </w:pPr>
-    </w:p>
-    <w:tbl>
-      <w:tblPr>
-        <w:tblStyle w:val="aff1"/>
-        <w:tblW w:w="0" w:type="auto"/>
-        <w:tblLook w:val="04A0" w:firstRow="1" w:lastRow="0" w:firstColumn="1" w:lastColumn="0" w:noHBand="0" w:noVBand="1"/>
-      </w:tblPr>
-      <w:tblGrid>
-        <w:gridCol w:w="4479"/>
-        <w:gridCol w:w="4479"/>
-      </w:tblGrid>
-      <w:tr>
-        <w:tc>
-          <w:tcPr>
-            <w:tcW w:w="4479" w:type="dxa"/>
-          </w:tcPr>
-          <w:p>
-            <w:pPr>
-              <w:rPr>
-                <w:rFonts w:hint="eastAsia"/>
-              </w:rPr>
-            </w:pPr>
-            <w:r>
-              <w:rPr>
-                <w:b/>
-                <w:sz w:val="30"/>
-              </w:rPr>
-              <w:t>教</w:t>
-            </w:r>
-            <w:r>
-              <w:rPr>
-                <w:b/>
-                <w:sz w:val="30"/>
-              </w:rPr>
-              <w:br/>
-              <w:t>师</w:t>
-            </w:r>
-            <w:r>
-              <w:rPr>
-                <w:b/>
-                <w:sz w:val="30"/>
-              </w:rPr>
-              <w:br/>
-              <w:t>评</w:t>
-            </w:r>
-            <w:r>
-              <w:rPr>
-                <w:b/>
-                <w:sz w:val="30"/>
-              </w:rPr>
-              <w:br/>
-              <w:t>语</w:t>
-            </w:r>
-          </w:p>
-        </w:tc>
-        <w:tc>
-          <w:tcPr>
-            <w:tcW w:w="4479" w:type="dxa"/>
-          </w:tcPr>
-          <w:p>
-            <w:pPr>
-              <w:rPr>
-                <w:rFonts w:hint="eastAsia"/>
-              </w:rPr>
-            </w:pPr>
-            <w:r>
-              <w:rPr>
-                <w:b/>
-                <w:sz w:val="30"/>
-              </w:rPr>
-              <w:br/>
-            </w:r>
-            <w:r>
-              <w:rPr>
-                <w:b/>
-                <w:sz w:val="30"/>
-              </w:rPr>
-              <w:br/>
-            </w:r>
-            <w:r>
-              <w:rPr>
-                <w:b/>
-                <w:sz w:val="30"/>
-              </w:rPr>
-              <w:br/>
-            </w:r>
-            <w:r>
-              <w:rPr>
-                <w:b/>
-                <w:sz w:val="30"/>
-              </w:rPr>
-              <w:br/>
-            </w:r>
-            <w:r>
-              <w:rPr>
-                <w:b/>
-                <w:sz w:val="30"/>
-              </w:rPr>
-              <w:br/>
-            </w:r>
-            <w:r>
-              <w:rPr>
-                <w:b/>
-                <w:sz w:val="30"/>
-              </w:rPr>
-              <w:br/>
-            </w:r>
-            <w:r>
-              <w:rPr>
-                <w:b/>
-                <w:sz w:val="30"/>
-              </w:rPr>
-              <w:br/>
-            </w:r>
-            <w:r>
-              <w:rPr>
-                <w:b/>
-                <w:sz w:val="30"/>
-              </w:rPr>
-              <w:br/>
-            </w:r>
-            <w:r>
-              <w:rPr>
-                <w:b/>
-                <w:sz w:val="30"/>
-              </w:rPr>
-              <w:br/>
-            </w:r>
-            <w:r>
-              <w:rPr>
-                <w:b/>
-                <w:sz w:val="30"/>
-              </w:rPr>
-              <w:br/>
-            </w:r>
-            <w:r>
-              <w:rPr>
-                <w:b/>
-                <w:sz w:val="30"/>
-              </w:rPr>
-              <w:br/>
-            </w:r>
-            <w:r>
-              <w:rPr>
-                <w:b/>
-                <w:sz w:val="30"/>
-              </w:rPr>
-              <w:br/>
-            </w:r>
-            <w:r>
-              <w:rPr>
-                <w:b/>
-                <w:sz w:val="30"/>
-              </w:rPr>
-              <w:br/>
-            </w:r>
-            <w:r>
-              <w:rPr>
-                <w:b/>
-                <w:sz w:val="30"/>
-              </w:rPr>
-              <w:br/>
-            </w:r>
-            <w:r>
-              <w:rPr>
-                <w:b/>
-                <w:sz w:val="30"/>
-              </w:rPr>
-              <w:br/>
-            </w:r>
-            <w:r>
-              <w:rPr>
-                <w:b/>
-                <w:sz w:val="30"/>
-              </w:rPr>
-              <w:lastRenderedPageBreak/>
-              <w:br/>
-            </w:r>
-            <w:r>
-              <w:rPr>
-                <w:b/>
-                <w:sz w:val="30"/>
-              </w:rPr>
-              <w:br/>
-            </w:r>
-            <w:r>
-              <w:rPr>
-                <w:b/>
-                <w:sz w:val="30"/>
-              </w:rPr>
-              <w:br/>
-            </w:r>
-            <w:r>
-              <w:rPr>
-                <w:b/>
-                <w:sz w:val="30"/>
-              </w:rPr>
-              <w:br/>
-            </w:r>
-            <w:r>
-              <w:rPr>
-                <w:b/>
-                <w:sz w:val="30"/>
-              </w:rPr>
-              <w:br/>
-            </w:r>
-            <w:r>
-              <w:rPr>
-                <w:b/>
-                <w:sz w:val="30"/>
-              </w:rPr>
-              <w:br/>
-              <w:t>教师签名：</w:t>
-            </w:r>
-            <w:r>
-              <w:rPr>
-                <w:b/>
-                <w:sz w:val="30"/>
-              </w:rPr>
-              <w:br/>
-              <w:t>日期：</w:t>
-            </w:r>
-          </w:p>
-        </w:tc>
-      </w:tr>
-      <w:tr>
-        <w:tc>
-          <w:tcPr>
-            <w:tcW w:w="4479" w:type="dxa"/>
-          </w:tcPr>
-          <w:p>
-            <w:pPr>
-              <w:rPr>
-                <w:rFonts w:hint="eastAsia"/>
-              </w:rPr>
-            </w:pPr>
-            <w:r>
-              <w:rPr>
-                <w:b/>
-                <w:sz w:val="30"/>
-              </w:rPr>
-              <w:lastRenderedPageBreak/>
-              <w:t>成</w:t>
-            </w:r>
-            <w:r>
-              <w:rPr>
-                <w:b/>
-                <w:sz w:val="30"/>
-              </w:rPr>
-              <w:br/>
-              <w:t>绩</w:t>
-            </w:r>
-            <w:r>
-              <w:rPr>
-                <w:b/>
-                <w:sz w:val="30"/>
-              </w:rPr>
-              <w:br/>
-              <w:t>评</w:t>
-            </w:r>
-            <w:r>
-              <w:rPr>
-                <w:b/>
-                <w:sz w:val="30"/>
-              </w:rPr>
-              <w:br/>
-              <w:t>定</w:t>
-            </w:r>
-          </w:p>
-        </w:tc>
-        <w:tc>
-          <w:tcPr>
-            <w:tcW w:w="4479" w:type="dxa"/>
-          </w:tcPr>
-          <w:p>
-            <w:pPr>
-              <w:rPr>
-                <w:rFonts w:hint="eastAsia"/>
-              </w:rPr>
-            </w:pPr>
-            <w:r>
-              <w:rPr>
-                <w:b/>
-                <w:sz w:val="30"/>
-              </w:rPr>
-              <w:br/>
-            </w:r>
-            <w:r>
-              <w:rPr>
-                <w:b/>
-                <w:sz w:val="30"/>
-              </w:rPr>
-              <w:br/>
-            </w:r>
-            <w:r>
-              <w:rPr>
-                <w:b/>
-                <w:sz w:val="30"/>
-              </w:rPr>
-              <w:br/>
-            </w:r>
-            <w:r>
-              <w:rPr>
-                <w:b/>
-                <w:sz w:val="30"/>
-              </w:rPr>
-              <w:br/>
-            </w:r>
-            <w:r>
-              <w:rPr>
-                <w:b/>
-                <w:sz w:val="30"/>
-              </w:rPr>
-              <w:br/>
-            </w:r>
-          </w:p>
-        </w:tc>
-      </w:tr>
-      <w:tr>
-        <w:tc>
-          <w:tcPr>
-            <w:tcW w:w="4479" w:type="dxa"/>
-          </w:tcPr>
-          <w:p>
-            <w:pPr>
-              <w:rPr>
-                <w:rFonts w:hint="eastAsia"/>
-              </w:rPr>
-            </w:pPr>
-            <w:r>
-              <w:rPr>
-                <w:b/>
-                <w:sz w:val="30"/>
-              </w:rPr>
-              <w:t>备</w:t>
-            </w:r>
-            <w:r>
-              <w:rPr>
-                <w:b/>
-                <w:sz w:val="30"/>
-              </w:rPr>
-              <w:br/>
-              <w:t>注</w:t>
-            </w:r>
-          </w:p>
-        </w:tc>
-        <w:tc>
-          <w:tcPr>
-            <w:tcW w:w="4479" w:type="dxa"/>
-          </w:tcPr>
-          <w:p>
-            <w:pPr>
-              <w:rPr>
-                <w:rFonts w:hint="eastAsia"/>
-              </w:rPr>
-            </w:pPr>
-            <w:r>
-              <w:rPr>
-                <w:b/>
-                <w:sz w:val="30"/>
-              </w:rPr>
-              <w:br/>
-            </w:r>
-            <w:r>
-              <w:rPr>
-                <w:b/>
-                <w:sz w:val="30"/>
-              </w:rPr>
-              <w:br/>
-            </w:r>
-          </w:p>
-        </w:tc>
-      </w:tr>
-    </w:tbl>
     <w:p/>
     <w:sectPr>
       <w:pgSz w:w="11906" w:h="16838"/>
@@ -22713,6 +23284,130 @@
       </w:tcPr>
     </w:tblStylePr>
   </w:style>
+  <w:style w:type="paragraph" w:default="1" w:styleId="Normal">
+    <w:name w:val="Normal"/>
+    <w:qFormat/>
+  </w:style>
+  <w:style w:type="paragraph" w:styleId="Title">
+    <w:name w:val="Title"/>
+    <w:basedOn w:val="Normal"/>
+    <w:next w:val="Normal"/>
+    <w:link w:val="TitleChar"/>
+    <w:uiPriority w:val="10"/>
+    <w:qFormat/>
+    <w:rsid w:val="00B72667"/>
+    <w:pPr>
+      <w:spacing w:after="80"/>
+      <w:contextualSpacing/>
+    </w:pPr>
+    <w:rPr>
+      <w:rFonts w:asciiTheme="majorHAnsi" w:eastAsiaTheme="majorEastAsia" w:hAnsiTheme="majorHAnsi" w:cstheme="majorBidi"/>
+      <w:spacing w:val="-10"/>
+      <w:kern w:val="28"/>
+      <w:sz w:val="56"/>
+      <w:szCs w:val="56"/>
+    </w:rPr>
+  </w:style>
+  <w:style w:type="paragraph" w:styleId="Subtitle">
+    <w:name w:val="Subtitle"/>
+    <w:basedOn w:val="Normal"/>
+    <w:next w:val="Normal"/>
+    <w:link w:val="SubtitleChar"/>
+    <w:uiPriority w:val="11"/>
+    <w:qFormat/>
+    <w:rsid w:val="00B72667"/>
+    <w:pPr>
+      <w:numPr>
+        <w:ilvl w:val="1"/>
+      </w:numPr>
+      <w:spacing w:after="160"/>
+    </w:pPr>
+    <w:rPr>
+      <w:rFonts w:asciiTheme="minorHAnsi" w:eastAsiaTheme="majorEastAsia" w:hAnsiTheme="minorHAnsi" w:cstheme="majorBidi"/>
+      <w:color w:val="595959" w:themeColor="text1" w:themeTint="A6"/>
+      <w:spacing w:val="15"/>
+      <w:sz w:val="28"/>
+      <w:szCs w:val="28"/>
+    </w:rPr>
+  </w:style>
+  <w:style w:type="paragraph" w:styleId="Heading1">
+    <w:name w:val="heading 1"/>
+    <w:basedOn w:val="Normal"/>
+    <w:next w:val="Normal"/>
+    <w:link w:val="Heading1Char"/>
+    <w:uiPriority w:val="9"/>
+    <w:qFormat/>
+    <w:rsid w:val="00233D7B"/>
+    <w:pPr>
+      <w:keepNext/>
+      <w:keepLines/>
+      <w:spacing w:before="360" w:after="80"/>
+      <w:outlineLvl w:val="0"/>
+    </w:pPr>
+    <w:rPr>
+      <w:rFonts w:asciiTheme="majorHAnsi" w:eastAsiaTheme="majorEastAsia" w:hAnsiTheme="majorHAnsi" w:cstheme="majorBidi"/>
+      <w:color w:val="0F4761" w:themeColor="accent1" w:themeShade="BF"/>
+      <w:sz w:val="40"/>
+      <w:szCs w:val="40"/>
+    </w:rPr>
+  </w:style>
+  <w:style w:type="paragraph" w:styleId="Heading2">
+    <w:name w:val="heading 2"/>
+    <w:basedOn w:val="Normal"/>
+    <w:next w:val="Normal"/>
+    <w:link w:val="Heading2Char"/>
+    <w:uiPriority w:val="9"/>
+    <w:semiHidden/>
+    <w:unhideWhenUsed/>
+    <w:qFormat/>
+    <w:rsid w:val="00233D7B"/>
+    <w:pPr>
+      <w:keepNext/>
+      <w:keepLines/>
+      <w:spacing w:before="160" w:after="80"/>
+      <w:outlineLvl w:val="1"/>
+    </w:pPr>
+    <w:rPr>
+      <w:rFonts w:asciiTheme="majorHAnsi" w:eastAsiaTheme="majorEastAsia" w:hAnsiTheme="majorHAnsi" w:cstheme="majorBidi"/>
+      <w:color w:val="0F4761" w:themeColor="accent1" w:themeShade="BF"/>
+      <w:sz w:val="32"/>
+      <w:szCs w:val="32"/>
+    </w:rPr>
+  </w:style>
+  <w:style w:type="paragraph" w:styleId="Heading3">
+    <w:name w:val="heading 3"/>
+    <w:basedOn w:val="Normal"/>
+    <w:next w:val="Normal"/>
+    <w:link w:val="Heading3Char"/>
+    <w:uiPriority w:val="9"/>
+    <w:semiHidden/>
+    <w:unhideWhenUsed/>
+    <w:qFormat/>
+    <w:rsid w:val="00233D7B"/>
+    <w:pPr>
+      <w:keepNext/>
+      <w:keepLines/>
+      <w:spacing w:before="160" w:after="80"/>
+      <w:outlineLvl w:val="2"/>
+    </w:pPr>
+    <w:rPr>
+      <w:rFonts w:eastAsiaTheme="majorEastAsia" w:cstheme="majorBidi"/>
+      <w:color w:val="0F4761" w:themeColor="accent1" w:themeShade="BF"/>
+      <w:sz w:val="28"/>
+      <w:szCs w:val="28"/>
+    </w:rPr>
+  </w:style>
+  <w:style w:styleId="Hyperlink" w:type="character">
+    <w:name w:val="Hyperlink"/>
+    <w:basedOn w:val="DefaultParagraphFont"/>
+    <w:uiPriority w:val="99"/>
+    <w:unhideWhenUsed/>
+    <w:rsid w:val="00D87CC4"/>
+    <w:rPr>
+      <w:color w:themeColor="hyperlink" w:val="467886"/>
+      <w:u w:val="single"/>
+    </w:rPr>
+  </w:style>
 </w:styles>
 </file>
 
@@ -23037,7 +23732,7 @@
 </file>
 
 <file path=customXml/item1.xml><?xml version="1.0" encoding="utf-8"?>
-<b:Sources xmlns:b="http://schemas.openxmlformats.org/officeDocument/2006/bibliography" xmlns="http://schemas.openxmlformats.org/officeDocument/2006/bibliography" SelectedStyle="/APA.XSL" StyleName="APA"/>
+<b:Sources xmlns:b="http://schemas.openxmlformats.org/officeDocument/2006/bibliography" xmlns="http://schemas.openxmlformats.org/officeDocument/2006/bibliography" SelectedStyle="/APA.XSL" StyleName="APA" Version="6"/>
 </file>
 
 <file path=customXml/itemProps1.xml><?xml version="1.0" encoding="utf-8"?>
